--- a/skills/phong-vattu/assets/hop-dong-vattu.docx
+++ b/skills/phong-vattu/assets/hop-dong-vattu.docx
@@ -1,6 +1,6 @@
 
 <file path=word/document.xml><?xml version="1.0" encoding="utf-8"?>
-<w:document xmlns:ns1="http://schemas.openxmlformats.org/markup-compatibility/2006" xmlns:ns2="http://schemas.microsoft.com/office/word/2010/wordml" xmlns:ns3="http://schemas.openxmlformats.org/drawingml/2006/wordprocessingDrawing" xmlns:ns4="http://schemas.microsoft.com/office/word/2010/wordprocessingDrawing" xmlns:ns5="http://schemas.openxmlformats.org/drawingml/2006/main" xmlns:ns6="http://schemas.microsoft.com/office/word/2010/wordprocessingShape" xmlns:ns7="http://schemas.microsoft.com/office/drawing/2010/main" xmlns:ns8="urn:schemas-microsoft-com:vml" xmlns:ns9="urn:schemas-microsoft-com:office:office" xmlns:w="http://schemas.openxmlformats.org/wordprocessingml/2006/main" ns1:Ignorable="w14 w15 w16se wp14">
+<w:document xmlns:ns1="http://schemas.openxmlformats.org/markup-compatibility/2006" xmlns:ns2="http://schemas.microsoft.com/office/word/2010/wordml" xmlns:ns3="http://schemas.openxmlformats.org/drawingml/2006/wordprocessingDrawing" xmlns:ns4="http://schemas.microsoft.com/office/word/2010/wordprocessingDrawing" xmlns:ns5="http://schemas.openxmlformats.org/drawingml/2006/main" xmlns:ns6="http://schemas.microsoft.com/office/word/2010/wordprocessingShape" xmlns:ns7="http://schemas.microsoft.com/office/drawing/2010/main" xmlns:ns8="urn:schemas-microsoft-com:vml" xmlns:ns9="urn:schemas-microsoft-com:office:office" xmlns:w="http://schemas.openxmlformats.org/wordprocessingml/2006/main" xmlns:wps="http://schemas.microsoft.com/office/word/2010/wordprocessingShape">
   <w:body>
     <w:tbl>
       <w:tblPr>
@@ -53,7 +53,7 @@
               <ns1:AlternateContent>
                 <ns1:Choice Requires="wps">
                   <w:drawing>
-                    <ns3:anchor distT="0" distB="0" distL="114300" distR="114300" simplePos="0" relativeHeight="251659264" behindDoc="0" locked="0" layoutInCell="1" allowOverlap="1" ns4:anchorId="58809BEA" ns4:editId="09873F03">
+                    <ns3:anchor distT="0" distB="0" distL="114300" distR="114300" simplePos="0" relativeHeight="251659264" behindDoc="0" locked="0" layoutInCell="1" allowOverlap="1" ns4:editId="09873F03">
                       <ns3:simplePos x="0" y="0"/>
                       <ns3:positionH relativeFrom="column">
                         <ns3:posOffset>1994535</ns3:posOffset>
@@ -114,7 +114,7 @@
                 </ns1:Choice>
                 <ns1:Fallback>
                   <w:pict>
-                    <ns8:line ns2:anchorId="06B62750" id="Straight Connector 1" ns9:spid="_x0000_s1026" style="position:absolute;z-index:251659264;visibility:visible;mso-wrap-style:square;mso-width-percent:0;mso-height-percent:0;mso-wrap-distance-left:9pt;mso-wrap-distance-top:0;mso-wrap-distance-right:9pt;mso-wrap-distance-bottom:0;mso-position-horizontal:absolute;mso-position-horizontal-relative:text;mso-position-vertical:absolute;mso-position-vertical-relative:text;mso-width-percent:0;mso-height-percent:0;mso-width-relative:page;mso-height-relative:page" from="157.05pt,18.15pt" to="328.05pt,18.15pt" ns9:gfxdata="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"/>
+                    <ns8:line id="Straight Connector 1" ns9:spid="_x0000_s1026" style="position:absolute;z-index:251659264;visibility:visible;mso-wrap-style:square;mso-width-percent:0;mso-height-percent:0;mso-wrap-distance-left:9pt;mso-wrap-distance-top:0;mso-wrap-distance-right:9pt;mso-wrap-distance-bottom:0;mso-position-horizontal:absolute;mso-position-horizontal-relative:text;mso-position-vertical:absolute;mso-position-vertical-relative:text;mso-width-percent:0;mso-height-percent:0;mso-width-relative:page;mso-height-relative:page" from="157.05pt,18.15pt" to="328.05pt,18.15pt" ns9:gfxdata="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"/>
                   </w:pict>
                 </ns1:Fallback>
               </ns1:AlternateContent>
@@ -17815,8 +17815,8 @@
 </file>
 
 <file path=word/numbering.xml><?xml version="1.0" encoding="utf-8"?>
-<w:numbering xmlns:wpc="http://schemas.microsoft.com/office/word/2010/wordprocessingCanvas" xmlns:cx="http://schemas.microsoft.com/office/drawing/2014/chartex" xmlns:mc="http://schemas.openxmlformats.org/markup-compatibility/2006" xmlns:o="urn:schemas-microsoft-com:office:office" xmlns:r="http://schemas.openxmlformats.org/officeDocument/2006/relationships" xmlns:m="http://schemas.openxmlformats.org/officeDocument/2006/math" xmlns:v="urn:schemas-microsoft-com:vml" xmlns:wp14="http://schemas.microsoft.com/office/word/2010/wordprocessingDrawing" xmlns:wp="http://schemas.openxmlformats.org/drawingml/2006/wordprocessingDrawing" xmlns:w10="urn:schemas-microsoft-com:office:word" xmlns:w="http://schemas.openxmlformats.org/wordprocessingml/2006/main" xmlns:w14="http://schemas.microsoft.com/office/word/2010/wordml" xmlns:w15="http://schemas.microsoft.com/office/word/2012/wordml" xmlns:w16se="http://schemas.microsoft.com/office/word/2015/wordml/symex" xmlns:wpg="http://schemas.microsoft.com/office/word/2010/wordprocessingGroup" xmlns:wpi="http://schemas.microsoft.com/office/word/2010/wordprocessingInk" xmlns:wne="http://schemas.microsoft.com/office/word/2006/wordml" xmlns:wps="http://schemas.microsoft.com/office/word/2010/wordprocessingShape" mc:Ignorable="w14 w15 w16se wp14">
-  <w:abstractNum w:abstractNumId="0" w15:restartNumberingAfterBreak="0">
+<w:numbering xmlns:wpc="http://schemas.microsoft.com/office/word/2010/wordprocessingCanvas" xmlns:cx="http://schemas.microsoft.com/office/drawing/2014/chartex" xmlns:mc="http://schemas.openxmlformats.org/markup-compatibility/2006" xmlns:o="urn:schemas-microsoft-com:office:office" xmlns:r="http://schemas.openxmlformats.org/officeDocument/2006/relationships" xmlns:m="http://schemas.openxmlformats.org/officeDocument/2006/math" xmlns:v="urn:schemas-microsoft-com:vml" xmlns:wp14="http://schemas.microsoft.com/office/word/2010/wordprocessingDrawing" xmlns:wp="http://schemas.openxmlformats.org/drawingml/2006/wordprocessingDrawing" xmlns:w10="urn:schemas-microsoft-com:office:word" xmlns:w="http://schemas.openxmlformats.org/wordprocessingml/2006/main" xmlns:w14="http://schemas.microsoft.com/office/word/2010/wordml" xmlns:w15="http://schemas.microsoft.com/office/word/2012/wordml" xmlns:w16se="http://schemas.microsoft.com/office/word/2015/wordml/symex" xmlns:wpg="http://schemas.microsoft.com/office/word/2010/wordprocessingGroup" xmlns:wpi="http://schemas.microsoft.com/office/word/2010/wordprocessingInk" xmlns:wne="http://schemas.microsoft.com/office/word/2006/wordml" xmlns:wps="http://schemas.microsoft.com/office/word/2010/wordprocessingShape">
+  <w:abstractNum w:abstractNumId="0">
     <w:nsid w:val="0C706641"/>
     <w:multiLevelType w:val="multilevel"/>
     <w:tmpl w:val="9B6275EA"/>
@@ -17931,7 +17931,7 @@
       </w:rPr>
     </w:lvl>
   </w:abstractNum>
-  <w:abstractNum w:abstractNumId="1" w15:restartNumberingAfterBreak="0">
+  <w:abstractNum w:abstractNumId="1">
     <w:nsid w:val="170D0279"/>
     <w:multiLevelType w:val="hybridMultilevel"/>
     <w:tmpl w:val="79122868"/>
@@ -18020,7 +18020,7 @@
       </w:pPr>
     </w:lvl>
   </w:abstractNum>
-  <w:abstractNum w:abstractNumId="2" w15:restartNumberingAfterBreak="0">
+  <w:abstractNum w:abstractNumId="2">
     <w:nsid w:val="217A0BD8"/>
     <w:multiLevelType w:val="hybridMultilevel"/>
     <w:tmpl w:val="9BA44AFE"/>
@@ -18133,7 +18133,7 @@
       </w:rPr>
     </w:lvl>
   </w:abstractNum>
-  <w:abstractNum w:abstractNumId="3" w15:restartNumberingAfterBreak="0">
+  <w:abstractNum w:abstractNumId="3">
     <w:nsid w:val="2493455F"/>
     <w:multiLevelType w:val="hybridMultilevel"/>
     <w:tmpl w:val="E71EF2B2"/>
@@ -18246,7 +18246,7 @@
       </w:rPr>
     </w:lvl>
   </w:abstractNum>
-  <w:abstractNum w:abstractNumId="4" w15:restartNumberingAfterBreak="0">
+  <w:abstractNum w:abstractNumId="4">
     <w:nsid w:val="25642413"/>
     <w:multiLevelType w:val="hybridMultilevel"/>
     <w:tmpl w:val="99EA4534"/>
@@ -18332,7 +18332,7 @@
       </w:pPr>
     </w:lvl>
   </w:abstractNum>
-  <w:abstractNum w:abstractNumId="5" w15:restartNumberingAfterBreak="0">
+  <w:abstractNum w:abstractNumId="5">
     <w:nsid w:val="2BF9273C"/>
     <w:multiLevelType w:val="hybridMultilevel"/>
     <w:tmpl w:val="8C8422E8"/>
@@ -18421,7 +18421,7 @@
       </w:pPr>
     </w:lvl>
   </w:abstractNum>
-  <w:abstractNum w:abstractNumId="6" w15:restartNumberingAfterBreak="0">
+  <w:abstractNum w:abstractNumId="6">
     <w:nsid w:val="2EF5384F"/>
     <w:multiLevelType w:val="hybridMultilevel"/>
     <w:tmpl w:val="F3E8CF38"/>
@@ -18534,7 +18534,7 @@
       </w:rPr>
     </w:lvl>
   </w:abstractNum>
-  <w:abstractNum w:abstractNumId="7" w15:restartNumberingAfterBreak="0">
+  <w:abstractNum w:abstractNumId="7">
     <w:nsid w:val="3422457E"/>
     <w:multiLevelType w:val="hybridMultilevel"/>
     <w:tmpl w:val="730639DC"/>
@@ -18647,7 +18647,7 @@
       </w:rPr>
     </w:lvl>
   </w:abstractNum>
-  <w:abstractNum w:abstractNumId="8" w15:restartNumberingAfterBreak="0">
+  <w:abstractNum w:abstractNumId="8">
     <w:nsid w:val="3C792084"/>
     <w:multiLevelType w:val="multilevel"/>
     <w:tmpl w:val="404047DE"/>
@@ -18760,7 +18760,7 @@
       </w:pPr>
     </w:lvl>
   </w:abstractNum>
-  <w:abstractNum w:abstractNumId="9" w15:restartNumberingAfterBreak="0">
+  <w:abstractNum w:abstractNumId="9">
     <w:nsid w:val="43457799"/>
     <w:multiLevelType w:val="multilevel"/>
     <w:tmpl w:val="F6FA7C7E"/>
@@ -18861,7 +18861,7 @@
       </w:pPr>
     </w:lvl>
   </w:abstractNum>
-  <w:abstractNum w:abstractNumId="10" w15:restartNumberingAfterBreak="0">
+  <w:abstractNum w:abstractNumId="10">
     <w:nsid w:val="466564AA"/>
     <w:multiLevelType w:val="hybridMultilevel"/>
     <w:tmpl w:val="27BE1B14"/>
@@ -18948,7 +18948,7 @@
       </w:pPr>
     </w:lvl>
   </w:abstractNum>
-  <w:abstractNum w:abstractNumId="11" w15:restartNumberingAfterBreak="0">
+  <w:abstractNum w:abstractNumId="11">
     <w:nsid w:val="4C4A7E27"/>
     <w:multiLevelType w:val="multilevel"/>
     <w:tmpl w:val="4C4A7E27"/>
@@ -19065,7 +19065,7 @@
       </w:rPr>
     </w:lvl>
   </w:abstractNum>
-  <w:abstractNum w:abstractNumId="12" w15:restartNumberingAfterBreak="0">
+  <w:abstractNum w:abstractNumId="12">
     <w:nsid w:val="5D8202EF"/>
     <w:multiLevelType w:val="multilevel"/>
     <w:tmpl w:val="53FA23E6"/>
@@ -19301,7 +19301,7 @@
 </file>
 
 <file path=word/styles.xml><?xml version="1.0" encoding="utf-8"?>
-<w:styles xmlns:mc="http://schemas.openxmlformats.org/markup-compatibility/2006" xmlns:r="http://schemas.openxmlformats.org/officeDocument/2006/relationships" xmlns:w="http://schemas.openxmlformats.org/wordprocessingml/2006/main" xmlns:w14="http://schemas.microsoft.com/office/word/2010/wordml" xmlns:w15="http://schemas.microsoft.com/office/word/2012/wordml" xmlns:w16se="http://schemas.microsoft.com/office/word/2015/wordml/symex" mc:Ignorable="w14 w15 w16se">
+<w:styles xmlns:mc="http://schemas.openxmlformats.org/markup-compatibility/2006" xmlns:r="http://schemas.openxmlformats.org/officeDocument/2006/relationships" xmlns:w="http://schemas.openxmlformats.org/wordprocessingml/2006/main" xmlns:w14="http://schemas.microsoft.com/office/word/2010/wordml" xmlns:w15="http://schemas.microsoft.com/office/word/2012/wordml" xmlns:w16se="http://schemas.microsoft.com/office/word/2015/wordml/symex">
   <w:docDefaults>
     <w:rPrDefault>
       <w:rPr>

--- a/skills/phong-vattu/assets/hop-dong-vattu.docx
+++ b/skills/phong-vattu/assets/hop-dong-vattu.docx
@@ -1,5 +1,72 @@
 
-<file path=word/document.xml><?xml version="1.0" encoding="utf-8"?>
+<file path=./[Content_Types].xml><?xml version="1.0" encoding="utf-8"?>
+<Types xmlns="http://schemas.openxmlformats.org/package/2006/content-types">
+  <Default Extension="rels" ContentType="application/vnd.openxmlformats-package.relationships+xml"/>
+  <Default Extension="xml" ContentType="application/xml"/>
+  <Override PartName="/word/document.xml" ContentType="application/vnd.openxmlformats-officedocument.wordprocessingml.document.main+xml"/>
+  <Override PartName="/word/numbering.xml" ContentType="application/vnd.openxmlformats-officedocument.wordprocessingml.numbering+xml"/>
+  <Override PartName="/word/styles.xml" ContentType="application/vnd.openxmlformats-officedocument.wordprocessingml.styles+xml"/>
+  <Override PartName="/word/settings.xml" ContentType="application/vnd.openxmlformats-officedocument.wordprocessingml.settings+xml"/>
+  <Override PartName="/word/webSettings.xml" ContentType="application/vnd.openxmlformats-officedocument.wordprocessingml.webSettings+xml"/>
+  <Override PartName="/word/fontTable.xml" ContentType="application/vnd.openxmlformats-officedocument.wordprocessingml.fontTable+xml"/>
+  <Override PartName="/word/theme/theme1.xml" ContentType="application/vnd.openxmlformats-officedocument.theme+xml"/>
+  <Override PartName="/docProps/core.xml" ContentType="application/vnd.openxmlformats-package.core-properties+xml"/>
+  <Override PartName="/docProps/app.xml" ContentType="application/vnd.openxmlformats-officedocument.extended-properties+xml"/>
+</Types>
+</file>
+
+<file path=./docProps/app.xml><?xml version="1.0" encoding="utf-8"?>
+<Properties xmlns="http://schemas.openxmlformats.org/officeDocument/2006/extended-properties" xmlns:vt="http://schemas.openxmlformats.org/officeDocument/2006/docPropsVTypes">
+  <Template>Normal</Template>
+  <TotalTime>6</TotalTime>
+  <Pages>22</Pages>
+  <Words>6890</Words>
+  <Characters>39277</Characters>
+  <Application>Microsoft Office Word</Application>
+  <DocSecurity>0</DocSecurity>
+  <Lines>327</Lines>
+  <Paragraphs>92</Paragraphs>
+  <ScaleCrop>false</ScaleCrop>
+  <HeadingPairs>
+    <vt:vector size="2" baseType="variant">
+      <vt:variant>
+        <vt:lpstr>Title</vt:lpstr>
+      </vt:variant>
+      <vt:variant>
+        <vt:i4>1</vt:i4>
+      </vt:variant>
+    </vt:vector>
+  </HeadingPairs>
+  <TitlesOfParts>
+    <vt:vector size="1" baseType="lpstr">
+      <vt:lpstr/>
+    </vt:vector>
+  </TitlesOfParts>
+  <Company/>
+  <LinksUpToDate>false</LinksUpToDate>
+  <CharactersWithSpaces>46075</CharactersWithSpaces>
+  <SharedDoc>false</SharedDoc>
+  <HyperlinksChanged>false</HyperlinksChanged>
+  <AppVersion>16.0000</AppVersion>
+</Properties>
+</file>
+
+<file path=./docProps/core.xml><?xml version="1.0" encoding="utf-8"?>
+<cp:coreProperties xmlns:cp="http://schemas.openxmlformats.org/package/2006/metadata/core-properties" xmlns:dc="http://purl.org/dc/elements/1.1/" xmlns:dcterms="http://purl.org/dc/terms/" xmlns:dcmitype="http://purl.org/dc/dcmitype/" xmlns:xsi="http://www.w3.org/2001/XMLSchema-instance">
+  <dc:title/>
+  <dc:subject/>
+  <dc:creator>Administrator</dc:creator>
+  <cp:keywords/>
+  <dc:description/>
+  <cp:lastModifiedBy>MY</cp:lastModifiedBy>
+  <cp:revision>2</cp:revision>
+  <cp:lastPrinted>2026-01-22T04:16:00Z</cp:lastPrinted>
+  <dcterms:created xsi:type="dcterms:W3CDTF">2026-06-01T09:48:00Z</dcterms:created>
+  <dcterms:modified xsi:type="dcterms:W3CDTF">2026-06-01T09:48:00Z</dcterms:modified>
+</cp:coreProperties>
+</file>
+
+<file path=./word/document.xml><?xml version="1.0" encoding="utf-8"?>
 <w:document xmlns:ns1="http://schemas.openxmlformats.org/markup-compatibility/2006" xmlns:ns2="http://schemas.microsoft.com/office/word/2010/wordml" xmlns:ns3="http://schemas.openxmlformats.org/drawingml/2006/wordprocessingDrawing" xmlns:ns4="http://schemas.microsoft.com/office/word/2010/wordprocessingDrawing" xmlns:ns5="http://schemas.openxmlformats.org/drawingml/2006/main" xmlns:ns6="http://schemas.microsoft.com/office/word/2010/wordprocessingShape" xmlns:ns7="http://schemas.microsoft.com/office/drawing/2010/main" xmlns:ns8="urn:schemas-microsoft-com:vml" xmlns:ns9="urn:schemas-microsoft-com:office:office" xmlns:w="http://schemas.openxmlformats.org/wordprocessingml/2006/main" xmlns:wps="http://schemas.microsoft.com/office/word/2010/wordprocessingShape">
   <w:body>
     <w:tbl>
@@ -17814,7 +17881,85 @@
 </w:document>
 </file>
 
-<file path=word/numbering.xml><?xml version="1.0" encoding="utf-8"?>
+<file path=./word/fontTable.xml><?xml version="1.0" encoding="utf-8"?>
+<w:fonts xmlns:mc="http://schemas.openxmlformats.org/markup-compatibility/2006" xmlns:r="http://schemas.openxmlformats.org/officeDocument/2006/relationships" xmlns:w="http://schemas.openxmlformats.org/wordprocessingml/2006/main" xmlns:w14="http://schemas.microsoft.com/office/word/2010/wordml" xmlns:w15="http://schemas.microsoft.com/office/word/2012/wordml" xmlns:w16se="http://schemas.microsoft.com/office/word/2015/wordml/symex">
+  <w:font w:name="Times New Roman">
+    <w:panose1 w:val="02020603050405020304"/>
+    <w:family w:val="roman"/>
+    <w:pitch w:val="variable"/>
+    <w:sig w:usb0="E0002EFF" w:usb1="C000785B" w:usb2="00000009" w:usb3="00000000" w:csb0="000001FF" w:csb1="00000000"/>
+  </w:font>
+  <w:font w:name="Symbol">
+    <w:panose1 w:val="05050102010706020507"/>
+    <w:family w:val="roman"/>
+    <w:pitch w:val="variable"/>
+    <w:sig w:usb0="00000000" w:usb1="10000000" w:usb2="00000000" w:usb3="00000000" w:csb0="80000000" w:csb1="00000000"/>
+  </w:font>
+  <w:font w:name="Courier New">
+    <w:panose1 w:val="02070309020205020404"/>
+    <w:family w:val="modern"/>
+    <w:pitch w:val="fixed"/>
+    <w:sig w:usb0="E0002EFF" w:usb1="C0007843" w:usb2="00000009" w:usb3="00000000" w:csb0="000001FF" w:csb1="00000000"/>
+  </w:font>
+  <w:font w:name="Wingdings">
+    <w:panose1 w:val="05000000000000000000"/>
+    <w:family w:val="auto"/>
+    <w:pitch w:val="variable"/>
+    <w:sig w:usb0="00000000" w:usb1="10000000" w:usb2="00000000" w:usb3="00000000" w:csb0="80000000" w:csb1="00000000"/>
+  </w:font>
+  <w:font w:name="Calibri">
+    <w:panose1 w:val="020F0502020204030204"/>
+    <w:family w:val="swiss"/>
+    <w:pitch w:val="variable"/>
+    <w:sig w:usb0="E4002EFF" w:usb1="C200247B" w:usb2="00000009" w:usb3="00000000" w:csb0="000001FF" w:csb1="00000000"/>
+  </w:font>
+  <w:font w:name="Sitka Text">
+    <w:panose1 w:val="02000505000000020004"/>
+    <w:family w:val="auto"/>
+    <w:pitch w:val="variable"/>
+    <w:sig w:usb0="A00002EF" w:usb1="4000204B" w:usb2="00000000" w:usb3="00000000" w:csb0="0000019F" w:csb1="00000000"/>
+  </w:font>
+  <w:font w:name="TimesNewRomanPSMT">
+    <w:altName w:val="Times New Roman"/>
+    <w:panose1 w:val="00000000000000000000"/>
+    <w:family w:val="roman"/>
+    <w:notTrueType/>
+    <w:pitch w:val="default"/>
+  </w:font>
+  <w:font w:name="Segoe UI">
+    <w:panose1 w:val="020B0502040204020203"/>
+    <w:family w:val="swiss"/>
+    <w:pitch w:val="variable"/>
+    <w:sig w:usb0="E4002EFF" w:usb1="C000E47F" w:usb2="00000009" w:usb3="00000000" w:csb0="000001FF" w:csb1="00000000"/>
+  </w:font>
+  <w:font w:name=".VnArial">
+    <w:family w:val="swiss"/>
+    <w:pitch w:val="default"/>
+    <w:sig w:usb0="00000000" w:usb1="00000000" w:usb2="00000000" w:usb3="00000000" w:csb0="00000011" w:csb1="00000000"/>
+  </w:font>
+  <w:font w:name="Arial">
+    <w:panose1 w:val="020B0604020202020204"/>
+    <w:family w:val="swiss"/>
+    <w:pitch w:val="variable"/>
+    <w:sig w:usb0="E0002EFF" w:usb1="C000785B" w:usb2="00000009" w:usb3="00000000" w:csb0="000001FF" w:csb1="00000000"/>
+  </w:font>
+  <w:font w:name="TimesNewRomanPS-BoldMT">
+    <w:altName w:val="Times New Roman"/>
+    <w:panose1 w:val="00000000000000000000"/>
+    <w:family w:val="roman"/>
+    <w:notTrueType/>
+    <w:pitch w:val="default"/>
+  </w:font>
+  <w:font w:name="Calibri Light">
+    <w:panose1 w:val="020F0302020204030204"/>
+    <w:family w:val="swiss"/>
+    <w:pitch w:val="variable"/>
+    <w:sig w:usb0="E4002EFF" w:usb1="C200247B" w:usb2="00000009" w:usb3="00000000" w:csb0="000001FF" w:csb1="00000000"/>
+  </w:font>
+</w:fonts>
+</file>
+
+<file path=./word/numbering.xml><?xml version="1.0" encoding="utf-8"?>
 <w:numbering xmlns:wpc="http://schemas.microsoft.com/office/word/2010/wordprocessingCanvas" xmlns:cx="http://schemas.microsoft.com/office/drawing/2014/chartex" xmlns:mc="http://schemas.openxmlformats.org/markup-compatibility/2006" xmlns:o="urn:schemas-microsoft-com:office:office" xmlns:r="http://schemas.openxmlformats.org/officeDocument/2006/relationships" xmlns:m="http://schemas.openxmlformats.org/officeDocument/2006/math" xmlns:v="urn:schemas-microsoft-com:vml" xmlns:wp14="http://schemas.microsoft.com/office/word/2010/wordprocessingDrawing" xmlns:wp="http://schemas.openxmlformats.org/drawingml/2006/wordprocessingDrawing" xmlns:w10="urn:schemas-microsoft-com:office:word" xmlns:w="http://schemas.openxmlformats.org/wordprocessingml/2006/main" xmlns:w14="http://schemas.microsoft.com/office/word/2010/wordml" xmlns:w15="http://schemas.microsoft.com/office/word/2012/wordml" xmlns:w16se="http://schemas.microsoft.com/office/word/2015/wordml/symex" xmlns:wpg="http://schemas.microsoft.com/office/word/2010/wordprocessingGroup" xmlns:wpi="http://schemas.microsoft.com/office/word/2010/wordprocessingInk" xmlns:wne="http://schemas.microsoft.com/office/word/2006/wordml" xmlns:wps="http://schemas.microsoft.com/office/word/2010/wordprocessingShape">
   <w:abstractNum w:abstractNumId="0">
     <w:nsid w:val="0C706641"/>
@@ -19300,7 +19445,245 @@
 </w:numbering>
 </file>
 
-<file path=word/styles.xml><?xml version="1.0" encoding="utf-8"?>
+<file path=./word/settings.xml><?xml version="1.0" encoding="utf-8"?>
+<w:settings xmlns:mc="http://schemas.openxmlformats.org/markup-compatibility/2006" xmlns:o="urn:schemas-microsoft-com:office:office" xmlns:r="http://schemas.openxmlformats.org/officeDocument/2006/relationships" xmlns:m="http://schemas.openxmlformats.org/officeDocument/2006/math" xmlns:v="urn:schemas-microsoft-com:vml" xmlns:w10="urn:schemas-microsoft-com:office:word" xmlns:w="http://schemas.openxmlformats.org/wordprocessingml/2006/main" xmlns:w14="http://schemas.microsoft.com/office/word/2010/wordml" xmlns:w15="http://schemas.microsoft.com/office/word/2012/wordml" xmlns:w16se="http://schemas.microsoft.com/office/word/2015/wordml/symex" xmlns:sl="http://schemas.openxmlformats.org/schemaLibrary/2006/main">
+  <w:zoom w:percent="122"/>
+  <w:defaultTabStop w:val="720"/>
+  <w:characterSpacingControl w:val="doNotCompress"/>
+  <w:compat>
+    <w:compatSetting w:name="compatibilityMode" w:uri="http://schemas.microsoft.com/office/word" w:val="15"/>
+    <w:compatSetting w:name="overrideTableStyleFontSizeAndJustification" w:uri="http://schemas.microsoft.com/office/word" w:val="1"/>
+    <w:compatSetting w:name="enableOpenTypeFeatures" w:uri="http://schemas.microsoft.com/office/word" w:val="1"/>
+    <w:compatSetting w:name="doNotFlipMirrorIndents" w:uri="http://schemas.microsoft.com/office/word" w:val="1"/>
+    <w:compatSetting w:name="differentiateMultirowTableHeaders" w:uri="http://schemas.microsoft.com/office/word" w:val="1"/>
+  </w:compat>
+  <w:rsids>
+    <w:rsidRoot w:val="00556EC9"/>
+    <w:rsid w:val="00003D8B"/>
+    <w:rsid w:val="00016E79"/>
+    <w:rsid w:val="00027AF3"/>
+    <w:rsid w:val="00030CF8"/>
+    <w:rsid w:val="0003787A"/>
+    <w:rsid w:val="00075532"/>
+    <w:rsid w:val="00076709"/>
+    <w:rsid w:val="00080FAA"/>
+    <w:rsid w:val="000A2082"/>
+    <w:rsid w:val="000C7BA0"/>
+    <w:rsid w:val="001001E7"/>
+    <w:rsid w:val="00120420"/>
+    <w:rsid w:val="00121D4F"/>
+    <w:rsid w:val="00124A6C"/>
+    <w:rsid w:val="0012564E"/>
+    <w:rsid w:val="00127700"/>
+    <w:rsid w:val="00130FA0"/>
+    <w:rsid w:val="00133213"/>
+    <w:rsid w:val="00145061"/>
+    <w:rsid w:val="00182509"/>
+    <w:rsid w:val="001B514F"/>
+    <w:rsid w:val="001C2151"/>
+    <w:rsid w:val="00200618"/>
+    <w:rsid w:val="002018D8"/>
+    <w:rsid w:val="00205DD0"/>
+    <w:rsid w:val="00227F39"/>
+    <w:rsid w:val="00247226"/>
+    <w:rsid w:val="002547E9"/>
+    <w:rsid w:val="00260D55"/>
+    <w:rsid w:val="002619A0"/>
+    <w:rsid w:val="00266D28"/>
+    <w:rsid w:val="00293B10"/>
+    <w:rsid w:val="002A63DE"/>
+    <w:rsid w:val="002F25C1"/>
+    <w:rsid w:val="002F7DF9"/>
+    <w:rsid w:val="00301604"/>
+    <w:rsid w:val="00377C05"/>
+    <w:rsid w:val="00381014"/>
+    <w:rsid w:val="0038777B"/>
+    <w:rsid w:val="003B01E2"/>
+    <w:rsid w:val="003C5E4C"/>
+    <w:rsid w:val="003E3358"/>
+    <w:rsid w:val="003F14CF"/>
+    <w:rsid w:val="003F3C7A"/>
+    <w:rsid w:val="003F7C9D"/>
+    <w:rsid w:val="00413300"/>
+    <w:rsid w:val="004601FE"/>
+    <w:rsid w:val="00474547"/>
+    <w:rsid w:val="00495563"/>
+    <w:rsid w:val="00497462"/>
+    <w:rsid w:val="004A04DC"/>
+    <w:rsid w:val="004A7315"/>
+    <w:rsid w:val="004C484E"/>
+    <w:rsid w:val="004C6CE2"/>
+    <w:rsid w:val="004E4A8C"/>
+    <w:rsid w:val="004F21F2"/>
+    <w:rsid w:val="00507B48"/>
+    <w:rsid w:val="00535776"/>
+    <w:rsid w:val="00556EC9"/>
+    <w:rsid w:val="00580D80"/>
+    <w:rsid w:val="00593F18"/>
+    <w:rsid w:val="00600F83"/>
+    <w:rsid w:val="006038BA"/>
+    <w:rsid w:val="006136C2"/>
+    <w:rsid w:val="006476A0"/>
+    <w:rsid w:val="00656A42"/>
+    <w:rsid w:val="00662157"/>
+    <w:rsid w:val="006654D7"/>
+    <w:rsid w:val="00685C6F"/>
+    <w:rsid w:val="006C1747"/>
+    <w:rsid w:val="006F1573"/>
+    <w:rsid w:val="00710D5E"/>
+    <w:rsid w:val="00721C86"/>
+    <w:rsid w:val="007306F4"/>
+    <w:rsid w:val="00731F2D"/>
+    <w:rsid w:val="00741928"/>
+    <w:rsid w:val="00790F12"/>
+    <w:rsid w:val="00792F5B"/>
+    <w:rsid w:val="00797B55"/>
+    <w:rsid w:val="007C3347"/>
+    <w:rsid w:val="00805357"/>
+    <w:rsid w:val="008071CD"/>
+    <w:rsid w:val="008272D7"/>
+    <w:rsid w:val="00841DD4"/>
+    <w:rsid w:val="008600B7"/>
+    <w:rsid w:val="0086294D"/>
+    <w:rsid w:val="008650D8"/>
+    <w:rsid w:val="00865CBF"/>
+    <w:rsid w:val="00885268"/>
+    <w:rsid w:val="00894E88"/>
+    <w:rsid w:val="008D2604"/>
+    <w:rsid w:val="008E240A"/>
+    <w:rsid w:val="008E5E0F"/>
+    <w:rsid w:val="008F0CFE"/>
+    <w:rsid w:val="009166F9"/>
+    <w:rsid w:val="009335E3"/>
+    <w:rsid w:val="0093478F"/>
+    <w:rsid w:val="00947C2C"/>
+    <w:rsid w:val="00955808"/>
+    <w:rsid w:val="00961B38"/>
+    <w:rsid w:val="009851E0"/>
+    <w:rsid w:val="00985D24"/>
+    <w:rsid w:val="00994CB8"/>
+    <w:rsid w:val="009970B9"/>
+    <w:rsid w:val="009B702A"/>
+    <w:rsid w:val="009E23B5"/>
+    <w:rsid w:val="00A10EED"/>
+    <w:rsid w:val="00A121F7"/>
+    <w:rsid w:val="00A1496F"/>
+    <w:rsid w:val="00A17DFF"/>
+    <w:rsid w:val="00A2197C"/>
+    <w:rsid w:val="00A261A3"/>
+    <w:rsid w:val="00A53C89"/>
+    <w:rsid w:val="00A674F9"/>
+    <w:rsid w:val="00A8567F"/>
+    <w:rsid w:val="00AA1E7C"/>
+    <w:rsid w:val="00AB7448"/>
+    <w:rsid w:val="00AC075B"/>
+    <w:rsid w:val="00AD14A6"/>
+    <w:rsid w:val="00AD557D"/>
+    <w:rsid w:val="00B0488D"/>
+    <w:rsid w:val="00B20B3F"/>
+    <w:rsid w:val="00B2482A"/>
+    <w:rsid w:val="00B31E6F"/>
+    <w:rsid w:val="00B333C8"/>
+    <w:rsid w:val="00B348DB"/>
+    <w:rsid w:val="00B36AC8"/>
+    <w:rsid w:val="00B379E7"/>
+    <w:rsid w:val="00B46A72"/>
+    <w:rsid w:val="00B46FED"/>
+    <w:rsid w:val="00B53634"/>
+    <w:rsid w:val="00B93305"/>
+    <w:rsid w:val="00BB5F91"/>
+    <w:rsid w:val="00BC2801"/>
+    <w:rsid w:val="00BD2652"/>
+    <w:rsid w:val="00BE0D0C"/>
+    <w:rsid w:val="00BE5437"/>
+    <w:rsid w:val="00BF12F8"/>
+    <w:rsid w:val="00BF1300"/>
+    <w:rsid w:val="00BF39BC"/>
+    <w:rsid w:val="00C032D3"/>
+    <w:rsid w:val="00C058DA"/>
+    <w:rsid w:val="00C11519"/>
+    <w:rsid w:val="00C47674"/>
+    <w:rsid w:val="00C63FDB"/>
+    <w:rsid w:val="00C674EE"/>
+    <w:rsid w:val="00C85C76"/>
+    <w:rsid w:val="00CA60BF"/>
+    <w:rsid w:val="00CC254B"/>
+    <w:rsid w:val="00CE5FD8"/>
+    <w:rsid w:val="00D01E95"/>
+    <w:rsid w:val="00D06637"/>
+    <w:rsid w:val="00D0757A"/>
+    <w:rsid w:val="00D22129"/>
+    <w:rsid w:val="00D41118"/>
+    <w:rsid w:val="00D50EDB"/>
+    <w:rsid w:val="00D53118"/>
+    <w:rsid w:val="00D544EB"/>
+    <w:rsid w:val="00D7457D"/>
+    <w:rsid w:val="00DB4594"/>
+    <w:rsid w:val="00DC3CDB"/>
+    <w:rsid w:val="00DD746D"/>
+    <w:rsid w:val="00E105CA"/>
+    <w:rsid w:val="00E146C4"/>
+    <w:rsid w:val="00E51D77"/>
+    <w:rsid w:val="00E54E55"/>
+    <w:rsid w:val="00E63E20"/>
+    <w:rsid w:val="00E63E7A"/>
+    <w:rsid w:val="00E679E0"/>
+    <w:rsid w:val="00E67B5E"/>
+    <w:rsid w:val="00E7757A"/>
+    <w:rsid w:val="00E85409"/>
+    <w:rsid w:val="00EB0013"/>
+    <w:rsid w:val="00EC0FF3"/>
+    <w:rsid w:val="00EC23F9"/>
+    <w:rsid w:val="00EF4FCA"/>
+    <w:rsid w:val="00F072AF"/>
+    <w:rsid w:val="00F0798B"/>
+    <w:rsid w:val="00F07AA3"/>
+    <w:rsid w:val="00F32B02"/>
+    <w:rsid w:val="00F352B9"/>
+    <w:rsid w:val="00F35B4E"/>
+    <w:rsid w:val="00F37EE1"/>
+    <w:rsid w:val="00F57303"/>
+    <w:rsid w:val="00F63A5F"/>
+    <w:rsid w:val="00F664D7"/>
+    <w:rsid w:val="00F74857"/>
+    <w:rsid w:val="00F80085"/>
+    <w:rsid w:val="00F9468E"/>
+    <w:rsid w:val="00F97B00"/>
+    <w:rsid w:val="00FA5743"/>
+    <w:rsid w:val="00FA6660"/>
+    <w:rsid w:val="00FB1BEE"/>
+    <w:rsid w:val="00FB769B"/>
+    <w:rsid w:val="00FC1A5E"/>
+  </w:rsids>
+  <m:mathPr>
+    <m:mathFont m:val="Cambria Math"/>
+    <m:brkBin m:val="before"/>
+    <m:brkBinSub m:val="--"/>
+    <m:smallFrac m:val="0"/>
+    <m:dispDef/>
+    <m:lMargin m:val="0"/>
+    <m:rMargin m:val="0"/>
+    <m:defJc m:val="centerGroup"/>
+    <m:wrapIndent m:val="1440"/>
+    <m:intLim m:val="subSup"/>
+    <m:naryLim m:val="undOvr"/>
+  </m:mathPr>
+  <w:themeFontLang w:val="en-US"/>
+  <w:clrSchemeMapping w:bg1="light1" w:t1="dark1" w:bg2="light2" w:t2="dark2" w:accent1="accent1" w:accent2="accent2" w:accent3="accent3" w:accent4="accent4" w:accent5="accent5" w:accent6="accent6" w:hyperlink="hyperlink" w:followedHyperlink="followedHyperlink"/>
+  <w:shapeDefaults>
+    <o:shapedefaults v:ext="edit" spidmax="1026"/>
+    <o:shapelayout v:ext="edit">
+      <o:idmap v:ext="edit" data="1"/>
+    </o:shapelayout>
+  </w:shapeDefaults>
+  <w:decimalSymbol w:val="."/>
+  <w:listSeparator w:val=","/>
+  <w14:docId w14:val="206BFDCC"/>
+  <w15:docId w15:val="{13C5FB70-8977-435E-83CB-095569AE04F7}"/>
+</w:settings>
+</file>
+
+<file path=./word/styles.xml><?xml version="1.0" encoding="utf-8"?>
 <w:styles xmlns:mc="http://schemas.openxmlformats.org/markup-compatibility/2006" xmlns:r="http://schemas.openxmlformats.org/officeDocument/2006/relationships" xmlns:w="http://schemas.openxmlformats.org/wordprocessingml/2006/main" xmlns:w14="http://schemas.microsoft.com/office/word/2010/wordml" xmlns:w15="http://schemas.microsoft.com/office/word/2012/wordml" xmlns:w16se="http://schemas.microsoft.com/office/word/2015/wordml/symex">
   <w:docDefaults>
     <w:rPrDefault>
@@ -20068,7 +20451,7 @@
 </w:styles>
 </file>
 
-<file path=word/theme/theme1.xml><?xml version="1.0" encoding="utf-8"?>
+<file path=./word/theme/theme1.xml><?xml version="1.0" encoding="utf-8"?>
 <a:theme xmlns:a="http://schemas.openxmlformats.org/drawingml/2006/main" name="Office Theme">
   <a:themeElements>
     <a:clrScheme name="Office">
@@ -20327,4 +20710,27 @@
     </a:ext>
   </a:extLst>
 </a:theme>
+</file>
+
+<file path=./word/webSettings.xml><?xml version="1.0" encoding="utf-8"?>
+<w:webSettings xmlns:mc="http://schemas.openxmlformats.org/markup-compatibility/2006" xmlns:r="http://schemas.openxmlformats.org/officeDocument/2006/relationships" xmlns:w="http://schemas.openxmlformats.org/wordprocessingml/2006/main" xmlns:w14="http://schemas.microsoft.com/office/word/2010/wordml" xmlns:w15="http://schemas.microsoft.com/office/word/2012/wordml" xmlns:w16se="http://schemas.microsoft.com/office/word/2015/wordml/symex">
+  <w:divs>
+    <w:div w:id="1182739128">
+      <w:bodyDiv w:val="1"/>
+      <w:marLeft w:val="0"/>
+      <w:marRight w:val="0"/>
+      <w:marTop w:val="0"/>
+      <w:marBottom w:val="0"/>
+      <w:divBdr>
+        <w:top w:val="none" w:sz="0" w:space="0" w:color="auto"/>
+        <w:left w:val="none" w:sz="0" w:space="0" w:color="auto"/>
+        <w:bottom w:val="none" w:sz="0" w:space="0" w:color="auto"/>
+        <w:right w:val="none" w:sz="0" w:space="0" w:color="auto"/>
+      </w:divBdr>
+    </w:div>
+  </w:divs>
+  <w:optimizeForBrowser/>
+  <w:relyOnVML/>
+  <w:allowPNG/>
+</w:webSettings>
 </file>
--- a/skills/phong-vattu/assets/hop-dong-vattu.docx
+++ b/skills/phong-vattu/assets/hop-dong-vattu.docx
@@ -1,73 +1,6 @@
 
-<file path=./[Content_Types].xml><?xml version="1.0" encoding="utf-8"?>
-<Types xmlns="http://schemas.openxmlformats.org/package/2006/content-types">
-  <Default Extension="rels" ContentType="application/vnd.openxmlformats-package.relationships+xml"/>
-  <Default Extension="xml" ContentType="application/xml"/>
-  <Override PartName="/word/document.xml" ContentType="application/vnd.openxmlformats-officedocument.wordprocessingml.document.main+xml"/>
-  <Override PartName="/word/numbering.xml" ContentType="application/vnd.openxmlformats-officedocument.wordprocessingml.numbering+xml"/>
-  <Override PartName="/word/styles.xml" ContentType="application/vnd.openxmlformats-officedocument.wordprocessingml.styles+xml"/>
-  <Override PartName="/word/settings.xml" ContentType="application/vnd.openxmlformats-officedocument.wordprocessingml.settings+xml"/>
-  <Override PartName="/word/webSettings.xml" ContentType="application/vnd.openxmlformats-officedocument.wordprocessingml.webSettings+xml"/>
-  <Override PartName="/word/fontTable.xml" ContentType="application/vnd.openxmlformats-officedocument.wordprocessingml.fontTable+xml"/>
-  <Override PartName="/word/theme/theme1.xml" ContentType="application/vnd.openxmlformats-officedocument.theme+xml"/>
-  <Override PartName="/docProps/core.xml" ContentType="application/vnd.openxmlformats-package.core-properties+xml"/>
-  <Override PartName="/docProps/app.xml" ContentType="application/vnd.openxmlformats-officedocument.extended-properties+xml"/>
-</Types>
-</file>
-
-<file path=./docProps/app.xml><?xml version="1.0" encoding="utf-8"?>
-<Properties xmlns="http://schemas.openxmlformats.org/officeDocument/2006/extended-properties" xmlns:vt="http://schemas.openxmlformats.org/officeDocument/2006/docPropsVTypes">
-  <Template>Normal</Template>
-  <TotalTime>6</TotalTime>
-  <Pages>22</Pages>
-  <Words>6890</Words>
-  <Characters>39277</Characters>
-  <Application>Microsoft Office Word</Application>
-  <DocSecurity>0</DocSecurity>
-  <Lines>327</Lines>
-  <Paragraphs>92</Paragraphs>
-  <ScaleCrop>false</ScaleCrop>
-  <HeadingPairs>
-    <vt:vector size="2" baseType="variant">
-      <vt:variant>
-        <vt:lpstr>Title</vt:lpstr>
-      </vt:variant>
-      <vt:variant>
-        <vt:i4>1</vt:i4>
-      </vt:variant>
-    </vt:vector>
-  </HeadingPairs>
-  <TitlesOfParts>
-    <vt:vector size="1" baseType="lpstr">
-      <vt:lpstr/>
-    </vt:vector>
-  </TitlesOfParts>
-  <Company/>
-  <LinksUpToDate>false</LinksUpToDate>
-  <CharactersWithSpaces>46075</CharactersWithSpaces>
-  <SharedDoc>false</SharedDoc>
-  <HyperlinksChanged>false</HyperlinksChanged>
-  <AppVersion>16.0000</AppVersion>
-</Properties>
-</file>
-
-<file path=./docProps/core.xml><?xml version="1.0" encoding="utf-8"?>
-<cp:coreProperties xmlns:cp="http://schemas.openxmlformats.org/package/2006/metadata/core-properties" xmlns:dc="http://purl.org/dc/elements/1.1/" xmlns:dcterms="http://purl.org/dc/terms/" xmlns:dcmitype="http://purl.org/dc/dcmitype/" xmlns:xsi="http://www.w3.org/2001/XMLSchema-instance">
-  <dc:title/>
-  <dc:subject/>
-  <dc:creator>Administrator</dc:creator>
-  <cp:keywords/>
-  <dc:description/>
-  <cp:lastModifiedBy>MY</cp:lastModifiedBy>
-  <cp:revision>2</cp:revision>
-  <cp:lastPrinted>2026-01-22T04:16:00Z</cp:lastPrinted>
-  <dcterms:created xsi:type="dcterms:W3CDTF">2026-06-01T09:48:00Z</dcterms:created>
-  <dcterms:modified xsi:type="dcterms:W3CDTF">2026-06-01T09:48:00Z</dcterms:modified>
-</cp:coreProperties>
-</file>
-
-<file path=./word/document.xml><?xml version="1.0" encoding="utf-8"?>
-<w:document xmlns:ns1="http://schemas.openxmlformats.org/markup-compatibility/2006" xmlns:ns2="http://schemas.microsoft.com/office/word/2010/wordml" xmlns:ns3="http://schemas.openxmlformats.org/drawingml/2006/wordprocessingDrawing" xmlns:ns4="http://schemas.microsoft.com/office/word/2010/wordprocessingDrawing" xmlns:ns5="http://schemas.openxmlformats.org/drawingml/2006/main" xmlns:ns6="http://schemas.microsoft.com/office/word/2010/wordprocessingShape" xmlns:ns7="http://schemas.microsoft.com/office/drawing/2010/main" xmlns:ns8="urn:schemas-microsoft-com:vml" xmlns:ns9="urn:schemas-microsoft-com:office:office" xmlns:w="http://schemas.openxmlformats.org/wordprocessingml/2006/main" xmlns:wps="http://schemas.microsoft.com/office/word/2010/wordprocessingShape">
+<file path=word/document.xml><?xml version="1.0" encoding="utf-8"?>
+<w:document xmlns:wpc="http://schemas.microsoft.com/office/word/2010/wordprocessingCanvas" xmlns:cx="http://schemas.microsoft.com/office/drawing/2014/chartex" xmlns:mc="http://schemas.openxmlformats.org/markup-compatibility/2006" xmlns:o="urn:schemas-microsoft-com:office:office" xmlns:r="http://schemas.openxmlformats.org/officeDocument/2006/relationships" xmlns:m="http://schemas.openxmlformats.org/officeDocument/2006/math" xmlns:v="urn:schemas-microsoft-com:vml" xmlns:wp14="http://schemas.microsoft.com/office/word/2010/wordprocessingDrawing" xmlns:wp="http://schemas.openxmlformats.org/drawingml/2006/wordprocessingDrawing" xmlns:w10="urn:schemas-microsoft-com:office:word" xmlns:w="http://schemas.openxmlformats.org/wordprocessingml/2006/main" xmlns:w14="http://schemas.microsoft.com/office/word/2010/wordml" xmlns:w15="http://schemas.microsoft.com/office/word/2012/wordml" xmlns:w16se="http://schemas.microsoft.com/office/word/2015/wordml/symex" xmlns:wpg="http://schemas.microsoft.com/office/word/2010/wordprocessingGroup" xmlns:wpi="http://schemas.microsoft.com/office/word/2010/wordprocessingInk" xmlns:wne="http://schemas.microsoft.com/office/word/2006/wordml" xmlns:wps="http://schemas.microsoft.com/office/word/2010/wordprocessingShape">
   <w:body>
     <w:tbl>
       <w:tblPr>
@@ -78,12 +11,12 @@
       <w:tblGrid>
         <w:gridCol w:w="10074"/>
       </w:tblGrid>
-      <w:tr ns2:paraId="747150B4" ns2:textId="77777777">
+      <w:tr>
         <w:tc>
           <w:tcPr>
             <w:tcW w:w="10074" w:type="dxa"/>
           </w:tcPr>
-          <w:p ns2:paraId="1F2BCC7D" ns2:textId="77777777">
+          <w:p>
             <w:pPr>
               <w:pStyle w:val="Heading3"/>
               <w:spacing w:before="12" w:after="12" w:line="276" w:lineRule="auto"/>
@@ -100,7 +33,7 @@
               <w:t>CỘNG HOÀ XÃ HỘI CHỦ NGHĨA VIỆT NAM</w:t>
             </w:r>
           </w:p>
-          <w:p ns2:paraId="6E508C15" ns2:textId="50388064">
+          <w:p>
             <w:pPr>
               <w:pStyle w:val="Heading6"/>
               <w:spacing w:before="12" w:after="12" w:line="276" w:lineRule="auto"/>
@@ -117,74 +50,74 @@
                 <w:szCs w:val="26"/>
                 <w:lang w:val="en-US" w:eastAsia="en-US"/>
               </w:rPr>
-              <ns1:AlternateContent>
-                <ns1:Choice Requires="wps">
+              <mc:AlternateContent>
+                <mc:Choice Requires="wps">
                   <w:drawing>
-                    <ns3:anchor distT="0" distB="0" distL="114300" distR="114300" simplePos="0" relativeHeight="251659264" behindDoc="0" locked="0" layoutInCell="1" allowOverlap="1" ns4:editId="09873F03">
-                      <ns3:simplePos x="0" y="0"/>
-                      <ns3:positionH relativeFrom="column">
-                        <ns3:posOffset>1994535</ns3:posOffset>
-                      </ns3:positionH>
-                      <ns3:positionV relativeFrom="paragraph">
-                        <ns3:posOffset>230505</ns3:posOffset>
-                      </ns3:positionV>
-                      <ns3:extent cx="2171700" cy="0"/>
-                      <ns3:effectExtent l="0" t="0" r="19050" b="19050"/>
-                      <ns3:wrapNone/>
-                      <ns3:docPr id="1" name="Straight Connector 1"/>
-                      <ns3:cNvGraphicFramePr>
-                        <ns5:graphicFrameLocks/>
-                      </ns3:cNvGraphicFramePr>
-                      <ns5:graphic>
-                        <ns5:graphicData uri="http://schemas.microsoft.com/office/word/2010/wordprocessingShape">
-                          <ns6:wsp>
-                            <ns6:cNvCnPr>
-                              <ns5:cxnSpLocks noChangeShapeType="1"/>
-                            </ns6:cNvCnPr>
-                            <ns6:spPr bwMode="auto">
-                              <ns5:xfrm>
-                                <ns5:off x="0" y="0"/>
-                                <ns5:ext cx="2171700" cy="0"/>
-                              </ns5:xfrm>
-                              <ns5:prstGeom prst="line">
-                                <ns5:avLst/>
-                              </ns5:prstGeom>
-                              <ns5:noFill/>
-                              <ns5:ln w="9525">
-                                <ns5:solidFill>
-                                  <ns5:srgbClr val="000000"/>
-                                </ns5:solidFill>
-                                <ns5:round/>
-                                <ns5:headEnd/>
-                                <ns5:tailEnd/>
-                              </ns5:ln>
-                              <ns5:extLst>
-                                <ns5:ext uri="{909E8E84-426E-40DD-AFC4-6F175D3DCCD1}">
-                                  <ns7:hiddenFill>
-                                    <ns5:noFill/>
-                                  </ns7:hiddenFill>
-                                </ns5:ext>
-                              </ns5:extLst>
-                            </ns6:spPr>
-                            <ns6:bodyPr/>
-                          </ns6:wsp>
-                        </ns5:graphicData>
-                      </ns5:graphic>
-                      <ns4:sizeRelH relativeFrom="page">
-                        <ns4:pctWidth>0</ns4:pctWidth>
-                      </ns4:sizeRelH>
-                      <ns4:sizeRelV relativeFrom="page">
-                        <ns4:pctHeight>0</ns4:pctHeight>
-                      </ns4:sizeRelV>
-                    </ns3:anchor>
+                    <wp:anchor distT="0" distB="0" distL="114300" distR="114300" simplePos="0" relativeHeight="251659264" behindDoc="0" locked="0" layoutInCell="1" allowOverlap="1" wp14:editId="09873F03">
+                      <wp:simplePos x="0" y="0"/>
+                      <wp:positionH relativeFrom="column">
+                        <wp:posOffset>1994535</wp:posOffset>
+                      </wp:positionH>
+                      <wp:positionV relativeFrom="paragraph">
+                        <wp:posOffset>230505</wp:posOffset>
+                      </wp:positionV>
+                      <wp:extent cx="2171700" cy="0"/>
+                      <wp:effectExtent l="0" t="0" r="19050" b="19050"/>
+                      <wp:wrapNone/>
+                      <wp:docPr id="1" name="Straight Connector 1"/>
+                      <wp:cNvGraphicFramePr>
+                        <a:graphicFrameLocks xmlns:a="http://schemas.openxmlformats.org/drawingml/2006/main"/>
+                      </wp:cNvGraphicFramePr>
+                      <a:graphic xmlns:a="http://schemas.openxmlformats.org/drawingml/2006/main">
+                        <a:graphicData uri="http://schemas.microsoft.com/office/word/2010/wordprocessingShape">
+                          <wps:wsp>
+                            <wps:cNvCnPr>
+                              <a:cxnSpLocks noChangeShapeType="1"/>
+                            </wps:cNvCnPr>
+                            <wps:spPr bwMode="auto">
+                              <a:xfrm>
+                                <a:off x="0" y="0"/>
+                                <a:ext cx="2171700" cy="0"/>
+                              </a:xfrm>
+                              <a:prstGeom prst="line">
+                                <a:avLst/>
+                              </a:prstGeom>
+                              <a:noFill/>
+                              <a:ln w="9525">
+                                <a:solidFill>
+                                  <a:srgbClr val="000000"/>
+                                </a:solidFill>
+                                <a:round/>
+                                <a:headEnd/>
+                                <a:tailEnd/>
+                              </a:ln>
+                              <a:extLst>
+                                <a:ext uri="{909E8E84-426E-40DD-AFC4-6F175D3DCCD1}">
+                                  <a14:hiddenFill xmlns:a14="http://schemas.microsoft.com/office/drawing/2010/main">
+                                    <a:noFill/>
+                                  </a14:hiddenFill>
+                                </a:ext>
+                              </a:extLst>
+                            </wps:spPr>
+                            <wps:bodyPr/>
+                          </wps:wsp>
+                        </a:graphicData>
+                      </a:graphic>
+                      <wp14:sizeRelH relativeFrom="page">
+                        <wp14:pctWidth>0</wp14:pctWidth>
+                      </wp14:sizeRelH>
+                      <wp14:sizeRelV relativeFrom="page">
+                        <wp14:pctHeight>0</wp14:pctHeight>
+                      </wp14:sizeRelV>
+                    </wp:anchor>
                   </w:drawing>
-                </ns1:Choice>
-                <ns1:Fallback>
+                </mc:Choice>
+                <mc:Fallback xmlns:oel="http://schemas.microsoft.com/office/2019/extlst" xmlns:w16du="http://schemas.microsoft.com/office/word/2023/wordml/word16du" xmlns:w16sdtfl="http://schemas.microsoft.com/office/word/2024/wordml/sdtformatlock" xmlns:w16sdtdh="http://schemas.microsoft.com/office/word/2020/wordml/sdtdatahash" xmlns:w16="http://schemas.microsoft.com/office/word/2018/wordml" xmlns:w16cid="http://schemas.microsoft.com/office/word/2016/wordml/cid" xmlns:w16cex="http://schemas.microsoft.com/office/word/2018/wordml/cex" xmlns:am3d="http://schemas.microsoft.com/office/drawing/2017/model3d" xmlns:aink="http://schemas.microsoft.com/office/drawing/2016/ink" xmlns:cx8="http://schemas.microsoft.com/office/drawing/2016/5/14/chartex" xmlns:cx7="http://schemas.microsoft.com/office/drawing/2016/5/13/chartex" xmlns:cx6="http://schemas.microsoft.com/office/drawing/2016/5/12/chartex" xmlns:cx5="http://schemas.microsoft.com/office/drawing/2016/5/11/chartex" xmlns:cx4="http://schemas.microsoft.com/office/drawing/2016/5/10/chartex" xmlns:cx3="http://schemas.microsoft.com/office/drawing/2016/5/9/chartex" xmlns:cx2="http://schemas.microsoft.com/office/drawing/2015/10/21/chartex" xmlns:cx1="http://schemas.microsoft.com/office/drawing/2015/9/8/chartex">
                   <w:pict>
-                    <ns8:line id="Straight Connector 1" ns9:spid="_x0000_s1026" style="position:absolute;z-index:251659264;visibility:visible;mso-wrap-style:square;mso-width-percent:0;mso-height-percent:0;mso-wrap-distance-left:9pt;mso-wrap-distance-top:0;mso-wrap-distance-right:9pt;mso-wrap-distance-bottom:0;mso-position-horizontal:absolute;mso-position-horizontal-relative:text;mso-position-vertical:absolute;mso-position-vertical-relative:text;mso-width-percent:0;mso-height-percent:0;mso-width-relative:page;mso-height-relative:page" from="157.05pt,18.15pt" to="328.05pt,18.15pt" ns9:gfxdata="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"/>
+                    <v:line id="Straight Connector 1" o:spid="_x0000_s1026" style="position:absolute;z-index:251659264;visibility:visible;mso-wrap-style:square;mso-width-percent:0;mso-height-percent:0;mso-wrap-distance-left:9pt;mso-wrap-distance-top:0;mso-wrap-distance-right:9pt;mso-wrap-distance-bottom:0;mso-position-horizontal:absolute;mso-position-horizontal-relative:text;mso-position-vertical:absolute;mso-position-vertical-relative:text;mso-width-percent:0;mso-height-percent:0;mso-width-relative:page;mso-height-relative:page" from="157.05pt,18.15pt" to="328.05pt,18.15pt" o:gfxdata="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"/>
                   </w:pict>
-                </ns1:Fallback>
-              </ns1:AlternateContent>
+                </mc:Fallback>
+              </mc:AlternateContent>
             </w:r>
             <w:r>
               <w:rPr>
@@ -194,7 +127,7 @@
               <w:t>Ðộc lập - Tự do - Hạnh phúc</w:t>
             </w:r>
           </w:p>
-          <w:p ns2:paraId="231AF612" ns2:textId="5BBF2D44">
+          <w:p>
             <w:pPr>
               <w:spacing w:before="12" w:after="12" w:line="276" w:lineRule="auto"/>
               <w:rPr>
@@ -208,7 +141,7 @@
               </w:rPr>
             </w:pPr>
           </w:p>
-          <w:p ns2:paraId="56A350ED" ns2:textId="77777777">
+          <w:p>
             <w:pPr>
               <w:spacing w:line="276" w:lineRule="auto"/>
               <w:ind w:left="-108" w:right="468"/>
@@ -222,7 +155,7 @@
               </w:rPr>
             </w:pPr>
           </w:p>
-          <w:p ns2:paraId="5C5ECE81" ns2:textId="787E26D6">
+          <w:p>
             <w:pPr>
               <w:spacing w:line="276" w:lineRule="auto"/>
               <w:ind w:left="-108" w:right="468"/>
@@ -241,7 +174,7 @@
                 <w:color w:val="000000" w:themeColor="text1"/>
                 <w:lang w:val="vi-VN"/>
               </w:rPr>
-              <w:t xml:space="preserve">Phú Thọ, ngày {{NGAY_KY}} tháng {{THANG_KY}} năm {{NAM_KY}}</w:t>
+              <w:t>Phú Thọ, ngày</w:t>
             </w:r>
             <w:r>
               <w:rPr>
@@ -250,7 +183,7 @@
                 <w:color w:val="000000" w:themeColor="text1"/>
                 <w:lang w:val="vi-VN"/>
               </w:rPr>
-              <w:t xml:space="preserve"/>
+              <w:t xml:space="preserve"> </w:t>
             </w:r>
             <w:r>
               <w:rPr>
@@ -259,7 +192,7 @@
                 <w:color w:val="000000" w:themeColor="text1"/>
                 <w:lang w:val="vi-VN"/>
               </w:rPr>
-              <w:t/>
+              <w:t>28</w:t>
             </w:r>
             <w:r>
               <w:rPr>
@@ -268,7 +201,7 @@
                 <w:color w:val="000000" w:themeColor="text1"/>
                 <w:lang w:val="vi-VN"/>
               </w:rPr>
-              <w:t xml:space="preserve"/>
+              <w:t xml:space="preserve"> </w:t>
             </w:r>
             <w:r>
               <w:rPr>
@@ -277,7 +210,7 @@
                 <w:color w:val="000000" w:themeColor="text1"/>
                 <w:lang w:val="vi-VN"/>
               </w:rPr>
-              <w:t xml:space="preserve"/>
+              <w:t xml:space="preserve"> tháng</w:t>
             </w:r>
             <w:r>
               <w:rPr>
@@ -286,7 +219,7 @@
                 <w:color w:val="000000" w:themeColor="text1"/>
                 <w:lang w:val="vi-VN"/>
               </w:rPr>
-              <w:t xml:space="preserve"/>
+              <w:t xml:space="preserve"> </w:t>
             </w:r>
             <w:r>
               <w:rPr>
@@ -295,7 +228,7 @@
                 <w:color w:val="000000" w:themeColor="text1"/>
                 <w:lang w:val="vi-VN"/>
               </w:rPr>
-              <w:t/>
+              <w:t>05</w:t>
             </w:r>
             <w:r>
               <w:rPr>
@@ -304,7 +237,7 @@
                 <w:color w:val="000000" w:themeColor="text1"/>
                 <w:lang w:val="vi-VN"/>
               </w:rPr>
-              <w:t xml:space="preserve"/>
+              <w:t xml:space="preserve"> năm 202</w:t>
             </w:r>
             <w:r>
               <w:rPr>
@@ -313,10 +246,10 @@
                 <w:color w:val="000000" w:themeColor="text1"/>
                 <w:lang w:val="vi-VN"/>
               </w:rPr>
-              <w:t/>
-            </w:r>
-          </w:p>
-          <w:p ns2:paraId="3C250D05" ns2:textId="77777777">
+              <w:t>6</w:t>
+            </w:r>
+          </w:p>
+          <w:p>
             <w:pPr>
               <w:spacing w:before="12" w:after="12" w:line="276" w:lineRule="auto"/>
               <w:ind w:left="-108"/>
@@ -333,7 +266,7 @@
         </w:tc>
       </w:tr>
     </w:tbl>
-    <w:p ns2:paraId="3A320C11" ns2:textId="2CC0DAD5">
+    <w:p>
       <w:pPr>
         <w:pStyle w:val="BodyText"/>
         <w:keepNext/>
@@ -361,7 +294,7 @@
         <w:t>HỢP ĐỒNG</w:t>
       </w:r>
     </w:p>
-    <w:p ns2:paraId="2D05B9A0" ns2:textId="771E9F84">
+    <w:p>
       <w:pPr>
         <w:spacing w:before="20" w:after="20" w:line="276" w:lineRule="auto"/>
         <w:jc w:val="center"/>
@@ -374,7 +307,7 @@
         </w:rPr>
       </w:pPr>
     </w:p>
-    <w:p ns2:paraId="6CDA9318" ns2:textId="77777777">
+    <w:p>
       <w:pPr>
         <w:spacing w:before="20" w:after="20" w:line="276" w:lineRule="auto"/>
         <w:jc w:val="center"/>
@@ -387,7 +320,7 @@
         </w:rPr>
       </w:pPr>
     </w:p>
-    <w:p ns2:paraId="1AB8C84F" ns2:textId="77777777">
+    <w:p>
       <w:pPr>
         <w:pStyle w:val="BodyText"/>
         <w:keepNext/>
@@ -410,7 +343,7 @@
           <w:szCs w:val="28"/>
           <w:lang w:val="vi-VN"/>
         </w:rPr>
-        <w:t xml:space="preserve">Hợp đồng số: ___/HĐKT/___-BVĐKPT</w:t>
+        <w:t xml:space="preserve">Hợp đồng số: </w:t>
       </w:r>
       <w:bookmarkStart w:id="0" w:name="_Hlk219383292"/>
       <w:r>
@@ -421,7 +354,7 @@
           <w:szCs w:val="28"/>
           <w:lang w:val="vi-VN"/>
         </w:rPr>
-        <w:t/>
+        <w:t>2805</w:t>
       </w:r>
       <w:r>
         <w:rPr>
@@ -431,7 +364,7 @@
           <w:szCs w:val="28"/>
           <w:lang w:val="vi-VN"/>
         </w:rPr>
-        <w:t/>
+        <w:t>/HĐKT/</w:t>
       </w:r>
       <w:r>
         <w:rPr>
@@ -441,7 +374,7 @@
           <w:szCs w:val="28"/>
           <w:lang w:val="vi-VN"/>
         </w:rPr>
-        <w:t/>
+        <w:t>TN</w:t>
       </w:r>
       <w:r>
         <w:rPr>
@@ -451,11 +384,11 @@
           <w:szCs w:val="28"/>
           <w:lang w:val="vi-VN"/>
         </w:rPr>
-        <w:t/>
+        <w:t>-BVĐKPT</w:t>
       </w:r>
       <w:bookmarkEnd w:id="0"/>
     </w:p>
-    <w:p ns2:paraId="05C48244" ns2:textId="24D0BE3B">
+    <w:p>
       <w:pPr>
         <w:pStyle w:val="BodyText"/>
         <w:keepNext/>
@@ -508,7 +441,7 @@
         <w:tab/>
       </w:r>
     </w:p>
-    <w:p ns2:paraId="5EC60EF8" ns2:textId="74114B93">
+    <w:p>
       <w:pPr>
         <w:pStyle w:val="BodyText"/>
         <w:keepNext/>
@@ -550,7 +483,7 @@
         <w:t>Mua sắm băng ghim và dụng cụ cắt khâu nối dùng trong phẫu thuật phục vụ công tác chuyên môn tại Bệnh viện đa khoa tỉnh Phú Thọ</w:t>
       </w:r>
     </w:p>
-    <w:p ns2:paraId="6F3916A2" ns2:textId="77777777">
+    <w:p>
       <w:pPr>
         <w:spacing w:line="312" w:lineRule="auto"/>
         <w:ind w:firstLine="567"/>
@@ -571,7 +504,7 @@
         <w:t>Căn cứ Bộ Luật Dân sự số 91/2015/QH13 ngày 24/11/2015;</w:t>
       </w:r>
     </w:p>
-    <w:p ns2:paraId="7C263D2F" ns2:textId="77777777">
+    <w:p>
       <w:pPr>
         <w:pStyle w:val="BodyText"/>
         <w:keepNext/>
@@ -595,7 +528,7 @@
         <w:t>Căn cứ Luật Đấu thầu số 22/2023/QH15 ngày 23/6/2023;</w:t>
       </w:r>
     </w:p>
-    <w:p ns2:paraId="3EFE8B9B" ns2:textId="77777777">
+    <w:p>
       <w:pPr>
         <w:pStyle w:val="BodyText"/>
         <w:keepNext/>
@@ -619,7 +552,7 @@
         <w:t>Căn cứ Luật sửa đổi, bổ sung một số điều của Luật Quy hoạch, Luật Đầu tư, Luật Đầu tư theo phương thức đối tác công tư và Luật Đấu thầu ngày 29/11/2024;</w:t>
       </w:r>
     </w:p>
-    <w:p ns2:paraId="6206297C" ns2:textId="4B35C68A">
+    <w:p>
       <w:pPr>
         <w:pStyle w:val="BodyText"/>
         <w:keepNext/>
@@ -643,7 +576,7 @@
         <w:t>Căn cứ Luật sửa đổi bổ sung một số điều của Luật Đấu thầu, Luật Đầu tư theo phương thức đối tác công tư, Luật Hải quan, Luật Thuế giá trị gia tăng, Luật Thuế xuất khẩu, thuế nhập khẩu, Luật Đầu tư, Luật Đầu tư công, Luật Quản lý, sử dụng tài sản công ngày 25/6/2025;</w:t>
       </w:r>
     </w:p>
-    <w:p ns2:paraId="21726C2A" ns2:textId="2826F22C">
+    <w:p>
       <w:pPr>
         <w:pStyle w:val="BodyText"/>
         <w:keepNext/>
@@ -674,7 +607,7 @@
           <w:szCs w:val="28"/>
           <w:lang w:val="vi-VN"/>
         </w:rPr>
-        <w:t>{{SO_QD_KHLCNT}}/QĐ-BV ngày {{NGAY_QD_KHLCNT}} của Giám đốc Bệnh viện đa khoa tỉnh Phú Thọ về việc phê duyệt kế hoạch lựa chọn nhà thầu dự toán mua sắm: Mua sắm băng ghim và dụng cụ cắt khâu nối dùng trong phẫu thuật phục vụ công tác chuyên môn tại Bệnh viện đa khoa tỉnh Phú Thọ</w:t>
+        <w:t>2285/QĐ-BV ngày 06/05/2026 của Giám đốc Bệnh viện đa khoa tỉnh Phú Thọ về việc phê duyệt kế hoạch lựa chọn nhà thầu dự toán mua sắm: Mua sắm băng ghim và dụng cụ cắt khâu nối dùng trong phẫu thuật phục vụ công tác chuyên môn tại Bệnh viện đa khoa tỉnh Phú Thọ</w:t>
       </w:r>
       <w:r>
         <w:rPr>
@@ -687,7 +620,7 @@
         <w:t>;</w:t>
       </w:r>
     </w:p>
-    <w:p ns2:paraId="79254378" ns2:textId="1BC5F169">
+    <w:p>
       <w:pPr>
         <w:pStyle w:val="BodyText"/>
         <w:keepNext/>
@@ -707,7 +640,7 @@
           <w:szCs w:val="28"/>
           <w:lang w:val="vi-VN"/>
         </w:rPr>
-        <w:t xml:space="preserve">Căn cứ Quyết định số: {{SO_QD_KQLCNT}}/QĐ-BV ngày {{NGAY_QD_KQLCNT}} của Giám đốc Bệnh viện đa khoa tỉnh Phú Thọ về việc phê duyệt kết quả lựa chọn nhà thầu qua mạng gói thầu: Mua sắm băng ghim và dụng cụ cắt khâu nối dùng trong phẫu thuật phục vụ công tác chuyên môn tại Bệnh viện đa khoa tỉnh Phú Thọ.</w:t>
+        <w:t>Căn cứ Quyết định số:</w:t>
       </w:r>
       <w:r>
         <w:rPr>
@@ -716,7 +649,7 @@
           <w:szCs w:val="28"/>
           <w:lang w:val="vi-VN"/>
         </w:rPr>
-        <w:t xml:space="preserve"/>
+        <w:t xml:space="preserve"> </w:t>
       </w:r>
       <w:r>
         <w:rPr>
@@ -725,7 +658,7 @@
           <w:szCs w:val="28"/>
           <w:lang w:val="vi-VN"/>
         </w:rPr>
-        <w:t/>
+        <w:t>2487</w:t>
       </w:r>
       <w:r>
         <w:rPr>
@@ -734,7 +667,7 @@
           <w:szCs w:val="28"/>
           <w:lang w:val="vi-VN"/>
         </w:rPr>
-        <w:t/>
+        <w:t>/QĐ-BV</w:t>
       </w:r>
       <w:r>
         <w:rPr>
@@ -743,7 +676,7 @@
           <w:szCs w:val="28"/>
           <w:lang w:val="vi-VN"/>
         </w:rPr>
-        <w:t xml:space="preserve"/>
+        <w:t xml:space="preserve"> ngày </w:t>
       </w:r>
       <w:r>
         <w:rPr>
@@ -752,7 +685,7 @@
           <w:szCs w:val="28"/>
           <w:lang w:val="vi-VN"/>
         </w:rPr>
-        <w:t/>
+        <w:t>19</w:t>
       </w:r>
       <w:r>
         <w:rPr>
@@ -761,7 +694,7 @@
           <w:szCs w:val="28"/>
           <w:lang w:val="vi-VN"/>
         </w:rPr>
-        <w:t xml:space="preserve"/>
+        <w:t xml:space="preserve"> tháng </w:t>
       </w:r>
       <w:r>
         <w:rPr>
@@ -770,7 +703,7 @@
           <w:szCs w:val="28"/>
           <w:lang w:val="vi-VN"/>
         </w:rPr>
-        <w:t/>
+        <w:t>05</w:t>
       </w:r>
       <w:r>
         <w:rPr>
@@ -779,7 +712,7 @@
           <w:szCs w:val="28"/>
           <w:lang w:val="vi-VN"/>
         </w:rPr>
-        <w:t xml:space="preserve"/>
+        <w:t xml:space="preserve"> năm </w:t>
       </w:r>
       <w:r>
         <w:rPr>
@@ -788,7 +721,7 @@
           <w:szCs w:val="28"/>
           <w:lang w:val="vi-VN"/>
         </w:rPr>
-        <w:t/>
+        <w:t>2026</w:t>
       </w:r>
       <w:r>
         <w:rPr>
@@ -797,7 +730,7 @@
           <w:szCs w:val="28"/>
           <w:lang w:val="vi-VN"/>
         </w:rPr>
-        <w:t xml:space="preserve"/>
+        <w:t xml:space="preserve"> của Giám đốc Bệnh viện đa khoa tỉnh Phú Thọ </w:t>
       </w:r>
       <w:r>
         <w:rPr>
@@ -805,7 +738,7 @@
           <w:szCs w:val="27"/>
           <w:lang w:val="nl-NL"/>
         </w:rPr>
-        <w:t/>
+        <w:t>v</w:t>
       </w:r>
       <w:r>
         <w:rPr>
@@ -813,7 +746,7 @@
           <w:szCs w:val="27"/>
           <w:lang w:val="nl-NL"/>
         </w:rPr>
-        <w:t/>
+        <w:t>ề việc phê duyệt kết quả lựa chọn nhà thầu qua mạng gói thầu: M</w:t>
       </w:r>
       <w:bookmarkStart w:id="1" w:name="_GoBack"/>
       <w:bookmarkEnd w:id="1"/>
@@ -823,7 +756,7 @@
           <w:szCs w:val="27"/>
           <w:lang w:val="nl-NL"/>
         </w:rPr>
-        <w:t xml:space="preserve"/>
+        <w:t xml:space="preserve">ua sắm </w:t>
       </w:r>
       <w:r>
         <w:rPr>
@@ -831,7 +764,7 @@
           <w:szCs w:val="27"/>
           <w:lang w:val="vi-VN"/>
         </w:rPr>
-        <w:t xml:space="preserve"/>
+        <w:t xml:space="preserve">băng ghim và dụng cụ cắt khâu nối dùng trong phẫu thuật </w:t>
       </w:r>
       <w:r>
         <w:rPr>
@@ -839,7 +772,7 @@
           <w:szCs w:val="27"/>
           <w:lang w:val="nl-NL"/>
         </w:rPr>
-        <w:t/>
+        <w:t>phục vụ công tác chuyên môn tại Bệnh viện đa khoa tỉnh Phú Thọ</w:t>
       </w:r>
       <w:r>
         <w:rPr>
@@ -847,10 +780,10 @@
           <w:szCs w:val="27"/>
           <w:lang w:val="vi-VN"/>
         </w:rPr>
-        <w:t/>
+        <w:t>.</w:t>
       </w:r>
     </w:p>
-    <w:p ns2:paraId="3DAC533C" ns2:textId="77777777">
+    <w:p>
       <w:pPr>
         <w:spacing w:before="120" w:after="120" w:line="312" w:lineRule="auto"/>
         <w:ind w:firstLine="567"/>
@@ -870,7 +803,7 @@
         <w:t>Chúng tôi, đại diện cho các bên ký hợp đồng, gồm có:</w:t>
       </w:r>
     </w:p>
-    <w:p ns2:paraId="170205AF" ns2:textId="77777777">
+    <w:p>
       <w:pPr>
         <w:spacing w:line="312" w:lineRule="auto"/>
         <w:jc w:val="both"/>
@@ -891,7 +824,7 @@
         <w:t>Chủ đầu tư (sau đây gọi là Bên A)</w:t>
       </w:r>
     </w:p>
-    <w:p ns2:paraId="43A0B8BB" ns2:textId="77777777">
+    <w:p>
       <w:pPr>
         <w:spacing w:line="312" w:lineRule="auto"/>
         <w:jc w:val="both"/>
@@ -920,7 +853,7 @@
         <w:t xml:space="preserve"> BỆNH VIỆN ĐA KHOA TỈNH PHÚ THỌ</w:t>
       </w:r>
     </w:p>
-    <w:p ns2:paraId="07DBB395" ns2:textId="6C8C7567">
+    <w:p>
       <w:pPr>
         <w:spacing w:line="312" w:lineRule="auto"/>
         <w:jc w:val="both"/>
@@ -939,7 +872,7 @@
         <w:t>Địa chỉ: Đường Nguyễn Tất Thành – Phường Việt Trì - Tỉnh Phú Thọ.</w:t>
       </w:r>
     </w:p>
-    <w:p ns2:paraId="6A2B0FA2" ns2:textId="77777777">
+    <w:p>
       <w:pPr>
         <w:spacing w:line="312" w:lineRule="auto"/>
         <w:jc w:val="both"/>
@@ -950,7 +883,7 @@
         </w:rPr>
       </w:pPr>
     </w:p>
-    <w:p ns2:paraId="1284FFD9" ns2:textId="184A0192">
+    <w:p>
       <w:pPr>
         <w:spacing w:line="312" w:lineRule="auto"/>
         <w:jc w:val="both"/>
@@ -976,7 +909,7 @@
           <w:color w:val="000000" w:themeColor="text1"/>
           <w:lang w:val="vi-VN"/>
         </w:rPr>
-        <w:t>{{DIENTHOAI_BV}}</w:t>
+        <w:t>0210.6254179</w:t>
       </w:r>
       <w:r>
         <w:rPr>
@@ -1021,10 +954,10 @@
           <w:color w:val="000000" w:themeColor="text1"/>
           <w:lang w:val="vi-VN"/>
         </w:rPr>
-        <w:t>Fax: {{FAX_BV}}</w:t>
+        <w:t>Fax: 0210 6254103</w:t>
       </w:r>
     </w:p>
-    <w:p ns2:paraId="2C8AF71D" ns2:textId="2CD73EAA">
+    <w:p>
       <w:pPr>
         <w:spacing w:line="312" w:lineRule="auto"/>
         <w:jc w:val="both"/>
@@ -1056,15 +989,15 @@
           <w:color w:val="000000" w:themeColor="text1"/>
           <w:lang w:val="vi-VN"/>
         </w:rPr>
-        <w:t>i khoản: {{TK_KHO_BAC_1}} /</w:t>
-      </w:r>
-      <w:r>
-        <w:rPr>
-          <w:noProof/>
-          <w:color w:val="000000" w:themeColor="text1"/>
-          <w:lang w:val="vi-VN"/>
-        </w:rPr>
-        <w:t xml:space="preserve"> {{TK_KHO_BAC_2}}</w:t>
+        <w:t>i khoản: 3713.0.101.7725.00000 /</w:t>
+      </w:r>
+      <w:r>
+        <w:rPr>
+          <w:noProof/>
+          <w:color w:val="000000" w:themeColor="text1"/>
+          <w:lang w:val="vi-VN"/>
+        </w:rPr>
+        <w:t xml:space="preserve"> 3714.0.101.7725</w:t>
       </w:r>
       <w:r>
         <w:rPr>
@@ -1075,7 +1008,7 @@
         <w:t>.00000</w:t>
       </w:r>
     </w:p>
-    <w:p ns2:paraId="6A36E4AE" ns2:textId="398C879F">
+    <w:p>
       <w:pPr>
         <w:spacing w:line="312" w:lineRule="auto"/>
         <w:jc w:val="both"/>
@@ -1102,7 +1035,7 @@
         <w:t>khu vực VIII</w:t>
       </w:r>
     </w:p>
-    <w:p ns2:paraId="56EFDC8C" ns2:textId="77777777">
+    <w:p>
       <w:pPr>
         <w:spacing w:line="312" w:lineRule="auto"/>
         <w:jc w:val="both"/>
@@ -1118,10 +1051,10 @@
           <w:color w:val="000000" w:themeColor="text1"/>
           <w:lang w:val="vi-VN"/>
         </w:rPr>
-        <w:t>Và {{TK_SACOMBANK}} tại ngân hàng thương mại cổ phần Sài Gòn Thương Tín - Chi nhánh Phú Thọ (Sacombank - Chi nhánh Phú Thọ)</w:t>
+        <w:t>Và 030023641859 tại ngân hàng thương mại cổ phần Sài Gòn Thương Tín - Chi nhánh Phú Thọ (Sacombank - Chi nhánh Phú Thọ)</w:t>
       </w:r>
     </w:p>
-    <w:p ns2:paraId="4AECD1EE" ns2:textId="571733A7">
+    <w:p>
       <w:pPr>
         <w:spacing w:line="312" w:lineRule="auto"/>
         <w:jc w:val="both"/>
@@ -1137,7 +1070,7 @@
           <w:color w:val="000000" w:themeColor="text1"/>
           <w:lang w:val="vi-VN"/>
         </w:rPr>
-        <w:t xml:space="preserve">Và {{TK_VIETCOMBANK}} tại Ngân hàng TMCP Ngoại thương Việt Nam – </w:t>
+        <w:t xml:space="preserve">Và 8169999999 tại Ngân hàng TMCP Ngoại thương Việt Nam – </w:t>
       </w:r>
       <w:r>
         <w:rPr>
@@ -1156,7 +1089,7 @@
         <w:t xml:space="preserve"> Phú Thọ</w:t>
       </w:r>
     </w:p>
-    <w:p ns2:paraId="7A3E86F3" ns2:textId="77777777">
+    <w:p>
       <w:pPr>
         <w:spacing w:line="312" w:lineRule="auto"/>
         <w:jc w:val="both"/>
@@ -1172,10 +1105,10 @@
           <w:color w:val="000000" w:themeColor="text1"/>
           <w:lang w:val="vi-VN"/>
         </w:rPr>
-        <w:t>Mã số thuế: {{MA_SO_THUE_BV}}</w:t>
+        <w:t>Mã số thuế: 2600377322</w:t>
       </w:r>
     </w:p>
-    <w:p ns2:paraId="4BCC2345" ns2:textId="77777777">
+    <w:p>
       <w:pPr>
         <w:tabs>
           <w:tab w:val="left" w:pos="6096"/>
@@ -1203,7 +1136,7 @@
           <w:color w:val="000000" w:themeColor="text1"/>
           <w:lang w:val="vi-VN"/>
         </w:rPr>
-        <w:t>{{GIAM_DOC_KY}}</w:t>
+        <w:t>LÊ ĐÌNH THANH SƠN</w:t>
       </w:r>
       <w:r>
         <w:rPr>
@@ -1223,7 +1156,7 @@
         <w:t>Chức vụ: Giám đốc</w:t>
       </w:r>
     </w:p>
-    <w:p ns2:paraId="7171E5CE" ns2:textId="200C28D2">
+    <w:p>
       <w:pPr>
         <w:pStyle w:val="BodyText"/>
         <w:keepNext/>
@@ -1261,7 +1194,7 @@
         <w:t xml:space="preserve">: </w:t>
       </w:r>
     </w:p>
-    <w:p ns2:paraId="398A0493" ns2:textId="0CC3F73A">
+    <w:p>
       <w:pPr>
         <w:pStyle w:val="BodyText"/>
         <w:keepNext/>
@@ -1295,10 +1228,10 @@
           <w:szCs w:val="28"/>
           <w:lang w:val="vi-VN"/>
         </w:rPr>
-        <w:t>{{TEN_NHA_THAU}}</w:t>
+        <w:t>CÔNG TY TNHH THƯƠNG MẠI KỸ THUẬT VÀ DỊCH VỤ THỐNG NHẤT</w:t>
       </w:r>
     </w:p>
-    <w:p ns2:paraId="7EDE553D" ns2:textId="6BB5660F">
+    <w:p>
       <w:pPr>
         <w:widowControl w:val="0"/>
         <w:tabs>
@@ -1338,10 +1271,10 @@
           <w:szCs w:val="26"/>
           <w:lang w:val="fr-FR"/>
         </w:rPr>
-        <w:t>{{DIA_CHI_NCC}}</w:t>
+        <w:t>Phòng 401, tầng 4, số 65B, Phố Tôn Đức Thắng, Phường Văn Miếu - Quốc Tử Giám, Thành phố Hà Nội</w:t>
       </w:r>
     </w:p>
-    <w:p ns2:paraId="3278FD32" ns2:textId="503F65EC">
+    <w:p>
       <w:pPr>
         <w:widowControl w:val="0"/>
         <w:tabs>
@@ -1371,10 +1304,10 @@
           <w:szCs w:val="26"/>
           <w:lang w:val="nb-NO"/>
         </w:rPr>
-        <w:t xml:space="preserve">{{DIENTHOAI_NCC}}                   </w:t>
+        <w:t xml:space="preserve">024 3774 1857                   </w:t>
       </w:r>
     </w:p>
-    <w:p ns2:paraId="669640B4" ns2:textId="05EAB029">
+    <w:p>
       <w:pPr>
         <w:widowControl w:val="0"/>
         <w:tabs>
@@ -1413,10 +1346,10 @@
           <w:szCs w:val="26"/>
           <w:lang w:val="fr-FR"/>
         </w:rPr>
-        <w:t>{{MA_SO_THUE_NCC}}</w:t>
+        <w:t>0106606464</w:t>
       </w:r>
     </w:p>
-    <w:p ns2:paraId="2D3D158E" ns2:textId="0999036B">
+    <w:p>
       <w:pPr>
         <w:widowControl w:val="0"/>
         <w:tabs>
@@ -1454,10 +1387,10 @@
           <w:color w:val="000000" w:themeColor="text1"/>
           <w:lang w:val="vi-VN"/>
         </w:rPr>
-        <w:t xml:space="preserve"> {{TK_NCC}}</w:t>
+        <w:t xml:space="preserve"> 184740499</w:t>
       </w:r>
     </w:p>
-    <w:p ns2:paraId="1B70AC19" ns2:textId="705445DF">
+    <w:p>
       <w:pPr>
         <w:widowControl w:val="0"/>
         <w:tabs>
@@ -1496,10 +1429,10 @@
           <w:szCs w:val="26"/>
           <w:lang w:val="fr-FR"/>
         </w:rPr>
-        <w:t>{{NGAN_HANG_NCC}}</w:t>
+        <w:t>TMCP Á Châu – CN Hà Thành</w:t>
       </w:r>
     </w:p>
-    <w:p ns2:paraId="4C8707CF" ns2:textId="283F8521">
+    <w:p>
       <w:pPr>
         <w:widowControl w:val="0"/>
         <w:tabs>
@@ -1529,10 +1462,10 @@
           <w:color w:val="000000" w:themeColor="text1"/>
           <w:lang w:val="vi-VN"/>
         </w:rPr>
-        <w:t>{{MA_NGAN_HANG_NCC}}</w:t>
+        <w:t>79307001</w:t>
       </w:r>
     </w:p>
-    <w:p ns2:paraId="7C47D34D" ns2:textId="7980C7A3">
+    <w:p>
       <w:pPr>
         <w:widowControl w:val="0"/>
         <w:tabs>
@@ -1589,7 +1522,7 @@
           <w:color w:val="000000" w:themeColor="text1"/>
           <w:lang w:val="vi-VN"/>
         </w:rPr>
-        <w:t>{{DAI_DIEN_NCC_HOTEN}}</w:t>
+        <w:t>LÊ THỊ THANH TÂM</w:t>
       </w:r>
       <w:r>
         <w:rPr>
@@ -1609,7 +1542,7 @@
         <w:t>Tổng Giám đốc</w:t>
       </w:r>
     </w:p>
-    <w:p ns2:paraId="6A8230DF" ns2:textId="77777777">
+    <w:p>
       <w:pPr>
         <w:spacing w:before="120" w:after="120" w:line="312" w:lineRule="auto"/>
         <w:ind w:firstLine="567"/>
@@ -1631,7 +1564,7 @@
         <w:t>Hai bên thỏa thuận ký kết hợp đồng cung cấp hàng hóa với các nội dung sau:</w:t>
       </w:r>
     </w:p>
-    <w:p ns2:paraId="1F99DD9D" ns2:textId="77777777">
+    <w:p>
       <w:pPr>
         <w:pStyle w:val="BodyText"/>
         <w:keepNext/>
@@ -1657,7 +1590,7 @@
         <w:t>Điều 1. Đối tượng hợp đồng</w:t>
       </w:r>
     </w:p>
-    <w:p ns2:paraId="6CD79A83" ns2:textId="77777777">
+    <w:p>
       <w:pPr>
         <w:spacing w:line="312" w:lineRule="auto"/>
         <w:ind w:firstLine="567"/>
@@ -1693,7 +1626,7 @@
         <w:t xml:space="preserve"> kèm theo.</w:t>
       </w:r>
     </w:p>
-    <w:p ns2:paraId="264F828F" ns2:textId="77777777">
+    <w:p>
       <w:pPr>
         <w:pStyle w:val="BodyText"/>
         <w:tabs>
@@ -1720,7 +1653,7 @@
         <w:t>Điều 2. Thành phần hợp đồng</w:t>
       </w:r>
     </w:p>
-    <w:p ns2:paraId="5350823D" ns2:textId="77777777">
+    <w:p>
       <w:pPr>
         <w:pStyle w:val="BodyText"/>
         <w:tabs>
@@ -1745,7 +1678,7 @@
         <w:t>Thành phần hợp đồng và thứ tự ưu tiên pháp lý như sau:</w:t>
       </w:r>
     </w:p>
-    <w:p ns2:paraId="52A13347" ns2:textId="77777777">
+    <w:p>
       <w:pPr>
         <w:pStyle w:val="BodyText"/>
         <w:tabs>
@@ -1770,7 +1703,7 @@
         <w:t>1. Văn bản hợp đồng (kèm theo Phạm vi cung cấp và bảng giá cùng các Phụ lục khác);</w:t>
       </w:r>
     </w:p>
-    <w:p ns2:paraId="0D3911D3" ns2:textId="1A7C2B5D">
+    <w:p>
       <w:pPr>
         <w:pStyle w:val="BodyText"/>
         <w:tabs>
@@ -1822,7 +1755,7 @@
         <w:t>;</w:t>
       </w:r>
     </w:p>
-    <w:p ns2:paraId="616D75C3" ns2:textId="77777777">
+    <w:p>
       <w:pPr>
         <w:pStyle w:val="BodyText"/>
         <w:tabs>
@@ -1847,7 +1780,7 @@
         <w:t>3. Quyết định phê duyệt kết quả lựa chọn nhà thầu;</w:t>
       </w:r>
     </w:p>
-    <w:p ns2:paraId="3F4B96D4" ns2:textId="77777777">
+    <w:p>
       <w:pPr>
         <w:pStyle w:val="BodyText"/>
         <w:tabs>
@@ -1872,7 +1805,7 @@
         <w:t>4. E-ĐKCT của hợp đồng;</w:t>
       </w:r>
     </w:p>
-    <w:p ns2:paraId="51E60673" ns2:textId="77777777">
+    <w:p>
       <w:pPr>
         <w:pStyle w:val="BodyText"/>
         <w:tabs>
@@ -1897,7 +1830,7 @@
         <w:t>5. E-ĐKC của hợp đồng;</w:t>
       </w:r>
     </w:p>
-    <w:p ns2:paraId="009255E7" ns2:textId="13622A49">
+    <w:p>
       <w:pPr>
         <w:pStyle w:val="BodyText"/>
         <w:tabs>
@@ -1944,7 +1877,7 @@
         <w:t>;</w:t>
       </w:r>
     </w:p>
-    <w:p ns2:paraId="08F63685" ns2:textId="31EFB675">
+    <w:p>
       <w:pPr>
         <w:pStyle w:val="BodyText"/>
         <w:tabs>
@@ -1998,7 +1931,7 @@
         <w:t>;</w:t>
       </w:r>
     </w:p>
-    <w:p ns2:paraId="68963740" ns2:textId="77777777">
+    <w:p>
       <w:pPr>
         <w:pStyle w:val="BodyText"/>
         <w:tabs>
@@ -2023,7 +1956,7 @@
         <w:t xml:space="preserve">8. Các tài liệu kèm theo khác (nếu có). </w:t>
       </w:r>
     </w:p>
-    <w:p ns2:paraId="28569D00" ns2:textId="77777777">
+    <w:p>
       <w:pPr>
         <w:spacing w:line="312" w:lineRule="auto"/>
         <w:ind w:firstLine="567"/>
@@ -2036,7 +1969,7 @@
         </w:rPr>
       </w:pPr>
     </w:p>
-    <w:p ns2:paraId="65D27AA9" ns2:textId="30257718">
+    <w:p>
       <w:pPr>
         <w:spacing w:line="312" w:lineRule="auto"/>
         <w:ind w:firstLine="567"/>
@@ -2058,7 +1991,7 @@
         <w:t>Điều 3. Trách nhiệm của Bên A</w:t>
       </w:r>
     </w:p>
-    <w:p ns2:paraId="56B896D6" ns2:textId="77777777">
+    <w:p>
       <w:pPr>
         <w:spacing w:line="312" w:lineRule="auto"/>
         <w:ind w:firstLine="567"/>
@@ -2087,7 +2020,7 @@
         <w:t xml:space="preserve"> của hợp đồng này theo phương thức được quy định tại điều kiện cụ thể của hợp đồng cũng như thực hiện đầy đủ nghĩa vụ và trách nhiệm khác được quy định tại điều kiện chung và điều kiện cụ thể của hợp đồng.</w:t>
       </w:r>
     </w:p>
-    <w:p ns2:paraId="027F69BC" ns2:textId="77777777">
+    <w:p>
       <w:pPr>
         <w:spacing w:line="312" w:lineRule="auto"/>
         <w:ind w:firstLine="567"/>
@@ -2109,7 +2042,7 @@
         <w:t>Điều 4. Trách nhiệm của Bên B</w:t>
       </w:r>
     </w:p>
-    <w:p ns2:paraId="6D080A8A" ns2:textId="77777777">
+    <w:p>
       <w:pPr>
         <w:spacing w:line="312" w:lineRule="auto"/>
         <w:ind w:firstLine="567"/>
@@ -2131,7 +2064,7 @@
         <w:t>Bên B cam kết cung cấp cho Bên A đầy đủ các loại hàng hóa như quy định tại Điều 1 của hợp đồng này, đồng thời cam kết thực hiện đầy đủ các nghĩa vụ và trách nhiệm được nêu trong điều kiện chung và điều kiện cụ thể của hợp đồng.</w:t>
       </w:r>
     </w:p>
-    <w:p ns2:paraId="688947A5" ns2:textId="77777777">
+    <w:p>
       <w:pPr>
         <w:tabs>
           <w:tab w:val="left" w:pos="851"/>
@@ -2156,7 +2089,7 @@
         <w:t>Điều 5. Giá hợp đồng và phương thức thanh toán</w:t>
       </w:r>
     </w:p>
-    <w:p ns2:paraId="758E6AEA" ns2:textId="0DFC5DBD">
+    <w:p>
       <w:pPr>
         <w:numPr>
           <w:ilvl w:val="0"/>
@@ -2180,7 +2113,7 @@
           <w:color w:val="000000" w:themeColor="text1"/>
           <w:lang w:val="vi-VN"/>
         </w:rPr>
-        <w:t xml:space="preserve">Giá hợp đồng: {{GIA_TRI_HD}} đồng.</w:t>
+        <w:t>Giá hợp đồng:</w:t>
       </w:r>
       <w:r>
         <w:rPr>
@@ -2191,7 +2124,7 @@
           <w:szCs w:val="26"/>
           <w:lang w:val="vi-VN"/>
         </w:rPr>
-        <w:t xml:space="preserve"/>
+        <w:t xml:space="preserve"> </w:t>
       </w:r>
       <w:r>
         <w:rPr>
@@ -2199,7 +2132,7 @@
           <w:noProof/>
           <w:color w:val="000000" w:themeColor="text1"/>
         </w:rPr>
-        <w:t/>
+        <w:t>1.9</w:t>
       </w:r>
       <w:r>
         <w:rPr>
@@ -2207,7 +2140,7 @@
           <w:noProof/>
           <w:color w:val="000000" w:themeColor="text1"/>
         </w:rPr>
-        <w:t/>
+        <w:t>88</w:t>
       </w:r>
       <w:r>
         <w:rPr>
@@ -2215,7 +2148,7 @@
           <w:noProof/>
           <w:color w:val="000000" w:themeColor="text1"/>
         </w:rPr>
-        <w:t/>
+        <w:t>.</w:t>
       </w:r>
       <w:r>
         <w:rPr>
@@ -2223,7 +2156,7 @@
           <w:noProof/>
           <w:color w:val="000000" w:themeColor="text1"/>
         </w:rPr>
-        <w:t/>
+        <w:t>9</w:t>
       </w:r>
       <w:r>
         <w:rPr>
@@ -2231,7 +2164,7 @@
           <w:noProof/>
           <w:color w:val="000000" w:themeColor="text1"/>
         </w:rPr>
-        <w:t xml:space="preserve"/>
+        <w:t xml:space="preserve">50.000 </w:t>
       </w:r>
       <w:r>
         <w:rPr>
@@ -2240,10 +2173,10 @@
           <w:color w:val="000000" w:themeColor="text1"/>
           <w:lang w:val="vi-VN"/>
         </w:rPr>
-        <w:t/>
+        <w:t>đồng.</w:t>
       </w:r>
     </w:p>
-    <w:p ns2:paraId="73A89B60" ns2:textId="77002033">
+    <w:p>
       <w:pPr>
         <w:tabs>
           <w:tab w:val="num" w:pos="993"/>
@@ -2267,7 +2200,7 @@
           <w:color w:val="000000" w:themeColor="text1"/>
           <w:lang w:val="vi-VN"/>
         </w:rPr>
-        <w:t xml:space="preserve">Bằng chữ: {{GIA_TRI_HD_CHU}}./.</w:t>
+        <w:t xml:space="preserve">Bằng chữ: </w:t>
       </w:r>
       <w:r>
         <w:rPr>
@@ -2276,7 +2209,7 @@
           <w:color w:val="000000" w:themeColor="text1"/>
           <w:lang w:val="vi-VN"/>
         </w:rPr>
-        <w:t xml:space="preserve"/>
+        <w:t xml:space="preserve">Một tỷ chín </w:t>
       </w:r>
       <w:r>
         <w:rPr>
@@ -2285,7 +2218,7 @@
           <w:color w:val="000000" w:themeColor="text1"/>
           <w:lang w:val="vi-VN"/>
         </w:rPr>
-        <w:t/>
+        <w:t>trăm tám mươi tám triệu, chín trăm</w:t>
       </w:r>
       <w:r>
         <w:rPr>
@@ -2294,7 +2227,7 @@
           <w:color w:val="000000" w:themeColor="text1"/>
           <w:lang w:val="vi-VN"/>
         </w:rPr>
-        <w:t xml:space="preserve"/>
+        <w:t xml:space="preserve"> năm mươi nghìn</w:t>
       </w:r>
       <w:r>
         <w:rPr>
@@ -2303,10 +2236,10 @@
           <w:color w:val="000000" w:themeColor="text1"/>
           <w:lang w:val="vi-VN"/>
         </w:rPr>
-        <w:t xml:space="preserve"/>
+        <w:t xml:space="preserve"> đồng./.</w:t>
       </w:r>
     </w:p>
-    <w:p ns2:paraId="265DA232" ns2:textId="77777777">
+    <w:p>
       <w:pPr>
         <w:spacing w:line="312" w:lineRule="auto"/>
         <w:ind w:firstLine="567"/>
@@ -2337,7 +2270,7 @@
         <w:t>bao gồm thuế GTGT, chi phí vận chuyển, lắp đặt, bảo hành.</w:t>
       </w:r>
     </w:p>
-    <w:p ns2:paraId="6B2B8D30" ns2:textId="3D609D31">
+    <w:p>
       <w:pPr>
         <w:spacing w:line="312" w:lineRule="auto"/>
         <w:ind w:firstLine="567"/>
@@ -2356,7 +2289,7 @@
           <w:color w:val="000000" w:themeColor="text1"/>
           <w:lang w:val="vi-VN"/>
         </w:rPr>
-        <w:t xml:space="preserve">Giá trị bảo đảm thực hiện hợp đồng: {{TY_LE_BAO_DAM_HD}} Giá hợp đồng, tương đương với số tiền: {{GIA_TRI_BAO_DAM_HD}} đồng (Bằng chữ: {{GIA_TRI_BAO_DAM_HD_CHU}}./.).</w:t>
+        <w:t>Giá trị bảo đảm thực hiện hợp đồng: 3% Giá hợp đồng, tương đương với số tiền:</w:t>
       </w:r>
       <w:r>
         <w:rPr>
@@ -2365,7 +2298,7 @@
           <w:color w:val="000000" w:themeColor="text1"/>
           <w:lang w:val="vi-VN"/>
         </w:rPr>
-        <w:t xml:space="preserve"/>
+        <w:t xml:space="preserve"> </w:t>
       </w:r>
       <w:r>
         <w:rPr>
@@ -2376,7 +2309,7 @@
           <w:color w:val="000000" w:themeColor="text1"/>
           <w:lang w:val="vi-VN"/>
         </w:rPr>
-        <w:t/>
+        <w:t>59.</w:t>
       </w:r>
       <w:r>
         <w:rPr>
@@ -2386,7 +2319,7 @@
           <w:noProof/>
           <w:color w:val="000000" w:themeColor="text1"/>
         </w:rPr>
-        <w:t/>
+        <w:t>668</w:t>
       </w:r>
       <w:r>
         <w:rPr>
@@ -2397,7 +2330,7 @@
           <w:color w:val="000000" w:themeColor="text1"/>
           <w:lang w:val="vi-VN"/>
         </w:rPr>
-        <w:t/>
+        <w:t>.500</w:t>
       </w:r>
       <w:r>
         <w:rPr>
@@ -2406,7 +2339,7 @@
           <w:color w:val="000000" w:themeColor="text1"/>
           <w:lang w:val="vi-VN"/>
         </w:rPr>
-        <w:t xml:space="preserve"/>
+        <w:t xml:space="preserve"> </w:t>
       </w:r>
       <w:r>
         <w:rPr>
@@ -2417,7 +2350,7 @@
           <w:color w:val="000000" w:themeColor="text1"/>
           <w:lang w:val="vi-VN"/>
         </w:rPr>
-        <w:t/>
+        <w:t>đồng</w:t>
       </w:r>
       <w:r>
         <w:rPr>
@@ -2426,7 +2359,7 @@
           <w:color w:val="000000" w:themeColor="text1"/>
           <w:lang w:val="vi-VN"/>
         </w:rPr>
-        <w:t xml:space="preserve"/>
+        <w:t xml:space="preserve"> </w:t>
       </w:r>
       <w:r>
         <w:rPr>
@@ -2435,7 +2368,7 @@
           <w:color w:val="000000" w:themeColor="text1"/>
           <w:lang w:val="vi-VN"/>
         </w:rPr>
-        <w:t xml:space="preserve"/>
+        <w:t xml:space="preserve">(Bằng chữ: </w:t>
       </w:r>
       <w:r>
         <w:rPr>
@@ -2444,7 +2377,7 @@
           <w:color w:val="000000" w:themeColor="text1"/>
           <w:lang w:val="vi-VN"/>
         </w:rPr>
-        <w:t/>
+        <w:t>Năm mươi chín triệu</w:t>
       </w:r>
       <w:r>
         <w:rPr>
@@ -2452,7 +2385,7 @@
           <w:noProof/>
           <w:color w:val="000000" w:themeColor="text1"/>
         </w:rPr>
-        <w:t/>
+        <w:t>,sáu trăm sáu mươi tám nghìn,</w:t>
       </w:r>
       <w:r>
         <w:rPr>
@@ -2461,7 +2394,7 @@
           <w:color w:val="000000" w:themeColor="text1"/>
           <w:lang w:val="vi-VN"/>
         </w:rPr>
-        <w:t xml:space="preserve"/>
+        <w:t xml:space="preserve"> năm trăm</w:t>
       </w:r>
       <w:r>
         <w:rPr>
@@ -2470,7 +2403,7 @@
           <w:color w:val="000000" w:themeColor="text1"/>
           <w:lang w:val="vi-VN"/>
         </w:rPr>
-        <w:t xml:space="preserve"/>
+        <w:t xml:space="preserve"> đồng</w:t>
       </w:r>
       <w:r>
         <w:rPr>
@@ -2479,7 +2412,7 @@
           <w:color w:val="000000" w:themeColor="text1"/>
           <w:lang w:val="vi-VN"/>
         </w:rPr>
-        <w:t/>
+        <w:t>./.</w:t>
       </w:r>
       <w:r>
         <w:rPr>
@@ -2488,10 +2421,10 @@
           <w:color w:val="000000" w:themeColor="text1"/>
           <w:lang w:val="vi-VN"/>
         </w:rPr>
-        <w:t/>
+        <w:t>).</w:t>
       </w:r>
     </w:p>
-    <w:p ns2:paraId="7124166D" ns2:textId="77777777">
+    <w:p>
       <w:pPr>
         <w:spacing w:line="312" w:lineRule="auto"/>
         <w:ind w:firstLine="567"/>
@@ -2511,7 +2444,7 @@
         <w:t>2.  Phương thức thanh toán:</w:t>
       </w:r>
     </w:p>
-    <w:p ns2:paraId="107D51A1" ns2:textId="77777777">
+    <w:p>
       <w:pPr>
         <w:spacing w:line="312" w:lineRule="auto"/>
         <w:ind w:firstLine="567"/>
@@ -2531,7 +2464,7 @@
         <w:t>a) Hình thức thanh toán: bằng chuyển khoản.</w:t>
       </w:r>
     </w:p>
-    <w:p ns2:paraId="32B1550C" ns2:textId="77777777">
+    <w:p>
       <w:pPr>
         <w:spacing w:line="312" w:lineRule="auto"/>
         <w:ind w:firstLine="567"/>
@@ -2551,7 +2484,7 @@
         <w:t xml:space="preserve">b) Thời hạn thanh toán: </w:t>
       </w:r>
     </w:p>
-    <w:p ns2:paraId="581872BE" ns2:textId="01BE6052">
+    <w:p>
       <w:pPr>
         <w:shd w:val="clear" w:color="auto" w:fill="FFFFFF"/>
         <w:spacing w:line="312" w:lineRule="auto"/>
@@ -2588,7 +2521,7 @@
         <w:t xml:space="preserve"> lần cho bên B.</w:t>
       </w:r>
     </w:p>
-    <w:p ns2:paraId="3CF6C481" ns2:textId="77777777">
+    <w:p>
       <w:pPr>
         <w:spacing w:line="312" w:lineRule="auto"/>
         <w:ind w:firstLine="567"/>
@@ -2608,7 +2541,7 @@
         <w:t>- Thời hạn thanh toán:</w:t>
       </w:r>
     </w:p>
-    <w:p ns2:paraId="61DD6EC4" ns2:textId="02C4735E">
+    <w:p>
       <w:pPr>
         <w:spacing w:line="312" w:lineRule="auto"/>
         <w:ind w:firstLine="567"/>
@@ -2641,7 +2574,7 @@
           <w:color w:val="000000" w:themeColor="text1"/>
           <w:lang w:val="vi-VN"/>
         </w:rPr>
-        <w:t xml:space="preserve"> trong vòng {{THOI_HAN_THANH_TOAN}} ngày</w:t>
+        <w:t xml:space="preserve"> trong vòng 150 ngày</w:t>
       </w:r>
       <w:r>
         <w:rPr>
@@ -2668,7 +2601,7 @@
         <w:t xml:space="preserve"> hàng hoá, hai bên tiến hành nghiệm thu và Chủ đầu tư nhận được đầy đủ các chứng từ dưới đây:</w:t>
       </w:r>
     </w:p>
-    <w:p ns2:paraId="06EF303F" ns2:textId="77777777">
+    <w:p>
       <w:pPr>
         <w:pStyle w:val="ListParagraph"/>
         <w:numPr>
@@ -2701,7 +2634,7 @@
         <w:t>Biên bản bàn giao, nghiệm thu;</w:t>
       </w:r>
     </w:p>
-    <w:p ns2:paraId="211A889A" ns2:textId="77777777">
+    <w:p>
       <w:pPr>
         <w:pStyle w:val="ListParagraph"/>
         <w:numPr>
@@ -2734,7 +2667,7 @@
         <w:t xml:space="preserve">Hóa đơn tài chính; </w:t>
       </w:r>
     </w:p>
-    <w:p ns2:paraId="11F739C4" ns2:textId="77777777">
+    <w:p>
       <w:pPr>
         <w:pStyle w:val="ListParagraph"/>
         <w:numPr>
@@ -2767,7 +2700,7 @@
         <w:t>Giấy đề nghị thanh toán.</w:t>
       </w:r>
     </w:p>
-    <w:p ns2:paraId="72805626" ns2:textId="77777777">
+    <w:p>
       <w:pPr>
         <w:pStyle w:val="ListParagraph"/>
         <w:numPr>
@@ -2922,7 +2855,7 @@
         <w:t>.</w:t>
       </w:r>
     </w:p>
-    <w:p ns2:paraId="5E749995" ns2:textId="77777777">
+    <w:p>
       <w:pPr>
         <w:pStyle w:val="ListParagraph"/>
         <w:numPr>
@@ -2955,7 +2888,7 @@
         <w:t>Các bên tiến hành lập và chịu trách nhiệm về bản xác định giá trị công việc hoàn thành của mình.</w:t>
       </w:r>
     </w:p>
-    <w:p ns2:paraId="156A92CB" ns2:textId="77777777">
+    <w:p>
       <w:pPr>
         <w:pStyle w:val="ListParagraph"/>
         <w:numPr>
@@ -2988,7 +2921,7 @@
         <w:t>Các tài liệu khác theo quy định (nếu có).</w:t>
       </w:r>
     </w:p>
-    <w:p ns2:paraId="348E3D14" ns2:textId="031021E5">
+    <w:p>
       <w:pPr>
         <w:shd w:val="clear" w:color="auto" w:fill="FFFFFF"/>
         <w:spacing w:line="312" w:lineRule="auto"/>
@@ -3025,7 +2958,7 @@
         <w:t>).</w:t>
       </w:r>
     </w:p>
-    <w:p ns2:paraId="134C9CA8" ns2:textId="77777777">
+    <w:p>
       <w:pPr>
         <w:pStyle w:val="BodyText"/>
         <w:keepNext/>
@@ -3059,7 +2992,7 @@
         <w:t xml:space="preserve">Hợp đồng trọn gói </w:t>
       </w:r>
     </w:p>
-    <w:p ns2:paraId="7D229771" ns2:textId="77777777">
+    <w:p>
       <w:pPr>
         <w:overflowPunct w:val="0"/>
         <w:autoSpaceDE w:val="0"/>
@@ -3086,7 +3019,7 @@
         <w:t>Điều 7. Thời gian thực hiện hợp đồng</w:t>
       </w:r>
     </w:p>
-    <w:p ns2:paraId="3318D605" ns2:textId="1BFFD791">
+    <w:p>
       <w:pPr>
         <w:spacing w:line="312" w:lineRule="auto"/>
         <w:ind w:firstLine="567"/>
@@ -3103,26 +3036,26 @@
           <w:color w:val="000000" w:themeColor="text1"/>
           <w:lang w:val="vi-VN"/>
         </w:rPr>
-        <w:t xml:space="preserve">Trong vòng {{THOI_GIAN_THUC_HIEN}} ngày kể từ ngày hợp đồng có hiệu lực (kể cả ngày lễ, ngày nghỉ, thứ bảy và chủ nhật).</w:t>
-      </w:r>
-      <w:r>
-        <w:rPr>
-          <w:noProof/>
-          <w:color w:val="000000" w:themeColor="text1"/>
-          <w:lang w:val="vi-VN"/>
-        </w:rPr>
-        <w:t/>
-      </w:r>
-      <w:r>
-        <w:rPr>
-          <w:noProof/>
-          <w:color w:val="000000" w:themeColor="text1"/>
-          <w:lang w:val="vi-VN"/>
-        </w:rPr>
-        <w:t xml:space="preserve"/>
+        <w:t xml:space="preserve">Trong vòng </w:t>
+      </w:r>
+      <w:r>
+        <w:rPr>
+          <w:noProof/>
+          <w:color w:val="000000" w:themeColor="text1"/>
+          <w:lang w:val="vi-VN"/>
+        </w:rPr>
+        <w:t>120</w:t>
+      </w:r>
+      <w:r>
+        <w:rPr>
+          <w:noProof/>
+          <w:color w:val="000000" w:themeColor="text1"/>
+          <w:lang w:val="vi-VN"/>
+        </w:rPr>
+        <w:t xml:space="preserve"> ngày kể từ ngày hợp đồng có hiệu lực (kể cả ngày lễ, ngày nghỉ, thứ bảy và chủ nhật).</w:t>
       </w:r>
     </w:p>
-    <w:p ns2:paraId="5AD73CFB" ns2:textId="77777777">
+    <w:p>
       <w:pPr>
         <w:overflowPunct w:val="0"/>
         <w:autoSpaceDE w:val="0"/>
@@ -3157,7 +3090,7 @@
         <w:t>Điều 8. Hiệu chỉnh, bổ sung hợp đồng</w:t>
       </w:r>
     </w:p>
-    <w:p ns2:paraId="0E4B47BF" ns2:textId="77777777">
+    <w:p>
       <w:pPr>
         <w:overflowPunct w:val="0"/>
         <w:autoSpaceDE w:val="0"/>
@@ -3199,7 +3132,7 @@
         <w:t>.</w:t>
       </w:r>
     </w:p>
-    <w:p ns2:paraId="790C26B3" ns2:textId="77777777">
+    <w:p>
       <w:pPr>
         <w:overflowPunct w:val="0"/>
         <w:autoSpaceDE w:val="0"/>
@@ -3235,7 +3168,7 @@
         <w:t xml:space="preserve"> </w:t>
       </w:r>
     </w:p>
-    <w:p ns2:paraId="6235A9B2" ns2:textId="42CBA185">
+    <w:p>
       <w:pPr>
         <w:overflowPunct w:val="0"/>
         <w:autoSpaceDE w:val="0"/>
@@ -3326,12 +3259,12 @@
         <w:gridCol w:w="4513"/>
         <w:gridCol w:w="4701"/>
       </w:tblGrid>
-      <w:tr ns2:paraId="0D9389BE" ns2:textId="77777777">
+      <w:tr>
         <w:tc>
           <w:tcPr>
             <w:tcW w:w="0" w:type="auto"/>
           </w:tcPr>
-          <w:p ns2:paraId="3FBBF77E" ns2:textId="3237B9EA">
+          <w:p>
             <w:pPr>
               <w:pStyle w:val="BodyText"/>
               <w:keepNext/>
@@ -3359,7 +3292,7 @@
               <w:t>ĐẠI DIỆN HỢP PHÁP</w:t>
             </w:r>
           </w:p>
-          <w:p ns2:paraId="291270D8" ns2:textId="77777777">
+          <w:p>
             <w:pPr>
               <w:tabs>
                 <w:tab w:val="left" w:pos="720"/>
@@ -3386,7 +3319,7 @@
               <w:t>CỦA NHÀ THẦU</w:t>
             </w:r>
           </w:p>
-          <w:p ns2:paraId="437FE0AA" ns2:textId="43E1D317">
+          <w:p>
             <w:pPr>
               <w:tabs>
                 <w:tab w:val="left" w:pos="720"/>
@@ -3423,7 +3356,7 @@
               <w:t>GIÁM ĐỐC</w:t>
             </w:r>
           </w:p>
-          <w:p ns2:paraId="1BDABD91" ns2:textId="77777777">
+          <w:p>
             <w:pPr>
               <w:tabs>
                 <w:tab w:val="left" w:pos="720"/>
@@ -3440,7 +3373,7 @@
               </w:rPr>
             </w:pPr>
           </w:p>
-          <w:p ns2:paraId="31A7150E" ns2:textId="77777777">
+          <w:p>
             <w:pPr>
               <w:tabs>
                 <w:tab w:val="left" w:pos="720"/>
@@ -3457,7 +3390,7 @@
               </w:rPr>
             </w:pPr>
           </w:p>
-          <w:p ns2:paraId="2782F08F" ns2:textId="77777777">
+          <w:p>
             <w:pPr>
               <w:tabs>
                 <w:tab w:val="left" w:pos="720"/>
@@ -3474,7 +3407,7 @@
               </w:rPr>
             </w:pPr>
           </w:p>
-          <w:p ns2:paraId="655361C2" ns2:textId="77777777">
+          <w:p>
             <w:pPr>
               <w:tabs>
                 <w:tab w:val="left" w:pos="720"/>
@@ -3491,7 +3424,7 @@
               </w:rPr>
             </w:pPr>
           </w:p>
-          <w:p ns2:paraId="4ADA3813" ns2:textId="77777777">
+          <w:p>
             <w:pPr>
               <w:tabs>
                 <w:tab w:val="left" w:pos="720"/>
@@ -3508,7 +3441,7 @@
               </w:rPr>
             </w:pPr>
           </w:p>
-          <w:p ns2:paraId="703E46EE" ns2:textId="6BF63893">
+          <w:p>
             <w:pPr>
               <w:tabs>
                 <w:tab w:val="left" w:pos="720"/>
@@ -3532,7 +3465,7 @@
                 <w:color w:val="000000" w:themeColor="text1"/>
                 <w:lang w:val="vi-VN"/>
               </w:rPr>
-              <w:t xml:space="preserve">{{DAI_DIEN_NCC_HOTEN}}</w:t>
+              <w:t>LÊ THỊ T</w:t>
             </w:r>
             <w:r>
               <w:rPr>
@@ -3542,7 +3475,7 @@
                 <w:color w:val="000000" w:themeColor="text1"/>
                 <w:lang w:val="vi-VN"/>
               </w:rPr>
-              <w:t/>
+              <w:t>HANH TÂM</w:t>
             </w:r>
           </w:p>
         </w:tc>
@@ -3550,7 +3483,7 @@
           <w:tcPr>
             <w:tcW w:w="0" w:type="auto"/>
           </w:tcPr>
-          <w:p ns2:paraId="20340A21" ns2:textId="77777777">
+          <w:p>
             <w:pPr>
               <w:pStyle w:val="BodyText"/>
               <w:keepNext/>
@@ -3578,7 +3511,7 @@
               <w:t>ĐẠI DIỆN HỢP PHÁP</w:t>
             </w:r>
           </w:p>
-          <w:p ns2:paraId="07755C99" ns2:textId="77777777">
+          <w:p>
             <w:pPr>
               <w:tabs>
                 <w:tab w:val="left" w:pos="720"/>
@@ -3605,7 +3538,7 @@
               <w:t>CỦA CHỦ ĐẦU TƯ</w:t>
             </w:r>
           </w:p>
-          <w:p ns2:paraId="3C6E0D6F" ns2:textId="77777777">
+          <w:p>
             <w:pPr>
               <w:tabs>
                 <w:tab w:val="left" w:pos="720"/>
@@ -3632,7 +3565,7 @@
               <w:t>GIÁM ĐỐC</w:t>
             </w:r>
           </w:p>
-          <w:p ns2:paraId="65062979" ns2:textId="77777777">
+          <w:p>
             <w:pPr>
               <w:tabs>
                 <w:tab w:val="left" w:pos="720"/>
@@ -3649,7 +3582,7 @@
               </w:rPr>
             </w:pPr>
           </w:p>
-          <w:p ns2:paraId="3871F21B" ns2:textId="77777777">
+          <w:p>
             <w:pPr>
               <w:tabs>
                 <w:tab w:val="left" w:pos="720"/>
@@ -3666,7 +3599,7 @@
               </w:rPr>
             </w:pPr>
           </w:p>
-          <w:p ns2:paraId="6FF235C9" ns2:textId="77777777">
+          <w:p>
             <w:pPr>
               <w:tabs>
                 <w:tab w:val="left" w:pos="720"/>
@@ -3683,7 +3616,7 @@
               </w:rPr>
             </w:pPr>
           </w:p>
-          <w:p ns2:paraId="3A065E6D" ns2:textId="77777777">
+          <w:p>
             <w:pPr>
               <w:tabs>
                 <w:tab w:val="left" w:pos="720"/>
@@ -3700,7 +3633,7 @@
               </w:rPr>
             </w:pPr>
           </w:p>
-          <w:p ns2:paraId="21613F8F" ns2:textId="77777777">
+          <w:p>
             <w:pPr>
               <w:tabs>
                 <w:tab w:val="left" w:pos="720"/>
@@ -3717,7 +3650,7 @@
               </w:rPr>
             </w:pPr>
           </w:p>
-          <w:p ns2:paraId="2AD02120" ns2:textId="77777777">
+          <w:p>
             <w:pPr>
               <w:tabs>
                 <w:tab w:val="left" w:pos="720"/>
@@ -3739,13 +3672,13 @@
                 <w:color w:val="000000" w:themeColor="text1"/>
                 <w:lang w:val="vi-VN"/>
               </w:rPr>
-              <w:t>{{GIAM_DOC_KY}}</w:t>
+              <w:t>LÊ ĐÌNH THANH SƠN</w:t>
             </w:r>
           </w:p>
         </w:tc>
       </w:tr>
     </w:tbl>
-    <w:p ns2:paraId="7017EB94" ns2:textId="77777777">
+    <w:p>
       <w:pPr>
         <w:pStyle w:val="BodyText"/>
         <w:keepNext/>
@@ -3761,7 +3694,7 @@
         </w:rPr>
       </w:pPr>
     </w:p>
-    <w:p ns2:paraId="1D937365" ns2:textId="77777777">
+    <w:p>
       <w:pPr>
         <w:spacing w:after="160" w:line="259" w:lineRule="auto"/>
         <w:rPr>
@@ -3781,7 +3714,7 @@
         <w:br w:type="page"/>
       </w:r>
     </w:p>
-    <w:p ns2:paraId="434712F4" ns2:textId="4BBC9B02">
+    <w:p>
       <w:pPr>
         <w:jc w:val="center"/>
         <w:rPr>
@@ -3802,7 +3735,7 @@
         <w:t>PHỤ LỤC 1. BẢNG GIÁ HỢP ĐỒNG</w:t>
       </w:r>
     </w:p>
-    <w:p ns2:paraId="18AEEBF1" ns2:textId="059B5D8F">
+    <w:p>
       <w:pPr>
         <w:spacing w:after="240"/>
         <w:ind w:right="-143"/>
@@ -3830,7 +3763,7 @@
           <w:color w:val="000000" w:themeColor="text1"/>
           <w:lang w:val="vi-VN"/>
         </w:rPr>
-        <w:t>Kèm theo hợp đồng số: ___/HĐKT/___-BVĐKPT ngày 28 ngày 05 năm 2026</w:t>
+        <w:t>Kèm theo hợp đồng số: 2805/HĐKT/TN-BVĐKPT ngày 28 ngày 05 năm 2026</w:t>
       </w:r>
       <w:r>
         <w:rPr>
@@ -3864,7 +3797,7 @@
         <w:gridCol w:w="1843"/>
         <w:gridCol w:w="2380"/>
       </w:tblGrid>
-      <w:tr ns2:paraId="61412F43" ns2:textId="77777777">
+      <w:tr>
         <w:trPr>
           <w:trHeight w:val="264"/>
           <w:tblHeader/>
@@ -3874,7 +3807,7 @@
             <w:tcW w:w="839" w:type="dxa"/>
             <w:vAlign w:val="center"/>
           </w:tcPr>
-          <w:p ns2:paraId="099E331A" ns2:textId="77777777">
+          <w:p>
             <w:pPr>
               <w:spacing w:line="312" w:lineRule="auto"/>
               <w:jc w:val="center"/>
@@ -3903,7 +3836,7 @@
             <w:tcW w:w="3556" w:type="dxa"/>
             <w:vAlign w:val="center"/>
           </w:tcPr>
-          <w:p ns2:paraId="151B28EA" ns2:textId="77777777">
+          <w:p>
             <w:pPr>
               <w:spacing w:line="312" w:lineRule="auto"/>
               <w:jc w:val="center"/>
@@ -3932,7 +3865,7 @@
             <w:tcW w:w="930" w:type="dxa"/>
             <w:vAlign w:val="center"/>
           </w:tcPr>
-          <w:p ns2:paraId="4DFD62E3" ns2:textId="77777777">
+          <w:p>
             <w:pPr>
               <w:spacing w:line="312" w:lineRule="auto"/>
               <w:jc w:val="center"/>
@@ -3961,7 +3894,7 @@
             <w:tcW w:w="913" w:type="dxa"/>
             <w:vAlign w:val="center"/>
           </w:tcPr>
-          <w:p ns2:paraId="0CC77C0E" ns2:textId="77777777">
+          <w:p>
             <w:pPr>
               <w:spacing w:line="312" w:lineRule="auto"/>
               <w:jc w:val="center"/>
@@ -3990,7 +3923,7 @@
             <w:tcW w:w="1843" w:type="dxa"/>
             <w:vAlign w:val="center"/>
           </w:tcPr>
-          <w:p ns2:paraId="5BEED38A" ns2:textId="77777777">
+          <w:p>
             <w:pPr>
               <w:spacing w:line="312" w:lineRule="auto"/>
               <w:jc w:val="center"/>
@@ -4019,7 +3952,7 @@
             <w:tcW w:w="2380" w:type="dxa"/>
             <w:vAlign w:val="center"/>
           </w:tcPr>
-          <w:p ns2:paraId="743646A5" ns2:textId="77777777">
+          <w:p>
             <w:pPr>
               <w:spacing w:line="312" w:lineRule="auto"/>
               <w:jc w:val="center"/>
@@ -4044,7 +3977,7 @@
           </w:p>
         </w:tc>
       </w:tr>
-      <w:tr ns2:paraId="40268F72" ns2:textId="77777777">
+      <w:tr>
         <w:trPr>
           <w:trHeight w:val="264"/>
         </w:trPr>
@@ -4053,7 +3986,7 @@
             <w:tcW w:w="839" w:type="dxa"/>
             <w:vAlign w:val="center"/>
           </w:tcPr>
-          <w:p ns2:paraId="1CBEF8FB" ns2:textId="73F98CCC">
+          <w:p>
             <w:pPr>
               <w:spacing w:line="312" w:lineRule="auto"/>
               <w:jc w:val="center"/>
@@ -4075,7 +4008,7 @@
           <w:tcPr>
             <w:tcW w:w="3556" w:type="dxa"/>
           </w:tcPr>
-          <w:p ns2:paraId="65626E47" ns2:textId="7655EF6D">
+          <w:p>
             <w:pPr>
               <w:spacing w:line="312" w:lineRule="auto"/>
               <w:jc w:val="both"/>
@@ -4089,7 +4022,7 @@
                 <w:noProof/>
                 <w:color w:val="000000" w:themeColor="text1"/>
               </w:rPr>
-              <w:t>{{VT_1_TEN}}</w:t>
+              <w:t>Băng ghim dùng trong mổ mở</w:t>
             </w:r>
           </w:p>
         </w:tc>
@@ -4098,7 +4031,7 @@
             <w:tcW w:w="930" w:type="dxa"/>
             <w:vAlign w:val="center"/>
           </w:tcPr>
-          <w:p ns2:paraId="0C2D835F" ns2:textId="4C9C46E8">
+          <w:p>
             <w:pPr>
               <w:spacing w:line="312" w:lineRule="auto"/>
               <w:jc w:val="center"/>
@@ -4121,7 +4054,7 @@
             <w:tcW w:w="913" w:type="dxa"/>
             <w:vAlign w:val="center"/>
           </w:tcPr>
-          <w:p ns2:paraId="4915845D" ns2:textId="165D3CC9">
+          <w:p>
             <w:pPr>
               <w:spacing w:line="312" w:lineRule="auto"/>
               <w:jc w:val="center"/>
@@ -4144,7 +4077,7 @@
             <w:tcW w:w="1843" w:type="dxa"/>
             <w:vAlign w:val="center"/>
           </w:tcPr>
-          <w:p ns2:paraId="5983CE1B" ns2:textId="78B76E06">
+          <w:p>
             <w:pPr>
               <w:spacing w:line="312" w:lineRule="auto"/>
               <w:jc w:val="right"/>
@@ -4158,7 +4091,7 @@
                 <w:noProof/>
                 <w:color w:val="000000" w:themeColor="text1"/>
               </w:rPr>
-              <w:t>{{VT_1_DON_GIA}}</w:t>
+              <w:t>2.000.000</w:t>
             </w:r>
           </w:p>
         </w:tc>
@@ -4167,7 +4100,7 @@
             <w:tcW w:w="2380" w:type="dxa"/>
             <w:vAlign w:val="center"/>
           </w:tcPr>
-          <w:p ns2:paraId="3086D859" ns2:textId="2F462F09">
+          <w:p>
             <w:pPr>
               <w:spacing w:line="312" w:lineRule="auto"/>
               <w:jc w:val="right"/>
@@ -4181,12 +4114,12 @@
                 <w:noProof/>
                 <w:color w:val="000000" w:themeColor="text1"/>
               </w:rPr>
-              <w:t>{{VT_1_THANH_TIEN}}</w:t>
+              <w:t>220.000.000</w:t>
             </w:r>
           </w:p>
         </w:tc>
       </w:tr>
-      <w:tr ns2:paraId="716544CB" ns2:textId="77777777">
+      <w:tr>
         <w:trPr>
           <w:trHeight w:val="264"/>
         </w:trPr>
@@ -4195,7 +4128,7 @@
             <w:tcW w:w="839" w:type="dxa"/>
             <w:vAlign w:val="center"/>
           </w:tcPr>
-          <w:p ns2:paraId="2259DC56" ns2:textId="479B60C0">
+          <w:p>
             <w:pPr>
               <w:spacing w:line="312" w:lineRule="auto"/>
               <w:jc w:val="center"/>
@@ -4217,7 +4150,7 @@
           <w:tcPr>
             <w:tcW w:w="3556" w:type="dxa"/>
           </w:tcPr>
-          <w:p ns2:paraId="6C669380" ns2:textId="6D980143">
+          <w:p>
             <w:pPr>
               <w:spacing w:line="312" w:lineRule="auto"/>
               <w:jc w:val="both"/>
@@ -4231,7 +4164,7 @@
                 <w:noProof/>
                 <w:color w:val="000000" w:themeColor="text1"/>
               </w:rPr>
-              <w:t>{{VT_2_TEN}}</w:t>
+              <w:t>Dụng cụ khâu nối tròn ba hàng ghim</w:t>
             </w:r>
           </w:p>
         </w:tc>
@@ -4239,7 +4172,7 @@
           <w:tcPr>
             <w:tcW w:w="930" w:type="dxa"/>
           </w:tcPr>
-          <w:p ns2:paraId="3635818C" ns2:textId="39DF954E">
+          <w:p>
             <w:pPr>
               <w:spacing w:line="312" w:lineRule="auto"/>
               <w:jc w:val="center"/>
@@ -4258,7 +4191,7 @@
             <w:tcW w:w="913" w:type="dxa"/>
             <w:vAlign w:val="center"/>
           </w:tcPr>
-          <w:p ns2:paraId="3DB7AF00" ns2:textId="1E68FD49">
+          <w:p>
             <w:pPr>
               <w:spacing w:line="312" w:lineRule="auto"/>
               <w:jc w:val="center"/>
@@ -4281,7 +4214,7 @@
             <w:tcW w:w="1843" w:type="dxa"/>
             <w:vAlign w:val="center"/>
           </w:tcPr>
-          <w:p ns2:paraId="4AC1765B" ns2:textId="14B27824">
+          <w:p>
             <w:pPr>
               <w:spacing w:line="312" w:lineRule="auto"/>
               <w:jc w:val="right"/>
@@ -4295,7 +4228,7 @@
                 <w:noProof/>
                 <w:color w:val="000000" w:themeColor="text1"/>
               </w:rPr>
-              <w:t>{{VT_2_DON_GIA}}</w:t>
+              <w:t>14.900.000</w:t>
             </w:r>
           </w:p>
         </w:tc>
@@ -4304,7 +4237,7 @@
             <w:tcW w:w="2380" w:type="dxa"/>
             <w:vAlign w:val="center"/>
           </w:tcPr>
-          <w:p ns2:paraId="7AE6555A" ns2:textId="27A1D3AB">
+          <w:p>
             <w:pPr>
               <w:spacing w:line="312" w:lineRule="auto"/>
               <w:jc w:val="right"/>
@@ -4318,19 +4251,19 @@
                 <w:noProof/>
                 <w:color w:val="000000" w:themeColor="text1"/>
               </w:rPr>
-              <w:t xml:space="preserve">{{VT_2_THANH_TIEN}}</w:t>
+              <w:t>290.8</w:t>
             </w:r>
             <w:r>
               <w:rPr>
                 <w:noProof/>
                 <w:color w:val="000000" w:themeColor="text1"/>
               </w:rPr>
-              <w:t/>
+              <w:t>00.000</w:t>
             </w:r>
           </w:p>
         </w:tc>
       </w:tr>
-      <w:tr ns2:paraId="4E9F0225" ns2:textId="77777777">
+      <w:tr>
         <w:trPr>
           <w:trHeight w:val="264"/>
         </w:trPr>
@@ -4339,7 +4272,7 @@
             <w:tcW w:w="839" w:type="dxa"/>
             <w:vAlign w:val="center"/>
           </w:tcPr>
-          <w:p ns2:paraId="2A5DE284" ns2:textId="2EDB7C4B">
+          <w:p>
             <w:pPr>
               <w:spacing w:line="312" w:lineRule="auto"/>
               <w:jc w:val="center"/>
@@ -4361,7 +4294,7 @@
           <w:tcPr>
             <w:tcW w:w="3556" w:type="dxa"/>
           </w:tcPr>
-          <w:p ns2:paraId="6EC7BD23" ns2:textId="4785A83B">
+          <w:p>
             <w:pPr>
               <w:spacing w:line="312" w:lineRule="auto"/>
               <w:jc w:val="both"/>
@@ -4375,7 +4308,7 @@
                 <w:noProof/>
                 <w:color w:val="000000" w:themeColor="text1"/>
               </w:rPr>
-              <w:t>{{VT_3_TEN}}</w:t>
+              <w:t>Dụng cụ khâu cắt nội soi</w:t>
             </w:r>
           </w:p>
         </w:tc>
@@ -4383,7 +4316,7 @@
           <w:tcPr>
             <w:tcW w:w="930" w:type="dxa"/>
           </w:tcPr>
-          <w:p ns2:paraId="7FAFEA16" ns2:textId="516FA46E">
+          <w:p>
             <w:pPr>
               <w:spacing w:line="312" w:lineRule="auto"/>
               <w:jc w:val="center"/>
@@ -4402,7 +4335,7 @@
             <w:tcW w:w="913" w:type="dxa"/>
             <w:vAlign w:val="center"/>
           </w:tcPr>
-          <w:p ns2:paraId="1AB4504C" ns2:textId="139F11CB">
+          <w:p>
             <w:pPr>
               <w:spacing w:line="312" w:lineRule="auto"/>
               <w:jc w:val="center"/>
@@ -4425,7 +4358,7 @@
             <w:tcW w:w="1843" w:type="dxa"/>
             <w:vAlign w:val="center"/>
           </w:tcPr>
-          <w:p ns2:paraId="1279224B" ns2:textId="6CDDB5AF">
+          <w:p>
             <w:pPr>
               <w:spacing w:line="312" w:lineRule="auto"/>
               <w:jc w:val="right"/>
@@ -4439,7 +4372,7 @@
                 <w:noProof/>
                 <w:color w:val="000000" w:themeColor="text1"/>
               </w:rPr>
-              <w:t>{{VT_3_DON_GIA}}</w:t>
+              <w:t>5.990.000</w:t>
             </w:r>
           </w:p>
         </w:tc>
@@ -4448,7 +4381,7 @@
             <w:tcW w:w="2380" w:type="dxa"/>
             <w:vAlign w:val="center"/>
           </w:tcPr>
-          <w:p ns2:paraId="4C2550F1" ns2:textId="59B3119F">
+          <w:p>
             <w:pPr>
               <w:spacing w:line="312" w:lineRule="auto"/>
               <w:jc w:val="right"/>
@@ -4462,12 +4395,12 @@
                 <w:noProof/>
                 <w:color w:val="000000" w:themeColor="text1"/>
               </w:rPr>
-              <w:t>{{VT_3_THANH_TIEN}}</w:t>
+              <w:t>29.500.000</w:t>
             </w:r>
           </w:p>
         </w:tc>
       </w:tr>
-      <w:tr ns2:paraId="78B37733" ns2:textId="77777777">
+      <w:tr>
         <w:trPr>
           <w:trHeight w:val="264"/>
         </w:trPr>
@@ -4476,7 +4409,7 @@
             <w:tcW w:w="839" w:type="dxa"/>
             <w:vAlign w:val="center"/>
           </w:tcPr>
-          <w:p ns2:paraId="2258AA73" ns2:textId="17F0C535">
+          <w:p>
             <w:pPr>
               <w:spacing w:line="312" w:lineRule="auto"/>
               <w:jc w:val="center"/>
@@ -4498,7 +4431,7 @@
           <w:tcPr>
             <w:tcW w:w="3556" w:type="dxa"/>
           </w:tcPr>
-          <w:p ns2:paraId="3E8FD512" ns2:textId="7BF45946">
+          <w:p>
             <w:pPr>
               <w:spacing w:line="312" w:lineRule="auto"/>
               <w:jc w:val="both"/>
@@ -4512,7 +4445,7 @@
                 <w:noProof/>
                 <w:color w:val="000000" w:themeColor="text1"/>
               </w:rPr>
-              <w:t>{{VT_4_TEN}}</w:t>
+              <w:t>Băng ghim cắt khâu nối nội soi các cỡ</w:t>
             </w:r>
           </w:p>
         </w:tc>
@@ -4520,7 +4453,7 @@
           <w:tcPr>
             <w:tcW w:w="930" w:type="dxa"/>
           </w:tcPr>
-          <w:p ns2:paraId="2EEDDE78" ns2:textId="674D5C10">
+          <w:p>
             <w:pPr>
               <w:spacing w:line="312" w:lineRule="auto"/>
               <w:jc w:val="center"/>
@@ -4535,7 +4468,7 @@
             <w:tcW w:w="913" w:type="dxa"/>
             <w:vAlign w:val="center"/>
           </w:tcPr>
-          <w:p ns2:paraId="767C6DA5" ns2:textId="5FE5CBEA">
+          <w:p>
             <w:pPr>
               <w:spacing w:line="312" w:lineRule="auto"/>
               <w:jc w:val="center"/>
@@ -4558,7 +4491,7 @@
             <w:tcW w:w="1843" w:type="dxa"/>
             <w:vAlign w:val="center"/>
           </w:tcPr>
-          <w:p ns2:paraId="1E873ACB" ns2:textId="0CED0901">
+          <w:p>
             <w:pPr>
               <w:spacing w:line="312" w:lineRule="auto"/>
               <w:jc w:val="right"/>
@@ -4572,7 +4505,7 @@
                 <w:noProof/>
                 <w:color w:val="000000" w:themeColor="text1"/>
               </w:rPr>
-              <w:t>{{VT_4_DON_GIA}}</w:t>
+              <w:t>5.500.000</w:t>
             </w:r>
           </w:p>
         </w:tc>
@@ -4581,7 +4514,7 @@
             <w:tcW w:w="2380" w:type="dxa"/>
             <w:vAlign w:val="center"/>
           </w:tcPr>
-          <w:p ns2:paraId="44E74E4B" ns2:textId="75CF1BAD">
+          <w:p>
             <w:pPr>
               <w:spacing w:line="312" w:lineRule="auto"/>
               <w:jc w:val="right"/>
@@ -4595,12 +4528,12 @@
                 <w:noProof/>
                 <w:color w:val="000000" w:themeColor="text1"/>
               </w:rPr>
-              <w:t>{{VT_4_THANH_TIEN}}</w:t>
+              <w:t>1.441.000.000</w:t>
             </w:r>
           </w:p>
         </w:tc>
       </w:tr>
-      <w:tr ns2:paraId="4DBC3516" ns2:textId="77777777">
+      <w:tr>
         <w:trPr>
           <w:trHeight w:val="535"/>
         </w:trPr>
@@ -4609,7 +4542,7 @@
             <w:tcW w:w="839" w:type="dxa"/>
             <w:vAlign w:val="center"/>
           </w:tcPr>
-          <w:p ns2:paraId="550D1D8D" ns2:textId="77777777">
+          <w:p>
             <w:pPr>
               <w:spacing w:line="312" w:lineRule="auto"/>
               <w:jc w:val="center"/>
@@ -4627,7 +4560,7 @@
             <w:tcW w:w="3556" w:type="dxa"/>
             <w:vAlign w:val="center"/>
           </w:tcPr>
-          <w:p ns2:paraId="73338329" ns2:textId="77777777">
+          <w:p>
             <w:pPr>
               <w:spacing w:line="312" w:lineRule="auto"/>
               <w:jc w:val="center"/>
@@ -4654,7 +4587,7 @@
             <w:tcW w:w="930" w:type="dxa"/>
             <w:vAlign w:val="center"/>
           </w:tcPr>
-          <w:p ns2:paraId="1A3BAD0A" ns2:textId="77777777">
+          <w:p>
             <w:pPr>
               <w:spacing w:line="312" w:lineRule="auto"/>
               <w:jc w:val="center"/>
@@ -4672,7 +4605,7 @@
             <w:tcW w:w="913" w:type="dxa"/>
             <w:vAlign w:val="center"/>
           </w:tcPr>
-          <w:p ns2:paraId="7E6A16E5" ns2:textId="77777777">
+          <w:p>
             <w:pPr>
               <w:spacing w:line="312" w:lineRule="auto"/>
               <w:jc w:val="center"/>
@@ -4690,7 +4623,7 @@
             <w:tcW w:w="1843" w:type="dxa"/>
             <w:vAlign w:val="center"/>
           </w:tcPr>
-          <w:p ns2:paraId="46FD4D39" ns2:textId="77777777">
+          <w:p>
             <w:pPr>
               <w:spacing w:line="312" w:lineRule="auto"/>
               <w:jc w:val="center"/>
@@ -4708,7 +4641,7 @@
             <w:tcW w:w="2380" w:type="dxa"/>
             <w:vAlign w:val="center"/>
           </w:tcPr>
-          <w:p ns2:paraId="7E884B43" ns2:textId="5A0A4A28">
+          <w:p>
             <w:pPr>
               <w:spacing w:line="312" w:lineRule="auto"/>
               <w:jc w:val="right"/>
@@ -4724,7 +4657,7 @@
                 <w:noProof/>
                 <w:color w:val="000000" w:themeColor="text1"/>
               </w:rPr>
-              <w:t xml:space="preserve">{{GIA_TRI_HD}}</w:t>
+              <w:t>1.9</w:t>
             </w:r>
             <w:r>
               <w:rPr>
@@ -4732,7 +4665,7 @@
                 <w:noProof/>
                 <w:color w:val="000000" w:themeColor="text1"/>
               </w:rPr>
-              <w:t/>
+              <w:t>88</w:t>
             </w:r>
             <w:r>
               <w:rPr>
@@ -4740,7 +4673,7 @@
                 <w:noProof/>
                 <w:color w:val="000000" w:themeColor="text1"/>
               </w:rPr>
-              <w:t/>
+              <w:t>.</w:t>
             </w:r>
             <w:r>
               <w:rPr>
@@ -4748,7 +4681,7 @@
                 <w:noProof/>
                 <w:color w:val="000000" w:themeColor="text1"/>
               </w:rPr>
-              <w:t/>
+              <w:t>9</w:t>
             </w:r>
             <w:r>
               <w:rPr>
@@ -4756,12 +4689,12 @@
                 <w:noProof/>
                 <w:color w:val="000000" w:themeColor="text1"/>
               </w:rPr>
-              <w:t/>
+              <w:t>50.000</w:t>
             </w:r>
           </w:p>
         </w:tc>
       </w:tr>
-      <w:tr ns2:paraId="6E0B8FBD" ns2:textId="77777777">
+      <w:tr>
         <w:trPr>
           <w:trHeight w:val="264"/>
         </w:trPr>
@@ -4770,7 +4703,7 @@
             <w:tcW w:w="839" w:type="dxa"/>
             <w:vAlign w:val="center"/>
           </w:tcPr>
-          <w:p ns2:paraId="484D6EA0" ns2:textId="77777777">
+          <w:p>
             <w:pPr>
               <w:spacing w:line="312" w:lineRule="auto"/>
               <w:jc w:val="center"/>
@@ -4789,7 +4722,7 @@
             <w:gridSpan w:val="5"/>
             <w:vAlign w:val="center"/>
           </w:tcPr>
-          <w:p ns2:paraId="5D99BD99" ns2:textId="359031F0">
+          <w:p>
             <w:pPr>
               <w:spacing w:line="312" w:lineRule="auto"/>
               <w:ind w:hanging="125"/>
@@ -4810,7 +4743,7 @@
                 <w:color w:val="000000" w:themeColor="text1"/>
                 <w:lang w:val="vi-VN"/>
               </w:rPr>
-              <w:t xml:space="preserve">Bằng chữ: {{GIA_TRI_HD_CHU}}./.</w:t>
+              <w:t xml:space="preserve">Bằng chữ: Một tỷ chín trăm </w:t>
             </w:r>
             <w:r>
               <w:rPr>
@@ -4820,7 +4753,7 @@
                 <w:color w:val="000000" w:themeColor="text1"/>
                 <w:lang w:val="vi-VN"/>
               </w:rPr>
-              <w:t/>
+              <w:t>tám mươi tám triệu, chín trăm năm mươi nghìn đồng</w:t>
             </w:r>
             <w:r>
               <w:rPr>
@@ -4830,13 +4763,13 @@
                 <w:color w:val="000000" w:themeColor="text1"/>
                 <w:lang w:val="vi-VN"/>
               </w:rPr>
-              <w:t/>
+              <w:t>./.</w:t>
             </w:r>
           </w:p>
         </w:tc>
       </w:tr>
     </w:tbl>
-    <w:p ns2:paraId="4C963AD9" ns2:textId="77777777">
+    <w:p>
       <w:pPr>
         <w:pStyle w:val="ListParagraph"/>
         <w:ind w:left="426" w:right="-143"/>
@@ -4851,7 +4784,7 @@
         </w:rPr>
       </w:pPr>
     </w:p>
-    <w:p ns2:paraId="3A5C73F8" ns2:textId="77777777">
+    <w:p>
       <w:pPr>
         <w:jc w:val="center"/>
         <w:rPr>
@@ -4871,12 +4804,12 @@
         <w:gridCol w:w="4513"/>
         <w:gridCol w:w="4701"/>
       </w:tblGrid>
-      <w:tr ns2:paraId="4115ED95" ns2:textId="77777777">
+      <w:tr>
         <w:tc>
           <w:tcPr>
             <w:tcW w:w="0" w:type="auto"/>
           </w:tcPr>
-          <w:p ns2:paraId="43088E5B" ns2:textId="77777777">
+          <w:p>
             <w:pPr>
               <w:pStyle w:val="BodyText"/>
               <w:keepNext/>
@@ -4904,7 +4837,7 @@
               <w:t>ĐẠI DIỆN HỢP PHÁP</w:t>
             </w:r>
           </w:p>
-          <w:p ns2:paraId="3A4A1825" ns2:textId="77777777">
+          <w:p>
             <w:pPr>
               <w:tabs>
                 <w:tab w:val="left" w:pos="720"/>
@@ -4931,7 +4864,7 @@
               <w:t>CỦA NHÀ THẦU</w:t>
             </w:r>
           </w:p>
-          <w:p ns2:paraId="478D0A2C" ns2:textId="77777777">
+          <w:p>
             <w:pPr>
               <w:tabs>
                 <w:tab w:val="left" w:pos="720"/>
@@ -4968,7 +4901,7 @@
               <w:t>GIÁM ĐỐC</w:t>
             </w:r>
           </w:p>
-          <w:p ns2:paraId="08CC25CF" ns2:textId="77777777">
+          <w:p>
             <w:pPr>
               <w:tabs>
                 <w:tab w:val="left" w:pos="720"/>
@@ -4985,7 +4918,7 @@
               </w:rPr>
             </w:pPr>
           </w:p>
-          <w:p ns2:paraId="1AD3384A" ns2:textId="77777777">
+          <w:p>
             <w:pPr>
               <w:tabs>
                 <w:tab w:val="left" w:pos="720"/>
@@ -5002,7 +4935,7 @@
               </w:rPr>
             </w:pPr>
           </w:p>
-          <w:p ns2:paraId="34232A4D" ns2:textId="77777777">
+          <w:p>
             <w:pPr>
               <w:tabs>
                 <w:tab w:val="left" w:pos="720"/>
@@ -5019,7 +4952,7 @@
               </w:rPr>
             </w:pPr>
           </w:p>
-          <w:p ns2:paraId="441AA763" ns2:textId="77777777">
+          <w:p>
             <w:pPr>
               <w:tabs>
                 <w:tab w:val="left" w:pos="720"/>
@@ -5036,7 +4969,7 @@
               </w:rPr>
             </w:pPr>
           </w:p>
-          <w:p ns2:paraId="4D944B85" ns2:textId="77777777">
+          <w:p>
             <w:pPr>
               <w:tabs>
                 <w:tab w:val="left" w:pos="720"/>
@@ -5053,7 +4986,7 @@
               </w:rPr>
             </w:pPr>
           </w:p>
-          <w:p ns2:paraId="4D21FCE4" ns2:textId="77777777">
+          <w:p>
             <w:pPr>
               <w:tabs>
                 <w:tab w:val="left" w:pos="720"/>
@@ -5077,7 +5010,7 @@
                 <w:color w:val="000000" w:themeColor="text1"/>
                 <w:lang w:val="vi-VN"/>
               </w:rPr>
-              <w:t xml:space="preserve">{{DAI_DIEN_NCC_HOTEN}}</w:t>
+              <w:t>LÊ THỊ T</w:t>
             </w:r>
             <w:r>
               <w:rPr>
@@ -5087,7 +5020,7 @@
                 <w:color w:val="000000" w:themeColor="text1"/>
                 <w:lang w:val="vi-VN"/>
               </w:rPr>
-              <w:t/>
+              <w:t>HANH TÂM</w:t>
             </w:r>
           </w:p>
         </w:tc>
@@ -5095,7 +5028,7 @@
           <w:tcPr>
             <w:tcW w:w="0" w:type="auto"/>
           </w:tcPr>
-          <w:p ns2:paraId="2BEF8CEC" ns2:textId="77777777">
+          <w:p>
             <w:pPr>
               <w:pStyle w:val="BodyText"/>
               <w:keepNext/>
@@ -5123,7 +5056,7 @@
               <w:t>ĐẠI DIỆN HỢP PHÁP</w:t>
             </w:r>
           </w:p>
-          <w:p ns2:paraId="1FFE0843" ns2:textId="77777777">
+          <w:p>
             <w:pPr>
               <w:tabs>
                 <w:tab w:val="left" w:pos="720"/>
@@ -5150,7 +5083,7 @@
               <w:t>CỦA CHỦ ĐẦU TƯ</w:t>
             </w:r>
           </w:p>
-          <w:p ns2:paraId="6F8FB39A" ns2:textId="77777777">
+          <w:p>
             <w:pPr>
               <w:tabs>
                 <w:tab w:val="left" w:pos="720"/>
@@ -5177,7 +5110,7 @@
               <w:t>GIÁM ĐỐC</w:t>
             </w:r>
           </w:p>
-          <w:p ns2:paraId="76E9FCCC" ns2:textId="77777777">
+          <w:p>
             <w:pPr>
               <w:tabs>
                 <w:tab w:val="left" w:pos="720"/>
@@ -5194,7 +5127,7 @@
               </w:rPr>
             </w:pPr>
           </w:p>
-          <w:p ns2:paraId="09942702" ns2:textId="77777777">
+          <w:p>
             <w:pPr>
               <w:tabs>
                 <w:tab w:val="left" w:pos="720"/>
@@ -5211,7 +5144,7 @@
               </w:rPr>
             </w:pPr>
           </w:p>
-          <w:p ns2:paraId="13A925CF" ns2:textId="77777777">
+          <w:p>
             <w:pPr>
               <w:tabs>
                 <w:tab w:val="left" w:pos="720"/>
@@ -5228,7 +5161,7 @@
               </w:rPr>
             </w:pPr>
           </w:p>
-          <w:p ns2:paraId="5B1C44DF" ns2:textId="77777777">
+          <w:p>
             <w:pPr>
               <w:tabs>
                 <w:tab w:val="left" w:pos="720"/>
@@ -5245,7 +5178,7 @@
               </w:rPr>
             </w:pPr>
           </w:p>
-          <w:p ns2:paraId="668B1492" ns2:textId="77777777">
+          <w:p>
             <w:pPr>
               <w:tabs>
                 <w:tab w:val="left" w:pos="720"/>
@@ -5262,7 +5195,7 @@
               </w:rPr>
             </w:pPr>
           </w:p>
-          <w:p ns2:paraId="00A12505" ns2:textId="77777777">
+          <w:p>
             <w:pPr>
               <w:tabs>
                 <w:tab w:val="left" w:pos="720"/>
@@ -5284,13 +5217,13 @@
                 <w:color w:val="000000" w:themeColor="text1"/>
                 <w:lang w:val="vi-VN"/>
               </w:rPr>
-              <w:t>{{GIAM_DOC_KY}}</w:t>
+              <w:t>LÊ ĐÌNH THANH SƠN</w:t>
             </w:r>
           </w:p>
         </w:tc>
       </w:tr>
     </w:tbl>
-    <w:p ns2:paraId="20B452A5" ns2:textId="77777777">
+    <w:p>
       <w:pPr>
         <w:spacing w:line="264" w:lineRule="auto"/>
         <w:rPr>
@@ -5300,7 +5233,7 @@
         </w:rPr>
       </w:pPr>
     </w:p>
-    <w:p ns2:paraId="40D3528B" ns2:textId="77777777">
+    <w:p>
       <w:pPr>
         <w:spacing w:line="264" w:lineRule="auto"/>
         <w:rPr>
@@ -5320,7 +5253,7 @@
         <w:br w:type="page"/>
       </w:r>
     </w:p>
-    <w:p ns2:paraId="3D851FBE" ns2:textId="77777777">
+    <w:p>
       <w:pPr>
         <w:spacing w:before="120" w:after="40" w:line="276" w:lineRule="auto"/>
         <w:jc w:val="center"/>
@@ -5338,7 +5271,7 @@
         </w:sectPr>
       </w:pPr>
     </w:p>
-    <w:p ns2:paraId="061266BB" ns2:textId="57784F40">
+    <w:p>
       <w:pPr>
         <w:spacing w:before="120" w:after="40" w:line="276" w:lineRule="auto"/>
         <w:jc w:val="center"/>
@@ -5360,7 +5293,7 @@
         <w:t>PHỤ LỤC 2. DANH MỤC THIẾT BỊ Y TẾ</w:t>
       </w:r>
     </w:p>
-    <w:p ns2:paraId="0AFBCB4F" ns2:textId="66B37B3C">
+    <w:p>
       <w:pPr>
         <w:spacing w:before="120" w:after="40" w:line="276" w:lineRule="auto"/>
         <w:jc w:val="center"/>
@@ -5392,7 +5325,7 @@
         <w:t xml:space="preserve"> y tế</w:t>
       </w:r>
     </w:p>
-    <w:p ns2:paraId="082E6872" ns2:textId="3210478D">
+    <w:p>
       <w:pPr>
         <w:spacing w:after="240"/>
         <w:ind w:right="-143"/>
@@ -5429,7 +5362,7 @@
           <w:color w:val="000000" w:themeColor="text1"/>
           <w:lang w:val="vi-VN"/>
         </w:rPr>
-        <w:t xml:space="preserve">___/HĐKT/___-BVĐKPT </w:t>
+        <w:t xml:space="preserve">2805/HĐKT/TN-BVĐKPT </w:t>
       </w:r>
       <w:r>
         <w:rPr>
@@ -5517,7 +5450,7 @@
         <w:gridCol w:w="1255"/>
         <w:gridCol w:w="1427"/>
       </w:tblGrid>
-      <w:tr ns2:paraId="62718463" ns2:textId="10031AE4">
+      <w:tr>
         <w:trPr>
           <w:trHeight w:val="625"/>
         </w:trPr>
@@ -5527,7 +5460,7 @@
             <w:vAlign w:val="center"/>
             <w:hideMark/>
           </w:tcPr>
-          <w:p ns2:paraId="0236F73D" ns2:textId="77777777">
+          <w:p>
             <w:pPr>
               <w:jc w:val="center"/>
               <w:rPr>
@@ -5556,7 +5489,7 @@
             <w:vAlign w:val="center"/>
             <w:hideMark/>
           </w:tcPr>
-          <w:p ns2:paraId="11B78C32" ns2:textId="77777777">
+          <w:p>
             <w:pPr>
               <w:jc w:val="center"/>
               <w:rPr>
@@ -5585,7 +5518,7 @@
             <w:vAlign w:val="center"/>
             <w:hideMark/>
           </w:tcPr>
-          <w:p ns2:paraId="498A1403" ns2:textId="77777777">
+          <w:p>
             <w:pPr>
               <w:jc w:val="center"/>
               <w:rPr>
@@ -5614,7 +5547,7 @@
             <w:vAlign w:val="center"/>
             <w:hideMark/>
           </w:tcPr>
-          <w:p ns2:paraId="512E8A42" ns2:textId="77777777">
+          <w:p>
             <w:pPr>
               <w:jc w:val="center"/>
               <w:rPr>
@@ -5643,7 +5576,7 @@
             <w:vAlign w:val="center"/>
             <w:hideMark/>
           </w:tcPr>
-          <w:p ns2:paraId="017AF7A6" ns2:textId="77777777">
+          <w:p>
             <w:pPr>
               <w:jc w:val="center"/>
               <w:rPr>
@@ -5672,7 +5605,7 @@
             <w:vAlign w:val="center"/>
             <w:hideMark/>
           </w:tcPr>
-          <w:p ns2:paraId="657B3D78" ns2:textId="77777777">
+          <w:p>
             <w:pPr>
               <w:jc w:val="center"/>
               <w:rPr>
@@ -5701,7 +5634,7 @@
             <w:vAlign w:val="center"/>
             <w:hideMark/>
           </w:tcPr>
-          <w:p ns2:paraId="43F21E34" ns2:textId="77777777">
+          <w:p>
             <w:pPr>
               <w:jc w:val="center"/>
               <w:rPr>
@@ -5730,7 +5663,7 @@
             <w:vAlign w:val="center"/>
             <w:hideMark/>
           </w:tcPr>
-          <w:p ns2:paraId="3A7D8EA0" ns2:textId="77777777">
+          <w:p>
             <w:pPr>
               <w:jc w:val="center"/>
               <w:rPr>
@@ -5759,7 +5692,7 @@
             <w:vAlign w:val="center"/>
             <w:hideMark/>
           </w:tcPr>
-          <w:p ns2:paraId="7DD572E1" ns2:textId="77777777">
+          <w:p>
             <w:pPr>
               <w:jc w:val="center"/>
               <w:rPr>
@@ -5788,7 +5721,7 @@
             <w:vAlign w:val="center"/>
             <w:hideMark/>
           </w:tcPr>
-          <w:p ns2:paraId="00A50B04" ns2:textId="3F75B9D8">
+          <w:p>
             <w:pPr>
               <w:jc w:val="center"/>
               <w:rPr>
@@ -5817,7 +5750,7 @@
             <w:vAlign w:val="center"/>
             <w:hideMark/>
           </w:tcPr>
-          <w:p ns2:paraId="56A453DF" ns2:textId="77777777">
+          <w:p>
             <w:pPr>
               <w:jc w:val="center"/>
               <w:rPr>
@@ -5846,7 +5779,7 @@
             <w:vAlign w:val="center"/>
             <w:hideMark/>
           </w:tcPr>
-          <w:p ns2:paraId="79326D6C" ns2:textId="5062D7FE">
+          <w:p>
             <w:pPr>
               <w:jc w:val="center"/>
               <w:rPr>
@@ -5875,7 +5808,7 @@
             <w:vAlign w:val="center"/>
             <w:hideMark/>
           </w:tcPr>
-          <w:p ns2:paraId="5A07213B" ns2:textId="4AAC8454">
+          <w:p>
             <w:pPr>
               <w:jc w:val="center"/>
               <w:rPr>
@@ -5897,7 +5830,7 @@
               <w:t>Đơn giá</w:t>
             </w:r>
           </w:p>
-          <w:p ns2:paraId="1E9CC49E" ns2:textId="097148EB">
+          <w:p>
             <w:pPr>
               <w:jc w:val="center"/>
               <w:rPr>
@@ -5926,7 +5859,7 @@
             <w:vAlign w:val="center"/>
             <w:hideMark/>
           </w:tcPr>
-          <w:p ns2:paraId="7F2FA8F4" ns2:textId="77777777">
+          <w:p>
             <w:pPr>
               <w:jc w:val="center"/>
               <w:rPr>
@@ -5954,7 +5887,7 @@
             <w:tcW w:w="1427" w:type="dxa"/>
             <w:vAlign w:val="center"/>
           </w:tcPr>
-          <w:p ns2:paraId="622B4CDB" ns2:textId="19AB4B83">
+          <w:p>
             <w:pPr>
               <w:jc w:val="center"/>
               <w:rPr>
@@ -5978,7 +5911,7 @@
           </w:p>
         </w:tc>
       </w:tr>
-      <w:tr ns2:paraId="69D329D4" ns2:textId="323057F5">
+      <w:tr>
         <w:trPr>
           <w:trHeight w:val="312"/>
         </w:trPr>
@@ -5989,7 +5922,7 @@
             <w:vAlign w:val="center"/>
             <w:hideMark/>
           </w:tcPr>
-          <w:p ns2:paraId="37F0AB99" ns2:textId="575D5E6F">
+          <w:p>
             <w:pPr>
               <w:jc w:val="center"/>
               <w:rPr>
@@ -6015,7 +5948,7 @@
             <w:vAlign w:val="center"/>
             <w:hideMark/>
           </w:tcPr>
-          <w:p ns2:paraId="26F3DA0F" ns2:textId="3CF6DB68">
+          <w:p>
             <w:pPr>
               <w:jc w:val="center"/>
               <w:rPr>
@@ -6031,7 +5964,7 @@
                 <w:sz w:val="16"/>
                 <w:szCs w:val="16"/>
               </w:rPr>
-              <w:t>{{VT_1_TEN}}</w:t>
+              <w:t>Băng ghim dùng trong mổ mở</w:t>
             </w:r>
           </w:p>
         </w:tc>
@@ -6042,7 +5975,7 @@
             <w:vAlign w:val="center"/>
             <w:hideMark/>
           </w:tcPr>
-          <w:p ns2:paraId="7401443E" ns2:textId="50E27A79">
+          <w:p>
             <w:pPr>
               <w:jc w:val="center"/>
               <w:rPr>
@@ -6068,7 +6001,7 @@
             <w:vAlign w:val="center"/>
             <w:hideMark/>
           </w:tcPr>
-          <w:p ns2:paraId="6FA3F3B5" ns2:textId="223788EA">
+          <w:p>
             <w:pPr>
               <w:jc w:val="center"/>
               <w:rPr>
@@ -6083,7 +6016,7 @@
                 <w:sz w:val="16"/>
                 <w:szCs w:val="16"/>
               </w:rPr>
-              <w:t>{{VT_1_TCKT}}</w:t>
+              <w:t>Băng (đạn) ghim khâu máy cắt nối tự động thẳng dùng trong mổ mở công nghệ Tri-staple, cỡ 80mm. Có 3 hàng ghim chiều cao khác nhau mỗi bên, chiều cao ghim trước dập từ trong ra ngoài là: 3.0mm; 3.5mm; 4.0mm, sau khi dập là 1.5 - 2.25mm, ghim bằng Titan. Cung cấp lưỡi dao mới trong mỗi băng đạn. Ghim đóng tạo hình chữ B chuẩn</w:t>
             </w:r>
           </w:p>
         </w:tc>
@@ -6094,7 +6027,7 @@
             <w:vAlign w:val="center"/>
             <w:hideMark/>
           </w:tcPr>
-          <w:p ns2:paraId="7FC96A40" ns2:textId="77DB895B">
+          <w:p>
             <w:pPr>
               <w:jc w:val="center"/>
               <w:rPr>
@@ -6109,7 +6042,7 @@
                 <w:sz w:val="16"/>
                 <w:szCs w:val="16"/>
               </w:rPr>
-              <w:t>{{VT_1_QUY_CACH}}</w:t>
+              <w:t>6 cái/ hộp</w:t>
             </w:r>
           </w:p>
         </w:tc>
@@ -6120,7 +6053,7 @@
             <w:vAlign w:val="center"/>
             <w:hideMark/>
           </w:tcPr>
-          <w:p ns2:paraId="6CFE110F" ns2:textId="3C3163D8">
+          <w:p>
             <w:pPr>
               <w:jc w:val="center"/>
               <w:rPr>
@@ -6146,7 +6079,7 @@
             <w:vAlign w:val="center"/>
             <w:hideMark/>
           </w:tcPr>
-          <w:p ns2:paraId="69E1575F" ns2:textId="27D60A1A">
+          <w:p>
             <w:pPr>
               <w:jc w:val="center"/>
               <w:rPr>
@@ -6161,7 +6094,7 @@
                 <w:sz w:val="16"/>
                 <w:szCs w:val="16"/>
               </w:rPr>
-              <w:t>{{VT_1_KY_MA_HIEU}}</w:t>
+              <w:t>GIA80MTC</w:t>
             </w:r>
           </w:p>
         </w:tc>
@@ -6172,7 +6105,7 @@
             <w:vAlign w:val="center"/>
             <w:hideMark/>
           </w:tcPr>
-          <w:p ns2:paraId="04E1B926" ns2:textId="7F279710">
+          <w:p>
             <w:pPr>
               <w:jc w:val="center"/>
               <w:rPr>
@@ -6185,7 +6118,7 @@
                 <w:sz w:val="16"/>
                 <w:szCs w:val="16"/>
               </w:rPr>
-              <w:t>{{VT_1_NHAN_HIEU}}</w:t>
+              <w:t>GIA Cartridge with TriStaple Technology</w:t>
             </w:r>
           </w:p>
         </w:tc>
@@ -6197,7 +6130,7 @@
             <w:vAlign w:val="center"/>
             <w:hideMark/>
           </w:tcPr>
-          <w:p ns2:paraId="62888DEA" ns2:textId="39CC0850">
+          <w:p>
             <w:pPr>
               <w:jc w:val="center"/>
               <w:rPr>
@@ -6210,7 +6143,7 @@
                 <w:sz w:val="18"/>
                 <w:szCs w:val="18"/>
               </w:rPr>
-              <w:t>{{HANG_SX}}</w:t>
+              <w:t>Covidien</w:t>
             </w:r>
           </w:p>
         </w:tc>
@@ -6222,7 +6155,7 @@
             <w:vAlign w:val="center"/>
             <w:hideMark/>
           </w:tcPr>
-          <w:p ns2:paraId="2BB9432B" ns2:textId="1E3E93A7">
+          <w:p>
             <w:pPr>
               <w:jc w:val="center"/>
               <w:rPr>
@@ -6235,7 +6168,7 @@
                 <w:sz w:val="18"/>
                 <w:szCs w:val="18"/>
               </w:rPr>
-              <w:t>{{NUOC_SX}}</w:t>
+              <w:t>Hoa Kỳ</w:t>
             </w:r>
           </w:p>
         </w:tc>
@@ -6246,7 +6179,7 @@
             <w:vAlign w:val="center"/>
             <w:hideMark/>
           </w:tcPr>
-          <w:p ns2:paraId="7D529771" ns2:textId="4E4CB1D8">
+          <w:p>
             <w:pPr>
               <w:jc w:val="center"/>
               <w:rPr>
@@ -6277,7 +6210,7 @@
             <w:vAlign w:val="center"/>
             <w:hideMark/>
           </w:tcPr>
-          <w:p ns2:paraId="6488CD8C" ns2:textId="5A798FCD">
+          <w:p>
             <w:pPr>
               <w:jc w:val="center"/>
               <w:rPr>
@@ -6302,7 +6235,7 @@
             <w:vAlign w:val="center"/>
             <w:hideMark/>
           </w:tcPr>
-          <w:p ns2:paraId="6F426BAB" ns2:textId="1B889DE1">
+          <w:p>
             <w:pPr>
               <w:jc w:val="center"/>
               <w:rPr>
@@ -6318,7 +6251,7 @@
                 <w:sz w:val="18"/>
                 <w:szCs w:val="18"/>
               </w:rPr>
-              <w:t>{{VT_1_DON_GIA}}</w:t>
+              <w:t>2.000.000</w:t>
             </w:r>
           </w:p>
         </w:tc>
@@ -6328,7 +6261,7 @@
             <w:vAlign w:val="center"/>
             <w:hideMark/>
           </w:tcPr>
-          <w:p ns2:paraId="622969F8" ns2:textId="791132A1">
+          <w:p>
             <w:pPr>
               <w:jc w:val="center"/>
               <w:rPr>
@@ -6344,7 +6277,7 @@
                 <w:sz w:val="18"/>
                 <w:szCs w:val="18"/>
               </w:rPr>
-              <w:t>{{VT_1_THANH_TIEN}}</w:t>
+              <w:t>220.000.000</w:t>
             </w:r>
           </w:p>
         </w:tc>
@@ -6353,7 +6286,7 @@
             <w:tcW w:w="1427" w:type="dxa"/>
             <w:vAlign w:val="center"/>
           </w:tcPr>
-          <w:p ns2:paraId="2EF1C799" ns2:textId="77777777">
+          <w:p>
             <w:pPr>
               <w:jc w:val="center"/>
               <w:rPr>
@@ -6371,7 +6304,7 @@
               <w:t>N08.00.010.1712.</w:t>
             </w:r>
           </w:p>
-          <w:p ns2:paraId="03AB2926" ns2:textId="112AB86C">
+          <w:p>
             <w:pPr>
               <w:jc w:val="center"/>
               <w:rPr>
@@ -6391,7 +6324,7 @@
           </w:p>
         </w:tc>
       </w:tr>
-      <w:tr ns2:paraId="580B6E0D" ns2:textId="585653CC">
+      <w:tr>
         <w:trPr>
           <w:trHeight w:val="312"/>
         </w:trPr>
@@ -6402,7 +6335,7 @@
             <w:vAlign w:val="center"/>
             <w:hideMark/>
           </w:tcPr>
-          <w:p ns2:paraId="64F8A8F1" ns2:textId="689DAB18">
+          <w:p>
             <w:pPr>
               <w:jc w:val="center"/>
               <w:rPr>
@@ -6428,7 +6361,7 @@
             <w:vAlign w:val="center"/>
             <w:hideMark/>
           </w:tcPr>
-          <w:p ns2:paraId="32761A37" ns2:textId="386D0530">
+          <w:p>
             <w:pPr>
               <w:jc w:val="center"/>
               <w:rPr>
@@ -6444,7 +6377,7 @@
                 <w:sz w:val="16"/>
                 <w:szCs w:val="16"/>
               </w:rPr>
-              <w:t>{{VT_2_TEN}}</w:t>
+              <w:t>Dụng cụ khâu nối tròn ba hàng ghim</w:t>
             </w:r>
           </w:p>
         </w:tc>
@@ -6455,7 +6388,7 @@
             <w:vAlign w:val="center"/>
             <w:hideMark/>
           </w:tcPr>
-          <w:p ns2:paraId="77D882B3" ns2:textId="1105AA60">
+          <w:p>
             <w:pPr>
               <w:jc w:val="center"/>
               <w:rPr>
@@ -6481,7 +6414,7 @@
             <w:vAlign w:val="center"/>
             <w:hideMark/>
           </w:tcPr>
-          <w:p ns2:paraId="481AFB3F" ns2:textId="5DF0B84C">
+          <w:p>
             <w:pPr>
               <w:jc w:val="center"/>
               <w:rPr>
@@ -6496,7 +6429,7 @@
                 <w:sz w:val="16"/>
                 <w:szCs w:val="16"/>
               </w:rPr>
-              <w:t>{{VT_2_TCKT}}</w:t>
+              <w:t>Dụng cụ (máy) cắt khâu nối ống tiêu hóa tròn 3 hàng ghim các cỡ đường kính 28mm, 31mm. Chiều cao ghim trước dập cao dần từ trong ra ngoài là 3.0 mm, 3.5 mm, 4.0 mm. Ghim bằng Titanium. Ghim đóng tạo hình chữ B chuẩn</w:t>
             </w:r>
             <w:r>
               <w:rPr>
@@ -6515,7 +6448,7 @@
             <w:vAlign w:val="center"/>
             <w:hideMark/>
           </w:tcPr>
-          <w:p ns2:paraId="4E258138" ns2:textId="251BC2E9">
+          <w:p>
             <w:pPr>
               <w:jc w:val="center"/>
               <w:rPr>
@@ -6530,7 +6463,7 @@
                 <w:sz w:val="16"/>
                 <w:szCs w:val="16"/>
               </w:rPr>
-              <w:t>{{VT_2_QUY_CACH}}</w:t>
+              <w:t>3 cái/ hộp</w:t>
             </w:r>
           </w:p>
         </w:tc>
@@ -6541,7 +6474,7 @@
             <w:vAlign w:val="center"/>
             <w:hideMark/>
           </w:tcPr>
-          <w:p ns2:paraId="0FDB1950" ns2:textId="76DFF17E">
+          <w:p>
             <w:pPr>
               <w:jc w:val="center"/>
               <w:rPr>
@@ -6567,7 +6500,7 @@
             <w:vAlign w:val="center"/>
             <w:hideMark/>
           </w:tcPr>
-          <w:p ns2:paraId="6366CEFA" ns2:textId="335C2588">
+          <w:p>
             <w:pPr>
               <w:jc w:val="center"/>
               <w:rPr>
@@ -6582,7 +6515,7 @@
                 <w:sz w:val="16"/>
                 <w:szCs w:val="16"/>
               </w:rPr>
-              <w:t>{{VT_2_KY_MA_HIEU}}</w:t>
+              <w:t>TRIEEA28MT TRIEEA31MT</w:t>
             </w:r>
           </w:p>
         </w:tc>
@@ -6593,7 +6526,7 @@
             <w:vAlign w:val="center"/>
             <w:hideMark/>
           </w:tcPr>
-          <w:p ns2:paraId="7A1F4082" ns2:textId="329309C8">
+          <w:p>
             <w:pPr>
               <w:jc w:val="center"/>
               <w:rPr>
@@ -6606,7 +6539,7 @@
                 <w:sz w:val="16"/>
                 <w:szCs w:val="16"/>
               </w:rPr>
-              <w:t>{{VT_2_NHAN_HIEU}}</w:t>
+              <w:t>EEA Circular Stapler with Tri - Staple Technology</w:t>
             </w:r>
           </w:p>
         </w:tc>
@@ -6618,7 +6551,7 @@
             <w:vAlign w:val="center"/>
             <w:hideMark/>
           </w:tcPr>
-          <w:p ns2:paraId="1BFAA674" ns2:textId="61C21121">
+          <w:p>
             <w:pPr>
               <w:jc w:val="center"/>
               <w:rPr>
@@ -6631,7 +6564,7 @@
                 <w:sz w:val="18"/>
                 <w:szCs w:val="18"/>
               </w:rPr>
-              <w:t>{{HANG_SX}}</w:t>
+              <w:t>Covidien</w:t>
             </w:r>
           </w:p>
         </w:tc>
@@ -6643,7 +6576,7 @@
             <w:vAlign w:val="center"/>
             <w:hideMark/>
           </w:tcPr>
-          <w:p ns2:paraId="79D060EA" ns2:textId="4D8079DE">
+          <w:p>
             <w:pPr>
               <w:jc w:val="center"/>
               <w:rPr>
@@ -6656,7 +6589,7 @@
                 <w:sz w:val="18"/>
                 <w:szCs w:val="18"/>
               </w:rPr>
-              <w:t>{{NUOC_SX}}</w:t>
+              <w:t>Hoa Kỳ</w:t>
             </w:r>
           </w:p>
         </w:tc>
@@ -6667,7 +6600,7 @@
             <w:vAlign w:val="center"/>
             <w:hideMark/>
           </w:tcPr>
-          <w:p ns2:paraId="4A22FABA" ns2:textId="4BC80842">
+          <w:p>
             <w:pPr>
               <w:jc w:val="center"/>
               <w:rPr>
@@ -6698,7 +6631,7 @@
             <w:vAlign w:val="center"/>
             <w:hideMark/>
           </w:tcPr>
-          <w:p ns2:paraId="3AF98604" ns2:textId="3CDF0B3C">
+          <w:p>
             <w:pPr>
               <w:jc w:val="center"/>
               <w:rPr>
@@ -6723,7 +6656,7 @@
             <w:vAlign w:val="center"/>
             <w:hideMark/>
           </w:tcPr>
-          <w:p ns2:paraId="11971622" ns2:textId="1061CC7D">
+          <w:p>
             <w:pPr>
               <w:jc w:val="center"/>
               <w:rPr>
@@ -6739,7 +6672,7 @@
                 <w:sz w:val="18"/>
                 <w:szCs w:val="18"/>
               </w:rPr>
-              <w:t>{{VT_2_DON_GIA}}</w:t>
+              <w:t>14.900.000</w:t>
             </w:r>
           </w:p>
         </w:tc>
@@ -6749,7 +6682,7 @@
             <w:vAlign w:val="center"/>
             <w:hideMark/>
           </w:tcPr>
-          <w:p ns2:paraId="6C38BF2F" ns2:textId="57A8DB30">
+          <w:p>
             <w:pPr>
               <w:jc w:val="center"/>
               <w:rPr>
@@ -6765,7 +6698,7 @@
                 <w:sz w:val="18"/>
                 <w:szCs w:val="18"/>
               </w:rPr>
-              <w:t>{{VT_2_THANH_TIEN}}</w:t>
+              <w:t>290.800.000</w:t>
             </w:r>
           </w:p>
         </w:tc>
@@ -6774,7 +6707,7 @@
             <w:tcW w:w="1427" w:type="dxa"/>
             <w:vAlign w:val="center"/>
           </w:tcPr>
-          <w:p ns2:paraId="264CDD6C" ns2:textId="77777777">
+          <w:p>
             <w:pPr>
               <w:jc w:val="center"/>
               <w:rPr>
@@ -6792,7 +6725,7 @@
               <w:t>N08.00.010.1712.</w:t>
             </w:r>
           </w:p>
-          <w:p ns2:paraId="02D98D68" ns2:textId="7C6769A5">
+          <w:p>
             <w:pPr>
               <w:jc w:val="center"/>
               <w:rPr>
@@ -6812,7 +6745,7 @@
           </w:p>
         </w:tc>
       </w:tr>
-      <w:tr ns2:paraId="083BAA42" ns2:textId="6F128F84">
+      <w:tr>
         <w:trPr>
           <w:trHeight w:val="1920"/>
         </w:trPr>
@@ -6823,7 +6756,7 @@
             <w:vAlign w:val="center"/>
             <w:hideMark/>
           </w:tcPr>
-          <w:p ns2:paraId="4989CBDA" ns2:textId="41F8537C">
+          <w:p>
             <w:pPr>
               <w:jc w:val="center"/>
               <w:rPr>
@@ -6849,7 +6782,7 @@
             <w:vAlign w:val="center"/>
             <w:hideMark/>
           </w:tcPr>
-          <w:p ns2:paraId="465E4FF3" ns2:textId="742F9253">
+          <w:p>
             <w:pPr>
               <w:jc w:val="center"/>
               <w:rPr>
@@ -6865,7 +6798,7 @@
                 <w:sz w:val="16"/>
                 <w:szCs w:val="16"/>
               </w:rPr>
-              <w:t>{{VT_3_TEN}}</w:t>
+              <w:t>Dụng cụ khâu cắt nội soi</w:t>
             </w:r>
           </w:p>
         </w:tc>
@@ -6876,7 +6809,7 @@
             <w:vAlign w:val="center"/>
             <w:hideMark/>
           </w:tcPr>
-          <w:p ns2:paraId="2B2DEA61" ns2:textId="2C454D20">
+          <w:p>
             <w:pPr>
               <w:jc w:val="center"/>
               <w:rPr>
@@ -6902,7 +6835,7 @@
             <w:vAlign w:val="center"/>
             <w:hideMark/>
           </w:tcPr>
-          <w:p ns2:paraId="1B85618F" ns2:textId="34F3BA72">
+          <w:p>
             <w:pPr>
               <w:jc w:val="center"/>
               <w:rPr>
@@ -6917,7 +6850,7 @@
                 <w:sz w:val="16"/>
                 <w:szCs w:val="16"/>
               </w:rPr>
-              <w:t xml:space="preserve">{{VT_3_TCKT}}</w:t>
+              <w:t>Dụng cụ cắt nối tự động dùng trong mổ nội soi tương thích với tất cả băng ghim khâu cắt nội soi. Dụng cụ khi gắn vào băng ghim tương thích có thể bẻ góc 45 độ mỗi bên với 11 điểm gập góc (5 điểm mỗi bên và điểm ở giữa). Nút điều chỉnh gập góc trên thân. Các cỡ độ dài trục nối tương ứng 6cm, 16cm và 26cm</w:t>
             </w:r>
             <w:r>
               <w:rPr>
@@ -6925,7 +6858,7 @@
                 <w:sz w:val="16"/>
                 <w:szCs w:val="16"/>
               </w:rPr>
-              <w:t/>
+              <w:t>.</w:t>
             </w:r>
           </w:p>
         </w:tc>
@@ -6936,7 +6869,7 @@
             <w:vAlign w:val="center"/>
             <w:hideMark/>
           </w:tcPr>
-          <w:p ns2:paraId="66FC6804" ns2:textId="69F83E90">
+          <w:p>
             <w:pPr>
               <w:jc w:val="center"/>
               <w:rPr>
@@ -6951,7 +6884,7 @@
                 <w:sz w:val="16"/>
                 <w:szCs w:val="16"/>
               </w:rPr>
-              <w:t>{{VT_2_QUY_CACH}}</w:t>
+              <w:t>3 cái/ hộp</w:t>
             </w:r>
           </w:p>
         </w:tc>
@@ -6962,7 +6895,7 @@
             <w:vAlign w:val="center"/>
             <w:hideMark/>
           </w:tcPr>
-          <w:p ns2:paraId="7C2F3CB6" ns2:textId="7384FD71">
+          <w:p>
             <w:pPr>
               <w:jc w:val="center"/>
               <w:rPr>
@@ -6988,7 +6921,7 @@
             <w:vAlign w:val="center"/>
             <w:hideMark/>
           </w:tcPr>
-          <w:p ns2:paraId="3B391B76" ns2:textId="4FFBBDCE">
+          <w:p>
             <w:pPr>
               <w:jc w:val="center"/>
               <w:rPr>
@@ -7003,7 +6936,7 @@
                 <w:sz w:val="16"/>
                 <w:szCs w:val="16"/>
               </w:rPr>
-              <w:t>{{VT_3_KY_MA_HIEU}}</w:t>
+              <w:t>EGIAUSHORT EGIAUSTND EGIAUXL</w:t>
             </w:r>
           </w:p>
         </w:tc>
@@ -7014,7 +6947,7 @@
             <w:vAlign w:val="center"/>
             <w:hideMark/>
           </w:tcPr>
-          <w:p ns2:paraId="18DF55C3" ns2:textId="07AD5517">
+          <w:p>
             <w:pPr>
               <w:jc w:val="center"/>
               <w:rPr>
@@ -7031,7 +6964,7 @@
                 <w:szCs w:val="16"/>
                 <w:lang w:val="es-ES"/>
               </w:rPr>
-              <w:t>{{VT_3_NHAN_HIEU}}</w:t>
+              <w:t>Endo GIA Ultra Universal Stapler</w:t>
             </w:r>
           </w:p>
         </w:tc>
@@ -7043,7 +6976,7 @@
             <w:vAlign w:val="center"/>
             <w:hideMark/>
           </w:tcPr>
-          <w:p ns2:paraId="4AE9CFCA" ns2:textId="276EFAE0">
+          <w:p>
             <w:pPr>
               <w:jc w:val="center"/>
               <w:rPr>
@@ -7058,7 +6991,7 @@
                 <w:sz w:val="18"/>
                 <w:szCs w:val="18"/>
               </w:rPr>
-              <w:t>{{HANG_SX}}</w:t>
+              <w:t>Covidien</w:t>
             </w:r>
           </w:p>
         </w:tc>
@@ -7070,7 +7003,7 @@
             <w:vAlign w:val="center"/>
             <w:hideMark/>
           </w:tcPr>
-          <w:p ns2:paraId="06D549D5" ns2:textId="4934E7E7">
+          <w:p>
             <w:pPr>
               <w:jc w:val="center"/>
               <w:rPr>
@@ -7085,7 +7018,7 @@
                 <w:sz w:val="18"/>
                 <w:szCs w:val="18"/>
               </w:rPr>
-              <w:t>{{NUOC_SX}}</w:t>
+              <w:t>Hoa Kỳ</w:t>
             </w:r>
           </w:p>
         </w:tc>
@@ -7096,7 +7029,7 @@
             <w:vAlign w:val="center"/>
             <w:hideMark/>
           </w:tcPr>
-          <w:p ns2:paraId="3F7E34DD" ns2:textId="6BF23DF2">
+          <w:p>
             <w:pPr>
               <w:jc w:val="center"/>
               <w:rPr>
@@ -7129,7 +7062,7 @@
             <w:vAlign w:val="center"/>
             <w:hideMark/>
           </w:tcPr>
-          <w:p ns2:paraId="67BEDCDF" ns2:textId="321171F2">
+          <w:p>
             <w:pPr>
               <w:jc w:val="center"/>
               <w:rPr>
@@ -7156,7 +7089,7 @@
             <w:vAlign w:val="center"/>
             <w:hideMark/>
           </w:tcPr>
-          <w:p ns2:paraId="202C4801" ns2:textId="17AF7B28">
+          <w:p>
             <w:pPr>
               <w:jc w:val="center"/>
               <w:rPr>
@@ -7173,7 +7106,7 @@
                 <w:sz w:val="18"/>
                 <w:szCs w:val="18"/>
               </w:rPr>
-              <w:t>{{VT_3_DON_GIA}}</w:t>
+              <w:t>5.990.000</w:t>
             </w:r>
           </w:p>
         </w:tc>
@@ -7183,7 +7116,7 @@
             <w:vAlign w:val="center"/>
             <w:hideMark/>
           </w:tcPr>
-          <w:p ns2:paraId="5DD324E7" ns2:textId="5F81F071">
+          <w:p>
             <w:pPr>
               <w:jc w:val="center"/>
               <w:rPr>
@@ -7200,7 +7133,7 @@
                 <w:sz w:val="18"/>
                 <w:szCs w:val="18"/>
               </w:rPr>
-              <w:t xml:space="preserve">{{VT_3_THANH_TIEN}}</w:t>
+              <w:t>29.</w:t>
             </w:r>
             <w:r>
               <w:rPr>
@@ -7209,7 +7142,7 @@
                 <w:sz w:val="18"/>
                 <w:szCs w:val="18"/>
               </w:rPr>
-              <w:t/>
+              <w:t>95</w:t>
             </w:r>
             <w:r>
               <w:rPr>
@@ -7218,7 +7151,7 @@
                 <w:sz w:val="18"/>
                 <w:szCs w:val="18"/>
               </w:rPr>
-              <w:t/>
+              <w:t>0.000</w:t>
             </w:r>
           </w:p>
         </w:tc>
@@ -7227,7 +7160,7 @@
             <w:tcW w:w="1427" w:type="dxa"/>
             <w:vAlign w:val="center"/>
           </w:tcPr>
-          <w:p ns2:paraId="13A01449" ns2:textId="77777777">
+          <w:p>
             <w:pPr>
               <w:jc w:val="center"/>
               <w:rPr>
@@ -7247,7 +7180,7 @@
               <w:t>N07.04.050.</w:t>
             </w:r>
           </w:p>
-          <w:p ns2:paraId="3618B8C3" ns2:textId="57A0B9D3">
+          <w:p>
             <w:pPr>
               <w:jc w:val="center"/>
               <w:rPr>
@@ -7269,7 +7202,7 @@
           </w:p>
         </w:tc>
       </w:tr>
-      <w:tr ns2:paraId="5416456A" ns2:textId="77777777">
+      <w:tr>
         <w:trPr>
           <w:trHeight w:val="1875"/>
         </w:trPr>
@@ -7279,7 +7212,7 @@
             <w:noWrap/>
             <w:vAlign w:val="center"/>
           </w:tcPr>
-          <w:p ns2:paraId="5E894149" ns2:textId="7571E180">
+          <w:p>
             <w:pPr>
               <w:jc w:val="center"/>
               <w:rPr>
@@ -7304,7 +7237,7 @@
             <w:noWrap/>
             <w:vAlign w:val="center"/>
           </w:tcPr>
-          <w:p ns2:paraId="529A6E2D" ns2:textId="77586F08">
+          <w:p>
             <w:pPr>
               <w:jc w:val="center"/>
               <w:rPr>
@@ -7321,7 +7254,7 @@
                 <w:sz w:val="16"/>
                 <w:szCs w:val="16"/>
               </w:rPr>
-              <w:t>{{VT_4_TEN}}</w:t>
+              <w:t>Băng ghim cắt khâu nối nội soi các cỡ</w:t>
             </w:r>
           </w:p>
         </w:tc>
@@ -7331,7 +7264,7 @@
             <w:noWrap/>
             <w:vAlign w:val="center"/>
           </w:tcPr>
-          <w:p ns2:paraId="09819A54" ns2:textId="42BFC881">
+          <w:p>
             <w:pPr>
               <w:jc w:val="center"/>
               <w:rPr>
@@ -7356,7 +7289,7 @@
             <w:noWrap/>
             <w:vAlign w:val="center"/>
           </w:tcPr>
-          <w:p ns2:paraId="4C0A4428" ns2:textId="4E52D1DB">
+          <w:p>
             <w:pPr>
               <w:jc w:val="center"/>
               <w:rPr>
@@ -7397,7 +7330,7 @@
             <w:noWrap/>
             <w:vAlign w:val="center"/>
           </w:tcPr>
-          <w:p ns2:paraId="40E5A2D9" ns2:textId="53CBB448">
+          <w:p>
             <w:pPr>
               <w:jc w:val="center"/>
               <w:rPr>
@@ -7412,7 +7345,7 @@
                 <w:sz w:val="16"/>
                 <w:szCs w:val="16"/>
               </w:rPr>
-              <w:t>{{VT_1_QUY_CACH}}</w:t>
+              <w:t>6 cái/ hộp</w:t>
             </w:r>
           </w:p>
         </w:tc>
@@ -7422,7 +7355,7 @@
             <w:noWrap/>
             <w:vAlign w:val="center"/>
           </w:tcPr>
-          <w:p ns2:paraId="44A54363" ns2:textId="48D001DA">
+          <w:p>
             <w:pPr>
               <w:jc w:val="center"/>
               <w:rPr>
@@ -7447,7 +7380,7 @@
             <w:noWrap/>
             <w:vAlign w:val="center"/>
           </w:tcPr>
-          <w:p ns2:paraId="53F09295" ns2:textId="08CFEF68">
+          <w:p>
             <w:pPr>
               <w:rPr>
                 <w:color w:val="000000" w:themeColor="text1"/>
@@ -7469,10 +7402,10 @@
                 <w:sz w:val="16"/>
                 <w:szCs w:val="16"/>
               </w:rPr>
-              <w:t>{{VT_4_KY_MA_HIEU}}</w:t>
-            </w:r>
-          </w:p>
-          <w:p ns2:paraId="4F34302D" ns2:textId="77777777">
+              <w:t>EGIA30AVM</w:t>
+            </w:r>
+          </w:p>
+          <w:p>
             <w:pPr>
               <w:jc w:val="center"/>
               <w:rPr>
@@ -7487,10 +7420,10 @@
                 <w:sz w:val="16"/>
                 <w:szCs w:val="16"/>
               </w:rPr>
-              <w:t/>
-            </w:r>
-          </w:p>
-          <w:p ns2:paraId="20290438" ns2:textId="77777777">
+              <w:t>EGIA45AVM</w:t>
+            </w:r>
+          </w:p>
+          <w:p>
             <w:pPr>
               <w:jc w:val="center"/>
               <w:rPr>
@@ -7505,10 +7438,10 @@
                 <w:sz w:val="16"/>
                 <w:szCs w:val="16"/>
               </w:rPr>
-              <w:t/>
-            </w:r>
-          </w:p>
-          <w:p ns2:paraId="1316FDAA" ns2:textId="609391F6">
+              <w:t>EGIA45AMT</w:t>
+            </w:r>
+          </w:p>
+          <w:p>
             <w:pPr>
               <w:jc w:val="center"/>
               <w:rPr>
@@ -7523,7 +7456,7 @@
                 <w:sz w:val="16"/>
                 <w:szCs w:val="16"/>
               </w:rPr>
-              <w:t/>
+              <w:t>EGIA60AMT</w:t>
             </w:r>
           </w:p>
         </w:tc>
@@ -7533,7 +7466,7 @@
             <w:noWrap/>
             <w:vAlign w:val="center"/>
           </w:tcPr>
-          <w:p ns2:paraId="740E2E48" ns2:textId="5591C911">
+          <w:p>
             <w:pPr>
               <w:jc w:val="center"/>
               <w:rPr>
@@ -7550,7 +7483,7 @@
                 <w:szCs w:val="16"/>
                 <w:lang w:val="es-ES"/>
               </w:rPr>
-              <w:t>{{VT_4_NHAN_HIEU}}</w:t>
+              <w:t>Endo Gia Articulating Reload with Tri-Staple Technology</w:t>
             </w:r>
           </w:p>
         </w:tc>
@@ -7561,7 +7494,7 @@
             <w:noWrap/>
             <w:vAlign w:val="center"/>
           </w:tcPr>
-          <w:p ns2:paraId="5F1283F4" ns2:textId="6363DEC8">
+          <w:p>
             <w:pPr>
               <w:jc w:val="center"/>
               <w:rPr>
@@ -7574,7 +7507,7 @@
                 <w:sz w:val="18"/>
                 <w:szCs w:val="18"/>
               </w:rPr>
-              <w:t>{{HANG_SX}}</w:t>
+              <w:t>Covidien</w:t>
             </w:r>
           </w:p>
         </w:tc>
@@ -7585,7 +7518,7 @@
             <w:noWrap/>
             <w:vAlign w:val="center"/>
           </w:tcPr>
-          <w:p ns2:paraId="645D14F6" ns2:textId="096682FD">
+          <w:p>
             <w:pPr>
               <w:jc w:val="center"/>
               <w:rPr>
@@ -7598,7 +7531,7 @@
                 <w:sz w:val="18"/>
                 <w:szCs w:val="18"/>
               </w:rPr>
-              <w:t>{{NUOC_SX}}</w:t>
+              <w:t>Hoa Kỳ</w:t>
             </w:r>
           </w:p>
         </w:tc>
@@ -7608,7 +7541,7 @@
             <w:noWrap/>
             <w:vAlign w:val="center"/>
           </w:tcPr>
-          <w:p ns2:paraId="61F9FBBB" ns2:textId="3CBBDFB4">
+          <w:p>
             <w:pPr>
               <w:jc w:val="center"/>
               <w:rPr>
@@ -7640,7 +7573,7 @@
             <w:noWrap/>
             <w:vAlign w:val="center"/>
           </w:tcPr>
-          <w:p ns2:paraId="4E3B1105" ns2:textId="5ECD8F0A">
+          <w:p>
             <w:pPr>
               <w:jc w:val="center"/>
               <w:rPr>
@@ -7666,7 +7599,7 @@
             <w:tcW w:w="1133" w:type="dxa"/>
             <w:vAlign w:val="center"/>
           </w:tcPr>
-          <w:p ns2:paraId="4B08CFB9" ns2:textId="7A6E524A">
+          <w:p>
             <w:pPr>
               <w:jc w:val="center"/>
               <w:rPr>
@@ -7683,7 +7616,7 @@
                 <w:sz w:val="18"/>
                 <w:szCs w:val="18"/>
               </w:rPr>
-              <w:t>{{VT_4_DON_GIA}}</w:t>
+              <w:t>5.500.000</w:t>
             </w:r>
           </w:p>
         </w:tc>
@@ -7692,7 +7625,7 @@
             <w:tcW w:w="1255" w:type="dxa"/>
             <w:vAlign w:val="center"/>
           </w:tcPr>
-          <w:p ns2:paraId="2C15BD0E" ns2:textId="1FEADED8">
+          <w:p>
             <w:pPr>
               <w:jc w:val="center"/>
               <w:rPr>
@@ -7709,7 +7642,7 @@
                 <w:sz w:val="18"/>
                 <w:szCs w:val="18"/>
               </w:rPr>
-              <w:t>{{VT_4_THANH_TIEN}}</w:t>
+              <w:t>1.441.000.000</w:t>
             </w:r>
           </w:p>
         </w:tc>
@@ -7718,7 +7651,7 @@
             <w:tcW w:w="1427" w:type="dxa"/>
             <w:vAlign w:val="center"/>
           </w:tcPr>
-          <w:p ns2:paraId="52B41B8D" ns2:textId="77777777">
+          <w:p>
             <w:pPr>
               <w:jc w:val="center"/>
               <w:rPr>
@@ -7738,7 +7671,7 @@
               <w:t>N08.00.010.1712.</w:t>
             </w:r>
           </w:p>
-          <w:p ns2:paraId="59029B8D" ns2:textId="42124A2B">
+          <w:p>
             <w:pPr>
               <w:jc w:val="center"/>
               <w:rPr>
@@ -7761,7 +7694,7 @@
         </w:tc>
       </w:tr>
     </w:tbl>
-    <w:p ns2:paraId="553A8A55" ns2:textId="77777777">
+    <w:p>
       <w:pPr>
         <w:spacing w:line="276" w:lineRule="auto"/>
         <w:rPr>
@@ -7777,7 +7710,7 @@
         </w:sectPr>
       </w:pPr>
     </w:p>
-    <w:p ns2:paraId="73F4B467" ns2:textId="06B987EE">
+    <w:p>
       <w:pPr>
         <w:tabs>
           <w:tab w:val="left" w:pos="6510"/>
@@ -7801,7 +7734,7 @@
       </w:r>
       <w:bookmarkEnd w:id="2"/>
     </w:p>
-    <w:p ns2:paraId="0DB9D892" ns2:textId="77777777">
+    <w:p>
       <w:pPr>
         <w:pStyle w:val="Subtitle"/>
         <w:widowControl w:val="0"/>
@@ -7834,7 +7767,7 @@
         <w:gridCol w:w="2127"/>
         <w:gridCol w:w="7371"/>
       </w:tblGrid>
-      <w:tr ns2:paraId="39C280ED" ns2:textId="77777777">
+      <w:tr>
         <w:trPr>
           <w:trHeight w:val="20"/>
         </w:trPr>
@@ -7842,7 +7775,7 @@
           <w:tcPr>
             <w:tcW w:w="2127" w:type="dxa"/>
           </w:tcPr>
-          <w:p ns2:paraId="2DB603F9" ns2:textId="77777777">
+          <w:p>
             <w:pPr>
               <w:pStyle w:val="HAStyle1"/>
               <w:numPr>
@@ -7870,7 +7803,7 @@
           <w:tcPr>
             <w:tcW w:w="7371" w:type="dxa"/>
           </w:tcPr>
-          <w:p ns2:paraId="3AC3445E" ns2:textId="77777777">
+          <w:p>
             <w:pPr>
               <w:pStyle w:val="Sub-ClauseText"/>
               <w:widowControl w:val="0"/>
@@ -7902,7 +7835,7 @@
               <w:t xml:space="preserve">:  </w:t>
             </w:r>
           </w:p>
-          <w:p ns2:paraId="7022ACFA" ns2:textId="77777777">
+          <w:p>
             <w:pPr>
               <w:pStyle w:val="Heading3"/>
               <w:widowControl w:val="0"/>
@@ -7956,7 +7889,7 @@
               <w:t>;</w:t>
             </w:r>
           </w:p>
-          <w:p ns2:paraId="7D52E30F" ns2:textId="77777777">
+          <w:p>
             <w:pPr>
               <w:pStyle w:val="Heading3"/>
               <w:widowControl w:val="0"/>
@@ -7995,7 +7928,7 @@
               <w:t>;</w:t>
             </w:r>
           </w:p>
-          <w:p ns2:paraId="6FDDBA8C" ns2:textId="77777777">
+          <w:p>
             <w:pPr>
               <w:pStyle w:val="Heading3"/>
               <w:widowControl w:val="0"/>
@@ -8032,7 +7965,7 @@
               <w:t>;</w:t>
             </w:r>
           </w:p>
-          <w:p ns2:paraId="284A6FB1" ns2:textId="77777777">
+          <w:p>
             <w:pPr>
               <w:widowControl w:val="0"/>
               <w:tabs>
@@ -8078,7 +8011,7 @@
               <w:t xml:space="preserve"> dịch vụ liên quan; </w:t>
             </w:r>
           </w:p>
-          <w:p ns2:paraId="4AABA341" ns2:textId="77777777">
+          <w:p>
             <w:pPr>
               <w:pStyle w:val="Heading3"/>
               <w:widowControl w:val="0"/>
@@ -8100,7 +8033,7 @@
               <w:t>1.5. “Tài liệu hợp đồng” là các tài liệu được liệt kê trong Hợp đồng, bao gồm bất kỳ bản sửa đổi, bổ sung nào của Hợp đồng;</w:t>
             </w:r>
           </w:p>
-          <w:p ns2:paraId="35A2D92B" ns2:textId="77777777">
+          <w:p>
             <w:pPr>
               <w:pStyle w:val="Heading3"/>
               <w:widowControl w:val="0"/>
@@ -8140,7 +8073,7 @@
               <w:t>là tổng số tiền ghi trong hợp đồng cho việc cung cấp hàng hoá và dịch vụ liên quan. Giá hợp đồng đã bao gồm tất cả các chi phí về thuế, phí, lệ phí (nếu có);</w:t>
             </w:r>
           </w:p>
-          <w:p ns2:paraId="43721752" ns2:textId="77777777">
+          <w:p>
             <w:pPr>
               <w:pStyle w:val="Heading3"/>
               <w:widowControl w:val="0"/>
@@ -8164,7 +8097,7 @@
               <w:t>1.7. “Ngày” là ngày dương lịch; “năm” là 365 ngày;</w:t>
             </w:r>
           </w:p>
-          <w:p ns2:paraId="0AF57052" ns2:textId="77777777">
+          <w:p>
             <w:pPr>
               <w:pStyle w:val="Heading3"/>
               <w:widowControl w:val="0"/>
@@ -8206,7 +8139,7 @@
               <w:t>;</w:t>
             </w:r>
           </w:p>
-          <w:p ns2:paraId="04E2B0DE" ns2:textId="77777777">
+          <w:p>
             <w:pPr>
               <w:pStyle w:val="Heading3"/>
               <w:widowControl w:val="0"/>
@@ -8230,7 +8163,7 @@
               <w:t xml:space="preserve">1.9. “Dịch vụ liên quan” bao gồm các dịch vụ như lắp đặt, duy tu, bảo dưỡng, sửa chữa ban đầu, bảo hiểm lắp đặt, bảo hiểm sửa chữa hoặc cung cấp các dịch vụ sau bán hàng khác như đào tạo, chuyển giao công nghệ…; </w:t>
             </w:r>
           </w:p>
-          <w:p ns2:paraId="07A7D52C" ns2:textId="77777777">
+          <w:p>
             <w:pPr>
               <w:pStyle w:val="Heading3"/>
               <w:widowControl w:val="0"/>
@@ -8254,7 +8187,7 @@
               <w:t>1.10. “Hoàn thành” là việc Nhà thầu hoàn tất các dịch vụ liên quan theo các điều khoản và điều kiện quy định tại Hợp đồng;</w:t>
             </w:r>
           </w:p>
-          <w:p ns2:paraId="4CA9A604" ns2:textId="77777777">
+          <w:p>
             <w:pPr>
               <w:pStyle w:val="Heading3"/>
               <w:widowControl w:val="0"/>
@@ -8298,7 +8231,7 @@
               <w:t>.</w:t>
             </w:r>
           </w:p>
-          <w:p ns2:paraId="2352C7AA" ns2:textId="77777777">
+          <w:p>
             <w:pPr>
               <w:jc w:val="both"/>
               <w:rPr>
@@ -8320,7 +8253,7 @@
           </w:p>
         </w:tc>
       </w:tr>
-      <w:tr ns2:paraId="33C82B7E" ns2:textId="77777777">
+      <w:tr>
         <w:trPr>
           <w:trHeight w:val="20"/>
         </w:trPr>
@@ -8328,7 +8261,7 @@
           <w:tcPr>
             <w:tcW w:w="2127" w:type="dxa"/>
           </w:tcPr>
-          <w:p ns2:paraId="75D8D877" ns2:textId="4549E886">
+          <w:p>
             <w:pPr>
               <w:pStyle w:val="HAStyle1"/>
               <w:numPr>
@@ -8360,7 +8293,7 @@
           <w:tcPr>
             <w:tcW w:w="7371" w:type="dxa"/>
           </w:tcPr>
-          <w:p ns2:paraId="1AF53B4D" ns2:textId="77777777">
+          <w:p>
             <w:pPr>
               <w:widowControl w:val="0"/>
               <w:tabs>
@@ -8391,7 +8324,7 @@
               <w:t xml:space="preserve">2.1. Tất cả các tài liệu nêu tại Mục 2.2 E-ĐKC (bao gồm cả các phần của tài liệu) sẽ cấu thành Hợp đồng để tạo thành thể thống nhất, có tính tương hỗ, bổ sung và giải thích cho nhau. </w:t>
             </w:r>
           </w:p>
-          <w:p ns2:paraId="4CF0CC5E" ns2:textId="77777777">
+          <w:p>
             <w:pPr>
               <w:widowControl w:val="0"/>
               <w:tabs>
@@ -8422,7 +8355,7 @@
               <w:t>2.2. Các tài liệu cấu thành Hợp đồng được sắp xếp theo thứ tự ưu tiên sau đây:</w:t>
             </w:r>
           </w:p>
-          <w:p ns2:paraId="4CDD125B" ns2:textId="77777777">
+          <w:p>
             <w:pPr>
               <w:widowControl w:val="0"/>
               <w:tabs>
@@ -8453,7 +8386,7 @@
               <w:t>a) Hợp đồng, kèm theo các phụ lục hợp đồng;</w:t>
             </w:r>
           </w:p>
-          <w:p ns2:paraId="58160F97" ns2:textId="77777777">
+          <w:p>
             <w:pPr>
               <w:widowControl w:val="0"/>
               <w:tabs>
@@ -8484,7 +8417,7 @@
               <w:t>b) Biên bản hoàn thiện hợp đồng (Nếu có);</w:t>
             </w:r>
           </w:p>
-          <w:p ns2:paraId="6160E839" ns2:textId="77777777">
+          <w:p>
             <w:pPr>
               <w:widowControl w:val="0"/>
               <w:tabs>
@@ -8515,7 +8448,7 @@
               <w:t>c) Thư chấp thuận E-HSDT và trao hợp đồng;</w:t>
             </w:r>
           </w:p>
-          <w:p ns2:paraId="5DB9C0C6" ns2:textId="77777777">
+          <w:p>
             <w:pPr>
               <w:widowControl w:val="0"/>
               <w:tabs>
@@ -8546,7 +8479,7 @@
               <w:t>d) Quyết định phê duyệt kết quả lựa chọn nhà thầu;</w:t>
             </w:r>
           </w:p>
-          <w:p ns2:paraId="3A25659D" ns2:textId="77777777">
+          <w:p>
             <w:pPr>
               <w:widowControl w:val="0"/>
               <w:tabs>
@@ -8577,7 +8510,7 @@
               <w:t>đ) E-ĐKCT;</w:t>
             </w:r>
           </w:p>
-          <w:p ns2:paraId="47B81146" ns2:textId="77777777">
+          <w:p>
             <w:pPr>
               <w:widowControl w:val="0"/>
               <w:tabs>
@@ -8608,7 +8541,7 @@
               <w:t>e) E-ĐKC;</w:t>
             </w:r>
           </w:p>
-          <w:p ns2:paraId="7B7B9114" ns2:textId="77777777">
+          <w:p>
             <w:pPr>
               <w:widowControl w:val="0"/>
               <w:numPr>
@@ -8663,7 +8596,7 @@
               <w:t>của Nhà thầu;</w:t>
             </w:r>
           </w:p>
-          <w:p ns2:paraId="4E79A69F" ns2:textId="77777777">
+          <w:p>
             <w:pPr>
               <w:widowControl w:val="0"/>
               <w:numPr>
@@ -8698,7 +8631,7 @@
               <w:t>h) E-HSMT;</w:t>
             </w:r>
           </w:p>
-          <w:p ns2:paraId="2BFA136E" ns2:textId="77777777">
+          <w:p>
             <w:pPr>
               <w:pStyle w:val="Sub-ClauseText"/>
               <w:widowControl w:val="0"/>
@@ -8743,7 +8676,7 @@
           </w:p>
         </w:tc>
       </w:tr>
-      <w:tr ns2:paraId="07B134C5" ns2:textId="77777777">
+      <w:tr>
         <w:trPr>
           <w:trHeight w:val="20"/>
         </w:trPr>
@@ -8751,7 +8684,7 @@
           <w:tcPr>
             <w:tcW w:w="2127" w:type="dxa"/>
           </w:tcPr>
-          <w:p ns2:paraId="21395405" ns2:textId="45DD0470">
+          <w:p>
             <w:pPr>
               <w:pStyle w:val="HAStyle1"/>
               <w:numPr>
@@ -8782,7 +8715,7 @@
           <w:tcPr>
             <w:tcW w:w="7371" w:type="dxa"/>
           </w:tcPr>
-          <w:p ns2:paraId="2F591617" ns2:textId="77777777">
+          <w:p>
             <w:pPr>
               <w:pStyle w:val="Sub-ClauseText"/>
               <w:widowControl w:val="0"/>
@@ -8825,7 +8758,7 @@
           </w:p>
         </w:tc>
       </w:tr>
-      <w:tr ns2:paraId="70DD8192" ns2:textId="77777777">
+      <w:tr>
         <w:tblPrEx>
           <w:tblLook w:val="04A0" w:firstRow="1" w:lastRow="0" w:firstColumn="1" w:lastColumn="0" w:noHBand="0" w:noVBand="1"/>
         </w:tblPrEx>
@@ -8837,7 +8770,7 @@
             <w:tcW w:w="2127" w:type="dxa"/>
             <w:hideMark/>
           </w:tcPr>
-          <w:p ns2:paraId="647B63FC" ns2:textId="77777777">
+          <w:p>
             <w:pPr>
               <w:pStyle w:val="HAStyle1"/>
               <w:numPr>
@@ -8867,7 +8800,7 @@
             <w:tcW w:w="7371" w:type="dxa"/>
             <w:hideMark/>
           </w:tcPr>
-          <w:p ns2:paraId="6CB79E0D" ns2:textId="77777777">
+          <w:p>
             <w:pPr>
               <w:widowControl w:val="0"/>
               <w:spacing w:before="20" w:after="20"/>
@@ -8905,7 +8838,7 @@
               <w:t>. Thuật ngữ “bằng văn bản” có nghĩa là hình thức truyền đạt thông tin dưới dạng viết và có bằng chứng về việc tiếp nhận thông tin.</w:t>
             </w:r>
           </w:p>
-          <w:p ns2:paraId="5B373AF4" ns2:textId="77777777">
+          <w:p>
             <w:pPr>
               <w:widowControl w:val="0"/>
               <w:spacing w:before="20" w:after="20"/>
@@ -8928,7 +8861,7 @@
           </w:p>
         </w:tc>
       </w:tr>
-      <w:tr ns2:paraId="189029B4" ns2:textId="77777777">
+      <w:tr>
         <w:tblPrEx>
           <w:tblLook w:val="04A0" w:firstRow="1" w:lastRow="0" w:firstColumn="1" w:lastColumn="0" w:noHBand="0" w:noVBand="1"/>
         </w:tblPrEx>
@@ -8940,7 +8873,7 @@
             <w:tcW w:w="2127" w:type="dxa"/>
             <w:hideMark/>
           </w:tcPr>
-          <w:p ns2:paraId="7CC0C38F" ns2:textId="77777777">
+          <w:p>
             <w:pPr>
               <w:pStyle w:val="HAStyle1"/>
               <w:numPr>
@@ -8969,7 +8902,7 @@
             <w:tcW w:w="7371" w:type="dxa"/>
             <w:hideMark/>
           </w:tcPr>
-          <w:p ns2:paraId="0A1B392B" ns2:textId="77777777">
+          <w:p>
             <w:pPr>
               <w:widowControl w:val="0"/>
               <w:tabs>
@@ -9015,7 +8948,7 @@
               <w:t>, chi nhánh ngân hàng nước ngoài được thành lập theo pháp luật Việt Nam và là bảo đảm không có điều kiện (trả tiền khi có yêu cầu, theo Mẫu số 18 Phần 4.</w:t>
             </w:r>
           </w:p>
-          <w:p ns2:paraId="516CCF9B" ns2:textId="77777777">
+          <w:p>
             <w:pPr>
               <w:widowControl w:val="0"/>
               <w:tabs>
@@ -9053,7 +8986,7 @@
               <w:t>E-ĐKCT</w:t>
             </w:r>
           </w:p>
-          <w:p ns2:paraId="566554DC" ns2:textId="77777777">
+          <w:p>
             <w:pPr>
               <w:widowControl w:val="0"/>
               <w:tabs>
@@ -9082,7 +9015,7 @@
               <w:t>5.3. Bảo đảm thực hiện hợp đồng sẽ được trả cho Chủ đầu tư để bồi thường cho bất kỳ tổn thất nào phát sinh do Nhà thầu không hoàn thành các nghĩa vụ hợp đồng.</w:t>
             </w:r>
           </w:p>
-          <w:p ns2:paraId="087556D0" ns2:textId="77777777">
+          <w:p>
             <w:pPr>
               <w:widowControl w:val="0"/>
               <w:tabs>
@@ -9130,7 +9063,7 @@
           </w:p>
         </w:tc>
       </w:tr>
-      <w:tr ns2:paraId="5EF52E61" ns2:textId="77777777">
+      <w:tr>
         <w:tblPrEx>
           <w:tblLook w:val="04A0" w:firstRow="1" w:lastRow="0" w:firstColumn="1" w:lastColumn="0" w:noHBand="0" w:noVBand="1"/>
         </w:tblPrEx>
@@ -9142,7 +9075,7 @@
             <w:tcW w:w="2127" w:type="dxa"/>
             <w:hideMark/>
           </w:tcPr>
-          <w:p ns2:paraId="6D9CA472" ns2:textId="77777777">
+          <w:p>
             <w:pPr>
               <w:pStyle w:val="HAStyle1"/>
               <w:numPr>
@@ -9171,7 +9104,7 @@
             <w:tcW w:w="7371" w:type="dxa"/>
             <w:hideMark/>
           </w:tcPr>
-          <w:p ns2:paraId="2D5DA340" ns2:textId="77777777">
+          <w:p>
             <w:pPr>
               <w:widowControl w:val="0"/>
               <w:overflowPunct w:val="0"/>
@@ -9226,7 +9159,7 @@
               <w:t xml:space="preserve">để thực hiện dịch vụ liên quan nêu trong E-HSDT. Việc sử dụng nhà thầu phụ sẽ không làm thay đổi các nghĩa vụ của nhà thầu. Nhà thầu phải chịu trách nhiệm trước Chủ đầu tư về khối lượng, chất lượng, tiến độ và các nghĩa vụ khác đối với phần việc do nhà thầu phụ thực hiện. </w:t>
             </w:r>
           </w:p>
-          <w:p ns2:paraId="7C4C8F36" ns2:textId="77777777">
+          <w:p>
             <w:pPr>
               <w:widowControl w:val="0"/>
               <w:tabs>
@@ -9289,7 +9222,7 @@
               <w:t>chỉ được thực hiện khi có lý do xác đáng, hợp lý và được Chủ đầu tư chấp thuận.</w:t>
             </w:r>
           </w:p>
-          <w:p ns2:paraId="201EF6F7" ns2:textId="77777777">
+          <w:p>
             <w:pPr>
               <w:widowControl w:val="0"/>
               <w:overflowPunct w:val="0"/>
@@ -9317,7 +9250,7 @@
           </w:p>
         </w:tc>
       </w:tr>
-      <w:tr ns2:paraId="2E307DE6" ns2:textId="77777777">
+      <w:tr>
         <w:tblPrEx>
           <w:tblLook w:val="04A0" w:firstRow="1" w:lastRow="0" w:firstColumn="1" w:lastColumn="0" w:noHBand="0" w:noVBand="1"/>
         </w:tblPrEx>
@@ -9329,7 +9262,7 @@
             <w:tcW w:w="2127" w:type="dxa"/>
             <w:hideMark/>
           </w:tcPr>
-          <w:p ns2:paraId="7F013878" ns2:textId="77777777">
+          <w:p>
             <w:pPr>
               <w:pStyle w:val="HAStyle1"/>
               <w:numPr>
@@ -9360,7 +9293,7 @@
             <w:tcW w:w="7371" w:type="dxa"/>
             <w:hideMark/>
           </w:tcPr>
-          <w:p ns2:paraId="6CE04FBF" ns2:textId="77777777">
+          <w:p>
             <w:pPr>
               <w:widowControl w:val="0"/>
               <w:overflowPunct w:val="0"/>
@@ -9388,7 +9321,7 @@
               <w:t>7.1. Chủ đầu tư và Nhà thầu có trách nhiệm giải quyết các tranh chấp phát sinh giữa hai bên thông qua thương lượng, hòa giải.</w:t>
             </w:r>
           </w:p>
-          <w:p ns2:paraId="746051D6" ns2:textId="77777777">
+          <w:p>
             <w:pPr>
               <w:widowControl w:val="0"/>
               <w:overflowPunct w:val="0"/>
@@ -9466,7 +9399,7 @@
           </w:p>
         </w:tc>
       </w:tr>
-      <w:tr ns2:paraId="59DCCD61" ns2:textId="77777777">
+      <w:tr>
         <w:trPr>
           <w:trHeight w:val="20"/>
         </w:trPr>
@@ -9474,7 +9407,7 @@
           <w:tcPr>
             <w:tcW w:w="2127" w:type="dxa"/>
           </w:tcPr>
-          <w:p ns2:paraId="155A9D79" ns2:textId="77777777">
+          <w:p>
             <w:pPr>
               <w:pStyle w:val="HAStyle1"/>
               <w:numPr>
@@ -9505,7 +9438,7 @@
           <w:tcPr>
             <w:tcW w:w="7371" w:type="dxa"/>
           </w:tcPr>
-          <w:p ns2:paraId="5057F848" ns2:textId="6B21F3D7">
+          <w:p>
             <w:pPr>
               <w:pStyle w:val="Sub-ClauseText"/>
               <w:widowControl w:val="0"/>
@@ -9564,7 +9497,7 @@
           </w:p>
         </w:tc>
       </w:tr>
-      <w:tr ns2:paraId="6EB1CE9F" ns2:textId="77777777">
+      <w:tr>
         <w:trPr>
           <w:trHeight w:val="20"/>
         </w:trPr>
@@ -9572,7 +9505,7 @@
           <w:tcPr>
             <w:tcW w:w="2127" w:type="dxa"/>
           </w:tcPr>
-          <w:p ns2:paraId="06BFD94F" ns2:textId="77777777">
+          <w:p>
             <w:pPr>
               <w:pStyle w:val="HAStyle1"/>
               <w:numPr>
@@ -9602,7 +9535,7 @@
           <w:tcPr>
             <w:tcW w:w="7371" w:type="dxa"/>
           </w:tcPr>
-          <w:p ns2:paraId="090061BA" ns2:textId="1B0C243D">
+          <w:p>
             <w:pPr>
               <w:pStyle w:val="Sub-ClauseText"/>
               <w:widowControl w:val="0"/>
@@ -9697,7 +9630,7 @@
           </w:p>
         </w:tc>
       </w:tr>
-      <w:tr ns2:paraId="356C97DB" ns2:textId="77777777">
+      <w:tr>
         <w:trPr>
           <w:trHeight w:val="20"/>
         </w:trPr>
@@ -9705,7 +9638,7 @@
           <w:tcPr>
             <w:tcW w:w="2127" w:type="dxa"/>
           </w:tcPr>
-          <w:p ns2:paraId="3650907D" ns2:textId="77777777">
+          <w:p>
             <w:pPr>
               <w:pStyle w:val="HAStyle1"/>
               <w:numPr>
@@ -9735,7 +9668,7 @@
           <w:tcPr>
             <w:tcW w:w="7371" w:type="dxa"/>
           </w:tcPr>
-          <w:p ns2:paraId="4BC3E673" ns2:textId="77777777">
+          <w:p>
             <w:pPr>
               <w:pStyle w:val="Sub-ClauseText"/>
               <w:widowControl w:val="0"/>
@@ -9772,7 +9705,7 @@
           </w:p>
         </w:tc>
       </w:tr>
-      <w:tr ns2:paraId="75F65FC1" ns2:textId="77777777">
+      <w:tr>
         <w:tblPrEx>
           <w:tblLook w:val="04A0" w:firstRow="1" w:lastRow="0" w:firstColumn="1" w:lastColumn="0" w:noHBand="0" w:noVBand="1"/>
         </w:tblPrEx>
@@ -9784,7 +9717,7 @@
             <w:tcW w:w="2127" w:type="dxa"/>
             <w:hideMark/>
           </w:tcPr>
-          <w:p ns2:paraId="220A6A60" ns2:textId="77777777">
+          <w:p>
             <w:pPr>
               <w:pStyle w:val="HAStyle1"/>
               <w:numPr>
@@ -9817,7 +9750,7 @@
             <w:tcW w:w="7371" w:type="dxa"/>
             <w:hideMark/>
           </w:tcPr>
-          <w:p ns2:paraId="049FB919" ns2:textId="77777777">
+          <w:p>
             <w:pPr>
               <w:pStyle w:val="4"/>
               <w:widowControl w:val="0"/>
@@ -9847,7 +9780,7 @@
               <w:t xml:space="preserve">11.1. Loại hợp đồng: trọn gói. </w:t>
             </w:r>
           </w:p>
-          <w:p ns2:paraId="7E8CADD9" ns2:textId="77777777">
+          <w:p>
             <w:pPr>
               <w:pStyle w:val="4"/>
               <w:widowControl w:val="0"/>
@@ -9879,7 +9812,7 @@
           </w:p>
         </w:tc>
       </w:tr>
-      <w:tr ns2:paraId="0A4127DD" ns2:textId="77777777">
+      <w:tr>
         <w:trPr>
           <w:trHeight w:val="20"/>
         </w:trPr>
@@ -9887,7 +9820,7 @@
           <w:tcPr>
             <w:tcW w:w="2127" w:type="dxa"/>
           </w:tcPr>
-          <w:p ns2:paraId="07C46E1F" ns2:textId="77777777">
+          <w:p>
             <w:pPr>
               <w:pStyle w:val="HAStyle1"/>
               <w:numPr>
@@ -9913,7 +9846,7 @@
               <w:t>12. Thuế, phí, lệ phí</w:t>
             </w:r>
           </w:p>
-          <w:p ns2:paraId="15C14A3F" ns2:textId="77777777">
+          <w:p>
             <w:pPr>
               <w:pStyle w:val="HAStyle1"/>
               <w:numPr>
@@ -9933,7 +9866,7 @@
           <w:tcPr>
             <w:tcW w:w="7371" w:type="dxa"/>
           </w:tcPr>
-          <w:p ns2:paraId="334A0218" ns2:textId="77777777">
+          <w:p>
             <w:pPr>
               <w:pStyle w:val="Sub-ClauseText"/>
               <w:widowControl w:val="0"/>
@@ -9963,7 +9896,7 @@
               <w:t>Nhà thầu chịu trách nhiệm đối với toàn bộ chi phí về thuế, phí, lệ phí phát sinh cho đến khi hàng hóa được giao cho Chủ đầu tư.</w:t>
             </w:r>
           </w:p>
-          <w:p ns2:paraId="393F16D4" ns2:textId="77777777">
+          <w:p>
             <w:pPr>
               <w:pStyle w:val="4"/>
               <w:widowControl w:val="0"/>
@@ -9990,7 +9923,7 @@
               <w:t>12.2. Trường hợp Nhà thầu thuộc đối tượng được miễn, giảm thuế, phí, lệ phí, Chủ đầu tư tạo điều kiện tối đa cho Nhà thầu áp dụng các chính sách miễn, giảm thuế, phí, lệ phí.</w:t>
             </w:r>
           </w:p>
-          <w:p ns2:paraId="445BA120" ns2:textId="77777777">
+          <w:p>
             <w:pPr>
               <w:pStyle w:val="4"/>
               <w:widowControl w:val="0"/>
@@ -10028,7 +9961,7 @@
           </w:p>
         </w:tc>
       </w:tr>
-      <w:tr ns2:paraId="43FBF0EB" ns2:textId="77777777">
+      <w:tr>
         <w:tblPrEx>
           <w:tblLook w:val="04A0" w:firstRow="1" w:lastRow="0" w:firstColumn="1" w:lastColumn="0" w:noHBand="0" w:noVBand="1"/>
         </w:tblPrEx>
@@ -10040,7 +9973,7 @@
             <w:tcW w:w="2127" w:type="dxa"/>
             <w:hideMark/>
           </w:tcPr>
-          <w:p ns2:paraId="00A2F798" ns2:textId="77777777">
+          <w:p>
             <w:pPr>
               <w:pStyle w:val="HAStyle1"/>
               <w:numPr>
@@ -10072,7 +10005,7 @@
             <w:tcW w:w="7371" w:type="dxa"/>
             <w:hideMark/>
           </w:tcPr>
-          <w:p ns2:paraId="07013F70" ns2:textId="77777777">
+          <w:p>
             <w:pPr>
               <w:widowControl w:val="0"/>
               <w:tabs>
@@ -10118,7 +10051,7 @@
               <w:t>, sau khi Nhà thầu nộp Bảo lãnh tạm ứng tương đương với khoản tiền tạm ứng. Bảo lãnh tạm ứng phải được phát hành bởi một tổ chức tín dụng hoặc chi nhánh ngân hàng nước ngoài được thành lập theo pháp luật Việt Nam.</w:t>
             </w:r>
           </w:p>
-          <w:p ns2:paraId="55EB6E86" ns2:textId="77777777">
+          <w:p>
             <w:pPr>
               <w:widowControl w:val="0"/>
               <w:tabs>
@@ -10149,7 +10082,7 @@
           </w:p>
         </w:tc>
       </w:tr>
-      <w:tr ns2:paraId="3232DCD6" ns2:textId="77777777">
+      <w:tr>
         <w:tblPrEx>
           <w:tblLook w:val="04A0" w:firstRow="1" w:lastRow="0" w:firstColumn="1" w:lastColumn="0" w:noHBand="0" w:noVBand="1"/>
         </w:tblPrEx>
@@ -10161,7 +10094,7 @@
             <w:tcW w:w="2127" w:type="dxa"/>
             <w:hideMark/>
           </w:tcPr>
-          <w:p ns2:paraId="33564EA0" ns2:textId="77777777">
+          <w:p>
             <w:pPr>
               <w:pStyle w:val="HAStyle1"/>
               <w:numPr>
@@ -10193,7 +10126,7 @@
             <w:tcW w:w="7371" w:type="dxa"/>
             <w:hideMark/>
           </w:tcPr>
-          <w:p ns2:paraId="11130F25" ns2:textId="77777777">
+          <w:p>
             <w:pPr>
               <w:widowControl w:val="0"/>
               <w:overflowPunct w:val="0"/>
@@ -10219,7 +10152,7 @@
               <w:t>14.1. Yêu cầu thanh toán của Nhà thầu phải được gửi cho Chủ đầu tư bằng văn bản, kèm theo hóa đơn mô tả hàng hóa đã bàn giao và các dịch vụ liên quan đã thực hiện, cùng với chứng từ nộp theo quy định tại Điều 9 E-ĐKC và gửi yêu cầu thanh toán khi đã hoàn thành các nghĩa vụ khác quy định trong hợp đồng.</w:t>
             </w:r>
           </w:p>
-          <w:p ns2:paraId="2338A8B4" ns2:textId="77777777">
+          <w:p>
             <w:pPr>
               <w:widowControl w:val="0"/>
               <w:overflowPunct w:val="0"/>
@@ -10263,7 +10196,7 @@
               <w:t xml:space="preserve">. </w:t>
             </w:r>
           </w:p>
-          <w:p ns2:paraId="4FACC5F3" ns2:textId="77777777">
+          <w:p>
             <w:pPr>
               <w:widowControl w:val="0"/>
               <w:tabs>
@@ -10296,7 +10229,7 @@
           </w:p>
         </w:tc>
       </w:tr>
-      <w:tr ns2:paraId="6B191A12" ns2:textId="77777777">
+      <w:tr>
         <w:trPr>
           <w:trHeight w:val="20"/>
         </w:trPr>
@@ -10304,7 +10237,7 @@
           <w:tcPr>
             <w:tcW w:w="2127" w:type="dxa"/>
           </w:tcPr>
-          <w:p ns2:paraId="644EC43F" ns2:textId="77777777">
+          <w:p>
             <w:pPr>
               <w:pStyle w:val="HAStyle1"/>
               <w:numPr>
@@ -10335,7 +10268,7 @@
           <w:tcPr>
             <w:tcW w:w="7371" w:type="dxa"/>
           </w:tcPr>
-          <w:p ns2:paraId="1F3DE373" ns2:textId="77777777">
+          <w:p>
             <w:pPr>
               <w:pStyle w:val="Sub-ClauseText"/>
               <w:widowControl w:val="0"/>
@@ -10358,7 +10291,7 @@
               <w:t>Quyền tác giả đối với tất cả các bản vẽ, tài liệu và hồ sơ chứa đựng thông tin và dữ liệu mà Nhà thầu đã nộp cho Chủ đầu tư vẫn thuộc về Nhà thầu. Trường hợp các bản vẽ, tài liệu và hồ sơ đó được cung cấp cho Chủ đầu tư một cách trực tiếp hoặc thông qua Nhà thầu bởi một bên thứ ba thì quyền tác giả đối với các bản vẽ, tài liệu và hồ sơ thuộc về bên thứ ba đó.</w:t>
             </w:r>
           </w:p>
-          <w:p ns2:paraId="3CCBA22B" ns2:textId="5633E0A4">
+          <w:p>
             <w:pPr>
               <w:pStyle w:val="Sub-ClauseText"/>
               <w:widowControl w:val="0"/>
@@ -10374,7 +10307,7 @@
           </w:p>
         </w:tc>
       </w:tr>
-      <w:tr ns2:paraId="0063C781" ns2:textId="77777777">
+      <w:tr>
         <w:trPr>
           <w:trHeight w:val="20"/>
         </w:trPr>
@@ -10382,7 +10315,7 @@
           <w:tcPr>
             <w:tcW w:w="2127" w:type="dxa"/>
           </w:tcPr>
-          <w:p ns2:paraId="3D0A0532" ns2:textId="77777777">
+          <w:p>
             <w:pPr>
               <w:pStyle w:val="HAStyle1"/>
               <w:numPr>
@@ -10414,7 +10347,7 @@
           <w:tcPr>
             <w:tcW w:w="7371" w:type="dxa"/>
           </w:tcPr>
-          <w:p ns2:paraId="4476354B" ns2:textId="77777777">
+          <w:p>
             <w:pPr>
               <w:pStyle w:val="Sub-ClauseText"/>
               <w:widowControl w:val="0"/>
@@ -10440,7 +10373,7 @@
               <w:t xml:space="preserve">16.1. Chủ đầu tư và Nhà thầu phải bảo mật bất kỳ tài liệu, dữ liệu hoặc thông tin nào khác liên quan đến hợp đồng do một bên cung cấp trực tiếp hoặc gián tiếp cho bên kia, không được tiết lộ tài liệu, dữ liệu hoặc thông tin đó cho bên thứ ba nếu không có văn bản đồng ý của bên kia cho dù tài liệu, dữ liệu hoặc thông tin đó được cung cấp trước, trong hoặc sau khi hoàn thành hoặc chấm dứt hợp đồng. Nhà thầu có thể chuyển cho nhà thầu phụ các tài liệu, dữ liệu và thông tin phù hợp do Chủ đầu tư cung cấp để nhà thầu phụ thực hiện công việc của mình theo hợp đồng; trong trường hợp này, nhà thầu phụ phải có cam kết với Nhà thầu về việc bảo mật các tài liệu, dữ liệu hoặc thông tin đó. </w:t>
             </w:r>
           </w:p>
-          <w:p ns2:paraId="05E747D4" ns2:textId="77777777">
+          <w:p>
             <w:pPr>
               <w:pStyle w:val="Sub-ClauseText"/>
               <w:widowControl w:val="0"/>
@@ -10466,7 +10399,7 @@
               <w:t>16.2. Chủ đầu tư không được sử dụng các tài liệu, dữ liệu và thông tin khác nhận được từ Nhà thầu cho bất kỳ mục đích nào khác không liên quan đến hợp đồng. Nhà thầu không được sử dụng các tài liệu, dữ liệu và thông tin khác nhận được từ Chủ đầu tư cho bất kỳ mục đích nào khác không liên quan đến việc thực hiện hợp đồng.</w:t>
             </w:r>
           </w:p>
-          <w:p ns2:paraId="14BB51BB" ns2:textId="77777777">
+          <w:p>
             <w:pPr>
               <w:pStyle w:val="Sub-ClauseText"/>
               <w:widowControl w:val="0"/>
@@ -10492,7 +10425,7 @@
               <w:t>16.3. Nghĩa vụ của Chủ đầu tư và Nhà thầu quy định tại Mục 16.1 và Mục 16.2 E-ĐKC không áp dụng đối với các thông tin sau đây:</w:t>
             </w:r>
           </w:p>
-          <w:p ns2:paraId="713B31DF" ns2:textId="77777777">
+          <w:p>
             <w:pPr>
               <w:pStyle w:val="Sub-ClauseText"/>
               <w:widowControl w:val="0"/>
@@ -10518,7 +10451,7 @@
               <w:t>a) Thông tin mà Chủ đầu tư hoặc Nhà thầu cần cung cấp cho cấp có thẩm quyền;</w:t>
             </w:r>
           </w:p>
-          <w:p ns2:paraId="06F52809" ns2:textId="77777777">
+          <w:p>
             <w:pPr>
               <w:pStyle w:val="Sub-ClauseText"/>
               <w:widowControl w:val="0"/>
@@ -10544,7 +10477,7 @@
               <w:t>b) Thông tin đã hoặc sẽ được công bố mà không phải do lỗi của Chủ đầu tư hoặc Nhà thầu;</w:t>
             </w:r>
           </w:p>
-          <w:p ns2:paraId="060D83AA" ns2:textId="77777777">
+          <w:p>
             <w:pPr>
               <w:pStyle w:val="Sub-ClauseText"/>
               <w:widowControl w:val="0"/>
@@ -10571,7 +10504,7 @@
               <w:t xml:space="preserve">c) Thông tin thuộc sở hữu của một bên vào thời điểm công bố và trước đó không phải do bên kia cung cấp trực tiếp hoặc gián tiếp; </w:t>
             </w:r>
           </w:p>
-          <w:p ns2:paraId="4F80D28B" ns2:textId="77777777">
+          <w:p>
             <w:pPr>
               <w:pStyle w:val="Sub-ClauseText"/>
               <w:widowControl w:val="0"/>
@@ -10604,7 +10537,7 @@
               <w:t>n.</w:t>
             </w:r>
           </w:p>
-          <w:p ns2:paraId="1C1A0AC5" ns2:textId="77777777">
+          <w:p>
             <w:pPr>
               <w:pStyle w:val="Sub-ClauseText"/>
               <w:widowControl w:val="0"/>
@@ -10630,7 +10563,7 @@
               <w:t>16.4. Các quy định tại Mục 16 E-ĐKC không làm thay đổi bất kỳ cam kết bảo mật nào do một bên đưa ra trước ngày ký hợp đồng liên quan đến việc cung cấp hàng hóa, dịch vụ.</w:t>
             </w:r>
           </w:p>
-          <w:p ns2:paraId="2E1BED1A" ns2:textId="77777777">
+          <w:p>
             <w:pPr>
               <w:pStyle w:val="Sub-ClauseText"/>
               <w:widowControl w:val="0"/>
@@ -10659,7 +10592,7 @@
           </w:p>
         </w:tc>
       </w:tr>
-      <w:tr ns2:paraId="267E5DFA" ns2:textId="77777777">
+      <w:tr>
         <w:trPr>
           <w:trHeight w:val="20"/>
         </w:trPr>
@@ -10667,7 +10600,7 @@
           <w:tcPr>
             <w:tcW w:w="2127" w:type="dxa"/>
           </w:tcPr>
-          <w:p ns2:paraId="0EE9572A" ns2:textId="77777777">
+          <w:p>
             <w:pPr>
               <w:pStyle w:val="HAStyle1"/>
               <w:numPr>
@@ -10698,7 +10631,7 @@
           <w:tcPr>
             <w:tcW w:w="7371" w:type="dxa"/>
           </w:tcPr>
-          <w:p ns2:paraId="28C19BAF" ns2:textId="538F6790">
+          <w:p>
             <w:pPr>
               <w:pStyle w:val="Heading3"/>
               <w:widowControl w:val="0"/>
@@ -10760,7 +10693,7 @@
           </w:p>
         </w:tc>
       </w:tr>
-      <w:tr ns2:paraId="317488AD" ns2:textId="77777777">
+      <w:tr>
         <w:trPr>
           <w:trHeight w:val="20"/>
         </w:trPr>
@@ -10768,7 +10701,7 @@
           <w:tcPr>
             <w:tcW w:w="2127" w:type="dxa"/>
           </w:tcPr>
-          <w:p ns2:paraId="58E7FDDC" ns2:textId="77777777">
+          <w:p>
             <w:pPr>
               <w:pStyle w:val="HAStyle1"/>
               <w:numPr>
@@ -10799,7 +10732,7 @@
           <w:tcPr>
             <w:tcW w:w="7371" w:type="dxa"/>
           </w:tcPr>
-          <w:p ns2:paraId="5702CA0C" ns2:textId="77777777">
+          <w:p>
             <w:pPr>
               <w:pStyle w:val="Sub-ClauseText"/>
               <w:widowControl w:val="0"/>
@@ -10847,7 +10780,7 @@
               <w:t xml:space="preserve"> nhằm tránh hư hỏng trong quá trình vận chuyển đến địa điểm dự án theo quy định trong hợp đồng. Trong quá trình vận chuyển, bao gói hàng hóa phải đủ chắc chắn để chịu được những va chạm mạnh, nhiệt độ quá cao hoặc quá thấp, trong nước mặn, nước mưa và ở ngoài trời. Kích thước và trọng lượng của mỗi kiện hàng phải tính đến điều kiện vận chuyển như khoảng cách, phương tiện vận chuyển, điều kiện cơ sở hạ tầng... từ nơi xuất hàng đến địa điểm dự án.</w:t>
             </w:r>
           </w:p>
-          <w:p ns2:paraId="210E0222" ns2:textId="77777777">
+          <w:p>
             <w:pPr>
               <w:pStyle w:val="Sub-ClauseText"/>
               <w:widowControl w:val="0"/>
@@ -10917,7 +10850,7 @@
           </w:p>
         </w:tc>
       </w:tr>
-      <w:tr ns2:paraId="11116073" ns2:textId="77777777">
+      <w:tr>
         <w:trPr>
           <w:trHeight w:val="20"/>
         </w:trPr>
@@ -10925,7 +10858,7 @@
           <w:tcPr>
             <w:tcW w:w="2127" w:type="dxa"/>
           </w:tcPr>
-          <w:p ns2:paraId="5EAC22C6" ns2:textId="77777777">
+          <w:p>
             <w:pPr>
               <w:pStyle w:val="HAStyle1"/>
               <w:numPr>
@@ -10957,7 +10890,7 @@
           <w:tcPr>
             <w:tcW w:w="7371" w:type="dxa"/>
           </w:tcPr>
-          <w:p ns2:paraId="0CBEDC2D" ns2:textId="77777777">
+          <w:p>
             <w:pPr>
               <w:pStyle w:val="Sub-ClauseText"/>
               <w:widowControl w:val="0"/>
@@ -11019,7 +10952,7 @@
           </w:p>
         </w:tc>
       </w:tr>
-      <w:tr ns2:paraId="3F1F3A98" ns2:textId="77777777">
+      <w:tr>
         <w:trPr>
           <w:trHeight w:val="20"/>
         </w:trPr>
@@ -11027,7 +10960,7 @@
           <w:tcPr>
             <w:tcW w:w="2127" w:type="dxa"/>
           </w:tcPr>
-          <w:p ns2:paraId="62ADD4CC" ns2:textId="77777777">
+          <w:p>
             <w:pPr>
               <w:pStyle w:val="HAStyle1"/>
               <w:numPr>
@@ -11058,7 +10991,7 @@
           <w:tcPr>
             <w:tcW w:w="7371" w:type="dxa"/>
           </w:tcPr>
-          <w:p ns2:paraId="41C978B7" ns2:textId="77777777">
+          <w:p>
             <w:pPr>
               <w:widowControl w:val="0"/>
               <w:spacing w:before="20" w:after="20"/>
@@ -11096,7 +11029,7 @@
               <w:t>.</w:t>
             </w:r>
           </w:p>
-          <w:p ns2:paraId="6928DFD1" ns2:textId="77777777">
+          <w:p>
             <w:pPr>
               <w:widowControl w:val="0"/>
               <w:spacing w:before="20" w:after="20"/>
@@ -11134,7 +11067,7 @@
               <w:t>:</w:t>
             </w:r>
           </w:p>
-          <w:p ns2:paraId="601F3EDF" ns2:textId="77777777">
+          <w:p>
             <w:pPr>
               <w:widowControl w:val="0"/>
               <w:spacing w:before="20" w:after="20"/>
@@ -11155,7 +11088,7 @@
               <w:t>a) Thực hiện việc lắp đặt hoặc giám sát việc lắp đặt tại hiện trường, chạy thử hàng hóa;</w:t>
             </w:r>
           </w:p>
-          <w:p ns2:paraId="29BBEB12" ns2:textId="77777777">
+          <w:p>
             <w:pPr>
               <w:widowControl w:val="0"/>
               <w:spacing w:before="20" w:after="20"/>
@@ -11176,7 +11109,7 @@
               <w:t>b) Cung cấp các dụng cụ cần thiết để lắp ráp, bảo dưỡng hàng hóa;</w:t>
             </w:r>
           </w:p>
-          <w:p ns2:paraId="2935E742" ns2:textId="77777777">
+          <w:p>
             <w:pPr>
               <w:widowControl w:val="0"/>
               <w:spacing w:before="20" w:after="20"/>
@@ -11197,7 +11130,7 @@
               <w:t>c) Cung cấp tài liệu chi tiết hướng dẫn vận hành và bảo dưỡng cho từng loại hàng hóa;</w:t>
             </w:r>
           </w:p>
-          <w:p ns2:paraId="13F5A107" ns2:textId="77777777">
+          <w:p>
             <w:pPr>
               <w:widowControl w:val="0"/>
               <w:spacing w:before="20" w:after="20"/>
@@ -11218,7 +11151,7 @@
               <w:t>d) Vận hành hoặc giám sát hoặc bảo dưỡng, sửa chữa hàng hóa trong khoảng thời gian đã được các bên thỏa thuận, với điều kiện là dịch vụ này sẽ không miễn trừ cho Nhà thầu khỏi bất kỳ nghĩa vụ bảo hành nào theo hợp đồng này;</w:t>
             </w:r>
           </w:p>
-          <w:p ns2:paraId="512F390C" ns2:textId="77777777">
+          <w:p>
             <w:pPr>
               <w:widowControl w:val="0"/>
               <w:spacing w:before="20" w:after="20"/>
@@ -11239,7 +11172,7 @@
               <w:t>đ) Hướng dẫn nhân sự của Chủ đầu tư về cách lắp đặt, chạy thử, vận hành, bảo dưỡng, sửa chữa hàng hóa.</w:t>
             </w:r>
           </w:p>
-          <w:p ns2:paraId="1BAC6158" ns2:textId="77777777">
+          <w:p>
             <w:pPr>
               <w:widowControl w:val="0"/>
               <w:spacing w:before="20" w:after="20"/>
@@ -11262,7 +11195,7 @@
           </w:p>
         </w:tc>
       </w:tr>
-      <w:tr ns2:paraId="7EE426BC" ns2:textId="77777777">
+      <w:tr>
         <w:trPr>
           <w:trHeight w:val="20"/>
         </w:trPr>
@@ -11270,7 +11203,7 @@
           <w:tcPr>
             <w:tcW w:w="2127" w:type="dxa"/>
           </w:tcPr>
-          <w:p ns2:paraId="2C17B9F4" ns2:textId="77777777">
+          <w:p>
             <w:pPr>
               <w:pStyle w:val="HAStyle1"/>
               <w:numPr>
@@ -11301,7 +11234,7 @@
           <w:tcPr>
             <w:tcW w:w="7371" w:type="dxa"/>
           </w:tcPr>
-          <w:p ns2:paraId="25458C3A" ns2:textId="77777777">
+          <w:p>
             <w:pPr>
               <w:widowControl w:val="0"/>
               <w:spacing w:before="20" w:after="20"/>
@@ -11339,7 +11272,7 @@
               <w:t xml:space="preserve"> và chịu toàn bộ chi phí thử nghiệm, kiểm tra.</w:t>
             </w:r>
           </w:p>
-          <w:p ns2:paraId="78214497" ns2:textId="77777777">
+          <w:p>
             <w:pPr>
               <w:widowControl w:val="0"/>
               <w:spacing w:before="20" w:after="20"/>
@@ -11377,7 +11310,7 @@
               <w:t xml:space="preserve">. Theo quy định tại Mục 21.3 ĐKC, trường hợp tiến hành tại cơ sở của Nhà thầu hoặc cơ sở khác thì cán bộ kiểm tra phải được cung cấp tất cả phương tiện và hỗ trợ cần thiết, kể cả việc tiếp cận bản vẽ và dữ liệu sản xuất; Chủ đầu tư không phải chịu bất kỳ chi phí nào cho các phương tiện và hỗ trợ này. </w:t>
             </w:r>
           </w:p>
-          <w:p ns2:paraId="2F51458D" ns2:textId="77777777">
+          <w:p>
             <w:pPr>
               <w:widowControl w:val="0"/>
               <w:spacing w:before="20" w:after="20"/>
@@ -11398,7 +11331,7 @@
               <w:t xml:space="preserve">21.3. Chủ đầu tư hoặc đại diện của Chủ đầu tư có quyền tham dự các buổi thử nghiệm, kiểm tra quy định tại Mục 21.2 ĐKC, với điều kiện là Chủ đầu tư chịu tất cả các chi phí phát sinh liên quan đến việc tham dự, bao gồm cả chi phí đi lại, lưu trú. </w:t>
             </w:r>
           </w:p>
-          <w:p ns2:paraId="5BE5ECE4" ns2:textId="77777777">
+          <w:p>
             <w:pPr>
               <w:widowControl w:val="0"/>
               <w:spacing w:before="20" w:after="20"/>
@@ -11419,7 +11352,7 @@
               <w:t xml:space="preserve">21.4. Trước khi tiến hành kiểm tra, thử nghiệm, Nhà thầu phải thông báo cho Chủ đầu tư về địa điểm và thời gian tiến hành kiểm tra, thử nghiệm. Trường hợp phải được sự chấp thuận của bên thứ ba hoặc nhà sản xuất để Chủ đầu tư tham gia kiểm tra, thử nghiệm, Nhà thầu phải có văn bản đồng ý của các bên liên quan này. </w:t>
             </w:r>
           </w:p>
-          <w:p ns2:paraId="1EBDC949" ns2:textId="77777777">
+          <w:p>
             <w:pPr>
               <w:widowControl w:val="0"/>
               <w:spacing w:before="20" w:after="20"/>
@@ -11441,7 +11374,7 @@
               <w:t xml:space="preserve">21.5. Chủ đầu tư có thể yêu cầu Nhà thầu tiến hành thử nghiệm, kiểm tra ngoài hợp đồng nhưng cần thiết để khẳng định hàng hóa đó có đặc tính kỹ thuật, hiệu suất đáp ứng yêu cầu của hợp đồng, với điều kiện là các chi phí hợp lý để tiến hành thử nghiệm, kiểm tra đó được cộng thêm vào giá hợp đồng. Trường hợp thử nghiệm, kiểm tra làm chậm tiến độ sản xuất và/hoặc tiến độ thực hiện các nghĩa vụ khác của Nhà thầu theo hợp đồng, Chủ đầu tư xem xét điều chỉnh ngày giao hàng, ngày hoàn thành dịch vụ liên quan và các nghĩa vụ khác bị ảnh hưởng. </w:t>
             </w:r>
           </w:p>
-          <w:p ns2:paraId="71DFC2EB" ns2:textId="77777777">
+          <w:p>
             <w:pPr>
               <w:widowControl w:val="0"/>
               <w:spacing w:before="20" w:after="20"/>
@@ -11462,7 +11395,7 @@
               <w:t xml:space="preserve">21.6. Nhà thầu phải gửi cho Chủ đầu tư báo cáo kết quả của tất cả các thử nghiệm, kiểm tra. </w:t>
             </w:r>
           </w:p>
-          <w:p ns2:paraId="3045A390" ns2:textId="77777777">
+          <w:p>
             <w:pPr>
               <w:widowControl w:val="0"/>
               <w:spacing w:before="20" w:after="20"/>
@@ -11483,7 +11416,7 @@
               <w:t xml:space="preserve">21.7. Chủ đầu tư có quyền từ chối bất kỳ hàng hóa, bộ phận hàng hóa nào không đáp ứng yêu cầu trong các buổi kiểm tra, thử nghiệm hoặc không phù hợp với đặc tính kỹ thuật theo hợp đồng. Nhà thầu phải thay thế bằng hàng hóa, bộ phận hàng hóa khác hoặc tiến hành những điều chỉnh cần thiết để phù hợp với các đặc tính kỹ thuật theo hợp đồng và phải chịu tất cả chi phí liên quan đến việc thay thế hoặc điều chỉnh này. Sau đó Nhà thầu phải tiến hành kiểm tra, thử nghiệm lại và chịu tất cả chi phí phát sinh, đồng thời thông báo cho Chủ đầu tư theo quy định tại Mục 21.4 ĐKC. </w:t>
             </w:r>
           </w:p>
-          <w:p ns2:paraId="7AA09E41" ns2:textId="77777777">
+          <w:p>
             <w:pPr>
               <w:widowControl w:val="0"/>
               <w:spacing w:before="20" w:after="20"/>
@@ -11515,7 +11448,7 @@
           </w:p>
         </w:tc>
       </w:tr>
-      <w:tr ns2:paraId="3B10223E" ns2:textId="77777777">
+      <w:tr>
         <w:trPr>
           <w:trHeight w:val="20"/>
         </w:trPr>
@@ -11523,7 +11456,7 @@
           <w:tcPr>
             <w:tcW w:w="2127" w:type="dxa"/>
           </w:tcPr>
-          <w:p ns2:paraId="11AEF5B5" ns2:textId="77777777">
+          <w:p>
             <w:pPr>
               <w:pStyle w:val="HAStyle1"/>
               <w:numPr>
@@ -11555,7 +11488,7 @@
           <w:tcPr>
             <w:tcW w:w="7371" w:type="dxa"/>
           </w:tcPr>
-          <w:p ns2:paraId="0014DA87" ns2:textId="77777777">
+          <w:p>
             <w:pPr>
               <w:pStyle w:val="Sub-ClauseText"/>
               <w:widowControl w:val="0"/>
@@ -11608,7 +11541,7 @@
           </w:p>
         </w:tc>
       </w:tr>
-      <w:tr ns2:paraId="74A07F62" ns2:textId="77777777">
+      <w:tr>
         <w:trPr>
           <w:trHeight w:val="20"/>
         </w:trPr>
@@ -11616,7 +11549,7 @@
           <w:tcPr>
             <w:tcW w:w="2127" w:type="dxa"/>
           </w:tcPr>
-          <w:p ns2:paraId="74FE7D03" ns2:textId="77777777">
+          <w:p>
             <w:pPr>
               <w:pStyle w:val="HAStyle1"/>
               <w:numPr>
@@ -11642,7 +11575,7 @@
               <w:t xml:space="preserve">23. Bảo hành </w:t>
             </w:r>
           </w:p>
-          <w:p ns2:paraId="620ED76C" ns2:textId="77777777">
+          <w:p>
             <w:pPr>
               <w:pStyle w:val="sec7-clauses"/>
               <w:widowControl w:val="0"/>
@@ -11665,7 +11598,7 @@
           <w:tcPr>
             <w:tcW w:w="7371" w:type="dxa"/>
           </w:tcPr>
-          <w:p ns2:paraId="6E6B2379" ns2:textId="77777777">
+          <w:p>
             <w:pPr>
               <w:widowControl w:val="0"/>
               <w:spacing w:before="20" w:after="20"/>
@@ -11686,7 +11619,7 @@
               <w:t xml:space="preserve">23.1. Nhà thầu bảo đảm cung cấp hàng hóa mới, chưa qua sử dụng theo đúng đề xuất đã nêu.  </w:t>
             </w:r>
           </w:p>
-          <w:p ns2:paraId="1F3CBF9C" ns2:textId="77777777">
+          <w:p>
             <w:pPr>
               <w:widowControl w:val="0"/>
               <w:spacing w:before="20" w:after="20"/>
@@ -11707,7 +11640,7 @@
               <w:t xml:space="preserve">23.2. Nhà thầu bảo đảm hàng hóa không phát sinh khiếm khuyết do bất kỳ hành động hay sơ suất nào từ phía Nhà thầu hoặc do thiết kế, vật liệu hoặc kỹ thuật chế tạo khi hàng hóa được sử dụng bình thường trong các điều kiện phổ biến tại Việt Nam.  </w:t>
             </w:r>
           </w:p>
-          <w:p ns2:paraId="788F97D0" ns2:textId="77777777">
+          <w:p>
             <w:pPr>
               <w:widowControl w:val="0"/>
               <w:spacing w:before="20" w:after="20"/>
@@ -11755,7 +11688,7 @@
               <w:t xml:space="preserve"> </w:t>
             </w:r>
           </w:p>
-          <w:p ns2:paraId="37C00617" ns2:textId="77777777">
+          <w:p>
             <w:pPr>
               <w:widowControl w:val="0"/>
               <w:spacing w:before="20" w:after="20"/>
@@ -11776,7 +11709,7 @@
               <w:t xml:space="preserve">23.4. Trường hợp phát hiện khiếm khuyết của hàng hóa, Chủ đầu tư kịp thời thông báo cho Nhà thầu, kèm theo tài liệu chứng minh. Chủ đầu tư tạo điều kiện cho Nhà thầu tiến hành kiểm tra các khiếm khuyết đó. </w:t>
             </w:r>
           </w:p>
-          <w:p ns2:paraId="5CB68030" ns2:textId="77777777">
+          <w:p>
             <w:pPr>
               <w:widowControl w:val="0"/>
               <w:spacing w:before="20" w:after="20"/>
@@ -11814,7 +11747,7 @@
               <w:t xml:space="preserve"> và chịu toàn bộ chi phí sửa chữa, thay thế. </w:t>
             </w:r>
           </w:p>
-          <w:p ns2:paraId="6060977D" ns2:textId="77777777">
+          <w:p>
             <w:pPr>
               <w:widowControl w:val="0"/>
               <w:spacing w:before="20" w:after="20"/>
@@ -11863,7 +11796,7 @@
           </w:p>
         </w:tc>
       </w:tr>
-      <w:tr ns2:paraId="0F5076C4" ns2:textId="77777777">
+      <w:tr>
         <w:trPr>
           <w:trHeight w:val="20"/>
         </w:trPr>
@@ -11871,7 +11804,7 @@
           <w:tcPr>
             <w:tcW w:w="2127" w:type="dxa"/>
           </w:tcPr>
-          <w:p ns2:paraId="4C43BECC" ns2:textId="77777777">
+          <w:p>
             <w:pPr>
               <w:pStyle w:val="HAStyle1"/>
               <w:numPr>
@@ -11898,7 +11831,7 @@
               <w:t xml:space="preserve">24. Bồi thường vi phạm sáng chế </w:t>
             </w:r>
           </w:p>
-          <w:p ns2:paraId="5DFB7D09" ns2:textId="77777777">
+          <w:p>
             <w:pPr>
               <w:pStyle w:val="sec7-clauses"/>
               <w:widowControl w:val="0"/>
@@ -11919,7 +11852,7 @@
           <w:tcPr>
             <w:tcW w:w="7371" w:type="dxa"/>
           </w:tcPr>
-          <w:p ns2:paraId="13F8B5D0" ns2:textId="77777777">
+          <w:p>
             <w:pPr>
               <w:widowControl w:val="0"/>
               <w:spacing w:line="300" w:lineRule="exact"/>
@@ -11940,7 +11873,7 @@
               <w:t xml:space="preserve">24.1. Với điều kiện là Chủ đầu tư tuân thủ Mục 24.2 E-ĐKC, Nhà thầu có nghĩa vụ bồi thường, bảo đảm Chủ đầu tư và nhân sự của Chủ đầu tư không bị tổn hại bởi bất kỳ vụ kiện tụng, thủ tục hành chính, khiếu nại, yêu cầu, tổn thất, thiệt hại, chi phí nào, bao gồm cả chi phí thuê luật sư vì có vi phạm hoặc cáo buộc vi phạm sáng chế, mẫu hữu ích, kiểu dáng công nghiệp, nhãn hiệu, quyền tác giả hoặc các quyền sở hữu trí tuệ khác đã đăng ký hoặc tồn tại vào ngày ký hợp đồng mà các vi phạm hoặc cáo buộc vi phạm đó liên quan tới:  </w:t>
             </w:r>
           </w:p>
-          <w:p ns2:paraId="4763A37C" ns2:textId="77777777">
+          <w:p>
             <w:pPr>
               <w:widowControl w:val="0"/>
               <w:spacing w:line="300" w:lineRule="exact"/>
@@ -11961,7 +11894,7 @@
               <w:t xml:space="preserve">a) Việc lắp đặt hàng hóa do Nhà thầu thực hiện hoặc việc sử dụng hàng hóa tại Việt Nam; </w:t>
             </w:r>
           </w:p>
-          <w:p ns2:paraId="5483AB5B" ns2:textId="77777777">
+          <w:p>
             <w:pPr>
               <w:widowControl w:val="0"/>
               <w:spacing w:line="300" w:lineRule="exact"/>
@@ -11982,7 +11915,7 @@
               <w:t xml:space="preserve">b) Việc bán các sản phẩm được sản xuất từ hàng hóa. </w:t>
             </w:r>
           </w:p>
-          <w:p ns2:paraId="5A519DB2" ns2:textId="77777777">
+          <w:p>
             <w:pPr>
               <w:widowControl w:val="0"/>
               <w:spacing w:line="300" w:lineRule="exact"/>
@@ -12003,7 +11936,7 @@
               <w:t>Việc bồi thường nêu trên không áp dụng đối với các trường hợp sau: sử dụng hàng hóa hoặc bất kỳ phần nào của hàng hóa ngoài mục đích nêu trong hợp đồng hoặc phát sinh hợp lý từ hợp đồng; có hành vi vi phạm do sử dụng hàng hóa hoặc bất kỳ phần nào của hàng hóa, hay bất kỳ sản phẩm nào được sản xuất từ hàng hóa có sự kết hợp các thiết bị, nhà xưởng hoặc vật tư khác không phải do Nhà thầu cung cấp theo hợp đồng.</w:t>
             </w:r>
           </w:p>
-          <w:p ns2:paraId="081B9520" ns2:textId="77777777">
+          <w:p>
             <w:pPr>
               <w:widowControl w:val="0"/>
               <w:spacing w:line="300" w:lineRule="exact"/>
@@ -12024,7 +11957,7 @@
               <w:t xml:space="preserve">24.2. Trường hợp xảy ra kiện tụng hoặc khiếu nại đối với Chủ đầu tư liên quan tới các vấn đề quy định tại Mục 24.1 E-ĐKC, Chủ đầu tư có nghĩa vụ thông báo kịp thời cho Nhà thầu. Nhà thầu có thể nhân danh Chủ đầu tư giải quyết kiện tụng hoặc khiếu nại đó hoặc thương thảo để giải quyết kiện tụng hoặc khiếu nại đó và chịu trách nhiệm đối với các chi phí liên quan. </w:t>
             </w:r>
           </w:p>
-          <w:p ns2:paraId="2534AFD6" ns2:textId="77777777">
+          <w:p>
             <w:pPr>
               <w:widowControl w:val="0"/>
               <w:spacing w:line="300" w:lineRule="exact"/>
@@ -12045,7 +11978,7 @@
               <w:t xml:space="preserve">24.3. Trong vòng 28 ngày kể từ khi nhận được thông báo của Chủ đầu tư, trường hợp Nhà thầu không thông báo cho Chủ đầu tư về ý định giải quyết kiện tụng hay khiếu nại đó, Chủ đầu tư sẽ tự giải quyết. </w:t>
             </w:r>
           </w:p>
-          <w:p ns2:paraId="714A7BF5" ns2:textId="77777777">
+          <w:p>
             <w:pPr>
               <w:widowControl w:val="0"/>
               <w:spacing w:line="300" w:lineRule="exact"/>
@@ -12066,7 +11999,7 @@
               <w:t>24.4. Trường hợp được yêu cầu, Chủ đầu tư hỗ trợ Nhà thầu giải quyết vụ kiện tụng hay khiếu nại đó và sẽ được Nhà thầu hoàn trả mọi chi phí hợp lý phát sinh.</w:t>
             </w:r>
           </w:p>
-          <w:p ns2:paraId="51825054" ns2:textId="77777777">
+          <w:p>
             <w:pPr>
               <w:widowControl w:val="0"/>
               <w:spacing w:line="300" w:lineRule="exact"/>
@@ -12089,7 +12022,7 @@
           </w:p>
         </w:tc>
       </w:tr>
-      <w:tr ns2:paraId="1A199D7A" ns2:textId="77777777">
+      <w:tr>
         <w:trPr>
           <w:trHeight w:val="20"/>
         </w:trPr>
@@ -12097,7 +12030,7 @@
           <w:tcPr>
             <w:tcW w:w="2127" w:type="dxa"/>
           </w:tcPr>
-          <w:p ns2:paraId="752606C2" ns2:textId="77777777">
+          <w:p>
             <w:pPr>
               <w:pStyle w:val="HAStyle1"/>
               <w:numPr>
@@ -12123,7 +12056,7 @@
               <w:t>25. Thay đổi liên quan đến pháp lý</w:t>
             </w:r>
           </w:p>
-          <w:p ns2:paraId="4EDE294D" ns2:textId="77777777">
+          <w:p>
             <w:pPr>
               <w:pStyle w:val="sec7-clauses"/>
               <w:widowControl w:val="0"/>
@@ -12146,7 +12079,7 @@
           <w:tcPr>
             <w:tcW w:w="7371" w:type="dxa"/>
           </w:tcPr>
-          <w:p ns2:paraId="3BE34D4F" ns2:textId="77777777">
+          <w:p>
             <w:pPr>
               <w:widowControl w:val="0"/>
               <w:spacing w:before="20" w:after="20"/>
@@ -12189,7 +12122,7 @@
           </w:p>
         </w:tc>
       </w:tr>
-      <w:tr ns2:paraId="420EB8A7" ns2:textId="77777777">
+      <w:tr>
         <w:trPr>
           <w:trHeight w:val="20"/>
         </w:trPr>
@@ -12197,7 +12130,7 @@
           <w:tcPr>
             <w:tcW w:w="2127" w:type="dxa"/>
           </w:tcPr>
-          <w:p ns2:paraId="63BB19A0" ns2:textId="77777777">
+          <w:p>
             <w:pPr>
               <w:pStyle w:val="HAStyle1"/>
               <w:numPr>
@@ -12231,7 +12164,7 @@
           <w:tcPr>
             <w:tcW w:w="7371" w:type="dxa"/>
           </w:tcPr>
-          <w:p ns2:paraId="1BD2F3D5" ns2:textId="77777777">
+          <w:p>
             <w:pPr>
               <w:widowControl w:val="0"/>
               <w:spacing w:before="20" w:after="20"/>
@@ -12260,7 +12193,7 @@
               <w:t>Nhà thầu không bị tịch thu bảo lãnh thực hiện hợp đồng, không phải chịu trách nhiệm bồi thường thiệt hại hay bị phạt hoặc bị chấm dứt hợp đồng nếu rơi vào các sự kiện bất khả kháng gây cản trở tiến độ thực hiện hợp đồng hoặc không thể thực hiện nghĩa vụ hợp đồng.</w:t>
             </w:r>
           </w:p>
-          <w:p ns2:paraId="06E0EAA7" ns2:textId="77777777">
+          <w:p>
             <w:pPr>
               <w:widowControl w:val="0"/>
               <w:spacing w:before="20" w:after="20"/>
@@ -12281,7 +12214,7 @@
               <w:t>26.2. Khi xảy ra sự việc bất khả kháng, việc một bên không thực hiện được bất kỳ một nghĩa vụ nào của mình sẽ không bị coi là vi phạm hay phá vỡ Hợp đồng, với điều kiện bên bị ảnh hưởng bởi vụ việc này: (a) đã tiến hành những biện pháp ngăn ngừa hợp lý, cẩn trọng và các biện pháp thay thế cần thiết, tất cả với mục đích thực hiện được những điều khoản và điều kiện của Hợp đồng này, và (b) phải tiếp tục thực hiện các nghĩa vụ của mình trong phạm vi Hợp đồng chừng nào việc thực hiện này còn hợp lý và thực tế.</w:t>
             </w:r>
           </w:p>
-          <w:p ns2:paraId="7D96CBF3" ns2:textId="77777777">
+          <w:p>
             <w:pPr>
               <w:widowControl w:val="0"/>
               <w:spacing w:before="20" w:after="20"/>
@@ -12302,7 +12235,7 @@
               <w:t xml:space="preserve">26.3. Trong hợp đồng này, bất khả kháng được hiểu là các sự kiện nằm ngoài tầm kiểm soát của các bên và không thể lường trước, không thể tránh được và khiến cho việc thực hiện hợp đồng là không khả thi mà nguyên nhân không phải do sơ suất hoặc thiếu chú ý của các bên. Sự kiện bất khả kháng có thể bao gồm nhưng không giới hạn bởi chiến tranh, bạo loạn, đình công, hỏa hoạn, lũ lụt, dịch bệnh, cách ly do kiểm dịch hoặc các chính sách, quy định của Nhà nước. </w:t>
             </w:r>
           </w:p>
-          <w:p ns2:paraId="1D1B2DD4" ns2:textId="77777777">
+          <w:p>
             <w:pPr>
               <w:widowControl w:val="0"/>
               <w:spacing w:before="20" w:after="20"/>
@@ -12339,7 +12272,7 @@
               <w:t xml:space="preserve">phải kịp thời thông báo bằng văn bản cho bên kia về sự kiện đó và nguyên nhân gây ra sự kiện trong vòng 14 ngày kể từ ngày xảy ra sự kiện bất khả kháng. Đồng thời, chuyển cho bên kia giấy xác nhận về sự kiện bất khả kháng đó được cấp bởi một tổ chức có thẩm quyền tại nơi xảy ra sự kiện bất khả kháng. </w:t>
             </w:r>
           </w:p>
-          <w:p ns2:paraId="36B9DDEE" ns2:textId="77777777">
+          <w:p>
             <w:pPr>
               <w:pStyle w:val="Heading3"/>
               <w:spacing w:before="20" w:after="20"/>
@@ -12360,7 +12293,7 @@
               <w:t>Nhà thầu bị ảnh hưởng bởi sự kiện bất khả kháng phải tiếp tục thực hiện các nghĩa vụ hợp đồng theo hoàn cảnh thực tế cho phép và phải tìm mọi biện pháp hợp lý để hạn chế hậu quả của sự việc bất khả kháng.</w:t>
             </w:r>
           </w:p>
-          <w:p ns2:paraId="7CB570BD" ns2:textId="77777777">
+          <w:p>
             <w:pPr>
               <w:widowControl w:val="0"/>
               <w:spacing w:before="20" w:after="20"/>
@@ -12391,7 +12324,7 @@
               <w:t xml:space="preserve">. </w:t>
             </w:r>
           </w:p>
-          <w:p ns2:paraId="1383CAFB" ns2:textId="244B6D86">
+          <w:p>
             <w:pPr>
               <w:widowControl w:val="0"/>
               <w:spacing w:before="20" w:after="20"/>
@@ -12407,7 +12340,7 @@
           </w:p>
         </w:tc>
       </w:tr>
-      <w:tr ns2:paraId="0724E8B4" ns2:textId="77777777">
+      <w:tr>
         <w:tblPrEx>
           <w:tblLook w:val="04A0" w:firstRow="1" w:lastRow="0" w:firstColumn="1" w:lastColumn="0" w:noHBand="0" w:noVBand="1"/>
         </w:tblPrEx>
@@ -12419,7 +12352,7 @@
             <w:tcW w:w="2127" w:type="dxa"/>
             <w:hideMark/>
           </w:tcPr>
-          <w:p ns2:paraId="49CEC4B8" ns2:textId="77777777">
+          <w:p>
             <w:pPr>
               <w:pStyle w:val="HAStyle1"/>
               <w:numPr>
@@ -12453,7 +12386,7 @@
             <w:tcW w:w="7371" w:type="dxa"/>
             <w:hideMark/>
           </w:tcPr>
-          <w:p ns2:paraId="1C5DAFD2" ns2:textId="77777777">
+          <w:p>
             <w:pPr>
               <w:widowControl w:val="0"/>
               <w:spacing w:before="20" w:after="20"/>
@@ -12474,7 +12407,7 @@
               <w:t>27.1. Chủ đầu tư có thể yêu cầu Nhà thầu sửa đổi, bổ sung các nội dung sau đây trong phạm vi công việc của hợp đồng:</w:t>
             </w:r>
           </w:p>
-          <w:p ns2:paraId="512ED11F" ns2:textId="77777777">
+          <w:p>
             <w:pPr>
               <w:widowControl w:val="0"/>
               <w:spacing w:before="20" w:after="20"/>
@@ -12495,7 +12428,7 @@
               <w:t>a) Thay đổi bản vẽ, thiết kế công nghệ hoặc yêu cầu kỹ thuật đối với trường hợp hàng hóa cung cấp theo hợp đồng được đặt hàng sản xuất cho riêng Chủ đầu tư;</w:t>
             </w:r>
           </w:p>
-          <w:p ns2:paraId="0C197732" ns2:textId="77777777">
+          <w:p>
             <w:pPr>
               <w:widowControl w:val="0"/>
               <w:spacing w:before="20" w:after="20"/>
@@ -12516,7 +12449,7 @@
               <w:t>b) Thay đổi phương thức vận chuyển hoặc đóng gói;</w:t>
             </w:r>
           </w:p>
-          <w:p ns2:paraId="47FE5FFA" ns2:textId="77777777">
+          <w:p>
             <w:pPr>
               <w:widowControl w:val="0"/>
               <w:spacing w:before="20" w:after="20"/>
@@ -12538,7 +12471,7 @@
               <w:t xml:space="preserve">c) Thay đổi địa điểm giao hàng; </w:t>
             </w:r>
           </w:p>
-          <w:p ns2:paraId="04B4D71C" ns2:textId="77777777">
+          <w:p>
             <w:pPr>
               <w:widowControl w:val="0"/>
               <w:spacing w:before="20" w:after="20"/>
@@ -12559,7 +12492,7 @@
               <w:t>d) Thay đổi dịch vụ liên quan;</w:t>
             </w:r>
           </w:p>
-          <w:p ns2:paraId="28AD061E" ns2:textId="77777777">
+          <w:p>
             <w:pPr>
               <w:widowControl w:val="0"/>
               <w:spacing w:before="20" w:after="20"/>
@@ -12580,7 +12513,7 @@
               <w:t>đ) Điều chỉnh tiến độ thực hiện hợp đồng theo quy định tại Mục 28 E-ĐKC.</w:t>
             </w:r>
           </w:p>
-          <w:p ns2:paraId="0BA4CDA6" ns2:textId="77777777">
+          <w:p>
             <w:pPr>
               <w:widowControl w:val="0"/>
               <w:spacing w:before="20" w:after="20"/>
@@ -12601,7 +12534,7 @@
               <w:t>27.2. Trường hợp việc sửa đổi, bổ sung các nội dung trong phạm vi công việc của hợp đồng quy định tại Mục 27.1 E-ĐKC làm thay đổi chi phí hoặc thời gian thực hiện bất kỳ điều khoản nào trong hợp đồng, giá hợp đồng hoặc ngày giao hàng, ngày hoàn thành dịch vụ liên quan phải được điều chỉnh tương ứng và hai bên tiến hành sửa đổi, bổ sung hợp đồng. Yêu cầu của Nhà thầu về việc điều chỉnh giá hợp đồng, ngày giao hàng hoặc ngày hoàn thành phải được tiến hành trong vòng 28 ngày, kể từ ngày Nhà thầu nhận được yêu cầu của Chủ đầu tư về việc sửa đổi, bổ sung nội dung công việc của hợp đồng.</w:t>
             </w:r>
           </w:p>
-          <w:p ns2:paraId="4C720A28" ns2:textId="77777777">
+          <w:p>
             <w:pPr>
               <w:widowControl w:val="0"/>
               <w:spacing w:before="20" w:after="20"/>
@@ -12639,7 +12572,7 @@
               <w:t>tính năng kỹ thuật, cấu hình, thông số… tương đương hoặc tốt hơn phiên bản hàng hóa Nhà thầu đề xuất trong E-HSDT và đáp ứng yêu cầu E-HSMT thì Nhà thầu phải thông báo trước bằng văn bản cho Chủ đầu tư để Chủ đầu tư xem xét. Trong trường hợp này, căn cứ nhu cầu sử dụng, Chủ đầu tư có thể chấp thuận đề xuất của Nhà thầu với điều kiện là đơn giá và các điều kiện khác của hợp đồng không thay đổi.</w:t>
             </w:r>
           </w:p>
-          <w:p ns2:paraId="4DFC8ADB" ns2:textId="77777777">
+          <w:p>
             <w:pPr>
               <w:widowControl w:val="0"/>
               <w:spacing w:before="20" w:after="20"/>
@@ -12660,7 +12593,7 @@
               <w:t>27.4. Trường hợp cần thực hiện các dịch vụ liên quan chưa nêu trong hợp đồng, Chủ đầu tư và Nhà thầu tiến hành thương thảo, bảo đảm đơn giá phù hợp giá cả thị trường.</w:t>
             </w:r>
           </w:p>
-          <w:p ns2:paraId="6C67C3BB" ns2:textId="77777777">
+          <w:p>
             <w:pPr>
               <w:widowControl w:val="0"/>
               <w:spacing w:before="20" w:after="20"/>
@@ -12708,7 +12641,7 @@
               <w:t xml:space="preserve"> </w:t>
             </w:r>
           </w:p>
-          <w:p ns2:paraId="63CCC468" ns2:textId="77777777">
+          <w:p>
             <w:pPr>
               <w:widowControl w:val="0"/>
               <w:spacing w:before="20" w:after="20"/>
@@ -12731,7 +12664,7 @@
               <w:t>27.6. Trong thời gian thực hiện hợp đồng, Nhà thầu có thể đề xuất giải pháp tiết kiệm chi phí bao gồm ít nhất các nội dung sau đây:</w:t>
             </w:r>
           </w:p>
-          <w:p ns2:paraId="4197C424" ns2:textId="77777777">
+          <w:p>
             <w:pPr>
               <w:widowControl w:val="0"/>
               <w:spacing w:before="20" w:after="20"/>
@@ -12754,7 +12687,7 @@
               <w:t>a) Nội dung giải pháp, giải thích sự khác biệt so với các yêu cầu theo hợp đồng đã ký kết;</w:t>
             </w:r>
           </w:p>
-          <w:p ns2:paraId="764C644E" ns2:textId="77777777">
+          <w:p>
             <w:pPr>
               <w:widowControl w:val="0"/>
               <w:spacing w:before="20" w:after="20"/>
@@ -12777,7 +12710,7 @@
               <w:t>b) Phân tích toàn diện chi phí và lợi ích của giải pháp bao gồm mô tả và ước tính các chi phí (bao gồm cả chi phí vòng đời) có thể phát sinh cho Chủ đầu tư trong trường hợp chấp thuận đề xuất của Nhà thầu;</w:t>
             </w:r>
           </w:p>
-          <w:p ns2:paraId="6BB0EC42" ns2:textId="77777777">
+          <w:p>
             <w:pPr>
               <w:widowControl w:val="0"/>
               <w:spacing w:before="20" w:after="20"/>
@@ -12800,7 +12733,7 @@
               <w:t>c) Tác động của giải pháp đối với hiệu quả thực hiện hợp đồng.</w:t>
             </w:r>
           </w:p>
-          <w:p ns2:paraId="7D649DC7" ns2:textId="77777777">
+          <w:p>
             <w:pPr>
               <w:widowControl w:val="0"/>
               <w:spacing w:before="20" w:after="20"/>
@@ -12823,7 +12756,7 @@
               <w:t>27.7. Chủ đầu tư có thể chấp thuận đề xuất của Nhà thầu nếu đề xuất này chứng minh được một trong các lợi ích dưới đây mà không làm ảnh hưởng đến các chức năng cần thiết của hàng hóa:</w:t>
             </w:r>
           </w:p>
-          <w:p ns2:paraId="1805DA99" ns2:textId="77777777">
+          <w:p>
             <w:pPr>
               <w:widowControl w:val="0"/>
               <w:spacing w:before="20" w:after="20"/>
@@ -12844,7 +12777,7 @@
               <w:t xml:space="preserve">a) Rút ngắn thời gian giao hàng; </w:t>
             </w:r>
           </w:p>
-          <w:p ns2:paraId="339FEA70" ns2:textId="77777777">
+          <w:p>
             <w:pPr>
               <w:widowControl w:val="0"/>
               <w:spacing w:before="20" w:after="20"/>
@@ -12865,7 +12798,7 @@
               <w:t xml:space="preserve">b) Giảm giá hợp đồng hoặc chi phí vòng đời cho Chủ đầu tư; </w:t>
             </w:r>
           </w:p>
-          <w:p ns2:paraId="18F18FC6" ns2:textId="77777777">
+          <w:p>
             <w:pPr>
               <w:widowControl w:val="0"/>
               <w:spacing w:before="20" w:after="20"/>
@@ -12886,7 +12819,7 @@
               <w:t xml:space="preserve">c) Nâng cao chất lượng, hiệu quả hoặc tính bền vững của hàng hóa trong hợp đồng; </w:t>
             </w:r>
           </w:p>
-          <w:p ns2:paraId="0625648B" ns2:textId="77777777">
+          <w:p>
             <w:pPr>
               <w:widowControl w:val="0"/>
               <w:spacing w:before="20" w:after="20"/>
@@ -12907,7 +12840,7 @@
               <w:t>d) Bất kỳ lợi ích nào khác cho Chủ đầu tư.</w:t>
             </w:r>
           </w:p>
-          <w:p ns2:paraId="638ED228" ns2:textId="77777777">
+          <w:p>
             <w:pPr>
               <w:widowControl w:val="0"/>
               <w:spacing w:before="20" w:after="20"/>
@@ -12954,7 +12887,7 @@
               <w:t xml:space="preserve"> đối với phần giá trị giảm giá hợp đồng.</w:t>
             </w:r>
           </w:p>
-          <w:p ns2:paraId="79212211" ns2:textId="77777777">
+          <w:p>
             <w:pPr>
               <w:widowControl w:val="0"/>
               <w:spacing w:before="20" w:after="20"/>
@@ -12994,7 +12927,7 @@
           </w:p>
         </w:tc>
       </w:tr>
-      <w:tr ns2:paraId="36D81FBC" ns2:textId="77777777">
+      <w:tr>
         <w:trPr>
           <w:trHeight w:val="20"/>
         </w:trPr>
@@ -13002,7 +12935,7 @@
           <w:tcPr>
             <w:tcW w:w="2127" w:type="dxa"/>
           </w:tcPr>
-          <w:p ns2:paraId="2E00050D" ns2:textId="77777777">
+          <w:p>
             <w:pPr>
               <w:pStyle w:val="HAStyle1"/>
               <w:numPr>
@@ -13034,7 +12967,7 @@
           <w:tcPr>
             <w:tcW w:w="7371" w:type="dxa"/>
           </w:tcPr>
-          <w:p ns2:paraId="51CE9E63" ns2:textId="77777777">
+          <w:p>
             <w:pPr>
               <w:widowControl w:val="0"/>
               <w:spacing w:before="20" w:after="20"/>
@@ -13055,7 +12988,7 @@
               <w:t>28.1. Trong quá trình thực hiện hợp đồng, trường hợp phát sinh các điều kiện bất lợi, cản trở Nhà thầu hoặc nhà thầu phụ trong việc cung cấp hàng hóa và lịch thực hiện các dịch vụ liên quan quy định tại Mục 9 E-ĐKC, Nhà thầu phải kịp thời thông báo bằng văn bản cho Chủ đầu tư về việc chậm tiến độ, nguyên nhân, khoảng thời gian chậm tiến độ. Trên cơ sở thông báo của Nhà thầu, Chủ đầu tư phải nhanh chóng đánh giá tình hình và có thể xem xét gia hạn hợp đồng. Trường hợp Chủ đầu tư đồng ý gia hạn, các bên tiến hành thương thảo để làm cơ sở ký kết phụ lục sửa đổi, bổ sung hợp đồng.</w:t>
             </w:r>
           </w:p>
-          <w:p ns2:paraId="7E9F0D8F" ns2:textId="77777777">
+          <w:p>
             <w:pPr>
               <w:widowControl w:val="0"/>
               <w:spacing w:before="20" w:after="20"/>
@@ -13078,7 +13011,7 @@
           </w:p>
         </w:tc>
       </w:tr>
-      <w:tr ns2:paraId="1D9BA1E4" ns2:textId="77777777">
+      <w:tr>
         <w:trPr>
           <w:trHeight w:val="20"/>
         </w:trPr>
@@ -13086,7 +13019,7 @@
           <w:tcPr>
             <w:tcW w:w="2127" w:type="dxa"/>
           </w:tcPr>
-          <w:p ns2:paraId="1C4641A5" ns2:textId="77777777">
+          <w:p>
             <w:pPr>
               <w:pStyle w:val="HAStyle1"/>
               <w:numPr>
@@ -13141,7 +13074,7 @@
               <w:t>(</w:t>
             </w:r>
           </w:p>
-          <w:p ns2:paraId="4E512252" ns2:textId="77777777">
+          <w:p>
             <w:pPr>
               <w:pStyle w:val="HAStyle1"/>
               <w:numPr>
@@ -13162,7 +13095,7 @@
           <w:tcPr>
             <w:tcW w:w="7371" w:type="dxa"/>
           </w:tcPr>
-          <w:p ns2:paraId="199E734A" ns2:textId="77777777">
+          <w:p>
             <w:pPr>
               <w:pStyle w:val="Sub-ClauseText"/>
               <w:widowControl w:val="0"/>
@@ -13185,7 +13118,7 @@
               <w:t xml:space="preserve">29.1. Chấm dứt hợp đồng do sai phạm </w:t>
             </w:r>
           </w:p>
-          <w:p ns2:paraId="6EB9AD01" ns2:textId="77777777">
+          <w:p>
             <w:pPr>
               <w:pStyle w:val="Sub-ClauseText"/>
               <w:widowControl w:val="0"/>
@@ -13208,7 +13141,7 @@
               <w:t xml:space="preserve">a) Chủ đầu tư có thể chấm dứt một phần hoặc toàn bộ hợp đồng mà không gây tổn hại đến các biện pháp khắc phục vi phạm hợp đồng khác bằng cách thông báo bằng văn bản cho Nhà thầu về sai phạm trong hợp đồng trong các trường hợp sau: </w:t>
             </w:r>
           </w:p>
-          <w:p ns2:paraId="642EF85F" ns2:textId="77777777">
+          <w:p>
             <w:pPr>
               <w:pStyle w:val="Sub-ClauseText"/>
               <w:widowControl w:val="0"/>
@@ -13231,7 +13164,7 @@
               <w:t xml:space="preserve">(i) Nhà thầu không thể bàn giao hàng hóa hoặc một phần hàng hóa trong thời hạn quy định theo hợp đồng, hoặc trong thời gian gia hạn theo quy định tại Mục 28 E-ĐKC; </w:t>
             </w:r>
           </w:p>
-          <w:p ns2:paraId="78FB3BD6" ns2:textId="77777777">
+          <w:p>
             <w:pPr>
               <w:pStyle w:val="Sub-ClauseText"/>
               <w:widowControl w:val="0"/>
@@ -13254,7 +13187,7 @@
               <w:t>(ii) Nhà thầu không thực hiện bất kỳ nghĩa vụ nào khác theo hợp đồng;</w:t>
             </w:r>
           </w:p>
-          <w:p ns2:paraId="59336D16" ns2:textId="77777777">
+          <w:p>
             <w:pPr>
               <w:pStyle w:val="Sub-ClauseText"/>
               <w:widowControl w:val="0"/>
@@ -13315,7 +13248,7 @@
               <w:t>Luật Đấu thầu trong quá trình đấu thầu hoặc thực hiện hợp đồng;</w:t>
             </w:r>
           </w:p>
-          <w:p ns2:paraId="24ECD802" ns2:textId="77777777">
+          <w:p>
             <w:pPr>
               <w:pStyle w:val="Sub-ClauseText"/>
               <w:widowControl w:val="0"/>
@@ -13357,7 +13290,7 @@
               <w:t xml:space="preserve">này, Chủ đầu tư có thể mua sắm hàng hóa và dịch vụ liên quan tương tự như các hàng hóa và dịch vụ chưa được thực hiện theo các điều khoản và phương thức phù hợp. Nhà thầu phải chịu trách nhiệm bồi thường cho Chủ đầu tư các chi phí phụ trội phát sinh từ việc mua hàng hóa và dịch vụ tương tự đó. Tuy nhiên, Nhà thầu vẫn phải tiếp tục thực hiện phần hợp đồng không bị chấm dứt. </w:t>
             </w:r>
           </w:p>
-          <w:p ns2:paraId="2D279799" ns2:textId="77777777">
+          <w:p>
             <w:pPr>
               <w:pStyle w:val="Sub-ClauseText"/>
               <w:widowControl w:val="0"/>
@@ -13380,7 +13313,7 @@
               <w:t xml:space="preserve">29.2. Chấm dứt hợp đồng do mất khả năng thanh toán </w:t>
             </w:r>
           </w:p>
-          <w:p ns2:paraId="62EF9E60" ns2:textId="77777777">
+          <w:p>
             <w:pPr>
               <w:pStyle w:val="Sub-ClauseText"/>
               <w:widowControl w:val="0"/>
@@ -13405,7 +13338,7 @@
           </w:p>
         </w:tc>
       </w:tr>
-      <w:tr ns2:paraId="0DE3EF19" ns2:textId="77777777">
+      <w:tr>
         <w:trPr>
           <w:trHeight w:val="20"/>
         </w:trPr>
@@ -13413,7 +13346,7 @@
           <w:tcPr>
             <w:tcW w:w="2127" w:type="dxa"/>
           </w:tcPr>
-          <w:p ns2:paraId="769E7992" ns2:textId="77777777">
+          <w:p>
             <w:pPr>
               <w:pStyle w:val="HAStyle1"/>
               <w:numPr>
@@ -13447,7 +13380,7 @@
           <w:tcPr>
             <w:tcW w:w="7371" w:type="dxa"/>
           </w:tcPr>
-          <w:p ns2:paraId="38AADCC3" ns2:textId="77777777">
+          <w:p>
             <w:pPr>
               <w:widowControl w:val="0"/>
               <w:spacing w:before="20" w:after="20"/>
@@ -13471,14 +13404,14 @@
         </w:tc>
       </w:tr>
     </w:tbl>
-    <w:p ns2:paraId="18BDEF15" ns2:textId="3ABD804E">
+    <w:p>
       <w:pPr>
         <w:rPr>
           <w:color w:val="000000" w:themeColor="text1"/>
         </w:rPr>
       </w:pPr>
     </w:p>
-    <w:p ns2:paraId="12F00E73" ns2:textId="77777777">
+    <w:p>
       <w:pPr>
         <w:spacing w:after="160" w:line="259" w:lineRule="auto"/>
         <w:rPr>
@@ -13492,7 +13425,7 @@
         <w:br w:type="page"/>
       </w:r>
     </w:p>
-    <w:p ns2:paraId="208C2F44" ns2:textId="77777777">
+    <w:p>
       <w:pPr>
         <w:autoSpaceDE w:val="0"/>
         <w:autoSpaceDN w:val="0"/>
@@ -13561,7 +13494,7 @@
         <w:gridCol w:w="1619"/>
         <w:gridCol w:w="8015"/>
       </w:tblGrid>
-      <w:tr ns2:paraId="2DFC316B" ns2:textId="77777777">
+      <w:tr>
         <w:trPr>
           <w:trHeight w:val="468"/>
         </w:trPr>
@@ -13576,7 +13509,7 @@
             </w:tcBorders>
             <w:vAlign w:val="center"/>
           </w:tcPr>
-          <w:p ns2:paraId="3CFDF4A2" ns2:textId="77777777">
+          <w:p>
             <w:pPr>
               <w:autoSpaceDE w:val="0"/>
               <w:autoSpaceDN w:val="0"/>
@@ -13611,7 +13544,7 @@
             </w:tcBorders>
             <w:vAlign w:val="center"/>
           </w:tcPr>
-          <w:p ns2:paraId="759EB5C7" ns2:textId="77777777">
+          <w:p>
             <w:pPr>
               <w:widowControl w:val="0"/>
               <w:numPr>
@@ -13637,7 +13570,7 @@
               <w:t>Chủ đầu tư là: BỆNH VIỆN ĐA KHOA TỈNH PHÚ THỌ</w:t>
             </w:r>
           </w:p>
-          <w:p ns2:paraId="64B085B5" ns2:textId="3F84DC60">
+          <w:p>
             <w:pPr>
               <w:widowControl w:val="0"/>
               <w:numPr>
@@ -13661,7 +13594,7 @@
               <w:t>Địa chỉ: Đường Nguyễn Tất Thành, phường Việt Trì, tỉnh Phú Thọ</w:t>
             </w:r>
           </w:p>
-          <w:p ns2:paraId="630658AD" ns2:textId="77777777">
+          <w:p>
             <w:pPr>
               <w:widowControl w:val="0"/>
               <w:numPr>
@@ -13682,10 +13615,10 @@
                 <w:sz w:val="26"/>
                 <w:szCs w:val="26"/>
               </w:rPr>
-              <w:t>Điện thoại: {{DIENTHOAI_BV}}</w:t>
-            </w:r>
-          </w:p>
-          <w:p ns2:paraId="0584E295" ns2:textId="77777777">
+              <w:t>Điện thoại: 0210.6254179</w:t>
+            </w:r>
+          </w:p>
+          <w:p>
             <w:pPr>
               <w:widowControl w:val="0"/>
               <w:numPr>
@@ -13706,10 +13639,10 @@
                 <w:sz w:val="26"/>
                 <w:szCs w:val="26"/>
               </w:rPr>
-              <w:t>Mã số thuế: {{MA_SO_THUE_BV}}</w:t>
-            </w:r>
-          </w:p>
-          <w:p ns2:paraId="55F519A9" ns2:textId="77777777">
+              <w:t>Mã số thuế: 2600377322</w:t>
+            </w:r>
+          </w:p>
+          <w:p>
             <w:pPr>
               <w:spacing w:line="312" w:lineRule="auto"/>
               <w:jc w:val="both"/>
@@ -13727,10 +13660,10 @@
                 <w:szCs w:val="26"/>
                 <w:lang w:val="vi-VN"/>
               </w:rPr>
-              <w:t xml:space="preserve">     Tài khoản số: {{TK_KHO_BAC_1}} hoặc {{TK_KHO_BAC_2}}</w:t>
-            </w:r>
-          </w:p>
-          <w:p ns2:paraId="36E656B1" ns2:textId="77777777">
+              <w:t xml:space="preserve">     Tài khoản số: 3713.0.101.7725.00000 hoặc 3714.0.101.7725.00000</w:t>
+            </w:r>
+          </w:p>
+          <w:p>
             <w:pPr>
               <w:spacing w:line="312" w:lineRule="auto"/>
               <w:jc w:val="both"/>
@@ -13760,7 +13693,7 @@
               <w:t>khu vực VIII</w:t>
             </w:r>
           </w:p>
-          <w:p ns2:paraId="3D98862A" ns2:textId="77777777">
+          <w:p>
             <w:pPr>
               <w:spacing w:line="312" w:lineRule="auto"/>
               <w:jc w:val="both"/>
@@ -13778,10 +13711,10 @@
                 <w:szCs w:val="26"/>
                 <w:lang w:val="vi-VN"/>
               </w:rPr>
-              <w:t xml:space="preserve">       Và {{TK_SACOMBANK}} tại ngân hàng thương mại cổ phần Sài Gòn Thương Tín - Chi nhánh Phú Thọ (Sacombank - Chi nhánh Phú Thọ)</w:t>
-            </w:r>
-          </w:p>
-          <w:p ns2:paraId="1F5FC623" ns2:textId="77777777">
+              <w:t xml:space="preserve">       Và 030023641859 tại ngân hàng thương mại cổ phần Sài Gòn Thương Tín - Chi nhánh Phú Thọ (Sacombank - Chi nhánh Phú Thọ)</w:t>
+            </w:r>
+          </w:p>
+          <w:p>
             <w:pPr>
               <w:widowControl w:val="0"/>
               <w:numPr>
@@ -13804,10 +13737,10 @@
                 <w:szCs w:val="26"/>
                 <w:lang w:val="vi-VN"/>
               </w:rPr>
-              <w:t>Và {{TK_VIETCOMBANK}} tại Ngân hàng TMCP Ngoại thương Việt Nam – Chi nhánh Phú Thọ</w:t>
-            </w:r>
-          </w:p>
-          <w:p ns2:paraId="3840EE21" ns2:textId="77777777">
+              <w:t>Và 8169999999 tại Ngân hàng TMCP Ngoại thương Việt Nam – Chi nhánh Phú Thọ</w:t>
+            </w:r>
+          </w:p>
+          <w:p>
             <w:pPr>
               <w:widowControl w:val="0"/>
               <w:numPr>
@@ -13835,7 +13768,7 @@
           </w:p>
         </w:tc>
       </w:tr>
-      <w:tr ns2:paraId="587A8888" ns2:textId="77777777">
+      <w:tr>
         <w:tc>
           <w:tcPr>
             <w:tcW w:w="1619" w:type="dxa"/>
@@ -13847,7 +13780,7 @@
             </w:tcBorders>
             <w:vAlign w:val="center"/>
           </w:tcPr>
-          <w:p ns2:paraId="3F00B003" ns2:textId="77777777">
+          <w:p>
             <w:pPr>
               <w:autoSpaceDE w:val="0"/>
               <w:autoSpaceDN w:val="0"/>
@@ -13882,7 +13815,7 @@
             </w:tcBorders>
             <w:vAlign w:val="center"/>
           </w:tcPr>
-          <w:p ns2:paraId="2E53FF49" ns2:textId="6ECB75D9">
+          <w:p>
             <w:pPr>
               <w:widowControl w:val="0"/>
               <w:numPr>
@@ -13924,10 +13857,10 @@
                 <w:sz w:val="26"/>
                 <w:szCs w:val="26"/>
               </w:rPr>
-              <w:t>{{TEN_NHA_THAU}}</w:t>
-            </w:r>
-          </w:p>
-          <w:p ns2:paraId="677565A4" ns2:textId="77777777">
+              <w:t>CÔNG TY TNHH THƯƠNG MẠI KỸ THUẬT VÀ DỊCH VỤ THỐNG NHẤT</w:t>
+            </w:r>
+          </w:p>
+          <w:p>
             <w:pPr>
               <w:widowControl w:val="0"/>
               <w:numPr>
@@ -13957,10 +13890,10 @@
                 <w:sz w:val="26"/>
                 <w:szCs w:val="26"/>
               </w:rPr>
-              <w:t>{{DIA_CHI_NCC}}</w:t>
-            </w:r>
-          </w:p>
-          <w:p ns2:paraId="1DC9216B" ns2:textId="77777777">
+              <w:t>Phòng 401, tầng 4, số 65B, Phố Tôn Đức Thắng, Phường Văn Miếu - Quốc Tử Giám, Thành phố Hà Nội</w:t>
+            </w:r>
+          </w:p>
+          <w:p>
             <w:pPr>
               <w:widowControl w:val="0"/>
               <w:numPr>
@@ -13990,10 +13923,10 @@
                 <w:sz w:val="26"/>
                 <w:szCs w:val="26"/>
               </w:rPr>
-              <w:t xml:space="preserve">{{DIENTHOAI_NCC}}                   </w:t>
-            </w:r>
-          </w:p>
-          <w:p ns2:paraId="4813BB5F" ns2:textId="77777777">
+              <w:t xml:space="preserve">024 3774 1857                   </w:t>
+            </w:r>
+          </w:p>
+          <w:p>
             <w:pPr>
               <w:widowControl w:val="0"/>
               <w:numPr>
@@ -14024,10 +13957,10 @@
                 <w:sz w:val="26"/>
                 <w:szCs w:val="26"/>
               </w:rPr>
-              <w:t>{{MA_SO_THUE_NCC}}</w:t>
-            </w:r>
-          </w:p>
-          <w:p ns2:paraId="3807F983" ns2:textId="77777777">
+              <w:t>0106606464</w:t>
+            </w:r>
+          </w:p>
+          <w:p>
             <w:pPr>
               <w:widowControl w:val="0"/>
               <w:numPr>
@@ -14059,10 +13992,10 @@
                 <w:szCs w:val="26"/>
                 <w:lang w:val="vi-VN"/>
               </w:rPr>
-              <w:t>{{TK_NCC}}</w:t>
-            </w:r>
-          </w:p>
-          <w:p ns2:paraId="24FBF3CD" ns2:textId="77777777">
+              <w:t>184740499</w:t>
+            </w:r>
+          </w:p>
+          <w:p>
             <w:pPr>
               <w:widowControl w:val="0"/>
               <w:numPr>
@@ -14112,10 +14045,10 @@
                 <w:szCs w:val="26"/>
                 <w:lang w:val="vi-VN"/>
               </w:rPr>
-              <w:t>Ngân hàng {{NGAN_HANG_NCC}}</w:t>
-            </w:r>
-          </w:p>
-          <w:p ns2:paraId="70C4D7CF" ns2:textId="77777777">
+              <w:t>Ngân hàng TMCP Á Châu – CN Hà Thành</w:t>
+            </w:r>
+          </w:p>
+          <w:p>
             <w:pPr>
               <w:widowControl w:val="0"/>
               <w:numPr>
@@ -14147,10 +14080,10 @@
                 <w:szCs w:val="26"/>
                 <w:lang w:val="vi-VN"/>
               </w:rPr>
-              <w:t>{{MA_NGAN_HANG_NCC}}</w:t>
-            </w:r>
-          </w:p>
-          <w:p ns2:paraId="4A982652" ns2:textId="77777777">
+              <w:t>79307001</w:t>
+            </w:r>
+          </w:p>
+          <w:p>
             <w:pPr>
               <w:widowControl w:val="0"/>
               <w:numPr>
@@ -14209,7 +14142,7 @@
                 <w:szCs w:val="26"/>
                 <w:lang w:val="vi-VN"/>
               </w:rPr>
-              <w:t>{{DAI_DIEN_NCC_HOTEN}}</w:t>
+              <w:t>Lê Thị Thanh Tâm</w:t>
             </w:r>
             <w:r>
               <w:rPr>
@@ -14221,7 +14154,7 @@
               <w:tab/>
             </w:r>
           </w:p>
-          <w:p ns2:paraId="390D90D8" ns2:textId="4A02F706">
+          <w:p>
             <w:pPr>
               <w:widowControl w:val="0"/>
               <w:numPr>
@@ -14258,7 +14191,7 @@
           </w:p>
         </w:tc>
       </w:tr>
-      <w:tr ns2:paraId="62118DC0" ns2:textId="77777777">
+      <w:tr>
         <w:tc>
           <w:tcPr>
             <w:tcW w:w="1619" w:type="dxa"/>
@@ -14270,7 +14203,7 @@
             </w:tcBorders>
             <w:vAlign w:val="center"/>
           </w:tcPr>
-          <w:p ns2:paraId="6FD4AFFB" ns2:textId="77777777">
+          <w:p>
             <w:pPr>
               <w:autoSpaceDE w:val="0"/>
               <w:autoSpaceDN w:val="0"/>
@@ -14307,7 +14240,7 @@
             </w:tcBorders>
             <w:vAlign w:val="center"/>
           </w:tcPr>
-          <w:p ns2:paraId="4D702393" ns2:textId="67071947">
+          <w:p>
             <w:pPr>
               <w:widowControl w:val="0"/>
               <w:numPr>
@@ -14335,7 +14268,7 @@
           </w:p>
         </w:tc>
       </w:tr>
-      <w:tr ns2:paraId="26BF15F9" ns2:textId="77777777">
+      <w:tr>
         <w:tc>
           <w:tcPr>
             <w:tcW w:w="1619" w:type="dxa"/>
@@ -14347,7 +14280,7 @@
             </w:tcBorders>
             <w:vAlign w:val="center"/>
           </w:tcPr>
-          <w:p ns2:paraId="5677E64D" ns2:textId="77777777">
+          <w:p>
             <w:pPr>
               <w:autoSpaceDE w:val="0"/>
               <w:autoSpaceDN w:val="0"/>
@@ -14382,7 +14315,7 @@
             </w:tcBorders>
             <w:vAlign w:val="center"/>
           </w:tcPr>
-          <w:p ns2:paraId="50CAF2DC" ns2:textId="77777777">
+          <w:p>
             <w:pPr>
               <w:widowControl w:val="0"/>
               <w:numPr>
@@ -14406,7 +14339,7 @@
               <w:t>Các tài liệu sau đây cũng là một phần của Hợp đồng</w:t>
             </w:r>
           </w:p>
-          <w:p ns2:paraId="14D3C86D" ns2:textId="77777777">
+          <w:p>
             <w:pPr>
               <w:widowControl w:val="0"/>
               <w:numPr>
@@ -14430,7 +14363,7 @@
               <w:t>a. Hợp đồng kèm theo các Phụ lục hợp đồng;</w:t>
             </w:r>
           </w:p>
-          <w:p ns2:paraId="1BBCC3A8" ns2:textId="0190C222">
+          <w:p>
             <w:pPr>
               <w:widowControl w:val="0"/>
               <w:numPr>
@@ -14470,7 +14403,7 @@
               <w:t>;</w:t>
             </w:r>
           </w:p>
-          <w:p ns2:paraId="33AAD781" ns2:textId="77777777">
+          <w:p>
             <w:pPr>
               <w:widowControl w:val="0"/>
               <w:numPr>
@@ -14494,7 +14427,7 @@
               <w:t>c. Thư chấp thuận E-HSDT và trao hợp đồng;</w:t>
             </w:r>
           </w:p>
-          <w:p ns2:paraId="3C1A30AD" ns2:textId="77777777">
+          <w:p>
             <w:pPr>
               <w:widowControl w:val="0"/>
               <w:numPr>
@@ -14518,7 +14451,7 @@
               <w:t>d. Quyết định phê duyệt kết quả lựa chọn nhà thầu;</w:t>
             </w:r>
           </w:p>
-          <w:p ns2:paraId="53CA3B42" ns2:textId="77777777">
+          <w:p>
             <w:pPr>
               <w:widowControl w:val="0"/>
               <w:numPr>
@@ -14544,7 +14477,7 @@
               <w:t>đ. E-ĐKCT;</w:t>
             </w:r>
           </w:p>
-          <w:p ns2:paraId="105027B9" ns2:textId="77777777">
+          <w:p>
             <w:pPr>
               <w:widowControl w:val="0"/>
               <w:numPr>
@@ -14570,7 +14503,7 @@
               <w:t>e. E-ĐKC;</w:t>
             </w:r>
           </w:p>
-          <w:p ns2:paraId="6E10A864" ns2:textId="34C73831">
+          <w:p>
             <w:pPr>
               <w:widowControl w:val="0"/>
               <w:numPr>
@@ -14614,7 +14547,7 @@
               <w:t>;</w:t>
             </w:r>
           </w:p>
-          <w:p ns2:paraId="070666B1" ns2:textId="77777777">
+          <w:p>
             <w:pPr>
               <w:widowControl w:val="0"/>
               <w:numPr>
@@ -14658,7 +14591,7 @@
               <w:t>(nếu có);</w:t>
             </w:r>
           </w:p>
-          <w:p ns2:paraId="1018E969" ns2:textId="57B2F24D">
+          <w:p>
             <w:pPr>
               <w:widowControl w:val="0"/>
               <w:numPr>
@@ -14677,7 +14610,7 @@
           </w:p>
         </w:tc>
       </w:tr>
-      <w:tr ns2:paraId="286C0CC8" ns2:textId="77777777">
+      <w:tr>
         <w:tc>
           <w:tcPr>
             <w:tcW w:w="1619" w:type="dxa"/>
@@ -14689,7 +14622,7 @@
             </w:tcBorders>
             <w:vAlign w:val="center"/>
           </w:tcPr>
-          <w:p ns2:paraId="0BBAA71C" ns2:textId="77777777">
+          <w:p>
             <w:pPr>
               <w:autoSpaceDE w:val="0"/>
               <w:autoSpaceDN w:val="0"/>
@@ -14725,7 +14658,7 @@
             </w:tcBorders>
             <w:vAlign w:val="center"/>
           </w:tcPr>
-          <w:p ns2:paraId="12A992C0" ns2:textId="77777777">
+          <w:p>
             <w:pPr>
               <w:widowControl w:val="0"/>
               <w:numPr>
@@ -14749,7 +14682,7 @@
               <w:t xml:space="preserve">Các thông báo cần gửi về Chủ đầu tư theo địa chỉ dưới đây: </w:t>
             </w:r>
           </w:p>
-          <w:p ns2:paraId="0E6F7E5C" ns2:textId="77777777">
+          <w:p>
             <w:pPr>
               <w:widowControl w:val="0"/>
               <w:numPr>
@@ -14790,7 +14723,7 @@
               <w:t>Bệnh viện Đa khoa tỉnh Phú Thọ</w:t>
             </w:r>
           </w:p>
-          <w:p ns2:paraId="664F4225" ns2:textId="1661A0CC">
+          <w:p>
             <w:pPr>
               <w:widowControl w:val="0"/>
               <w:numPr>
@@ -14814,7 +14747,7 @@
               <w:t>Địa chỉ: Đường Nguyễn Tất Thành, phường Việt Trì, tỉnh Phú Thọ.</w:t>
             </w:r>
           </w:p>
-          <w:p ns2:paraId="09A98486" ns2:textId="77777777">
+          <w:p>
             <w:pPr>
               <w:widowControl w:val="0"/>
               <w:numPr>
@@ -14835,10 +14768,10 @@
                 <w:sz w:val="26"/>
                 <w:szCs w:val="26"/>
               </w:rPr>
-              <w:t>Điện thoại: {{DIENTHOAI_BV}}</w:t>
-            </w:r>
-          </w:p>
-          <w:p ns2:paraId="474DBE8E" ns2:textId="77777777">
+              <w:t>Điện thoại: 0210.6254179</w:t>
+            </w:r>
+          </w:p>
+          <w:p>
             <w:pPr>
               <w:widowControl w:val="0"/>
               <w:numPr>
@@ -14869,10 +14802,10 @@
                 <w:szCs w:val="26"/>
                 <w:lang w:val="vi-VN"/>
               </w:rPr>
-              <w:t xml:space="preserve"> {{FAX_BV}}</w:t>
-            </w:r>
-          </w:p>
-          <w:p ns2:paraId="0C941811" ns2:textId="77777777">
+              <w:t xml:space="preserve"> 0210 6254103</w:t>
+            </w:r>
+          </w:p>
+          <w:p>
             <w:pPr>
               <w:widowControl w:val="0"/>
               <w:numPr>
@@ -14898,7 +14831,7 @@
           </w:p>
         </w:tc>
       </w:tr>
-      <w:tr ns2:paraId="4EAAED18" ns2:textId="77777777">
+      <w:tr>
         <w:tc>
           <w:tcPr>
             <w:tcW w:w="1619" w:type="dxa"/>
@@ -14910,7 +14843,7 @@
             </w:tcBorders>
             <w:vAlign w:val="center"/>
           </w:tcPr>
-          <w:p ns2:paraId="54332EDE" ns2:textId="77777777">
+          <w:p>
             <w:pPr>
               <w:autoSpaceDE w:val="0"/>
               <w:autoSpaceDN w:val="0"/>
@@ -14945,7 +14878,7 @@
             </w:tcBorders>
             <w:vAlign w:val="center"/>
           </w:tcPr>
-          <w:p ns2:paraId="24214FE8" ns2:textId="77777777">
+          <w:p>
             <w:pPr>
               <w:widowControl w:val="0"/>
               <w:numPr>
@@ -14986,7 +14919,7 @@
                 <w:sz w:val="26"/>
                 <w:szCs w:val="26"/>
               </w:rPr>
-              <w:t xml:space="preserve">{{TY_LE_BAO_DAM_HD}} Giá hợp đồng, tương đương với số tiền: </w:t>
+              <w:t xml:space="preserve">3% Giá hợp đồng, tương đương với số tiền: </w:t>
             </w:r>
             <w:r>
               <w:rPr>
@@ -14995,7 +14928,7 @@
                 <w:sz w:val="26"/>
                 <w:szCs w:val="26"/>
               </w:rPr>
-              <w:t xml:space="preserve">{{GIA_TRI_BAO_DAM_HD}} đồng </w:t>
+              <w:t xml:space="preserve">59.668.500 đồng </w:t>
             </w:r>
             <w:r>
               <w:rPr>
@@ -15006,10 +14939,10 @@
                 <w:sz w:val="26"/>
                 <w:szCs w:val="26"/>
               </w:rPr>
-              <w:t>(Bằng chữ: {{GIA_TRI_BAO_DAM_HD_CHU}}./.).</w:t>
-            </w:r>
-          </w:p>
-          <w:p ns2:paraId="0E78E30C" ns2:textId="38DD7D6B">
+              <w:t>(Bằng chữ: Năm mươi chín triệu,sáu trăm sáu mươi tám nghìn, năm trăm đồng./.).</w:t>
+            </w:r>
+          </w:p>
+          <w:p>
             <w:pPr>
               <w:widowControl w:val="0"/>
               <w:numPr>
@@ -15036,7 +14969,7 @@
           </w:p>
         </w:tc>
       </w:tr>
-      <w:tr ns2:paraId="3DFC836C" ns2:textId="77777777">
+      <w:tr>
         <w:tc>
           <w:tcPr>
             <w:tcW w:w="1619" w:type="dxa"/>
@@ -15048,7 +14981,7 @@
             </w:tcBorders>
             <w:vAlign w:val="center"/>
           </w:tcPr>
-          <w:p ns2:paraId="0E56923B" ns2:textId="77777777">
+          <w:p>
             <w:pPr>
               <w:autoSpaceDE w:val="0"/>
               <w:autoSpaceDN w:val="0"/>
@@ -15083,7 +15016,7 @@
             </w:tcBorders>
             <w:vAlign w:val="center"/>
           </w:tcPr>
-          <w:p ns2:paraId="2A34931D" ns2:textId="77777777">
+          <w:p>
             <w:pPr>
               <w:widowControl w:val="0"/>
               <w:numPr>
@@ -15109,7 +15042,7 @@
           </w:p>
         </w:tc>
       </w:tr>
-      <w:tr ns2:paraId="07B76F11" ns2:textId="77777777">
+      <w:tr>
         <w:trPr>
           <w:trHeight w:val="478"/>
         </w:trPr>
@@ -15124,7 +15057,7 @@
             </w:tcBorders>
             <w:vAlign w:val="center"/>
           </w:tcPr>
-          <w:p ns2:paraId="1B4A8F71" ns2:textId="77777777">
+          <w:p>
             <w:pPr>
               <w:autoSpaceDE w:val="0"/>
               <w:autoSpaceDN w:val="0"/>
@@ -15161,7 +15094,7 @@
             </w:tcBorders>
             <w:vAlign w:val="center"/>
           </w:tcPr>
-          <w:p ns2:paraId="166DA74A" ns2:textId="77777777">
+          <w:p>
             <w:pPr>
               <w:widowControl w:val="0"/>
               <w:numPr>
@@ -15187,7 +15120,7 @@
           </w:p>
         </w:tc>
       </w:tr>
-      <w:tr ns2:paraId="1B5D4E0B" ns2:textId="77777777">
+      <w:tr>
         <w:tc>
           <w:tcPr>
             <w:tcW w:w="1619" w:type="dxa"/>
@@ -15199,7 +15132,7 @@
             </w:tcBorders>
             <w:vAlign w:val="center"/>
           </w:tcPr>
-          <w:p ns2:paraId="232CA6F6" ns2:textId="77777777">
+          <w:p>
             <w:pPr>
               <w:autoSpaceDE w:val="0"/>
               <w:autoSpaceDN w:val="0"/>
@@ -15234,7 +15167,7 @@
             </w:tcBorders>
             <w:vAlign w:val="center"/>
           </w:tcPr>
-          <w:p ns2:paraId="030DDF4C" ns2:textId="77777777">
+          <w:p>
             <w:pPr>
               <w:widowControl w:val="0"/>
               <w:numPr>
@@ -15257,7 +15190,7 @@
               <w:t xml:space="preserve">      Thời gian để tiến hành hòa giải: 10 ngày. </w:t>
             </w:r>
           </w:p>
-          <w:p ns2:paraId="463C155D" ns2:textId="77777777">
+          <w:p>
             <w:pPr>
               <w:autoSpaceDE w:val="0"/>
               <w:autoSpaceDN w:val="0"/>
@@ -15279,7 +15212,7 @@
               <w:t xml:space="preserve">      Giải quyết tranh chấp: Hai bên cố gắng giải quyết tranh chấp thông qua đàm phán nếu có bất đồng nảy sinh giữa hai bên có liên quan đến hợp đồng đã ký.</w:t>
             </w:r>
           </w:p>
-          <w:p ns2:paraId="0A0C77D1" ns2:textId="77777777">
+          <w:p>
             <w:pPr>
               <w:autoSpaceDE w:val="0"/>
               <w:autoSpaceDN w:val="0"/>
@@ -15304,7 +15237,7 @@
           </w:p>
         </w:tc>
       </w:tr>
-      <w:tr ns2:paraId="1B1870F3" ns2:textId="77777777">
+      <w:tr>
         <w:tc>
           <w:tcPr>
             <w:tcW w:w="1619" w:type="dxa"/>
@@ -15316,7 +15249,7 @@
             </w:tcBorders>
             <w:vAlign w:val="center"/>
           </w:tcPr>
-          <w:p ns2:paraId="6587A98D" ns2:textId="77777777">
+          <w:p>
             <w:pPr>
               <w:autoSpaceDE w:val="0"/>
               <w:autoSpaceDN w:val="0"/>
@@ -15353,7 +15286,7 @@
             </w:tcBorders>
             <w:vAlign w:val="center"/>
           </w:tcPr>
-          <w:p ns2:paraId="208070D9" ns2:textId="7CF7320E">
+          <w:p>
             <w:pPr>
               <w:widowControl w:val="0"/>
               <w:numPr>
@@ -15504,7 +15437,7 @@
               <w:t xml:space="preserve"> phiếu kiểm nghiệm hoặc chứng nhận chất lượng hàng hóa khi được yêu cầu.</w:t>
             </w:r>
           </w:p>
-          <w:p ns2:paraId="22BB88E3" ns2:textId="77777777">
+          <w:p>
             <w:pPr>
               <w:widowControl w:val="0"/>
               <w:numPr>
@@ -15528,7 +15461,7 @@
               <w:t>Chủ đầu tư phải nhận được các thông tin và chứng từ nêu trên trước khi hàng hóa đến địa điểm quy định, nếu không Nhà thầu sẽ phải chịu mọi chi phí phát sinh có liên quan.</w:t>
             </w:r>
           </w:p>
-          <w:p ns2:paraId="7A75FA83" ns2:textId="1B9E4B4D">
+          <w:p>
             <w:pPr>
               <w:widowControl w:val="0"/>
               <w:numPr>
@@ -15546,7 +15479,7 @@
           </w:p>
         </w:tc>
       </w:tr>
-      <w:tr ns2:paraId="5D6198C0" ns2:textId="77777777">
+      <w:tr>
         <w:tc>
           <w:tcPr>
             <w:tcW w:w="1619" w:type="dxa"/>
@@ -15558,7 +15491,7 @@
             </w:tcBorders>
             <w:vAlign w:val="center"/>
           </w:tcPr>
-          <w:p ns2:paraId="13B1C969" ns2:textId="77777777">
+          <w:p>
             <w:pPr>
               <w:autoSpaceDE w:val="0"/>
               <w:autoSpaceDN w:val="0"/>
@@ -15593,7 +15526,7 @@
             </w:tcBorders>
             <w:vAlign w:val="center"/>
           </w:tcPr>
-          <w:p ns2:paraId="26887E4A" ns2:textId="77777777">
+          <w:p>
             <w:pPr>
               <w:widowControl w:val="0"/>
               <w:numPr>
@@ -15618,7 +15551,7 @@
           </w:p>
         </w:tc>
       </w:tr>
-      <w:tr ns2:paraId="5DEE6722" ns2:textId="77777777">
+      <w:tr>
         <w:tc>
           <w:tcPr>
             <w:tcW w:w="1619" w:type="dxa"/>
@@ -15630,7 +15563,7 @@
             </w:tcBorders>
             <w:vAlign w:val="center"/>
           </w:tcPr>
-          <w:p ns2:paraId="042DDC9D" ns2:textId="77777777">
+          <w:p>
             <w:pPr>
               <w:autoSpaceDE w:val="0"/>
               <w:autoSpaceDN w:val="0"/>
@@ -15665,7 +15598,7 @@
             </w:tcBorders>
             <w:vAlign w:val="center"/>
           </w:tcPr>
-          <w:p ns2:paraId="4AE2C1D8" ns2:textId="6EDBABE3">
+          <w:p>
             <w:pPr>
               <w:widowControl w:val="0"/>
               <w:spacing w:line="312" w:lineRule="auto"/>
@@ -15684,15 +15617,15 @@
                 <w:szCs w:val="26"/>
                 <w:lang w:val="vi-VN"/>
               </w:rPr>
-              <w:t xml:space="preserve">Giá hợp đồng: {{GIA_TRI_HD}} đồng.</w:t>
-            </w:r>
-            <w:r>
-              <w:rPr>
-                <w:color w:val="000000" w:themeColor="text1"/>
-                <w:sz w:val="26"/>
-                <w:szCs w:val="26"/>
-              </w:rPr>
-              <w:t xml:space="preserve"/>
+              <w:t xml:space="preserve">Giá </w:t>
+            </w:r>
+            <w:r>
+              <w:rPr>
+                <w:color w:val="000000" w:themeColor="text1"/>
+                <w:sz w:val="26"/>
+                <w:szCs w:val="26"/>
+              </w:rPr>
+              <w:t xml:space="preserve">hợp đồng: </w:t>
             </w:r>
             <w:r>
               <w:rPr>
@@ -15702,7 +15635,7 @@
                 <w:sz w:val="26"/>
                 <w:szCs w:val="26"/>
               </w:rPr>
-              <w:t/>
+              <w:t>1.9</w:t>
             </w:r>
             <w:r>
               <w:rPr>
@@ -15712,7 +15645,7 @@
                 <w:sz w:val="26"/>
                 <w:szCs w:val="26"/>
               </w:rPr>
-              <w:t/>
+              <w:t>88.9</w:t>
             </w:r>
             <w:r>
               <w:rPr>
@@ -15722,10 +15655,10 @@
                 <w:sz w:val="26"/>
                 <w:szCs w:val="26"/>
               </w:rPr>
-              <w:t/>
-            </w:r>
-          </w:p>
-          <w:p ns2:paraId="1F14041C" ns2:textId="696F17FB">
+              <w:t>50.000 đồng.</w:t>
+            </w:r>
+          </w:p>
+          <w:p>
             <w:pPr>
               <w:widowControl w:val="0"/>
               <w:numPr>
@@ -15779,7 +15712,7 @@
                 <w:sz w:val="26"/>
                 <w:szCs w:val="26"/>
               </w:rPr>
-              <w:t>{{GIA_TRI_HD_CHU}}.</w:t>
+              <w:t>Một tỷ chín trăm tám mươi tám triệu, chín trăm năm mươi nghìn đồng.</w:t>
             </w:r>
             <w:r>
               <w:rPr>
@@ -15808,7 +15741,7 @@
           </w:p>
         </w:tc>
       </w:tr>
-      <w:tr ns2:paraId="76D4B7A3" ns2:textId="77777777">
+      <w:tr>
         <w:tc>
           <w:tcPr>
             <w:tcW w:w="1619" w:type="dxa"/>
@@ -15820,7 +15753,7 @@
             </w:tcBorders>
             <w:vAlign w:val="center"/>
           </w:tcPr>
-          <w:p ns2:paraId="1DF76FB3" ns2:textId="77777777">
+          <w:p>
             <w:pPr>
               <w:autoSpaceDE w:val="0"/>
               <w:autoSpaceDN w:val="0"/>
@@ -15856,7 +15789,7 @@
             </w:tcBorders>
             <w:vAlign w:val="center"/>
           </w:tcPr>
-          <w:p ns2:paraId="3884F288" ns2:textId="77777777">
+          <w:p>
             <w:pPr>
               <w:widowControl w:val="0"/>
               <w:numPr>
@@ -15882,7 +15815,7 @@
               <w:t>Điều chỉnh thuế: Được phép</w:t>
             </w:r>
           </w:p>
-          <w:p ns2:paraId="5F591057" ns2:textId="77777777">
+          <w:p>
             <w:pPr>
               <w:widowControl w:val="0"/>
               <w:numPr>
@@ -15909,7 +15842,7 @@
           </w:p>
         </w:tc>
       </w:tr>
-      <w:tr ns2:paraId="4C3317EC" ns2:textId="77777777">
+      <w:tr>
         <w:tc>
           <w:tcPr>
             <w:tcW w:w="1619" w:type="dxa"/>
@@ -15921,7 +15854,7 @@
             </w:tcBorders>
             <w:vAlign w:val="center"/>
           </w:tcPr>
-          <w:p ns2:paraId="5995E6D8" ns2:textId="77777777">
+          <w:p>
             <w:pPr>
               <w:autoSpaceDE w:val="0"/>
               <w:autoSpaceDN w:val="0"/>
@@ -15959,7 +15892,7 @@
             </w:tcBorders>
             <w:vAlign w:val="center"/>
           </w:tcPr>
-          <w:p ns2:paraId="66C5C568" ns2:textId="3777FC0A">
+          <w:p>
             <w:pPr>
               <w:widowControl w:val="0"/>
               <w:numPr>
@@ -16005,7 +15938,7 @@
           </w:p>
         </w:tc>
       </w:tr>
-      <w:tr ns2:paraId="1AC24CB2" ns2:textId="77777777">
+      <w:tr>
         <w:tc>
           <w:tcPr>
             <w:tcW w:w="1619" w:type="dxa"/>
@@ -16017,7 +15950,7 @@
             </w:tcBorders>
             <w:vAlign w:val="center"/>
           </w:tcPr>
-          <w:p ns2:paraId="5F299D36" ns2:textId="77777777">
+          <w:p>
             <w:pPr>
               <w:autoSpaceDE w:val="0"/>
               <w:autoSpaceDN w:val="0"/>
@@ -16052,7 +15985,7 @@
             </w:tcBorders>
             <w:vAlign w:val="center"/>
           </w:tcPr>
-          <w:p ns2:paraId="5A8110B5" ns2:textId="77777777">
+          <w:p>
             <w:pPr>
               <w:spacing w:line="312" w:lineRule="auto"/>
               <w:rPr>
@@ -16091,7 +16024,7 @@
               <w:t>chuyển khoản</w:t>
             </w:r>
           </w:p>
-          <w:p ns2:paraId="246AE5C5" ns2:textId="77777777">
+          <w:p>
             <w:pPr>
               <w:spacing w:line="312" w:lineRule="auto"/>
               <w:ind w:right="138"/>
@@ -16122,7 +16055,7 @@
               <w:t xml:space="preserve"> </w:t>
             </w:r>
           </w:p>
-          <w:p ns2:paraId="33FD6D44" ns2:textId="77777777">
+          <w:p>
             <w:pPr>
               <w:spacing w:line="312" w:lineRule="auto"/>
               <w:ind w:right="138"/>
@@ -16153,7 +16086,7 @@
               <w:t>Số lần thanh toán: Bên A thanh toán một hoặc nhiều lần cho bên B</w:t>
             </w:r>
           </w:p>
-          <w:p ns2:paraId="1C55941C" ns2:textId="77777777">
+          <w:p>
             <w:pPr>
               <w:spacing w:line="312" w:lineRule="auto"/>
               <w:ind w:right="138"/>
@@ -16193,7 +16126,7 @@
               <w:t xml:space="preserve"> </w:t>
             </w:r>
           </w:p>
-          <w:p ns2:paraId="1A1FB7D0" ns2:textId="0DDF0F77">
+          <w:p>
             <w:pPr>
               <w:tabs>
                 <w:tab w:val="left" w:pos="7368"/>
@@ -16251,7 +16184,7 @@
                 <w:szCs w:val="26"/>
                 <w:lang w:val="vi-VN"/>
               </w:rPr>
-              <w:t>{{THOI_HAN_THANH_TOAN}} ngày</w:t>
+              <w:t>150 ngày</w:t>
             </w:r>
             <w:r>
               <w:rPr>
@@ -16263,7 +16196,7 @@
               <w:t xml:space="preserve"> kể từ ngày bên B cung cấp hàng hoá, hai bên tiến hành nghiệm thu và Chủ đầu tư nhận được đầy đủ các chứng từ dưới đây:</w:t>
             </w:r>
           </w:p>
-          <w:p ns2:paraId="4DDB5E89" ns2:textId="77777777">
+          <w:p>
             <w:pPr>
               <w:numPr>
                 <w:ilvl w:val="0"/>
@@ -16290,7 +16223,7 @@
               <w:t>Biên bản bàn giao, nghiệm thu ;</w:t>
             </w:r>
           </w:p>
-          <w:p ns2:paraId="73C67B8B" ns2:textId="77777777">
+          <w:p>
             <w:pPr>
               <w:numPr>
                 <w:ilvl w:val="0"/>
@@ -16315,7 +16248,7 @@
               <w:t xml:space="preserve">Hóa đơn tài chính; </w:t>
             </w:r>
           </w:p>
-          <w:p ns2:paraId="207E722B" ns2:textId="77777777">
+          <w:p>
             <w:pPr>
               <w:numPr>
                 <w:ilvl w:val="0"/>
@@ -16340,7 +16273,7 @@
               <w:t>Giấy đề nghị thanh toán.</w:t>
             </w:r>
           </w:p>
-          <w:p ns2:paraId="64D6EEEC" ns2:textId="77777777">
+          <w:p>
             <w:pPr>
               <w:numPr>
                 <w:ilvl w:val="0"/>
@@ -16363,7 +16296,7 @@
               <w:t>Các tài liệu hợp lệ chứng minh nguồn gốc, xuất xứ của hàng hóa và các tài liệu theo quy định hiện hành đối với các thiết bị y tế cung cấp theo hợp đồng, bao gồm: Chứng nhận xuất xứ (CO) và Chứng nhận chất lượng (CQ hoặc tài liệu tương đương); Bản sao Tờ khai hải quan (xóa giá) và Hoá đơn thương mại (xóa giá).</w:t>
             </w:r>
           </w:p>
-          <w:p ns2:paraId="359830E0" ns2:textId="77777777">
+          <w:p>
             <w:pPr>
               <w:numPr>
                 <w:ilvl w:val="0"/>
@@ -16389,7 +16322,7 @@
               <w:t>Các bên tiến hành lập và chịu trách nhiệm về bản xác định giá trị công việc hoàn thành của mình.</w:t>
             </w:r>
           </w:p>
-          <w:p ns2:paraId="2A97C08B" ns2:textId="4A70BE92">
+          <w:p>
             <w:pPr>
               <w:numPr>
                 <w:ilvl w:val="0"/>
@@ -16431,7 +16364,7 @@
           </w:p>
         </w:tc>
       </w:tr>
-      <w:tr ns2:paraId="457EC993" ns2:textId="77777777">
+      <w:tr>
         <w:trPr>
           <w:trHeight w:val="474"/>
         </w:trPr>
@@ -16446,7 +16379,7 @@
             </w:tcBorders>
             <w:vAlign w:val="center"/>
           </w:tcPr>
-          <w:p ns2:paraId="2B0504FC" ns2:textId="77777777">
+          <w:p>
             <w:pPr>
               <w:autoSpaceDE w:val="0"/>
               <w:autoSpaceDN w:val="0"/>
@@ -16481,7 +16414,7 @@
             </w:tcBorders>
             <w:vAlign w:val="center"/>
           </w:tcPr>
-          <w:p ns2:paraId="7A9CF37C" ns2:textId="77777777">
+          <w:p>
             <w:pPr>
               <w:autoSpaceDE w:val="0"/>
               <w:autoSpaceDN w:val="0"/>
@@ -16506,7 +16439,7 @@
               <w:t>Việc đóng gói, ghi chú đối với hàng hóa, các giấy tờ bên trong và bên ngoài kiện hàng: Nhà thầu phải đóng gói, vận chuyển hàng hóa đảm bảo đúng yêu cầu về đóng gói và bảo quản của nhà sản xuất mặt hàng và tương ứng với từng loại phương tiện vận chuyển để tránh hư hỏng trong quá trình vận chuyển hàng từ nơi xuất hàng đến địa điểm giao hàng quy định.</w:t>
             </w:r>
           </w:p>
-          <w:p ns2:paraId="7235E83C" ns2:textId="77777777">
+          <w:p>
             <w:pPr>
               <w:autoSpaceDE w:val="0"/>
               <w:autoSpaceDN w:val="0"/>
@@ -16531,7 +16464,7 @@
               <w:t>- Hàng hóa phải nguyên đai, nguyên kiện, nguyên hộp;</w:t>
             </w:r>
           </w:p>
-          <w:p ns2:paraId="191B404F" ns2:textId="77777777">
+          <w:p>
             <w:pPr>
               <w:autoSpaceDE w:val="0"/>
               <w:autoSpaceDN w:val="0"/>
@@ -16557,7 +16490,7 @@
           </w:p>
         </w:tc>
       </w:tr>
-      <w:tr ns2:paraId="644ED4DB" ns2:textId="77777777">
+      <w:tr>
         <w:tc>
           <w:tcPr>
             <w:tcW w:w="1619" w:type="dxa"/>
@@ -16569,7 +16502,7 @@
             </w:tcBorders>
             <w:vAlign w:val="center"/>
           </w:tcPr>
-          <w:p ns2:paraId="2C07F30E" ns2:textId="77777777">
+          <w:p>
             <w:pPr>
               <w:autoSpaceDE w:val="0"/>
               <w:autoSpaceDN w:val="0"/>
@@ -16604,7 +16537,7 @@
             </w:tcBorders>
             <w:vAlign w:val="center"/>
           </w:tcPr>
-          <w:p ns2:paraId="48043415" ns2:textId="77777777">
+          <w:p>
             <w:pPr>
               <w:spacing w:line="312" w:lineRule="auto"/>
               <w:ind w:left="87" w:hanging="87"/>
@@ -16627,7 +16560,7 @@
           </w:p>
         </w:tc>
       </w:tr>
-      <w:tr ns2:paraId="171BB458" ns2:textId="77777777">
+      <w:tr>
         <w:tc>
           <w:tcPr>
             <w:tcW w:w="1619" w:type="dxa"/>
@@ -16639,7 +16572,7 @@
             </w:tcBorders>
             <w:vAlign w:val="center"/>
           </w:tcPr>
-          <w:p ns2:paraId="3F48BD7C" ns2:textId="77777777">
+          <w:p>
             <w:pPr>
               <w:autoSpaceDE w:val="0"/>
               <w:autoSpaceDN w:val="0"/>
@@ -16675,7 +16608,7 @@
             </w:tcBorders>
             <w:vAlign w:val="center"/>
           </w:tcPr>
-          <w:p ns2:paraId="649A1569" ns2:textId="77777777">
+          <w:p>
             <w:pPr>
               <w:spacing w:line="312" w:lineRule="auto"/>
               <w:ind w:left="87" w:right="138" w:hanging="87"/>
@@ -16714,7 +16647,7 @@
               <w:t>Điều khoản thương mại khác: Hàng được chuyển tận đến kho của bệnh viện Đa khoa tỉnh Phú Thọ.</w:t>
             </w:r>
           </w:p>
-          <w:p ns2:paraId="06345569" ns2:textId="77777777">
+          <w:p>
             <w:pPr>
               <w:spacing w:line="312" w:lineRule="auto"/>
               <w:ind w:left="87" w:right="138" w:hanging="87"/>
@@ -16736,7 +16669,7 @@
               <w:t>- Hàng hóa giao nhận phải theo đúng tiến độ quy định trong E-HSMT và theo thỏa thuận của hai bên.</w:t>
             </w:r>
           </w:p>
-          <w:p ns2:paraId="20BD3EB7" ns2:textId="77777777">
+          <w:p>
             <w:pPr>
               <w:spacing w:line="312" w:lineRule="auto"/>
               <w:ind w:left="87" w:hanging="87"/>
@@ -16759,7 +16692,7 @@
           </w:p>
         </w:tc>
       </w:tr>
-      <w:tr ns2:paraId="6D4E34B0" ns2:textId="77777777">
+      <w:tr>
         <w:tc>
           <w:tcPr>
             <w:tcW w:w="1619" w:type="dxa"/>
@@ -16771,7 +16704,7 @@
             </w:tcBorders>
             <w:vAlign w:val="center"/>
           </w:tcPr>
-          <w:p ns2:paraId="1CE260D9" ns2:textId="77777777">
+          <w:p>
             <w:pPr>
               <w:autoSpaceDE w:val="0"/>
               <w:autoSpaceDN w:val="0"/>
@@ -16808,7 +16741,7 @@
             </w:tcBorders>
             <w:vAlign w:val="center"/>
           </w:tcPr>
-          <w:p ns2:paraId="33AA263F" ns2:textId="77777777">
+          <w:p>
             <w:pPr>
               <w:spacing w:line="312" w:lineRule="auto"/>
               <w:ind w:left="87" w:hanging="87"/>
@@ -16828,7 +16761,7 @@
               <w:t xml:space="preserve">-  Các dịch vụ bao gồm: </w:t>
             </w:r>
           </w:p>
-          <w:p ns2:paraId="218A0852" ns2:textId="53FDD11D">
+          <w:p>
             <w:pPr>
               <w:spacing w:line="312" w:lineRule="auto"/>
               <w:rPr>
@@ -16866,7 +16799,7 @@
               <w:t>lắp đặt tại hiện trường, chạy thử hàng hóa;</w:t>
             </w:r>
           </w:p>
-          <w:p ns2:paraId="476DE590" ns2:textId="77777777">
+          <w:p>
             <w:pPr>
               <w:spacing w:line="312" w:lineRule="auto"/>
               <w:rPr>
@@ -16886,7 +16819,7 @@
               <w:t xml:space="preserve"> Cung cấp tài liệu chi tiết hướng dẫn vận hành và bảo dưỡng cho hàng hóa;</w:t>
             </w:r>
           </w:p>
-          <w:p ns2:paraId="5E0CB2DB" ns2:textId="77777777">
+          <w:p>
             <w:pPr>
               <w:spacing w:line="312" w:lineRule="auto"/>
               <w:rPr>
@@ -16906,7 +16839,7 @@
               <w:t xml:space="preserve"> Vận hành hoặc giám sát hoặc bảo dưỡng, sửa chữa hàng hóa trong khoảng thời gian đã được các bên thỏa thuận, với điều kiện là dịch vụ này sẽ không miễn trừ cho Nhà thầu khỏi bất kỳ nghĩa vụ bảo hành nào theo hợp đồng này;</w:t>
             </w:r>
           </w:p>
-          <w:p ns2:paraId="28366AD4" ns2:textId="77777777">
+          <w:p>
             <w:pPr>
               <w:spacing w:line="312" w:lineRule="auto"/>
               <w:ind w:left="87" w:hanging="87"/>
@@ -16927,7 +16860,7 @@
               <w:t xml:space="preserve"> Hướng dẫn nhân sự của Chủ đầu tư về cách lắp đặt, chạy thử, vận hành, bảo dưỡng, sửa chữa hàng hóa.</w:t>
             </w:r>
           </w:p>
-          <w:p ns2:paraId="4AAD16BD" ns2:textId="77777777">
+          <w:p>
             <w:pPr>
               <w:spacing w:line="312" w:lineRule="auto"/>
               <w:ind w:left="87" w:hanging="87"/>
@@ -16950,7 +16883,7 @@
           </w:p>
         </w:tc>
       </w:tr>
-      <w:tr ns2:paraId="5B3C896E" ns2:textId="77777777">
+      <w:tr>
         <w:tc>
           <w:tcPr>
             <w:tcW w:w="1619" w:type="dxa"/>
@@ -16962,7 +16895,7 @@
             </w:tcBorders>
             <w:vAlign w:val="center"/>
           </w:tcPr>
-          <w:p ns2:paraId="6C483095" ns2:textId="77777777">
+          <w:p>
             <w:pPr>
               <w:autoSpaceDE w:val="0"/>
               <w:autoSpaceDN w:val="0"/>
@@ -16997,7 +16930,7 @@
             </w:tcBorders>
             <w:vAlign w:val="center"/>
           </w:tcPr>
-          <w:p ns2:paraId="287CACA8" ns2:textId="77777777">
+          <w:p>
             <w:pPr>
               <w:spacing w:line="312" w:lineRule="auto"/>
               <w:ind w:left="87" w:right="133" w:hanging="87"/>
@@ -17025,7 +16958,7 @@
               <w:t xml:space="preserve">Kiểm tra, thử nghiệm hàng hóa: </w:t>
             </w:r>
           </w:p>
-          <w:p ns2:paraId="51F86B7E" ns2:textId="2234E202">
+          <w:p>
             <w:pPr>
               <w:spacing w:line="312" w:lineRule="auto"/>
               <w:ind w:left="87" w:right="133" w:hanging="87"/>
@@ -17077,7 +17010,7 @@
               <w:t>; Kiểm tra hàng hóa có kèm phiếu kiểm tra chất lượng, chứng từ, hóa đơn hợp lệ.</w:t>
             </w:r>
           </w:p>
-          <w:p ns2:paraId="42409F09" ns2:textId="77777777">
+          <w:p>
             <w:pPr>
               <w:spacing w:line="312" w:lineRule="auto"/>
               <w:ind w:left="87" w:right="133" w:hanging="87"/>
@@ -17097,7 +17030,7 @@
               <w:t>- Bên mua có quyền kiểm tra, thử nghiệm, đối chiếu hàng hóa cung cấp với mẫu lưu để khẳng định tính phù hợp của hàng hóa cung cấp với các đặc tính, thông số kỹ thuật hàng hóa của hợp đồng. Bên mua không phải chịu các phí tổn phát sinh.</w:t>
             </w:r>
           </w:p>
-          <w:p ns2:paraId="4421E314" ns2:textId="77777777">
+          <w:p>
             <w:pPr>
               <w:spacing w:line="312" w:lineRule="auto"/>
               <w:ind w:left="87" w:right="133" w:hanging="87"/>
@@ -17117,7 +17050,7 @@
               <w:t>- Bên mua có trách nhiệm theo dõi, kiểm tra, đối chiếu hàng hóa sau khi nhận hàng. Trong vòng 10 ngày, nếu có vấn đề về chất lượng, Bên mua phải thông báo cho Bên bán để cùng tìm cách giải quyết.</w:t>
             </w:r>
           </w:p>
-          <w:p ns2:paraId="631142B1" ns2:textId="77777777">
+          <w:p>
             <w:pPr>
               <w:spacing w:line="312" w:lineRule="auto"/>
               <w:ind w:left="87" w:right="133" w:hanging="87"/>
@@ -17137,7 +17070,7 @@
               <w:t xml:space="preserve">- Bên mua được quyền yêu cầu Bên bán cung cấp các tài liệu liên quan đến hàng hóa như: </w:t>
             </w:r>
           </w:p>
-          <w:p ns2:paraId="283864A2" ns2:textId="77777777">
+          <w:p>
             <w:pPr>
               <w:spacing w:line="312" w:lineRule="auto"/>
               <w:jc w:val="both"/>
@@ -17160,7 +17093,7 @@
               <w:t>- Cung cấp các giấy tờ nhập khẩu, CO, CQ theo quy định.</w:t>
             </w:r>
           </w:p>
-          <w:p ns2:paraId="167956A6" ns2:textId="77777777">
+          <w:p>
             <w:pPr>
               <w:spacing w:line="312" w:lineRule="auto"/>
               <w:rPr>
@@ -17178,7 +17111,7 @@
               <w:t xml:space="preserve">    + Đối với hàng nhập khẩu: Tờ khai hải quan;</w:t>
             </w:r>
           </w:p>
-          <w:p ns2:paraId="47FDCFD5" ns2:textId="77777777">
+          <w:p>
             <w:pPr>
               <w:spacing w:line="312" w:lineRule="auto"/>
               <w:rPr>
@@ -17196,7 +17129,7 @@
               <w:t xml:space="preserve">    + Giấy chứng nhận xuất xứ hàng hóa (CO): Bản gốc hoặc bản sao có chứng thực của cơ quan tư pháp (kèm bản dịch sang tiếng Việt); </w:t>
             </w:r>
           </w:p>
-          <w:p ns2:paraId="6F1AFAB0" ns2:textId="77777777">
+          <w:p>
             <w:pPr>
               <w:spacing w:line="312" w:lineRule="auto"/>
               <w:rPr>
@@ -17222,7 +17155,7 @@
               <w:tab/>
             </w:r>
           </w:p>
-          <w:p ns2:paraId="791029BF" ns2:textId="77777777">
+          <w:p>
             <w:pPr>
               <w:spacing w:line="312" w:lineRule="auto"/>
               <w:ind w:left="87" w:right="133" w:hanging="87"/>
@@ -17242,7 +17175,7 @@
               <w:t xml:space="preserve">    + Invoice, Packing List, Vận đơn: bản sao của đơn vị nhập khẩu;</w:t>
             </w:r>
           </w:p>
-          <w:p ns2:paraId="7C1E6F4E" ns2:textId="77777777">
+          <w:p>
             <w:pPr>
               <w:spacing w:line="312" w:lineRule="auto"/>
               <w:ind w:left="87" w:right="133" w:hanging="87"/>
@@ -17263,7 +17196,7 @@
               <w:t>- Nếu qua quá trình kiểm tra và sử dụng hàng hóa mà có sự không phù hợp về đặc tính kỹ thuật thì Bên mua có quyền từ chối nhận hàng, nhà thầu phải có trách nhiệm thu hồi và thay thế bằng hàng hóa khác để đáp ứng các yêu cầu về đặc tính, thông số kỹ thuật. Bên mua không phải chịu các phí tổn phát sinh. Trường hợp nhà thầu không có khả năng thay thế hoặc thay thế không phù hợp, Bên mua có quyền ngưng thực hiện hợp đồng và tổ chức việc thay thế nếu thấy cần thiết, mọi rủi ro và chi phí liên quan do bên bán chịu.</w:t>
             </w:r>
           </w:p>
-          <w:p ns2:paraId="36A10B55" ns2:textId="77777777">
+          <w:p>
             <w:pPr>
               <w:spacing w:line="312" w:lineRule="auto"/>
               <w:ind w:left="87" w:right="133" w:hanging="87"/>
@@ -17285,7 +17218,7 @@
           </w:p>
         </w:tc>
       </w:tr>
-      <w:tr ns2:paraId="5D1886F0" ns2:textId="77777777">
+      <w:tr>
         <w:tc>
           <w:tcPr>
             <w:tcW w:w="1619" w:type="dxa"/>
@@ -17297,7 +17230,7 @@
             </w:tcBorders>
             <w:vAlign w:val="center"/>
           </w:tcPr>
-          <w:p ns2:paraId="3C711ABA" ns2:textId="77777777">
+          <w:p>
             <w:pPr>
               <w:autoSpaceDE w:val="0"/>
               <w:autoSpaceDN w:val="0"/>
@@ -17347,7 +17280,7 @@
             </w:tcBorders>
             <w:vAlign w:val="center"/>
           </w:tcPr>
-          <w:p ns2:paraId="5A1B1C46" ns2:textId="77777777">
+          <w:p>
             <w:pPr>
               <w:widowControl w:val="0"/>
               <w:tabs>
@@ -17373,7 +17306,7 @@
           </w:p>
         </w:tc>
       </w:tr>
-      <w:tr ns2:paraId="579D5E48" ns2:textId="77777777">
+      <w:tr>
         <w:trPr>
           <w:trHeight w:val="274"/>
         </w:trPr>
@@ -17388,7 +17321,7 @@
             </w:tcBorders>
             <w:vAlign w:val="center"/>
           </w:tcPr>
-          <w:p ns2:paraId="10FD9968" ns2:textId="77777777">
+          <w:p>
             <w:pPr>
               <w:autoSpaceDE w:val="0"/>
               <w:autoSpaceDN w:val="0"/>
@@ -17425,7 +17358,7 @@
             </w:tcBorders>
             <w:vAlign w:val="center"/>
           </w:tcPr>
-          <w:p ns2:paraId="6BF2D3B1" ns2:textId="77777777">
+          <w:p>
             <w:pPr>
               <w:spacing w:line="312" w:lineRule="auto"/>
               <w:ind w:left="87" w:hanging="87"/>
@@ -17444,7 +17377,7 @@
               <w:t xml:space="preserve"> Căn cứ quy mô, tính chất và yêu cầu của gói thầu mà quy định cụ thể nội dung này theo cách thức sau:</w:t>
             </w:r>
           </w:p>
-          <w:p ns2:paraId="5DB00DE2" ns2:textId="77777777">
+          <w:p>
             <w:pPr>
               <w:spacing w:line="312" w:lineRule="auto"/>
               <w:ind w:left="87" w:hanging="87"/>
@@ -17463,7 +17396,7 @@
               <w:t xml:space="preserve"> Phạt vi phạm hợp đồng: Áp dụng.</w:t>
             </w:r>
           </w:p>
-          <w:p ns2:paraId="4611762F" ns2:textId="77777777">
+          <w:p>
             <w:pPr>
               <w:spacing w:line="312" w:lineRule="auto"/>
               <w:ind w:left="87" w:hanging="87"/>
@@ -17482,7 +17415,7 @@
               <w:t xml:space="preserve"> Trường hợp áp dụng phạt vi phạm hợp đồng thì quy định như sau:</w:t>
             </w:r>
           </w:p>
-          <w:p ns2:paraId="26EFD62C" ns2:textId="77777777">
+          <w:p>
             <w:pPr>
               <w:spacing w:line="312" w:lineRule="auto"/>
               <w:ind w:left="87" w:right="138" w:hanging="87"/>
@@ -17510,7 +17443,7 @@
               <w:t xml:space="preserve"> 0.3%/tuần cho đến khi nội dung công việc đó được thực hiện. Chủ đầu tư sẽ khấu trừ đến 8%. Khi đạt đến mức phạt tối đa, Chủ đầu tư có thể xem xét chấm dứt hợp đồng theo quy định tại Mục 29 E-ĐKC.</w:t>
             </w:r>
           </w:p>
-          <w:p ns2:paraId="59F81B71" ns2:textId="77777777">
+          <w:p>
             <w:pPr>
               <w:spacing w:line="312" w:lineRule="auto"/>
               <w:ind w:left="87" w:hanging="87"/>
@@ -17529,7 +17462,7 @@
               <w:t xml:space="preserve"> 2. Bồi thường thiệt hại: Áp dụng</w:t>
             </w:r>
           </w:p>
-          <w:p ns2:paraId="1E41A681" ns2:textId="77777777">
+          <w:p>
             <w:pPr>
               <w:spacing w:line="312" w:lineRule="auto"/>
               <w:ind w:left="87" w:hanging="87"/>
@@ -17550,7 +17483,7 @@
           </w:p>
         </w:tc>
       </w:tr>
-      <w:tr ns2:paraId="3621B71D" ns2:textId="77777777">
+      <w:tr>
         <w:tc>
           <w:tcPr>
             <w:tcW w:w="1619" w:type="dxa"/>
@@ -17562,7 +17495,7 @@
             </w:tcBorders>
             <w:vAlign w:val="center"/>
           </w:tcPr>
-          <w:p ns2:paraId="4B36CB92" ns2:textId="77777777">
+          <w:p>
             <w:pPr>
               <w:autoSpaceDE w:val="0"/>
               <w:autoSpaceDN w:val="0"/>
@@ -17597,7 +17530,7 @@
             </w:tcBorders>
             <w:vAlign w:val="center"/>
           </w:tcPr>
-          <w:p ns2:paraId="102C6A99" ns2:textId="0E6C29BD">
+          <w:p>
             <w:pPr>
               <w:spacing w:line="312" w:lineRule="auto"/>
               <w:ind w:left="87" w:hanging="87"/>
@@ -17624,7 +17557,7 @@
               <w:t>Đối với thiết bị y tế dạng vật tiêu hao, trong thời gian bảo hành nhà thầu chịu hoàn toàn trách nhiệm 1 đổi 1 và các trách nhiệm pháp lý khác liên quan đến hàng hóa do đơn vị mình cung cấp.</w:t>
             </w:r>
           </w:p>
-          <w:p ns2:paraId="45E67BA1" ns2:textId="77777777">
+          <w:p>
             <w:pPr>
               <w:spacing w:line="312" w:lineRule="auto"/>
               <w:ind w:left="87" w:hanging="87"/>
@@ -17645,7 +17578,7 @@
           </w:p>
         </w:tc>
       </w:tr>
-      <w:tr ns2:paraId="550B242C" ns2:textId="77777777">
+      <w:tr>
         <w:trPr>
           <w:trHeight w:val="701"/>
         </w:trPr>
@@ -17660,7 +17593,7 @@
             </w:tcBorders>
             <w:vAlign w:val="center"/>
           </w:tcPr>
-          <w:p ns2:paraId="467AB564" ns2:textId="77777777">
+          <w:p>
             <w:pPr>
               <w:autoSpaceDE w:val="0"/>
               <w:autoSpaceDN w:val="0"/>
@@ -17685,7 +17618,7 @@
               <w:t>E-ĐKC 23.5</w:t>
             </w:r>
           </w:p>
-          <w:p ns2:paraId="6C8D9FB5" ns2:textId="77777777">
+          <w:p>
             <w:pPr>
               <w:autoSpaceDE w:val="0"/>
               <w:autoSpaceDN w:val="0"/>
@@ -17720,7 +17653,7 @@
             </w:tcBorders>
             <w:vAlign w:val="center"/>
           </w:tcPr>
-          <w:p ns2:paraId="1034CF8E" ns2:textId="3B08199A">
+          <w:p>
             <w:pPr>
               <w:spacing w:line="312" w:lineRule="auto"/>
               <w:ind w:left="87" w:hanging="87"/>
@@ -17757,7 +17690,7 @@
           </w:p>
         </w:tc>
       </w:tr>
-      <w:tr ns2:paraId="3F384726" ns2:textId="77777777">
+      <w:tr>
         <w:trPr>
           <w:trHeight w:val="904"/>
         </w:trPr>
@@ -17772,7 +17705,7 @@
             </w:tcBorders>
             <w:vAlign w:val="center"/>
           </w:tcPr>
-          <w:p ns2:paraId="27777E8F" ns2:textId="77777777">
+          <w:p>
             <w:pPr>
               <w:autoSpaceDE w:val="0"/>
               <w:autoSpaceDN w:val="0"/>
@@ -17831,7 +17764,7 @@
             </w:tcBorders>
             <w:vAlign w:val="center"/>
           </w:tcPr>
-          <w:p ns2:paraId="2E3EEDDF" ns2:textId="77777777">
+          <w:p>
             <w:pPr>
               <w:tabs>
                 <w:tab w:val="num" w:pos="720"/>
@@ -17864,7 +17797,7 @@
         </w:tc>
       </w:tr>
     </w:tbl>
-    <w:p ns2:paraId="048D45DA" ns2:textId="77777777">
+    <w:p>
       <w:pPr>
         <w:rPr>
           <w:color w:val="000000" w:themeColor="text1"/>
@@ -17881,85 +17814,7 @@
 </w:document>
 </file>
 
-<file path=./word/fontTable.xml><?xml version="1.0" encoding="utf-8"?>
-<w:fonts xmlns:mc="http://schemas.openxmlformats.org/markup-compatibility/2006" xmlns:r="http://schemas.openxmlformats.org/officeDocument/2006/relationships" xmlns:w="http://schemas.openxmlformats.org/wordprocessingml/2006/main" xmlns:w14="http://schemas.microsoft.com/office/word/2010/wordml" xmlns:w15="http://schemas.microsoft.com/office/word/2012/wordml" xmlns:w16se="http://schemas.microsoft.com/office/word/2015/wordml/symex">
-  <w:font w:name="Times New Roman">
-    <w:panose1 w:val="02020603050405020304"/>
-    <w:family w:val="roman"/>
-    <w:pitch w:val="variable"/>
-    <w:sig w:usb0="E0002EFF" w:usb1="C000785B" w:usb2="00000009" w:usb3="00000000" w:csb0="000001FF" w:csb1="00000000"/>
-  </w:font>
-  <w:font w:name="Symbol">
-    <w:panose1 w:val="05050102010706020507"/>
-    <w:family w:val="roman"/>
-    <w:pitch w:val="variable"/>
-    <w:sig w:usb0="00000000" w:usb1="10000000" w:usb2="00000000" w:usb3="00000000" w:csb0="80000000" w:csb1="00000000"/>
-  </w:font>
-  <w:font w:name="Courier New">
-    <w:panose1 w:val="02070309020205020404"/>
-    <w:family w:val="modern"/>
-    <w:pitch w:val="fixed"/>
-    <w:sig w:usb0="E0002EFF" w:usb1="C0007843" w:usb2="00000009" w:usb3="00000000" w:csb0="000001FF" w:csb1="00000000"/>
-  </w:font>
-  <w:font w:name="Wingdings">
-    <w:panose1 w:val="05000000000000000000"/>
-    <w:family w:val="auto"/>
-    <w:pitch w:val="variable"/>
-    <w:sig w:usb0="00000000" w:usb1="10000000" w:usb2="00000000" w:usb3="00000000" w:csb0="80000000" w:csb1="00000000"/>
-  </w:font>
-  <w:font w:name="Calibri">
-    <w:panose1 w:val="020F0502020204030204"/>
-    <w:family w:val="swiss"/>
-    <w:pitch w:val="variable"/>
-    <w:sig w:usb0="E4002EFF" w:usb1="C200247B" w:usb2="00000009" w:usb3="00000000" w:csb0="000001FF" w:csb1="00000000"/>
-  </w:font>
-  <w:font w:name="Sitka Text">
-    <w:panose1 w:val="02000505000000020004"/>
-    <w:family w:val="auto"/>
-    <w:pitch w:val="variable"/>
-    <w:sig w:usb0="A00002EF" w:usb1="4000204B" w:usb2="00000000" w:usb3="00000000" w:csb0="0000019F" w:csb1="00000000"/>
-  </w:font>
-  <w:font w:name="TimesNewRomanPSMT">
-    <w:altName w:val="Times New Roman"/>
-    <w:panose1 w:val="00000000000000000000"/>
-    <w:family w:val="roman"/>
-    <w:notTrueType/>
-    <w:pitch w:val="default"/>
-  </w:font>
-  <w:font w:name="Segoe UI">
-    <w:panose1 w:val="020B0502040204020203"/>
-    <w:family w:val="swiss"/>
-    <w:pitch w:val="variable"/>
-    <w:sig w:usb0="E4002EFF" w:usb1="C000E47F" w:usb2="00000009" w:usb3="00000000" w:csb0="000001FF" w:csb1="00000000"/>
-  </w:font>
-  <w:font w:name=".VnArial">
-    <w:family w:val="swiss"/>
-    <w:pitch w:val="default"/>
-    <w:sig w:usb0="00000000" w:usb1="00000000" w:usb2="00000000" w:usb3="00000000" w:csb0="00000011" w:csb1="00000000"/>
-  </w:font>
-  <w:font w:name="Arial">
-    <w:panose1 w:val="020B0604020202020204"/>
-    <w:family w:val="swiss"/>
-    <w:pitch w:val="variable"/>
-    <w:sig w:usb0="E0002EFF" w:usb1="C000785B" w:usb2="00000009" w:usb3="00000000" w:csb0="000001FF" w:csb1="00000000"/>
-  </w:font>
-  <w:font w:name="TimesNewRomanPS-BoldMT">
-    <w:altName w:val="Times New Roman"/>
-    <w:panose1 w:val="00000000000000000000"/>
-    <w:family w:val="roman"/>
-    <w:notTrueType/>
-    <w:pitch w:val="default"/>
-  </w:font>
-  <w:font w:name="Calibri Light">
-    <w:panose1 w:val="020F0302020204030204"/>
-    <w:family w:val="swiss"/>
-    <w:pitch w:val="variable"/>
-    <w:sig w:usb0="E4002EFF" w:usb1="C200247B" w:usb2="00000009" w:usb3="00000000" w:csb0="000001FF" w:csb1="00000000"/>
-  </w:font>
-</w:fonts>
-</file>
-
-<file path=./word/numbering.xml><?xml version="1.0" encoding="utf-8"?>
+<file path=word/numbering.xml><?xml version="1.0" encoding="utf-8"?>
 <w:numbering xmlns:wpc="http://schemas.microsoft.com/office/word/2010/wordprocessingCanvas" xmlns:cx="http://schemas.microsoft.com/office/drawing/2014/chartex" xmlns:mc="http://schemas.openxmlformats.org/markup-compatibility/2006" xmlns:o="urn:schemas-microsoft-com:office:office" xmlns:r="http://schemas.openxmlformats.org/officeDocument/2006/relationships" xmlns:m="http://schemas.openxmlformats.org/officeDocument/2006/math" xmlns:v="urn:schemas-microsoft-com:vml" xmlns:wp14="http://schemas.microsoft.com/office/word/2010/wordprocessingDrawing" xmlns:wp="http://schemas.openxmlformats.org/drawingml/2006/wordprocessingDrawing" xmlns:w10="urn:schemas-microsoft-com:office:word" xmlns:w="http://schemas.openxmlformats.org/wordprocessingml/2006/main" xmlns:w14="http://schemas.microsoft.com/office/word/2010/wordml" xmlns:w15="http://schemas.microsoft.com/office/word/2012/wordml" xmlns:w16se="http://schemas.microsoft.com/office/word/2015/wordml/symex" xmlns:wpg="http://schemas.microsoft.com/office/word/2010/wordprocessingGroup" xmlns:wpi="http://schemas.microsoft.com/office/word/2010/wordprocessingInk" xmlns:wne="http://schemas.microsoft.com/office/word/2006/wordml" xmlns:wps="http://schemas.microsoft.com/office/word/2010/wordprocessingShape">
   <w:abstractNum w:abstractNumId="0">
     <w:nsid w:val="0C706641"/>
@@ -19445,245 +19300,7 @@
 </w:numbering>
 </file>
 
-<file path=./word/settings.xml><?xml version="1.0" encoding="utf-8"?>
-<w:settings xmlns:mc="http://schemas.openxmlformats.org/markup-compatibility/2006" xmlns:o="urn:schemas-microsoft-com:office:office" xmlns:r="http://schemas.openxmlformats.org/officeDocument/2006/relationships" xmlns:m="http://schemas.openxmlformats.org/officeDocument/2006/math" xmlns:v="urn:schemas-microsoft-com:vml" xmlns:w10="urn:schemas-microsoft-com:office:word" xmlns:w="http://schemas.openxmlformats.org/wordprocessingml/2006/main" xmlns:w14="http://schemas.microsoft.com/office/word/2010/wordml" xmlns:w15="http://schemas.microsoft.com/office/word/2012/wordml" xmlns:w16se="http://schemas.microsoft.com/office/word/2015/wordml/symex" xmlns:sl="http://schemas.openxmlformats.org/schemaLibrary/2006/main">
-  <w:zoom w:percent="122"/>
-  <w:defaultTabStop w:val="720"/>
-  <w:characterSpacingControl w:val="doNotCompress"/>
-  <w:compat>
-    <w:compatSetting w:name="compatibilityMode" w:uri="http://schemas.microsoft.com/office/word" w:val="15"/>
-    <w:compatSetting w:name="overrideTableStyleFontSizeAndJustification" w:uri="http://schemas.microsoft.com/office/word" w:val="1"/>
-    <w:compatSetting w:name="enableOpenTypeFeatures" w:uri="http://schemas.microsoft.com/office/word" w:val="1"/>
-    <w:compatSetting w:name="doNotFlipMirrorIndents" w:uri="http://schemas.microsoft.com/office/word" w:val="1"/>
-    <w:compatSetting w:name="differentiateMultirowTableHeaders" w:uri="http://schemas.microsoft.com/office/word" w:val="1"/>
-  </w:compat>
-  <w:rsids>
-    <w:rsidRoot w:val="00556EC9"/>
-    <w:rsid w:val="00003D8B"/>
-    <w:rsid w:val="00016E79"/>
-    <w:rsid w:val="00027AF3"/>
-    <w:rsid w:val="00030CF8"/>
-    <w:rsid w:val="0003787A"/>
-    <w:rsid w:val="00075532"/>
-    <w:rsid w:val="00076709"/>
-    <w:rsid w:val="00080FAA"/>
-    <w:rsid w:val="000A2082"/>
-    <w:rsid w:val="000C7BA0"/>
-    <w:rsid w:val="001001E7"/>
-    <w:rsid w:val="00120420"/>
-    <w:rsid w:val="00121D4F"/>
-    <w:rsid w:val="00124A6C"/>
-    <w:rsid w:val="0012564E"/>
-    <w:rsid w:val="00127700"/>
-    <w:rsid w:val="00130FA0"/>
-    <w:rsid w:val="00133213"/>
-    <w:rsid w:val="00145061"/>
-    <w:rsid w:val="00182509"/>
-    <w:rsid w:val="001B514F"/>
-    <w:rsid w:val="001C2151"/>
-    <w:rsid w:val="00200618"/>
-    <w:rsid w:val="002018D8"/>
-    <w:rsid w:val="00205DD0"/>
-    <w:rsid w:val="00227F39"/>
-    <w:rsid w:val="00247226"/>
-    <w:rsid w:val="002547E9"/>
-    <w:rsid w:val="00260D55"/>
-    <w:rsid w:val="002619A0"/>
-    <w:rsid w:val="00266D28"/>
-    <w:rsid w:val="00293B10"/>
-    <w:rsid w:val="002A63DE"/>
-    <w:rsid w:val="002F25C1"/>
-    <w:rsid w:val="002F7DF9"/>
-    <w:rsid w:val="00301604"/>
-    <w:rsid w:val="00377C05"/>
-    <w:rsid w:val="00381014"/>
-    <w:rsid w:val="0038777B"/>
-    <w:rsid w:val="003B01E2"/>
-    <w:rsid w:val="003C5E4C"/>
-    <w:rsid w:val="003E3358"/>
-    <w:rsid w:val="003F14CF"/>
-    <w:rsid w:val="003F3C7A"/>
-    <w:rsid w:val="003F7C9D"/>
-    <w:rsid w:val="00413300"/>
-    <w:rsid w:val="004601FE"/>
-    <w:rsid w:val="00474547"/>
-    <w:rsid w:val="00495563"/>
-    <w:rsid w:val="00497462"/>
-    <w:rsid w:val="004A04DC"/>
-    <w:rsid w:val="004A7315"/>
-    <w:rsid w:val="004C484E"/>
-    <w:rsid w:val="004C6CE2"/>
-    <w:rsid w:val="004E4A8C"/>
-    <w:rsid w:val="004F21F2"/>
-    <w:rsid w:val="00507B48"/>
-    <w:rsid w:val="00535776"/>
-    <w:rsid w:val="00556EC9"/>
-    <w:rsid w:val="00580D80"/>
-    <w:rsid w:val="00593F18"/>
-    <w:rsid w:val="00600F83"/>
-    <w:rsid w:val="006038BA"/>
-    <w:rsid w:val="006136C2"/>
-    <w:rsid w:val="006476A0"/>
-    <w:rsid w:val="00656A42"/>
-    <w:rsid w:val="00662157"/>
-    <w:rsid w:val="006654D7"/>
-    <w:rsid w:val="00685C6F"/>
-    <w:rsid w:val="006C1747"/>
-    <w:rsid w:val="006F1573"/>
-    <w:rsid w:val="00710D5E"/>
-    <w:rsid w:val="00721C86"/>
-    <w:rsid w:val="007306F4"/>
-    <w:rsid w:val="00731F2D"/>
-    <w:rsid w:val="00741928"/>
-    <w:rsid w:val="00790F12"/>
-    <w:rsid w:val="00792F5B"/>
-    <w:rsid w:val="00797B55"/>
-    <w:rsid w:val="007C3347"/>
-    <w:rsid w:val="00805357"/>
-    <w:rsid w:val="008071CD"/>
-    <w:rsid w:val="008272D7"/>
-    <w:rsid w:val="00841DD4"/>
-    <w:rsid w:val="008600B7"/>
-    <w:rsid w:val="0086294D"/>
-    <w:rsid w:val="008650D8"/>
-    <w:rsid w:val="00865CBF"/>
-    <w:rsid w:val="00885268"/>
-    <w:rsid w:val="00894E88"/>
-    <w:rsid w:val="008D2604"/>
-    <w:rsid w:val="008E240A"/>
-    <w:rsid w:val="008E5E0F"/>
-    <w:rsid w:val="008F0CFE"/>
-    <w:rsid w:val="009166F9"/>
-    <w:rsid w:val="009335E3"/>
-    <w:rsid w:val="0093478F"/>
-    <w:rsid w:val="00947C2C"/>
-    <w:rsid w:val="00955808"/>
-    <w:rsid w:val="00961B38"/>
-    <w:rsid w:val="009851E0"/>
-    <w:rsid w:val="00985D24"/>
-    <w:rsid w:val="00994CB8"/>
-    <w:rsid w:val="009970B9"/>
-    <w:rsid w:val="009B702A"/>
-    <w:rsid w:val="009E23B5"/>
-    <w:rsid w:val="00A10EED"/>
-    <w:rsid w:val="00A121F7"/>
-    <w:rsid w:val="00A1496F"/>
-    <w:rsid w:val="00A17DFF"/>
-    <w:rsid w:val="00A2197C"/>
-    <w:rsid w:val="00A261A3"/>
-    <w:rsid w:val="00A53C89"/>
-    <w:rsid w:val="00A674F9"/>
-    <w:rsid w:val="00A8567F"/>
-    <w:rsid w:val="00AA1E7C"/>
-    <w:rsid w:val="00AB7448"/>
-    <w:rsid w:val="00AC075B"/>
-    <w:rsid w:val="00AD14A6"/>
-    <w:rsid w:val="00AD557D"/>
-    <w:rsid w:val="00B0488D"/>
-    <w:rsid w:val="00B20B3F"/>
-    <w:rsid w:val="00B2482A"/>
-    <w:rsid w:val="00B31E6F"/>
-    <w:rsid w:val="00B333C8"/>
-    <w:rsid w:val="00B348DB"/>
-    <w:rsid w:val="00B36AC8"/>
-    <w:rsid w:val="00B379E7"/>
-    <w:rsid w:val="00B46A72"/>
-    <w:rsid w:val="00B46FED"/>
-    <w:rsid w:val="00B53634"/>
-    <w:rsid w:val="00B93305"/>
-    <w:rsid w:val="00BB5F91"/>
-    <w:rsid w:val="00BC2801"/>
-    <w:rsid w:val="00BD2652"/>
-    <w:rsid w:val="00BE0D0C"/>
-    <w:rsid w:val="00BE5437"/>
-    <w:rsid w:val="00BF12F8"/>
-    <w:rsid w:val="00BF1300"/>
-    <w:rsid w:val="00BF39BC"/>
-    <w:rsid w:val="00C032D3"/>
-    <w:rsid w:val="00C058DA"/>
-    <w:rsid w:val="00C11519"/>
-    <w:rsid w:val="00C47674"/>
-    <w:rsid w:val="00C63FDB"/>
-    <w:rsid w:val="00C674EE"/>
-    <w:rsid w:val="00C85C76"/>
-    <w:rsid w:val="00CA60BF"/>
-    <w:rsid w:val="00CC254B"/>
-    <w:rsid w:val="00CE5FD8"/>
-    <w:rsid w:val="00D01E95"/>
-    <w:rsid w:val="00D06637"/>
-    <w:rsid w:val="00D0757A"/>
-    <w:rsid w:val="00D22129"/>
-    <w:rsid w:val="00D41118"/>
-    <w:rsid w:val="00D50EDB"/>
-    <w:rsid w:val="00D53118"/>
-    <w:rsid w:val="00D544EB"/>
-    <w:rsid w:val="00D7457D"/>
-    <w:rsid w:val="00DB4594"/>
-    <w:rsid w:val="00DC3CDB"/>
-    <w:rsid w:val="00DD746D"/>
-    <w:rsid w:val="00E105CA"/>
-    <w:rsid w:val="00E146C4"/>
-    <w:rsid w:val="00E51D77"/>
-    <w:rsid w:val="00E54E55"/>
-    <w:rsid w:val="00E63E20"/>
-    <w:rsid w:val="00E63E7A"/>
-    <w:rsid w:val="00E679E0"/>
-    <w:rsid w:val="00E67B5E"/>
-    <w:rsid w:val="00E7757A"/>
-    <w:rsid w:val="00E85409"/>
-    <w:rsid w:val="00EB0013"/>
-    <w:rsid w:val="00EC0FF3"/>
-    <w:rsid w:val="00EC23F9"/>
-    <w:rsid w:val="00EF4FCA"/>
-    <w:rsid w:val="00F072AF"/>
-    <w:rsid w:val="00F0798B"/>
-    <w:rsid w:val="00F07AA3"/>
-    <w:rsid w:val="00F32B02"/>
-    <w:rsid w:val="00F352B9"/>
-    <w:rsid w:val="00F35B4E"/>
-    <w:rsid w:val="00F37EE1"/>
-    <w:rsid w:val="00F57303"/>
-    <w:rsid w:val="00F63A5F"/>
-    <w:rsid w:val="00F664D7"/>
-    <w:rsid w:val="00F74857"/>
-    <w:rsid w:val="00F80085"/>
-    <w:rsid w:val="00F9468E"/>
-    <w:rsid w:val="00F97B00"/>
-    <w:rsid w:val="00FA5743"/>
-    <w:rsid w:val="00FA6660"/>
-    <w:rsid w:val="00FB1BEE"/>
-    <w:rsid w:val="00FB769B"/>
-    <w:rsid w:val="00FC1A5E"/>
-  </w:rsids>
-  <m:mathPr>
-    <m:mathFont m:val="Cambria Math"/>
-    <m:brkBin m:val="before"/>
-    <m:brkBinSub m:val="--"/>
-    <m:smallFrac m:val="0"/>
-    <m:dispDef/>
-    <m:lMargin m:val="0"/>
-    <m:rMargin m:val="0"/>
-    <m:defJc m:val="centerGroup"/>
-    <m:wrapIndent m:val="1440"/>
-    <m:intLim m:val="subSup"/>
-    <m:naryLim m:val="undOvr"/>
-  </m:mathPr>
-  <w:themeFontLang w:val="en-US"/>
-  <w:clrSchemeMapping w:bg1="light1" w:t1="dark1" w:bg2="light2" w:t2="dark2" w:accent1="accent1" w:accent2="accent2" w:accent3="accent3" w:accent4="accent4" w:accent5="accent5" w:accent6="accent6" w:hyperlink="hyperlink" w:followedHyperlink="followedHyperlink"/>
-  <w:shapeDefaults>
-    <o:shapedefaults v:ext="edit" spidmax="1026"/>
-    <o:shapelayout v:ext="edit">
-      <o:idmap v:ext="edit" data="1"/>
-    </o:shapelayout>
-  </w:shapeDefaults>
-  <w:decimalSymbol w:val="."/>
-  <w:listSeparator w:val=","/>
-  <w14:docId w14:val="206BFDCC"/>
-  <w15:docId w15:val="{13C5FB70-8977-435E-83CB-095569AE04F7}"/>
-</w:settings>
-</file>
-
-<file path=./word/styles.xml><?xml version="1.0" encoding="utf-8"?>
+<file path=word/styles.xml><?xml version="1.0" encoding="utf-8"?>
 <w:styles xmlns:mc="http://schemas.openxmlformats.org/markup-compatibility/2006" xmlns:r="http://schemas.openxmlformats.org/officeDocument/2006/relationships" xmlns:w="http://schemas.openxmlformats.org/wordprocessingml/2006/main" xmlns:w14="http://schemas.microsoft.com/office/word/2010/wordml" xmlns:w15="http://schemas.microsoft.com/office/word/2012/wordml" xmlns:w16se="http://schemas.microsoft.com/office/word/2015/wordml/symex">
   <w:docDefaults>
     <w:rPrDefault>
@@ -20451,7 +20068,7 @@
 </w:styles>
 </file>
 
-<file path=./word/theme/theme1.xml><?xml version="1.0" encoding="utf-8"?>
+<file path=word/theme/theme1.xml><?xml version="1.0" encoding="utf-8"?>
 <a:theme xmlns:a="http://schemas.openxmlformats.org/drawingml/2006/main" name="Office Theme">
   <a:themeElements>
     <a:clrScheme name="Office">
@@ -20710,27 +20327,4 @@
     </a:ext>
   </a:extLst>
 </a:theme>
-</file>
-
-<file path=./word/webSettings.xml><?xml version="1.0" encoding="utf-8"?>
-<w:webSettings xmlns:mc="http://schemas.openxmlformats.org/markup-compatibility/2006" xmlns:r="http://schemas.openxmlformats.org/officeDocument/2006/relationships" xmlns:w="http://schemas.openxmlformats.org/wordprocessingml/2006/main" xmlns:w14="http://schemas.microsoft.com/office/word/2010/wordml" xmlns:w15="http://schemas.microsoft.com/office/word/2012/wordml" xmlns:w16se="http://schemas.microsoft.com/office/word/2015/wordml/symex">
-  <w:divs>
-    <w:div w:id="1182739128">
-      <w:bodyDiv w:val="1"/>
-      <w:marLeft w:val="0"/>
-      <w:marRight w:val="0"/>
-      <w:marTop w:val="0"/>
-      <w:marBottom w:val="0"/>
-      <w:divBdr>
-        <w:top w:val="none" w:sz="0" w:space="0" w:color="auto"/>
-        <w:left w:val="none" w:sz="0" w:space="0" w:color="auto"/>
-        <w:bottom w:val="none" w:sz="0" w:space="0" w:color="auto"/>
-        <w:right w:val="none" w:sz="0" w:space="0" w:color="auto"/>
-      </w:divBdr>
-    </w:div>
-  </w:divs>
-  <w:optimizeForBrowser/>
-  <w:relyOnVML/>
-  <w:allowPNG/>
-</w:webSettings>
 </file>
--- a/skills/phong-vattu/assets/hop-dong-vattu.docx
+++ b/skills/phong-vattu/assets/hop-dong-vattu.docx
@@ -30,7 +30,7 @@
                 <w:color w:val="000000" w:themeColor="text1"/>
                 <w:lang w:val="vi-VN" w:eastAsia="en-US"/>
               </w:rPr>
-              <w:t>CỘNG HOÀ XÃ HỘI CHỦ NGHĨA VIỆT NAM</w:t>
+              <w:t xml:space="preserve">CỘNG HOÀ XÃ HỘI CHỦ NGHĨA VIỆT NAM</w:t>
             </w:r>
           </w:p>
           <w:p>
@@ -124,7 +124,7 @@
                 <w:color w:val="000000" w:themeColor="text1"/>
                 <w:lang w:val="vi-VN" w:eastAsia="en-US"/>
               </w:rPr>
-              <w:t>Ðộc lập - Tự do - Hạnh phúc</w:t>
+              <w:t xml:space="preserve">Ðộc lập - Tự do - Hạnh phúc</w:t>
             </w:r>
           </w:p>
           <w:p>
@@ -174,7 +174,7 @@
                 <w:color w:val="000000" w:themeColor="text1"/>
                 <w:lang w:val="vi-VN"/>
               </w:rPr>
-              <w:t>Phú Thọ, ngày</w:t>
+              <w:t xml:space="preserve">Phú Thọ, ngày</w:t>
             </w:r>
             <w:r>
               <w:rPr>
@@ -192,7 +192,7 @@
                 <w:color w:val="000000" w:themeColor="text1"/>
                 <w:lang w:val="vi-VN"/>
               </w:rPr>
-              <w:t>28</w:t>
+              <w:t xml:space="preserve">28</w:t>
             </w:r>
             <w:r>
               <w:rPr>
@@ -228,7 +228,7 @@
                 <w:color w:val="000000" w:themeColor="text1"/>
                 <w:lang w:val="vi-VN"/>
               </w:rPr>
-              <w:t>05</w:t>
+              <w:t xml:space="preserve">05</w:t>
             </w:r>
             <w:r>
               <w:rPr>
@@ -246,7 +246,7 @@
                 <w:color w:val="000000" w:themeColor="text1"/>
                 <w:lang w:val="vi-VN"/>
               </w:rPr>
-              <w:t>6</w:t>
+              <w:t xml:space="preserve">6</w:t>
             </w:r>
           </w:p>
           <w:p>
@@ -291,7 +291,7 @@
           <w:szCs w:val="36"/>
           <w:lang w:val="vi-VN"/>
         </w:rPr>
-        <w:t>HỢP ĐỒNG</w:t>
+        <w:t xml:space="preserve">HỢP ĐỒNG</w:t>
       </w:r>
     </w:p>
     <w:p>
@@ -354,7 +354,7 @@
           <w:szCs w:val="28"/>
           <w:lang w:val="vi-VN"/>
         </w:rPr>
-        <w:t>2805</w:t>
+        <w:t xml:space="preserve">2805</w:t>
       </w:r>
       <w:r>
         <w:rPr>
@@ -364,7 +364,7 @@
           <w:szCs w:val="28"/>
           <w:lang w:val="vi-VN"/>
         </w:rPr>
-        <w:t>/HĐKT/</w:t>
+        <w:t xml:space="preserve">/HĐKT/</w:t>
       </w:r>
       <w:r>
         <w:rPr>
@@ -374,7 +374,7 @@
           <w:szCs w:val="28"/>
           <w:lang w:val="vi-VN"/>
         </w:rPr>
-        <w:t>TN</w:t>
+        <w:t xml:space="preserve">TN</w:t>
       </w:r>
       <w:r>
         <w:rPr>
@@ -384,7 +384,7 @@
           <w:szCs w:val="28"/>
           <w:lang w:val="vi-VN"/>
         </w:rPr>
-        <w:t>-BVĐKPT</w:t>
+        <w:t xml:space="preserve">-BVĐKPT</w:t>
       </w:r>
       <w:bookmarkEnd w:id="0"/>
     </w:p>
@@ -430,7 +430,7 @@
           <w:szCs w:val="28"/>
           <w:lang w:val="vi-VN"/>
         </w:rPr>
-        <w:t>Mua sắm băng ghim và dụng cụ cắt khâu nối dùng trong phẫu thuật phục vụ công tác chuyên môn tại Bệnh viện đa khoa tỉnh Phú Thọ</w:t>
+        <w:t xml:space="preserve">Mua sắm băng ghim và dụng cụ cắt khâu nối dùng trong phẫu thuật phục vụ công tác chuyên môn tại Bệnh viện đa khoa tỉnh Phú Thọ</w:t>
       </w:r>
       <w:r>
         <w:rPr>
@@ -464,7 +464,7 @@
           <w:szCs w:val="28"/>
           <w:lang w:val="vi-VN"/>
         </w:rPr>
-        <w:t>Thuộc Dự toán mua sắm:</w:t>
+        <w:t xml:space="preserve">Thuộc Dự toán mua sắm:</w:t>
       </w:r>
       <w:r>
         <w:rPr>
@@ -480,7 +480,7 @@
           <w:color w:val="000000" w:themeColor="text1"/>
           <w:szCs w:val="28"/>
         </w:rPr>
-        <w:t>Mua sắm băng ghim và dụng cụ cắt khâu nối dùng trong phẫu thuật phục vụ công tác chuyên môn tại Bệnh viện đa khoa tỉnh Phú Thọ</w:t>
+        <w:t xml:space="preserve">Mua sắm băng ghim và dụng cụ cắt khâu nối dùng trong phẫu thuật phục vụ công tác chuyên môn tại Bệnh viện đa khoa tỉnh Phú Thọ</w:t>
       </w:r>
     </w:p>
     <w:p>
@@ -501,7 +501,7 @@
           <w:color w:val="000000" w:themeColor="text1"/>
           <w:lang w:val="vi-VN"/>
         </w:rPr>
-        <w:t>Căn cứ Bộ Luật Dân sự số 91/2015/QH13 ngày 24/11/2015;</w:t>
+        <w:t xml:space="preserve">Căn cứ Bộ Luật Dân sự số 91/2015/QH13 ngày 24/11/2015;</w:t>
       </w:r>
     </w:p>
     <w:p>
@@ -525,7 +525,7 @@
           <w:szCs w:val="28"/>
           <w:lang w:val="vi-VN"/>
         </w:rPr>
-        <w:t>Căn cứ Luật Đấu thầu số 22/2023/QH15 ngày 23/6/2023;</w:t>
+        <w:t xml:space="preserve">Căn cứ Luật Đấu thầu số 22/2023/QH15 ngày 23/6/2023;</w:t>
       </w:r>
     </w:p>
     <w:p>
@@ -549,7 +549,7 @@
           <w:szCs w:val="28"/>
           <w:lang w:val="vi-VN"/>
         </w:rPr>
-        <w:t>Căn cứ Luật sửa đổi, bổ sung một số điều của Luật Quy hoạch, Luật Đầu tư, Luật Đầu tư theo phương thức đối tác công tư và Luật Đấu thầu ngày 29/11/2024;</w:t>
+        <w:t xml:space="preserve">Căn cứ Luật sửa đổi, bổ sung một số điều của Luật Quy hoạch, Luật Đầu tư, Luật Đầu tư theo phương thức đối tác công tư và Luật Đấu thầu ngày 29/11/2024;</w:t>
       </w:r>
     </w:p>
     <w:p>
@@ -573,7 +573,7 @@
           <w:szCs w:val="28"/>
           <w:lang w:val="vi-VN"/>
         </w:rPr>
-        <w:t>Căn cứ Luật sửa đổi bổ sung một số điều của Luật Đấu thầu, Luật Đầu tư theo phương thức đối tác công tư, Luật Hải quan, Luật Thuế giá trị gia tăng, Luật Thuế xuất khẩu, thuế nhập khẩu, Luật Đầu tư, Luật Đầu tư công, Luật Quản lý, sử dụng tài sản công ngày 25/6/2025;</w:t>
+        <w:t xml:space="preserve">Căn cứ Luật sửa đổi bổ sung một số điều của Luật Đấu thầu, Luật Đầu tư theo phương thức đối tác công tư, Luật Hải quan, Luật Thuế giá trị gia tăng, Luật Thuế xuất khẩu, thuế nhập khẩu, Luật Đầu tư, Luật Đầu tư công, Luật Quản lý, sử dụng tài sản công ngày 25/6/2025;</w:t>
       </w:r>
     </w:p>
     <w:p>
@@ -607,7 +607,7 @@
           <w:szCs w:val="28"/>
           <w:lang w:val="vi-VN"/>
         </w:rPr>
-        <w:t>2285/QĐ-BV ngày 06/05/2026 của Giám đốc Bệnh viện đa khoa tỉnh Phú Thọ về việc phê duyệt kế hoạch lựa chọn nhà thầu dự toán mua sắm: Mua sắm băng ghim và dụng cụ cắt khâu nối dùng trong phẫu thuật phục vụ công tác chuyên môn tại Bệnh viện đa khoa tỉnh Phú Thọ</w:t>
+        <w:t xml:space="preserve">2285/QĐ-BV ngày 06/05/2026 của Giám đốc Bệnh viện đa khoa tỉnh Phú Thọ về việc phê duyệt kế hoạch lựa chọn nhà thầu dự toán mua sắm: Mua sắm băng ghim và dụng cụ cắt khâu nối dùng trong phẫu thuật phục vụ công tác chuyên môn tại Bệnh viện đa khoa tỉnh Phú Thọ</w:t>
       </w:r>
       <w:r>
         <w:rPr>
@@ -617,7 +617,7 @@
           <w:szCs w:val="28"/>
           <w:lang w:val="vi-VN"/>
         </w:rPr>
-        <w:t>;</w:t>
+        <w:t xml:space="preserve">;</w:t>
       </w:r>
     </w:p>
     <w:p>
@@ -640,7 +640,7 @@
           <w:szCs w:val="28"/>
           <w:lang w:val="vi-VN"/>
         </w:rPr>
-        <w:t>Căn cứ Quyết định số:</w:t>
+        <w:t xml:space="preserve">Căn cứ Quyết định số:</w:t>
       </w:r>
       <w:r>
         <w:rPr>
@@ -658,7 +658,7 @@
           <w:szCs w:val="28"/>
           <w:lang w:val="vi-VN"/>
         </w:rPr>
-        <w:t>2487</w:t>
+        <w:t xml:space="preserve">2487</w:t>
       </w:r>
       <w:r>
         <w:rPr>
@@ -667,7 +667,7 @@
           <w:szCs w:val="28"/>
           <w:lang w:val="vi-VN"/>
         </w:rPr>
-        <w:t>/QĐ-BV</w:t>
+        <w:t xml:space="preserve">/QĐ-BV</w:t>
       </w:r>
       <w:r>
         <w:rPr>
@@ -685,7 +685,7 @@
           <w:szCs w:val="28"/>
           <w:lang w:val="vi-VN"/>
         </w:rPr>
-        <w:t>19</w:t>
+        <w:t xml:space="preserve">19</w:t>
       </w:r>
       <w:r>
         <w:rPr>
@@ -703,7 +703,7 @@
           <w:szCs w:val="28"/>
           <w:lang w:val="vi-VN"/>
         </w:rPr>
-        <w:t>05</w:t>
+        <w:t xml:space="preserve">05</w:t>
       </w:r>
       <w:r>
         <w:rPr>
@@ -721,7 +721,7 @@
           <w:szCs w:val="28"/>
           <w:lang w:val="vi-VN"/>
         </w:rPr>
-        <w:t>2026</w:t>
+        <w:t xml:space="preserve">2026</w:t>
       </w:r>
       <w:r>
         <w:rPr>
@@ -738,7 +738,7 @@
           <w:szCs w:val="27"/>
           <w:lang w:val="nl-NL"/>
         </w:rPr>
-        <w:t>v</w:t>
+        <w:t xml:space="preserve">v</w:t>
       </w:r>
       <w:r>
         <w:rPr>
@@ -746,7 +746,7 @@
           <w:szCs w:val="27"/>
           <w:lang w:val="nl-NL"/>
         </w:rPr>
-        <w:t>ề việc phê duyệt kết quả lựa chọn nhà thầu qua mạng gói thầu: M</w:t>
+        <w:t xml:space="preserve">ề việc phê duyệt kết quả lựa chọn nhà thầu qua mạng gói thầu: M</w:t>
       </w:r>
       <w:bookmarkStart w:id="1" w:name="_GoBack"/>
       <w:bookmarkEnd w:id="1"/>
@@ -772,7 +772,7 @@
           <w:szCs w:val="27"/>
           <w:lang w:val="nl-NL"/>
         </w:rPr>
-        <w:t>phục vụ công tác chuyên môn tại Bệnh viện đa khoa tỉnh Phú Thọ</w:t>
+        <w:t xml:space="preserve">phục vụ công tác chuyên môn tại Bệnh viện đa khoa tỉnh Phú Thọ</w:t>
       </w:r>
       <w:r>
         <w:rPr>
@@ -780,7 +780,7 @@
           <w:szCs w:val="27"/>
           <w:lang w:val="vi-VN"/>
         </w:rPr>
-        <w:t>.</w:t>
+        <w:t xml:space="preserve">.</w:t>
       </w:r>
     </w:p>
     <w:p>
@@ -800,7 +800,7 @@
           <w:color w:val="000000" w:themeColor="text1"/>
           <w:lang w:val="vi-VN"/>
         </w:rPr>
-        <w:t>Chúng tôi, đại diện cho các bên ký hợp đồng, gồm có:</w:t>
+        <w:t xml:space="preserve">Chúng tôi, đại diện cho các bên ký hợp đồng, gồm có:</w:t>
       </w:r>
     </w:p>
     <w:p>
@@ -821,7 +821,7 @@
           <w:color w:val="000000" w:themeColor="text1"/>
           <w:lang w:val="vi-VN"/>
         </w:rPr>
-        <w:t>Chủ đầu tư (sau đây gọi là Bên A)</w:t>
+        <w:t xml:space="preserve">Chủ đầu tư (sau đây gọi là Bên A)</w:t>
       </w:r>
     </w:p>
     <w:p>
@@ -841,7 +841,7 @@
           <w:color w:val="000000" w:themeColor="text1"/>
           <w:lang w:val="vi-VN"/>
         </w:rPr>
-        <w:t>Tên chủ đầu tư:</w:t>
+        <w:t xml:space="preserve">Tên chủ đầu tư:</w:t>
       </w:r>
       <w:r>
         <w:rPr>
@@ -869,7 +869,7 @@
           <w:color w:val="000000" w:themeColor="text1"/>
           <w:lang w:val="vi-VN"/>
         </w:rPr>
-        <w:t>Địa chỉ: Đường Nguyễn Tất Thành – Phường Việt Trì - Tỉnh Phú Thọ.</w:t>
+        <w:t xml:space="preserve">Địa chỉ: Đường Nguyễn Tất Thành – Phường Việt Trì - Tỉnh Phú Thọ.</w:t>
       </w:r>
     </w:p>
     <w:p>
@@ -909,7 +909,7 @@
           <w:color w:val="000000" w:themeColor="text1"/>
           <w:lang w:val="vi-VN"/>
         </w:rPr>
-        <w:t>0210.6254179</w:t>
+        <w:t xml:space="preserve">0210.6254179</w:t>
       </w:r>
       <w:r>
         <w:rPr>
@@ -946,15 +946,15 @@
           <w:lang w:val="vi-VN"/>
         </w:rPr>
         <w:tab/>
-        <w:t xml:space="preserve">      </w:t>
-      </w:r>
-      <w:r>
-        <w:rPr>
-          <w:noProof/>
-          <w:color w:val="000000" w:themeColor="text1"/>
-          <w:lang w:val="vi-VN"/>
-        </w:rPr>
-        <w:t>Fax: 0210 6254103</w:t>
+        <w:t xml:space="preserve"> </w:t>
+      </w:r>
+      <w:r>
+        <w:rPr>
+          <w:noProof/>
+          <w:color w:val="000000" w:themeColor="text1"/>
+          <w:lang w:val="vi-VN"/>
+        </w:rPr>
+        <w:t xml:space="preserve">Fax: 0210 6254103</w:t>
       </w:r>
     </w:p>
     <w:p>
@@ -973,23 +973,23 @@
           <w:color w:val="000000" w:themeColor="text1"/>
           <w:lang w:val="vi-VN"/>
         </w:rPr>
-        <w:t>T</w:t>
-      </w:r>
-      <w:r>
-        <w:rPr>
-          <w:noProof/>
-          <w:color w:val="000000" w:themeColor="text1"/>
-          <w:lang w:val="vi-VN"/>
-        </w:rPr>
-        <w:t>à</w:t>
-      </w:r>
-      <w:r>
-        <w:rPr>
-          <w:noProof/>
-          <w:color w:val="000000" w:themeColor="text1"/>
-          <w:lang w:val="vi-VN"/>
-        </w:rPr>
-        <w:t>i khoản: 3713.0.101.7725.00000 /</w:t>
+        <w:t xml:space="preserve">T</w:t>
+      </w:r>
+      <w:r>
+        <w:rPr>
+          <w:noProof/>
+          <w:color w:val="000000" w:themeColor="text1"/>
+          <w:lang w:val="vi-VN"/>
+        </w:rPr>
+        <w:t xml:space="preserve">à</w:t>
+      </w:r>
+      <w:r>
+        <w:rPr>
+          <w:noProof/>
+          <w:color w:val="000000" w:themeColor="text1"/>
+          <w:lang w:val="vi-VN"/>
+        </w:rPr>
+        <w:t xml:space="preserve">i khoản: 3713.0.101.7725.00000 /</w:t>
       </w:r>
       <w:r>
         <w:rPr>
@@ -1005,7 +1005,7 @@
           <w:color w:val="000000" w:themeColor="text1"/>
           <w:lang w:val="vi-VN"/>
         </w:rPr>
-        <w:t>.00000</w:t>
+        <w:t xml:space="preserve">.00000</w:t>
       </w:r>
     </w:p>
     <w:p>
@@ -1032,7 +1032,7 @@
           <w:color w:val="000000" w:themeColor="text1"/>
           <w:lang w:val="vi-VN"/>
         </w:rPr>
-        <w:t>khu vực VIII</w:t>
+        <w:t xml:space="preserve">khu vực VIII</w:t>
       </w:r>
     </w:p>
     <w:p>
@@ -1051,7 +1051,7 @@
           <w:color w:val="000000" w:themeColor="text1"/>
           <w:lang w:val="vi-VN"/>
         </w:rPr>
-        <w:t>Và 030023641859 tại ngân hàng thương mại cổ phần Sài Gòn Thương Tín - Chi nhánh Phú Thọ (Sacombank - Chi nhánh Phú Thọ)</w:t>
+        <w:t xml:space="preserve">Và 030023641859 tại ngân hàng thương mại cổ phần Sài Gòn Thương Tín - Chi nhánh Phú Thọ (Sacombank - Chi nhánh Phú Thọ)</w:t>
       </w:r>
     </w:p>
     <w:p>
@@ -1078,7 +1078,7 @@
           <w:color w:val="000000" w:themeColor="text1"/>
           <w:lang w:val="vi-VN"/>
         </w:rPr>
-        <w:t>CN</w:t>
+        <w:t xml:space="preserve">CN</w:t>
       </w:r>
       <w:r>
         <w:rPr>
@@ -1105,7 +1105,7 @@
           <w:color w:val="000000" w:themeColor="text1"/>
           <w:lang w:val="vi-VN"/>
         </w:rPr>
-        <w:t>Mã số thuế: 2600377322</w:t>
+        <w:t xml:space="preserve">Mã số thuế: 2600377322</w:t>
       </w:r>
     </w:p>
     <w:p>
@@ -1136,7 +1136,7 @@
           <w:color w:val="000000" w:themeColor="text1"/>
           <w:lang w:val="vi-VN"/>
         </w:rPr>
-        <w:t>LÊ ĐÌNH THANH SƠN</w:t>
+        <w:t xml:space="preserve">LÊ ĐÌNH THANH SƠN</w:t>
       </w:r>
       <w:r>
         <w:rPr>
@@ -1153,7 +1153,7 @@
           <w:color w:val="000000" w:themeColor="text1"/>
           <w:lang w:val="vi-VN"/>
         </w:rPr>
-        <w:t>Chức vụ: Giám đốc</w:t>
+        <w:t xml:space="preserve">Chức vụ: Giám đốc</w:t>
       </w:r>
     </w:p>
     <w:p>
@@ -1181,7 +1181,7 @@
           <w:szCs w:val="28"/>
           <w:lang w:val="vi-VN"/>
         </w:rPr>
-        <w:t>Nhà thầu (sau đây gọi là Bên B)</w:t>
+        <w:t xml:space="preserve">Nhà thầu (sau đây gọi là Bên B)</w:t>
       </w:r>
       <w:r>
         <w:rPr>
@@ -1228,7 +1228,7 @@
           <w:szCs w:val="28"/>
           <w:lang w:val="vi-VN"/>
         </w:rPr>
-        <w:t>CÔNG TY TNHH THƯƠNG MẠI KỸ THUẬT VÀ DỊCH VỤ THỐNG NHẤT</w:t>
+        <w:t xml:space="preserve">CÔNG TY TNHH THƯƠNG MẠI KỸ THUẬT VÀ DỊCH VỤ THỐNG NHẤT</w:t>
       </w:r>
     </w:p>
     <w:p>
@@ -1253,7 +1253,7 @@
           <w:color w:val="000000" w:themeColor="text1"/>
           <w:lang w:val="vi-VN"/>
         </w:rPr>
-        <w:t>Địa chỉ</w:t>
+        <w:t xml:space="preserve">Địa chỉ</w:t>
       </w:r>
       <w:r>
         <w:rPr>
@@ -1271,7 +1271,7 @@
           <w:szCs w:val="26"/>
           <w:lang w:val="fr-FR"/>
         </w:rPr>
-        <w:t>Phòng 401, tầng 4, số 65B, Phố Tôn Đức Thắng, Phường Văn Miếu - Quốc Tử Giám, Thành phố Hà Nội</w:t>
+        <w:t xml:space="preserve">Phòng 401, tầng 4, số 65B, Phố Tôn Đức Thắng, Phường Văn Miếu - Quốc Tử Giám, Thành phố Hà Nội</w:t>
       </w:r>
     </w:p>
     <w:p>
@@ -1304,7 +1304,7 @@
           <w:szCs w:val="26"/>
           <w:lang w:val="nb-NO"/>
         </w:rPr>
-        <w:t xml:space="preserve">024 3774 1857                   </w:t>
+        <w:t xml:space="preserve">024 3774 1857 </w:t>
       </w:r>
     </w:p>
     <w:p>
@@ -1328,7 +1328,7 @@
           <w:color w:val="000000" w:themeColor="text1"/>
           <w:lang w:val="vi-VN"/>
         </w:rPr>
-        <w:t>Mã số thuế</w:t>
+        <w:t xml:space="preserve">Mã số thuế</w:t>
       </w:r>
       <w:r>
         <w:rPr>
@@ -1346,7 +1346,7 @@
           <w:szCs w:val="26"/>
           <w:lang w:val="fr-FR"/>
         </w:rPr>
-        <w:t>0106606464</w:t>
+        <w:t xml:space="preserve">0106606464</w:t>
       </w:r>
     </w:p>
     <w:p>
@@ -1370,7 +1370,7 @@
           <w:color w:val="000000" w:themeColor="text1"/>
           <w:lang w:val="vi-VN"/>
         </w:rPr>
-        <w:t>Tài khoản</w:t>
+        <w:t xml:space="preserve">Tài khoản</w:t>
       </w:r>
       <w:r>
         <w:rPr>
@@ -1379,7 +1379,7 @@
           <w:lang w:val="vi-VN"/>
         </w:rPr>
         <w:tab/>
-        <w:t>:</w:t>
+        <w:t xml:space="preserve">:</w:t>
       </w:r>
       <w:r>
         <w:rPr>
@@ -1411,7 +1411,7 @@
           <w:color w:val="000000" w:themeColor="text1"/>
           <w:lang w:val="vi-VN"/>
         </w:rPr>
-        <w:t>Tại Ngân hàng</w:t>
+        <w:t xml:space="preserve">Tại Ngân hàng</w:t>
       </w:r>
       <w:r>
         <w:rPr>
@@ -1429,7 +1429,7 @@
           <w:szCs w:val="26"/>
           <w:lang w:val="fr-FR"/>
         </w:rPr>
-        <w:t>TMCP Á Châu – CN Hà Thành</w:t>
+        <w:t xml:space="preserve">TMCP Á Châu – CN Hà Thành</w:t>
       </w:r>
     </w:p>
     <w:p>
@@ -1462,7 +1462,7 @@
           <w:color w:val="000000" w:themeColor="text1"/>
           <w:lang w:val="vi-VN"/>
         </w:rPr>
-        <w:t>79307001</w:t>
+        <w:t xml:space="preserve">79307001</w:t>
       </w:r>
     </w:p>
     <w:p>
@@ -1487,7 +1487,7 @@
           <w:color w:val="000000" w:themeColor="text1"/>
           <w:lang w:val="vi-VN"/>
         </w:rPr>
-        <w:t>Đại diện là</w:t>
+        <w:t xml:space="preserve">Đại diện là</w:t>
       </w:r>
       <w:r>
         <w:rPr>
@@ -1504,7 +1504,7 @@
           <w:color w:val="000000" w:themeColor="text1"/>
           <w:lang w:val="vi-VN"/>
         </w:rPr>
-        <w:t>Bà</w:t>
+        <w:t xml:space="preserve">Bà</w:t>
       </w:r>
       <w:r>
         <w:rPr>
@@ -1522,7 +1522,7 @@
           <w:color w:val="000000" w:themeColor="text1"/>
           <w:lang w:val="vi-VN"/>
         </w:rPr>
-        <w:t>LÊ THỊ THANH TÂM</w:t>
+        <w:t xml:space="preserve">LÊ THỊ THANH TÂM</w:t>
       </w:r>
       <w:r>
         <w:rPr>
@@ -1539,7 +1539,7 @@
           <w:color w:val="000000" w:themeColor="text1"/>
           <w:lang w:val="vi-VN"/>
         </w:rPr>
-        <w:t>Tổng Giám đốc</w:t>
+        <w:t xml:space="preserve">Tổng Giám đốc</w:t>
       </w:r>
     </w:p>
     <w:p>
@@ -1561,7 +1561,7 @@
           <w:spacing w:val="-4"/>
           <w:lang w:val="vi-VN"/>
         </w:rPr>
-        <w:t>Hai bên thỏa thuận ký kết hợp đồng cung cấp hàng hóa với các nội dung sau:</w:t>
+        <w:t xml:space="preserve">Hai bên thỏa thuận ký kết hợp đồng cung cấp hàng hóa với các nội dung sau:</w:t>
       </w:r>
     </w:p>
     <w:p>
@@ -1587,7 +1587,7 @@
           <w:szCs w:val="28"/>
           <w:lang w:val="vi-VN"/>
         </w:rPr>
-        <w:t>Điều 1. Đối tượng hợp đồng</w:t>
+        <w:t xml:space="preserve">Điều 1. Đối tượng hợp đồng</w:t>
       </w:r>
     </w:p>
     <w:p>
@@ -1607,7 +1607,7 @@
           <w:color w:val="000000" w:themeColor="text1"/>
           <w:lang w:val="vi-VN"/>
         </w:rPr>
-        <w:t>Đối tượng của hợp đồng là các hàng hóa được nêu chi tiết tại phụ lục</w:t>
+        <w:t xml:space="preserve">Đối tượng của hợp đồng là các hàng hóa được nêu chi tiết tại phụ lục</w:t>
       </w:r>
       <w:r>
         <w:rPr>
@@ -1650,7 +1650,7 @@
           <w:szCs w:val="28"/>
           <w:lang w:val="vi-VN"/>
         </w:rPr>
-        <w:t>Điều 2. Thành phần hợp đồng</w:t>
+        <w:t xml:space="preserve">Điều 2. Thành phần hợp đồng</w:t>
       </w:r>
     </w:p>
     <w:p>
@@ -1675,7 +1675,7 @@
           <w:szCs w:val="28"/>
           <w:lang w:val="vi-VN"/>
         </w:rPr>
-        <w:t>Thành phần hợp đồng và thứ tự ưu tiên pháp lý như sau:</w:t>
+        <w:t xml:space="preserve">Thành phần hợp đồng và thứ tự ưu tiên pháp lý như sau:</w:t>
       </w:r>
     </w:p>
     <w:p>
@@ -1700,7 +1700,7 @@
           <w:szCs w:val="28"/>
           <w:lang w:val="vi-VN"/>
         </w:rPr>
-        <w:t>1. Văn bản hợp đồng (kèm theo Phạm vi cung cấp và bảng giá cùng các Phụ lục khác);</w:t>
+        <w:t xml:space="preserve">1. Văn bản hợp đồng (kèm theo Phạm vi cung cấp và bảng giá cùng các Phụ lục khác);</w:t>
       </w:r>
     </w:p>
     <w:p>
@@ -1734,7 +1734,7 @@
           <w:szCs w:val="28"/>
           <w:lang w:val="vi-VN"/>
         </w:rPr>
-        <w:t>thiện hợp đồng</w:t>
+        <w:t xml:space="preserve">thiện hợp đồng</w:t>
       </w:r>
       <w:r>
         <w:rPr>
@@ -1752,7 +1752,7 @@
           <w:szCs w:val="28"/>
           <w:lang w:val="vi-VN"/>
         </w:rPr>
-        <w:t>;</w:t>
+        <w:t xml:space="preserve">;</w:t>
       </w:r>
     </w:p>
     <w:p>
@@ -1777,7 +1777,7 @@
           <w:szCs w:val="28"/>
           <w:lang w:val="vi-VN"/>
         </w:rPr>
-        <w:t>3. Quyết định phê duyệt kết quả lựa chọn nhà thầu;</w:t>
+        <w:t xml:space="preserve">3. Quyết định phê duyệt kết quả lựa chọn nhà thầu;</w:t>
       </w:r>
     </w:p>
     <w:p>
@@ -1802,7 +1802,7 @@
           <w:szCs w:val="28"/>
           <w:lang w:val="vi-VN"/>
         </w:rPr>
-        <w:t>4. E-ĐKCT của hợp đồng;</w:t>
+        <w:t xml:space="preserve">4. E-ĐKCT của hợp đồng;</w:t>
       </w:r>
     </w:p>
     <w:p>
@@ -1827,7 +1827,7 @@
           <w:szCs w:val="28"/>
           <w:lang w:val="vi-VN"/>
         </w:rPr>
-        <w:t>5. E-ĐKC của hợp đồng;</w:t>
+        <w:t xml:space="preserve">5. E-ĐKC của hợp đồng;</w:t>
       </w:r>
     </w:p>
     <w:p>
@@ -1854,7 +1854,7 @@
           <w:szCs w:val="28"/>
           <w:lang w:val="vi-VN"/>
         </w:rPr>
-        <w:t>6. E-HSDT và các văn bản làm rõ E-HSDT của nhà thầu trúng thầu</w:t>
+        <w:t xml:space="preserve">6. E-HSDT và các văn bản làm rõ E-HSDT của nhà thầu trúng thầu</w:t>
       </w:r>
       <w:r>
         <w:rPr>
@@ -1874,7 +1874,7 @@
           <w:szCs w:val="28"/>
           <w:lang w:val="vi-VN"/>
         </w:rPr>
-        <w:t>;</w:t>
+        <w:t xml:space="preserve">;</w:t>
       </w:r>
     </w:p>
     <w:p>
@@ -1899,7 +1899,7 @@
           <w:szCs w:val="28"/>
           <w:lang w:val="vi-VN"/>
         </w:rPr>
-        <w:t>7. E-HSMT</w:t>
+        <w:t xml:space="preserve">7. E-HSMT</w:t>
       </w:r>
       <w:r>
         <w:rPr>
@@ -1918,7 +1918,7 @@
           <w:szCs w:val="28"/>
           <w:lang w:val="vi-VN"/>
         </w:rPr>
-        <w:t>(nếu có)</w:t>
+        <w:t xml:space="preserve">(nếu có)</w:t>
       </w:r>
       <w:r>
         <w:rPr>
@@ -1928,7 +1928,7 @@
           <w:szCs w:val="28"/>
           <w:lang w:val="vi-VN"/>
         </w:rPr>
-        <w:t>;</w:t>
+        <w:t xml:space="preserve">;</w:t>
       </w:r>
     </w:p>
     <w:p>
@@ -1988,7 +1988,7 @@
           <w:color w:val="000000" w:themeColor="text1"/>
           <w:lang w:val="vi-VN"/>
         </w:rPr>
-        <w:t>Điều 3. Trách nhiệm của Bên A</w:t>
+        <w:t xml:space="preserve">Điều 3. Trách nhiệm của Bên A</w:t>
       </w:r>
     </w:p>
     <w:p>
@@ -2009,7 +2009,7 @@
           <w:spacing w:val="-2"/>
           <w:lang w:val="vi-VN"/>
         </w:rPr>
-        <w:t>Bên A cam kết thanh toán cho Bên B theo giá hợp đồng quy định tại Điều 5</w:t>
+        <w:t xml:space="preserve">Bên A cam kết thanh toán cho Bên B theo giá hợp đồng quy định tại Điều 5</w:t>
       </w:r>
       <w:r>
         <w:rPr>
@@ -2039,7 +2039,7 @@
           <w:color w:val="000000" w:themeColor="text1"/>
           <w:lang w:val="vi-VN"/>
         </w:rPr>
-        <w:t>Điều 4. Trách nhiệm của Bên B</w:t>
+        <w:t xml:space="preserve">Điều 4. Trách nhiệm của Bên B</w:t>
       </w:r>
     </w:p>
     <w:p>
@@ -2061,7 +2061,7 @@
           <w:spacing w:val="-4"/>
           <w:lang w:val="vi-VN"/>
         </w:rPr>
-        <w:t>Bên B cam kết cung cấp cho Bên A đầy đủ các loại hàng hóa như quy định tại Điều 1 của hợp đồng này, đồng thời cam kết thực hiện đầy đủ các nghĩa vụ và trách nhiệm được nêu trong điều kiện chung và điều kiện cụ thể của hợp đồng.</w:t>
+        <w:t xml:space="preserve">Bên B cam kết cung cấp cho Bên A đầy đủ các loại hàng hóa như quy định tại Điều 1 của hợp đồng này, đồng thời cam kết thực hiện đầy đủ các nghĩa vụ và trách nhiệm được nêu trong điều kiện chung và điều kiện cụ thể của hợp đồng.</w:t>
       </w:r>
     </w:p>
     <w:p>
@@ -2086,7 +2086,7 @@
           <w:color w:val="000000" w:themeColor="text1"/>
           <w:lang w:val="vi-VN"/>
         </w:rPr>
-        <w:t>Điều 5. Giá hợp đồng và phương thức thanh toán</w:t>
+        <w:t xml:space="preserve">Điều 5. Giá hợp đồng và phương thức thanh toán</w:t>
       </w:r>
     </w:p>
     <w:p>
@@ -2113,7 +2113,7 @@
           <w:color w:val="000000" w:themeColor="text1"/>
           <w:lang w:val="vi-VN"/>
         </w:rPr>
-        <w:t>Giá hợp đồng:</w:t>
+        <w:t xml:space="preserve">Giá hợp đồng:</w:t>
       </w:r>
       <w:r>
         <w:rPr>
@@ -2132,7 +2132,7 @@
           <w:noProof/>
           <w:color w:val="000000" w:themeColor="text1"/>
         </w:rPr>
-        <w:t>1.9</w:t>
+        <w:t xml:space="preserve">1.9</w:t>
       </w:r>
       <w:r>
         <w:rPr>
@@ -2140,7 +2140,7 @@
           <w:noProof/>
           <w:color w:val="000000" w:themeColor="text1"/>
         </w:rPr>
-        <w:t>88</w:t>
+        <w:t xml:space="preserve">88</w:t>
       </w:r>
       <w:r>
         <w:rPr>
@@ -2148,7 +2148,7 @@
           <w:noProof/>
           <w:color w:val="000000" w:themeColor="text1"/>
         </w:rPr>
-        <w:t>.</w:t>
+        <w:t xml:space="preserve">.</w:t>
       </w:r>
       <w:r>
         <w:rPr>
@@ -2156,7 +2156,7 @@
           <w:noProof/>
           <w:color w:val="000000" w:themeColor="text1"/>
         </w:rPr>
-        <w:t>9</w:t>
+        <w:t xml:space="preserve">9</w:t>
       </w:r>
       <w:r>
         <w:rPr>
@@ -2173,7 +2173,7 @@
           <w:color w:val="000000" w:themeColor="text1"/>
           <w:lang w:val="vi-VN"/>
         </w:rPr>
-        <w:t>đồng.</w:t>
+        <w:t xml:space="preserve">đồng.</w:t>
       </w:r>
     </w:p>
     <w:p>
@@ -2218,7 +2218,7 @@
           <w:color w:val="000000" w:themeColor="text1"/>
           <w:lang w:val="vi-VN"/>
         </w:rPr>
-        <w:t>trăm tám mươi tám triệu, chín trăm</w:t>
+        <w:t xml:space="preserve">trăm tám mươi tám triệu, chín trăm</w:t>
       </w:r>
       <w:r>
         <w:rPr>
@@ -2267,7 +2267,7 @@
           <w:color w:val="000000" w:themeColor="text1"/>
           <w:lang w:val="vi-VN"/>
         </w:rPr>
-        <w:t>bao gồm thuế GTGT, chi phí vận chuyển, lắp đặt, bảo hành.</w:t>
+        <w:t xml:space="preserve">bao gồm thuế GTGT, chi phí vận chuyển, lắp đặt, bảo hành.</w:t>
       </w:r>
     </w:p>
     <w:p>
@@ -2289,7 +2289,7 @@
           <w:color w:val="000000" w:themeColor="text1"/>
           <w:lang w:val="vi-VN"/>
         </w:rPr>
-        <w:t>Giá trị bảo đảm thực hiện hợp đồng: 3% Giá hợp đồng, tương đương với số tiền:</w:t>
+        <w:t xml:space="preserve">Giá trị bảo đảm thực hiện hợp đồng: 3% Giá hợp đồng, tương đương với số tiền:</w:t>
       </w:r>
       <w:r>
         <w:rPr>
@@ -2309,7 +2309,7 @@
           <w:color w:val="000000" w:themeColor="text1"/>
           <w:lang w:val="vi-VN"/>
         </w:rPr>
-        <w:t>59.</w:t>
+        <w:t xml:space="preserve">59.</w:t>
       </w:r>
       <w:r>
         <w:rPr>
@@ -2319,7 +2319,7 @@
           <w:noProof/>
           <w:color w:val="000000" w:themeColor="text1"/>
         </w:rPr>
-        <w:t>668</w:t>
+        <w:t xml:space="preserve">668</w:t>
       </w:r>
       <w:r>
         <w:rPr>
@@ -2330,7 +2330,7 @@
           <w:color w:val="000000" w:themeColor="text1"/>
           <w:lang w:val="vi-VN"/>
         </w:rPr>
-        <w:t>.500</w:t>
+        <w:t xml:space="preserve">.500</w:t>
       </w:r>
       <w:r>
         <w:rPr>
@@ -2350,7 +2350,7 @@
           <w:color w:val="000000" w:themeColor="text1"/>
           <w:lang w:val="vi-VN"/>
         </w:rPr>
-        <w:t>đồng</w:t>
+        <w:t xml:space="preserve">đồng</w:t>
       </w:r>
       <w:r>
         <w:rPr>
@@ -2377,7 +2377,7 @@
           <w:color w:val="000000" w:themeColor="text1"/>
           <w:lang w:val="vi-VN"/>
         </w:rPr>
-        <w:t>Năm mươi chín triệu</w:t>
+        <w:t xml:space="preserve">Năm mươi chín triệu</w:t>
       </w:r>
       <w:r>
         <w:rPr>
@@ -2385,7 +2385,7 @@
           <w:noProof/>
           <w:color w:val="000000" w:themeColor="text1"/>
         </w:rPr>
-        <w:t>,sáu trăm sáu mươi tám nghìn,</w:t>
+        <w:t xml:space="preserve">,sáu trăm sáu mươi tám nghìn,</w:t>
       </w:r>
       <w:r>
         <w:rPr>
@@ -2412,7 +2412,7 @@
           <w:color w:val="000000" w:themeColor="text1"/>
           <w:lang w:val="vi-VN"/>
         </w:rPr>
-        <w:t>./.</w:t>
+        <w:t xml:space="preserve">./.</w:t>
       </w:r>
       <w:r>
         <w:rPr>
@@ -2421,7 +2421,7 @@
           <w:color w:val="000000" w:themeColor="text1"/>
           <w:lang w:val="vi-VN"/>
         </w:rPr>
-        <w:t>).</w:t>
+        <w:t xml:space="preserve">).</w:t>
       </w:r>
     </w:p>
     <w:p>
@@ -2441,7 +2441,7 @@
           <w:color w:val="000000" w:themeColor="text1"/>
           <w:lang w:val="vi-VN"/>
         </w:rPr>
-        <w:t>2.  Phương thức thanh toán:</w:t>
+        <w:t xml:space="preserve">2. Phương thức thanh toán:</w:t>
       </w:r>
     </w:p>
     <w:p>
@@ -2461,7 +2461,7 @@
           <w:color w:val="000000" w:themeColor="text1"/>
           <w:lang w:val="vi-VN"/>
         </w:rPr>
-        <w:t>a) Hình thức thanh toán: bằng chuyển khoản.</w:t>
+        <w:t xml:space="preserve">a) Hình thức thanh toán: bằng chuyển khoản.</w:t>
       </w:r>
     </w:p>
     <w:p>
@@ -2510,7 +2510,7 @@
           <w:color w:val="000000" w:themeColor="text1"/>
           <w:lang w:val="vi-VN"/>
         </w:rPr>
-        <w:t>một hoặc nhiều</w:t>
+        <w:t xml:space="preserve">một hoặc nhiều</w:t>
       </w:r>
       <w:r>
         <w:rPr>
@@ -2538,7 +2538,7 @@
           <w:color w:val="000000" w:themeColor="text1"/>
           <w:lang w:val="vi-VN"/>
         </w:rPr>
-        <w:t>- Thời hạn thanh toán:</w:t>
+        <w:t xml:space="preserve">- Thời hạn thanh toán:</w:t>
       </w:r>
     </w:p>
     <w:p>
@@ -2566,7 +2566,7 @@
           <w:color w:val="000000" w:themeColor="text1"/>
           <w:lang w:val="vi-VN"/>
         </w:rPr>
-        <w:t>100% giá trị Hợp đồng cho bên B</w:t>
+        <w:t xml:space="preserve">100% giá trị Hợp đồng cho bên B</w:t>
       </w:r>
       <w:r>
         <w:rPr>
@@ -2631,7 +2631,7 @@
           <w:szCs w:val="28"/>
           <w:lang w:val="vi-VN"/>
         </w:rPr>
-        <w:t>Biên bản bàn giao, nghiệm thu;</w:t>
+        <w:t xml:space="preserve">Biên bản bàn giao, nghiệm thu;</w:t>
       </w:r>
     </w:p>
     <w:p>
@@ -2697,7 +2697,7 @@
           <w:szCs w:val="28"/>
           <w:lang w:val="vi-VN"/>
         </w:rPr>
-        <w:t>Giấy đề nghị thanh toán.</w:t>
+        <w:t xml:space="preserve">Giấy đề nghị thanh toán.</w:t>
       </w:r>
     </w:p>
     <w:p>
@@ -2730,7 +2730,7 @@
           <w:szCs w:val="28"/>
           <w:lang w:val="vi-VN"/>
         </w:rPr>
-        <w:t>Các tài liệu</w:t>
+        <w:t xml:space="preserve">Các tài liệu</w:t>
       </w:r>
       <w:r>
         <w:rPr>
@@ -2808,7 +2808,7 @@
           <w:lang w:val="vi-VN"/>
         </w:rPr>
         <w:lastRenderedPageBreak/>
-        <w:t>tương đương); Bản sao Tờ khai hải quan</w:t>
+        <w:t xml:space="preserve">tương đương); Bản sao Tờ khai hải quan</w:t>
       </w:r>
       <w:r>
         <w:rPr>
@@ -2852,7 +2852,7 @@
           <w:szCs w:val="28"/>
           <w:lang w:val="vi-VN"/>
         </w:rPr>
-        <w:t>.</w:t>
+        <w:t xml:space="preserve">.</w:t>
       </w:r>
     </w:p>
     <w:p>
@@ -2885,7 +2885,7 @@
           <w:szCs w:val="28"/>
           <w:lang w:val="vi-VN"/>
         </w:rPr>
-        <w:t>Các bên tiến hành lập và chịu trách nhiệm về bản xác định giá trị công việc hoàn thành của mình.</w:t>
+        <w:t xml:space="preserve">Các bên tiến hành lập và chịu trách nhiệm về bản xác định giá trị công việc hoàn thành của mình.</w:t>
       </w:r>
     </w:p>
     <w:p>
@@ -2918,7 +2918,7 @@
           <w:szCs w:val="28"/>
           <w:lang w:val="vi-VN"/>
         </w:rPr>
-        <w:t>Các tài liệu khác theo quy định (nếu có).</w:t>
+        <w:t xml:space="preserve">Các tài liệu khác theo quy định (nếu có).</w:t>
       </w:r>
     </w:p>
     <w:p>
@@ -2939,23 +2939,23 @@
           <w:color w:val="000000" w:themeColor="text1"/>
           <w:lang w:val="vi-VN"/>
         </w:rPr>
-        <w:t>- Đồng tiền thanh toán theo Hợp đồng: Tiền Việt Nam (VN</w:t>
-      </w:r>
-      <w:r>
-        <w:rPr>
-          <w:noProof/>
-          <w:color w:val="000000" w:themeColor="text1"/>
-          <w:lang w:val="vi-VN"/>
-        </w:rPr>
-        <w:t>D</w:t>
-      </w:r>
-      <w:r>
-        <w:rPr>
-          <w:noProof/>
-          <w:color w:val="000000" w:themeColor="text1"/>
-          <w:lang w:val="vi-VN"/>
-        </w:rPr>
-        <w:t>).</w:t>
+        <w:t xml:space="preserve">- Đồng tiền thanh toán theo Hợp đồng: Tiền Việt Nam (VN</w:t>
+      </w:r>
+      <w:r>
+        <w:rPr>
+          <w:noProof/>
+          <w:color w:val="000000" w:themeColor="text1"/>
+          <w:lang w:val="vi-VN"/>
+        </w:rPr>
+        <w:t xml:space="preserve">D</w:t>
+      </w:r>
+      <w:r>
+        <w:rPr>
+          <w:noProof/>
+          <w:color w:val="000000" w:themeColor="text1"/>
+          <w:lang w:val="vi-VN"/>
+        </w:rPr>
+        <w:t xml:space="preserve">).</w:t>
       </w:r>
     </w:p>
     <w:p>
@@ -3016,7 +3016,7 @@
           <w:color w:val="000000" w:themeColor="text1"/>
           <w:lang w:val="vi-VN"/>
         </w:rPr>
-        <w:t>Điều 7. Thời gian thực hiện hợp đồng</w:t>
+        <w:t xml:space="preserve">Điều 7. Thời gian thực hiện hợp đồng</w:t>
       </w:r>
     </w:p>
     <w:p>
@@ -3044,7 +3044,7 @@
           <w:color w:val="000000" w:themeColor="text1"/>
           <w:lang w:val="vi-VN"/>
         </w:rPr>
-        <w:t>120</w:t>
+        <w:t xml:space="preserve">120</w:t>
       </w:r>
       <w:r>
         <w:rPr>
@@ -3087,7 +3087,7 @@
           <w:color w:val="000000" w:themeColor="text1"/>
           <w:lang w:val="vi-VN"/>
         </w:rPr>
-        <w:t>Điều 8. Hiệu chỉnh, bổ sung hợp đồng</w:t>
+        <w:t xml:space="preserve">Điều 8. Hiệu chỉnh, bổ sung hợp đồng</w:t>
       </w:r>
     </w:p>
     <w:p>
@@ -3121,15 +3121,15 @@
           <w:color w:val="000000" w:themeColor="text1"/>
           <w:lang w:val="vi-VN"/>
         </w:rPr>
-        <w:t>ngày ký</w:t>
-      </w:r>
-      <w:r>
-        <w:rPr>
-          <w:noProof/>
-          <w:color w:val="000000" w:themeColor="text1"/>
-          <w:lang w:val="vi-VN"/>
-        </w:rPr>
-        <w:t>.</w:t>
+        <w:t xml:space="preserve">ngày ký</w:t>
+      </w:r>
+      <w:r>
+        <w:rPr>
+          <w:noProof/>
+          <w:color w:val="000000" w:themeColor="text1"/>
+          <w:lang w:val="vi-VN"/>
+        </w:rPr>
+        <w:t xml:space="preserve">.</w:t>
       </w:r>
     </w:p>
     <w:p>
@@ -3156,7 +3156,7 @@
           <w:spacing w:val="-6"/>
           <w:lang w:val="vi-VN"/>
         </w:rPr>
-        <w:t>2. Hợp đồng hết hiệu lực sau khi hai bên tiến hành thanh lý hợp đồng theo luật định.</w:t>
+        <w:t xml:space="preserve">2. Hợp đồng hết hiệu lực sau khi hai bên tiến hành thanh lý hợp đồng theo luật định.</w:t>
       </w:r>
       <w:r>
         <w:rPr>
@@ -3191,7 +3191,7 @@
           <w:spacing w:val="-6"/>
           <w:lang w:val="vi-VN"/>
         </w:rPr>
-        <w:t>Hợp</w:t>
+        <w:t xml:space="preserve">Hợp</w:t>
       </w:r>
       <w:r>
         <w:rPr>
@@ -3207,7 +3207,7 @@
           <w:color w:val="000000" w:themeColor="text1"/>
           <w:lang w:val="vi-VN"/>
         </w:rPr>
-        <w:t>06</w:t>
+        <w:t xml:space="preserve">06</w:t>
       </w:r>
       <w:r>
         <w:rPr>
@@ -3223,7 +3223,7 @@
           <w:color w:val="000000" w:themeColor="text1"/>
           <w:lang w:val="vi-VN"/>
         </w:rPr>
-        <w:t>05</w:t>
+        <w:t xml:space="preserve">05</w:t>
       </w:r>
       <w:r>
         <w:rPr>
@@ -3239,7 +3239,7 @@
           <w:color w:val="000000" w:themeColor="text1"/>
           <w:lang w:val="vi-VN"/>
         </w:rPr>
-        <w:t>1</w:t>
+        <w:t xml:space="preserve">1</w:t>
       </w:r>
       <w:r>
         <w:rPr>
@@ -3289,7 +3289,7 @@
                 <w:szCs w:val="28"/>
                 <w:lang w:val="vi-VN"/>
               </w:rPr>
-              <w:t>ĐẠI DIỆN HỢP PHÁP</w:t>
+              <w:t xml:space="preserve">ĐẠI DIỆN HỢP PHÁP</w:t>
             </w:r>
           </w:p>
           <w:p>
@@ -3316,7 +3316,7 @@
                 <w:color w:val="000000" w:themeColor="text1"/>
                 <w:lang w:val="vi-VN"/>
               </w:rPr>
-              <w:t>CỦA NHÀ THẦU</w:t>
+              <w:t xml:space="preserve">CỦA NHÀ THẦU</w:t>
             </w:r>
           </w:p>
           <w:p>
@@ -3353,7 +3353,7 @@
                 <w:color w:val="000000" w:themeColor="text1"/>
                 <w:lang w:val="vi-VN"/>
               </w:rPr>
-              <w:t>GIÁM ĐỐC</w:t>
+              <w:t xml:space="preserve">GIÁM ĐỐC</w:t>
             </w:r>
           </w:p>
           <w:p>
@@ -3465,7 +3465,7 @@
                 <w:color w:val="000000" w:themeColor="text1"/>
                 <w:lang w:val="vi-VN"/>
               </w:rPr>
-              <w:t>LÊ THỊ T</w:t>
+              <w:t xml:space="preserve">LÊ THỊ T</w:t>
             </w:r>
             <w:r>
               <w:rPr>
@@ -3475,7 +3475,7 @@
                 <w:color w:val="000000" w:themeColor="text1"/>
                 <w:lang w:val="vi-VN"/>
               </w:rPr>
-              <w:t>HANH TÂM</w:t>
+              <w:t xml:space="preserve">HANH TÂM</w:t>
             </w:r>
           </w:p>
         </w:tc>
@@ -3508,7 +3508,7 @@
                 <w:szCs w:val="28"/>
                 <w:lang w:val="vi-VN"/>
               </w:rPr>
-              <w:t>ĐẠI DIỆN HỢP PHÁP</w:t>
+              <w:t xml:space="preserve">ĐẠI DIỆN HỢP PHÁP</w:t>
             </w:r>
           </w:p>
           <w:p>
@@ -3535,7 +3535,7 @@
                 <w:color w:val="000000" w:themeColor="text1"/>
                 <w:lang w:val="vi-VN"/>
               </w:rPr>
-              <w:t>CỦA CHỦ ĐẦU TƯ</w:t>
+              <w:t xml:space="preserve">CỦA CHỦ ĐẦU TƯ</w:t>
             </w:r>
           </w:p>
           <w:p>
@@ -3562,7 +3562,7 @@
                 <w:color w:val="000000" w:themeColor="text1"/>
                 <w:lang w:val="vi-VN"/>
               </w:rPr>
-              <w:t>GIÁM ĐỐC</w:t>
+              <w:t xml:space="preserve">GIÁM ĐỐC</w:t>
             </w:r>
           </w:p>
           <w:p>
@@ -3672,7 +3672,7 @@
                 <w:color w:val="000000" w:themeColor="text1"/>
                 <w:lang w:val="vi-VN"/>
               </w:rPr>
-              <w:t>LÊ ĐÌNH THANH SƠN</w:t>
+              <w:t xml:space="preserve">LÊ ĐÌNH THANH SƠN</w:t>
             </w:r>
           </w:p>
         </w:tc>
@@ -3732,7 +3732,7 @@
           <w:lang w:val="vi-VN"/>
         </w:rPr>
         <w:lastRenderedPageBreak/>
-        <w:t>PHỤ LỤC 1. BẢNG GIÁ HỢP ĐỒNG</w:t>
+        <w:t xml:space="preserve">PHỤ LỤC 1. BẢNG GIÁ HỢP ĐỒNG</w:t>
       </w:r>
     </w:p>
     <w:p>
@@ -3754,7 +3754,7 @@
           <w:color w:val="000000" w:themeColor="text1"/>
           <w:lang w:val="vi-VN"/>
         </w:rPr>
-        <w:t>(</w:t>
+        <w:t xml:space="preserve">(</w:t>
       </w:r>
       <w:r>
         <w:rPr>
@@ -3763,7 +3763,7 @@
           <w:color w:val="000000" w:themeColor="text1"/>
           <w:lang w:val="vi-VN"/>
         </w:rPr>
-        <w:t>Kèm theo hợp đồng số: 2805/HĐKT/TN-BVĐKPT ngày 28 ngày 05 năm 2026</w:t>
+        <w:t xml:space="preserve">Kèm theo hợp đồng số: 2805/HĐKT/TN-BVĐKPT ngày 28 ngày 05 năm 2026</w:t>
       </w:r>
       <w:r>
         <w:rPr>
@@ -3772,7 +3772,7 @@
           <w:color w:val="000000" w:themeColor="text1"/>
           <w:lang w:val="vi-VN"/>
         </w:rPr>
-        <w:t>)</w:t>
+        <w:t xml:space="preserve">)</w:t>
       </w:r>
     </w:p>
     <w:tbl>
@@ -3827,7 +3827,7 @@
                 <w:color w:val="000000" w:themeColor="text1"/>
                 <w:lang w:val="vi-VN"/>
               </w:rPr>
-              <w:t>STT</w:t>
+              <w:t xml:space="preserve">STT</w:t>
             </w:r>
           </w:p>
         </w:tc>
@@ -3856,7 +3856,7 @@
                 <w:color w:val="000000" w:themeColor="text1"/>
                 <w:lang w:val="vi-VN"/>
               </w:rPr>
-              <w:t>Danh mục hàng hóa</w:t>
+              <w:t xml:space="preserve">Danh mục hàng hóa</w:t>
             </w:r>
           </w:p>
         </w:tc>
@@ -3885,7 +3885,7 @@
                 <w:color w:val="000000" w:themeColor="text1"/>
                 <w:lang w:val="vi-VN"/>
               </w:rPr>
-              <w:t>ĐVT</w:t>
+              <w:t xml:space="preserve">ĐVT</w:t>
             </w:r>
           </w:p>
         </w:tc>
@@ -3914,7 +3914,7 @@
                 <w:color w:val="000000" w:themeColor="text1"/>
                 <w:lang w:val="vi-VN"/>
               </w:rPr>
-              <w:t>Khối lượng</w:t>
+              <w:t xml:space="preserve">Khối lượng</w:t>
             </w:r>
           </w:p>
         </w:tc>
@@ -3943,7 +3943,7 @@
                 <w:color w:val="000000" w:themeColor="text1"/>
                 <w:lang w:val="vi-VN"/>
               </w:rPr>
-              <w:t>Đơn giá (Gồm VAT)</w:t>
+              <w:t xml:space="preserve">Đơn giá (Gồm VAT)</w:t>
             </w:r>
           </w:p>
         </w:tc>
@@ -3972,7 +3972,7 @@
                 <w:color w:val="000000" w:themeColor="text1"/>
                 <w:lang w:val="vi-VN"/>
               </w:rPr>
-              <w:t>Thành Tiền (Đồng)</w:t>
+              <w:t xml:space="preserve">Thành Tiền (Đồng)</w:t>
             </w:r>
           </w:p>
         </w:tc>
@@ -4000,7 +4000,7 @@
                 <w:noProof/>
                 <w:color w:val="000000" w:themeColor="text1"/>
               </w:rPr>
-              <w:t>1</w:t>
+              <w:t xml:space="preserve">1</w:t>
             </w:r>
           </w:p>
         </w:tc>
@@ -4022,7 +4022,7 @@
                 <w:noProof/>
                 <w:color w:val="000000" w:themeColor="text1"/>
               </w:rPr>
-              <w:t>Băng ghim dùng trong mổ mở</w:t>
+              <w:t xml:space="preserve">Băng ghim dùng trong mổ mở</w:t>
             </w:r>
           </w:p>
         </w:tc>
@@ -4045,7 +4045,7 @@
                 <w:noProof/>
                 <w:color w:val="000000" w:themeColor="text1"/>
               </w:rPr>
-              <w:t>Cái</w:t>
+              <w:t xml:space="preserve">Cái</w:t>
             </w:r>
           </w:p>
         </w:tc>
@@ -4068,7 +4068,7 @@
                 <w:noProof/>
                 <w:color w:val="000000" w:themeColor="text1"/>
               </w:rPr>
-              <w:t>110</w:t>
+              <w:t xml:space="preserve">110</w:t>
             </w:r>
           </w:p>
         </w:tc>
@@ -4091,7 +4091,7 @@
                 <w:noProof/>
                 <w:color w:val="000000" w:themeColor="text1"/>
               </w:rPr>
-              <w:t>2.000.000</w:t>
+              <w:t xml:space="preserve">2.000.000</w:t>
             </w:r>
           </w:p>
         </w:tc>
@@ -4114,7 +4114,7 @@
                 <w:noProof/>
                 <w:color w:val="000000" w:themeColor="text1"/>
               </w:rPr>
-              <w:t>220.000.000</w:t>
+              <w:t xml:space="preserve">220.000.000</w:t>
             </w:r>
           </w:p>
         </w:tc>
@@ -4142,7 +4142,7 @@
                 <w:noProof/>
                 <w:color w:val="000000" w:themeColor="text1"/>
               </w:rPr>
-              <w:t>2</w:t>
+              <w:t xml:space="preserve">2</w:t>
             </w:r>
           </w:p>
         </w:tc>
@@ -4164,7 +4164,7 @@
                 <w:noProof/>
                 <w:color w:val="000000" w:themeColor="text1"/>
               </w:rPr>
-              <w:t>Dụng cụ khâu nối tròn ba hàng ghim</w:t>
+              <w:t xml:space="preserve">Dụng cụ khâu nối tròn ba hàng ghim</w:t>
             </w:r>
           </w:p>
         </w:tc>
@@ -4182,7 +4182,7 @@
               </w:rPr>
             </w:pPr>
             <w:r>
-              <w:t>Cái</w:t>
+              <w:t xml:space="preserve">Cái</w:t>
             </w:r>
           </w:p>
         </w:tc>
@@ -4205,7 +4205,7 @@
                 <w:noProof/>
                 <w:color w:val="000000" w:themeColor="text1"/>
               </w:rPr>
-              <w:t>20</w:t>
+              <w:t xml:space="preserve">20</w:t>
             </w:r>
           </w:p>
         </w:tc>
@@ -4228,7 +4228,7 @@
                 <w:noProof/>
                 <w:color w:val="000000" w:themeColor="text1"/>
               </w:rPr>
-              <w:t>14.900.000</w:t>
+              <w:t xml:space="preserve">14.900.000</w:t>
             </w:r>
           </w:p>
         </w:tc>
@@ -4251,14 +4251,14 @@
                 <w:noProof/>
                 <w:color w:val="000000" w:themeColor="text1"/>
               </w:rPr>
-              <w:t>290.8</w:t>
+              <w:t xml:space="preserve">290.8</w:t>
             </w:r>
             <w:r>
               <w:rPr>
                 <w:noProof/>
                 <w:color w:val="000000" w:themeColor="text1"/>
               </w:rPr>
-              <w:t>00.000</w:t>
+              <w:t xml:space="preserve">00.000</w:t>
             </w:r>
           </w:p>
         </w:tc>
@@ -4286,7 +4286,7 @@
                 <w:noProof/>
                 <w:color w:val="000000" w:themeColor="text1"/>
               </w:rPr>
-              <w:t>3</w:t>
+              <w:t xml:space="preserve">3</w:t>
             </w:r>
           </w:p>
         </w:tc>
@@ -4308,7 +4308,7 @@
                 <w:noProof/>
                 <w:color w:val="000000" w:themeColor="text1"/>
               </w:rPr>
-              <w:t>Dụng cụ khâu cắt nội soi</w:t>
+              <w:t xml:space="preserve">Dụng cụ khâu cắt nội soi</w:t>
             </w:r>
           </w:p>
         </w:tc>
@@ -4326,7 +4326,7 @@
               </w:rPr>
             </w:pPr>
             <w:r>
-              <w:t>Cái</w:t>
+              <w:t xml:space="preserve">Cái</w:t>
             </w:r>
           </w:p>
         </w:tc>
@@ -4349,7 +4349,7 @@
                 <w:noProof/>
                 <w:color w:val="000000" w:themeColor="text1"/>
               </w:rPr>
-              <w:t>5</w:t>
+              <w:t xml:space="preserve">5</w:t>
             </w:r>
           </w:p>
         </w:tc>
@@ -4372,7 +4372,7 @@
                 <w:noProof/>
                 <w:color w:val="000000" w:themeColor="text1"/>
               </w:rPr>
-              <w:t>5.990.000</w:t>
+              <w:t xml:space="preserve">5.990.000</w:t>
             </w:r>
           </w:p>
         </w:tc>
@@ -4395,7 +4395,7 @@
                 <w:noProof/>
                 <w:color w:val="000000" w:themeColor="text1"/>
               </w:rPr>
-              <w:t>29.500.000</w:t>
+              <w:t xml:space="preserve">29.500.000</w:t>
             </w:r>
           </w:p>
         </w:tc>
@@ -4423,7 +4423,7 @@
                 <w:noProof/>
                 <w:color w:val="000000" w:themeColor="text1"/>
               </w:rPr>
-              <w:t>4</w:t>
+              <w:t xml:space="preserve">4</w:t>
             </w:r>
           </w:p>
         </w:tc>
@@ -4445,7 +4445,7 @@
                 <w:noProof/>
                 <w:color w:val="000000" w:themeColor="text1"/>
               </w:rPr>
-              <w:t>Băng ghim cắt khâu nối nội soi các cỡ</w:t>
+              <w:t xml:space="preserve">Băng ghim cắt khâu nối nội soi các cỡ</w:t>
             </w:r>
           </w:p>
         </w:tc>
@@ -4459,7 +4459,7 @@
               <w:jc w:val="center"/>
             </w:pPr>
             <w:r>
-              <w:t>Cái</w:t>
+              <w:t xml:space="preserve">Cái</w:t>
             </w:r>
           </w:p>
         </w:tc>
@@ -4482,7 +4482,7 @@
                 <w:noProof/>
                 <w:color w:val="000000" w:themeColor="text1"/>
               </w:rPr>
-              <w:t>262</w:t>
+              <w:t xml:space="preserve">262</w:t>
             </w:r>
           </w:p>
         </w:tc>
@@ -4505,7 +4505,7 @@
                 <w:noProof/>
                 <w:color w:val="000000" w:themeColor="text1"/>
               </w:rPr>
-              <w:t>5.500.000</w:t>
+              <w:t xml:space="preserve">5.500.000</w:t>
             </w:r>
           </w:p>
         </w:tc>
@@ -4528,7 +4528,7 @@
                 <w:noProof/>
                 <w:color w:val="000000" w:themeColor="text1"/>
               </w:rPr>
-              <w:t>1.441.000.000</w:t>
+              <w:t xml:space="preserve">1.441.000.000</w:t>
             </w:r>
           </w:p>
         </w:tc>
@@ -4578,7 +4578,7 @@
                 <w:color w:val="000000" w:themeColor="text1"/>
                 <w:lang w:val="vi-VN"/>
               </w:rPr>
-              <w:t>Tổng cộng:</w:t>
+              <w:t xml:space="preserve">Tổng cộng:</w:t>
             </w:r>
           </w:p>
         </w:tc>
@@ -4657,7 +4657,7 @@
                 <w:noProof/>
                 <w:color w:val="000000" w:themeColor="text1"/>
               </w:rPr>
-              <w:t>1.9</w:t>
+              <w:t xml:space="preserve">1.9</w:t>
             </w:r>
             <w:r>
               <w:rPr>
@@ -4665,7 +4665,7 @@
                 <w:noProof/>
                 <w:color w:val="000000" w:themeColor="text1"/>
               </w:rPr>
-              <w:t>88</w:t>
+              <w:t xml:space="preserve">88</w:t>
             </w:r>
             <w:r>
               <w:rPr>
@@ -4673,7 +4673,7 @@
                 <w:noProof/>
                 <w:color w:val="000000" w:themeColor="text1"/>
               </w:rPr>
-              <w:t>.</w:t>
+              <w:t xml:space="preserve">.</w:t>
             </w:r>
             <w:r>
               <w:rPr>
@@ -4681,7 +4681,7 @@
                 <w:noProof/>
                 <w:color w:val="000000" w:themeColor="text1"/>
               </w:rPr>
-              <w:t>9</w:t>
+              <w:t xml:space="preserve">9</w:t>
             </w:r>
             <w:r>
               <w:rPr>
@@ -4689,7 +4689,7 @@
                 <w:noProof/>
                 <w:color w:val="000000" w:themeColor="text1"/>
               </w:rPr>
-              <w:t>50.000</w:t>
+              <w:t xml:space="preserve">50.000</w:t>
             </w:r>
           </w:p>
         </w:tc>
@@ -4753,7 +4753,7 @@
                 <w:color w:val="000000" w:themeColor="text1"/>
                 <w:lang w:val="vi-VN"/>
               </w:rPr>
-              <w:t>tám mươi tám triệu, chín trăm năm mươi nghìn đồng</w:t>
+              <w:t xml:space="preserve">tám mươi tám triệu, chín trăm năm mươi nghìn đồng</w:t>
             </w:r>
             <w:r>
               <w:rPr>
@@ -4763,7 +4763,7 @@
                 <w:color w:val="000000" w:themeColor="text1"/>
                 <w:lang w:val="vi-VN"/>
               </w:rPr>
-              <w:t>./.</w:t>
+              <w:t xml:space="preserve">./.</w:t>
             </w:r>
           </w:p>
         </w:tc>
@@ -4834,7 +4834,7 @@
                 <w:szCs w:val="28"/>
                 <w:lang w:val="vi-VN"/>
               </w:rPr>
-              <w:t>ĐẠI DIỆN HỢP PHÁP</w:t>
+              <w:t xml:space="preserve">ĐẠI DIỆN HỢP PHÁP</w:t>
             </w:r>
           </w:p>
           <w:p>
@@ -4861,7 +4861,7 @@
                 <w:color w:val="000000" w:themeColor="text1"/>
                 <w:lang w:val="vi-VN"/>
               </w:rPr>
-              <w:t>CỦA NHÀ THẦU</w:t>
+              <w:t xml:space="preserve">CỦA NHÀ THẦU</w:t>
             </w:r>
           </w:p>
           <w:p>
@@ -4898,7 +4898,7 @@
                 <w:color w:val="000000" w:themeColor="text1"/>
                 <w:lang w:val="vi-VN"/>
               </w:rPr>
-              <w:t>GIÁM ĐỐC</w:t>
+              <w:t xml:space="preserve">GIÁM ĐỐC</w:t>
             </w:r>
           </w:p>
           <w:p>
@@ -5010,7 +5010,7 @@
                 <w:color w:val="000000" w:themeColor="text1"/>
                 <w:lang w:val="vi-VN"/>
               </w:rPr>
-              <w:t>LÊ THỊ T</w:t>
+              <w:t xml:space="preserve">LÊ THỊ T</w:t>
             </w:r>
             <w:r>
               <w:rPr>
@@ -5020,7 +5020,7 @@
                 <w:color w:val="000000" w:themeColor="text1"/>
                 <w:lang w:val="vi-VN"/>
               </w:rPr>
-              <w:t>HANH TÂM</w:t>
+              <w:t xml:space="preserve">HANH TÂM</w:t>
             </w:r>
           </w:p>
         </w:tc>
@@ -5053,7 +5053,7 @@
                 <w:szCs w:val="28"/>
                 <w:lang w:val="vi-VN"/>
               </w:rPr>
-              <w:t>ĐẠI DIỆN HỢP PHÁP</w:t>
+              <w:t xml:space="preserve">ĐẠI DIỆN HỢP PHÁP</w:t>
             </w:r>
           </w:p>
           <w:p>
@@ -5080,7 +5080,7 @@
                 <w:color w:val="000000" w:themeColor="text1"/>
                 <w:lang w:val="vi-VN"/>
               </w:rPr>
-              <w:t>CỦA CHỦ ĐẦU TƯ</w:t>
+              <w:t xml:space="preserve">CỦA CHỦ ĐẦU TƯ</w:t>
             </w:r>
           </w:p>
           <w:p>
@@ -5107,7 +5107,7 @@
                 <w:color w:val="000000" w:themeColor="text1"/>
                 <w:lang w:val="vi-VN"/>
               </w:rPr>
-              <w:t>GIÁM ĐỐC</w:t>
+              <w:t xml:space="preserve">GIÁM ĐỐC</w:t>
             </w:r>
           </w:p>
           <w:p>
@@ -5217,7 +5217,7 @@
                 <w:color w:val="000000" w:themeColor="text1"/>
                 <w:lang w:val="vi-VN"/>
               </w:rPr>
-              <w:t>LÊ ĐÌNH THANH SƠN</w:t>
+              <w:t xml:space="preserve">LÊ ĐÌNH THANH SƠN</w:t>
             </w:r>
           </w:p>
         </w:tc>
@@ -5290,7 +5290,7 @@
           <w:lang w:val="vi-VN"/>
         </w:rPr>
         <w:lastRenderedPageBreak/>
-        <w:t>PHỤ LỤC 2. DANH MỤC THIẾT BỊ Y TẾ</w:t>
+        <w:t xml:space="preserve">PHỤ LỤC 2. DANH MỤC THIẾT BỊ Y TẾ</w:t>
       </w:r>
     </w:p>
     <w:p>
@@ -5312,7 +5312,7 @@
           <w:color w:val="000000" w:themeColor="text1"/>
           <w:lang w:val="vi-VN"/>
         </w:rPr>
-        <w:t>Tính năng, cấu hình, thông số kỹ thuật của thiết bị</w:t>
+        <w:t xml:space="preserve">Tính năng, cấu hình, thông số kỹ thuật của thiết bị</w:t>
       </w:r>
       <w:r>
         <w:rPr>
@@ -5344,7 +5344,7 @@
           <w:color w:val="000000" w:themeColor="text1"/>
           <w:lang w:val="vi-VN"/>
         </w:rPr>
-        <w:t>(</w:t>
+        <w:t xml:space="preserve">(</w:t>
       </w:r>
       <w:r>
         <w:rPr>
@@ -5380,7 +5380,7 @@
           <w:color w:val="000000" w:themeColor="text1"/>
           <w:lang w:val="vi-VN"/>
         </w:rPr>
-        <w:t>28</w:t>
+        <w:t xml:space="preserve">28</w:t>
       </w:r>
       <w:r>
         <w:rPr>
@@ -5398,7 +5398,7 @@
           <w:color w:val="000000" w:themeColor="text1"/>
           <w:lang w:val="vi-VN"/>
         </w:rPr>
-        <w:t>05</w:t>
+        <w:t xml:space="preserve">05</w:t>
       </w:r>
       <w:r>
         <w:rPr>
@@ -5416,7 +5416,7 @@
           <w:color w:val="000000" w:themeColor="text1"/>
           <w:lang w:val="vi-VN"/>
         </w:rPr>
-        <w:t>)</w:t>
+        <w:t xml:space="preserve">)</w:t>
       </w:r>
     </w:p>
     <w:tbl>
@@ -5479,7 +5479,7 @@
                 <w:sz w:val="16"/>
                 <w:szCs w:val="16"/>
               </w:rPr>
-              <w:t>STT</w:t>
+              <w:t xml:space="preserve">STT</w:t>
             </w:r>
           </w:p>
         </w:tc>
@@ -5508,7 +5508,7 @@
                 <w:sz w:val="16"/>
                 <w:szCs w:val="16"/>
               </w:rPr>
-              <w:t>Tên thiết bị y tế</w:t>
+              <w:t xml:space="preserve">Tên thiết bị y tế</w:t>
             </w:r>
           </w:p>
         </w:tc>
@@ -5537,7 +5537,7 @@
                 <w:sz w:val="16"/>
                 <w:szCs w:val="16"/>
               </w:rPr>
-              <w:t>Tên thương mại</w:t>
+              <w:t xml:space="preserve">Tên thương mại</w:t>
             </w:r>
           </w:p>
         </w:tc>
@@ -5566,7 +5566,7 @@
                 <w:sz w:val="16"/>
                 <w:szCs w:val="16"/>
               </w:rPr>
-              <w:t>Thông số kỹ thuật</w:t>
+              <w:t xml:space="preserve">Thông số kỹ thuật</w:t>
             </w:r>
           </w:p>
         </w:tc>
@@ -5595,7 +5595,7 @@
                 <w:sz w:val="16"/>
                 <w:szCs w:val="16"/>
               </w:rPr>
-              <w:t>Quy cách đóng gói</w:t>
+              <w:t xml:space="preserve">Quy cách đóng gói</w:t>
             </w:r>
           </w:p>
         </w:tc>
@@ -5624,7 +5624,7 @@
                 <w:sz w:val="16"/>
                 <w:szCs w:val="16"/>
               </w:rPr>
-              <w:t>Đơn vị tính</w:t>
+              <w:t xml:space="preserve">Đơn vị tính</w:t>
             </w:r>
           </w:p>
         </w:tc>
@@ -5653,7 +5653,7 @@
                 <w:sz w:val="16"/>
                 <w:szCs w:val="16"/>
               </w:rPr>
-              <w:t>Ký mã hiệu</w:t>
+              <w:t xml:space="preserve">Ký mã hiệu</w:t>
             </w:r>
           </w:p>
         </w:tc>
@@ -5682,7 +5682,7 @@
                 <w:sz w:val="16"/>
                 <w:szCs w:val="16"/>
               </w:rPr>
-              <w:t>Nhãn hiệu</w:t>
+              <w:t xml:space="preserve">Nhãn hiệu</w:t>
             </w:r>
           </w:p>
         </w:tc>
@@ -5711,7 +5711,7 @@
                 <w:sz w:val="16"/>
                 <w:szCs w:val="16"/>
               </w:rPr>
-              <w:t>Hãng sản xuất</w:t>
+              <w:t xml:space="preserve">Hãng sản xuất</w:t>
             </w:r>
           </w:p>
         </w:tc>
@@ -5740,7 +5740,7 @@
                 <w:sz w:val="16"/>
                 <w:szCs w:val="16"/>
               </w:rPr>
-              <w:t>Nước sản xuất</w:t>
+              <w:t xml:space="preserve">Nước sản xuất</w:t>
             </w:r>
           </w:p>
         </w:tc>
@@ -5769,7 +5769,7 @@
                 <w:sz w:val="16"/>
                 <w:szCs w:val="16"/>
               </w:rPr>
-              <w:t>Năm sản xuất</w:t>
+              <w:t xml:space="preserve">Năm sản xuất</w:t>
             </w:r>
           </w:p>
         </w:tc>
@@ -5798,7 +5798,7 @@
                 <w:sz w:val="16"/>
                 <w:szCs w:val="16"/>
               </w:rPr>
-              <w:t>Số lượng</w:t>
+              <w:t xml:space="preserve">Số lượng</w:t>
             </w:r>
           </w:p>
         </w:tc>
@@ -5827,7 +5827,7 @@
                 <w:sz w:val="16"/>
                 <w:szCs w:val="16"/>
               </w:rPr>
-              <w:t>Đơn giá</w:t>
+              <w:t xml:space="preserve">Đơn giá</w:t>
             </w:r>
           </w:p>
           <w:p>
@@ -5849,7 +5849,7 @@
                 <w:sz w:val="16"/>
                 <w:szCs w:val="16"/>
               </w:rPr>
-              <w:t>(gồm VAT)</w:t>
+              <w:t xml:space="preserve">(gồm VAT)</w:t>
             </w:r>
           </w:p>
         </w:tc>
@@ -5878,7 +5878,7 @@
                 <w:sz w:val="16"/>
                 <w:szCs w:val="16"/>
               </w:rPr>
-              <w:t>Thành tiền (VND)</w:t>
+              <w:t xml:space="preserve">Thành tiền (VND)</w:t>
             </w:r>
           </w:p>
         </w:tc>
@@ -5906,7 +5906,7 @@
                 <w:sz w:val="16"/>
                 <w:szCs w:val="16"/>
               </w:rPr>
-              <w:t>Mã ánh xạ (nếu có)</w:t>
+              <w:t xml:space="preserve">Mã ánh xạ (nếu có)</w:t>
             </w:r>
           </w:p>
         </w:tc>
@@ -5937,7 +5937,7 @@
                 <w:sz w:val="16"/>
                 <w:szCs w:val="16"/>
               </w:rPr>
-              <w:t>1</w:t>
+              <w:t xml:space="preserve">1</w:t>
             </w:r>
           </w:p>
         </w:tc>
@@ -5964,7 +5964,7 @@
                 <w:sz w:val="16"/>
                 <w:szCs w:val="16"/>
               </w:rPr>
-              <w:t>Băng ghim dùng trong mổ mở</w:t>
+              <w:t xml:space="preserve">Băng ghim dùng trong mổ mở</w:t>
             </w:r>
           </w:p>
         </w:tc>
@@ -5990,7 +5990,7 @@
                 <w:sz w:val="16"/>
                 <w:szCs w:val="16"/>
               </w:rPr>
-              <w:t>Băng ghim cắt khâu nối thẳng mổ mở công nghệ Tri-Staple, ba hàng ghim chiều cao khác nhau, chiều cao ghim từ trong ra ngoài là: 3.0mm; 3.5mm; 4.0mm, chiều dài 80mm.</w:t>
+              <w:t xml:space="preserve">Băng ghim cắt khâu nối thẳng mổ mở công nghệ Tri-Staple, ba hàng ghim chiều cao khác nhau, chiều cao ghim từ trong ra ngoài là: 3.0mm; 3.5mm; 4.0mm, chiều dài 80mm.</w:t>
             </w:r>
           </w:p>
         </w:tc>
@@ -6016,7 +6016,7 @@
                 <w:sz w:val="16"/>
                 <w:szCs w:val="16"/>
               </w:rPr>
-              <w:t>Băng (đạn) ghim khâu máy cắt nối tự động thẳng dùng trong mổ mở công nghệ Tri-staple, cỡ 80mm. Có 3 hàng ghim chiều cao khác nhau mỗi bên, chiều cao ghim trước dập từ trong ra ngoài là: 3.0mm; 3.5mm; 4.0mm, sau khi dập là 1.5 - 2.25mm, ghim bằng Titan. Cung cấp lưỡi dao mới trong mỗi băng đạn. Ghim đóng tạo hình chữ B chuẩn</w:t>
+              <w:t xml:space="preserve">Băng (đạn) ghim khâu máy cắt nối tự động thẳng dùng trong mổ mở công nghệ Tri-staple, cỡ 80mm. Có 3 hàng ghim chiều cao khác nhau mỗi bên, chiều cao ghim trước dập từ trong ra ngoài là: 3.0mm; 3.5mm; 4.0mm, sau khi dập là 1.5 - 2.25mm, ghim bằng Titan. Cung cấp lưỡi dao mới trong mỗi băng đạn. Ghim đóng tạo hình chữ B chuẩn</w:t>
             </w:r>
           </w:p>
         </w:tc>
@@ -6042,7 +6042,7 @@
                 <w:sz w:val="16"/>
                 <w:szCs w:val="16"/>
               </w:rPr>
-              <w:t>6 cái/ hộp</w:t>
+              <w:t xml:space="preserve">6 cái/ hộp</w:t>
             </w:r>
           </w:p>
         </w:tc>
@@ -6068,7 +6068,7 @@
                 <w:sz w:val="16"/>
                 <w:szCs w:val="16"/>
               </w:rPr>
-              <w:t>Cái</w:t>
+              <w:t xml:space="preserve">Cái</w:t>
             </w:r>
           </w:p>
         </w:tc>
@@ -6094,7 +6094,7 @@
                 <w:sz w:val="16"/>
                 <w:szCs w:val="16"/>
               </w:rPr>
-              <w:t>GIA80MTC</w:t>
+              <w:t xml:space="preserve">GIA80MTC</w:t>
             </w:r>
           </w:p>
         </w:tc>
@@ -6118,7 +6118,7 @@
                 <w:sz w:val="16"/>
                 <w:szCs w:val="16"/>
               </w:rPr>
-              <w:t>GIA Cartridge with TriStaple Technology</w:t>
+              <w:t xml:space="preserve">GIA Cartridge with TriStaple Technology</w:t>
             </w:r>
           </w:p>
         </w:tc>
@@ -6143,7 +6143,7 @@
                 <w:sz w:val="18"/>
                 <w:szCs w:val="18"/>
               </w:rPr>
-              <w:t>Covidien</w:t>
+              <w:t xml:space="preserve">Covidien</w:t>
             </w:r>
           </w:p>
         </w:tc>
@@ -6168,7 +6168,7 @@
                 <w:sz w:val="18"/>
                 <w:szCs w:val="18"/>
               </w:rPr>
-              <w:t>Hoa Kỳ</w:t>
+              <w:t xml:space="preserve">Hoa Kỳ</w:t>
             </w:r>
           </w:p>
         </w:tc>
@@ -6192,14 +6192,14 @@
                 <w:sz w:val="16"/>
                 <w:szCs w:val="16"/>
               </w:rPr>
-              <w:t>202</w:t>
+              <w:t xml:space="preserve">202</w:t>
             </w:r>
             <w:r>
               <w:rPr>
                 <w:sz w:val="16"/>
                 <w:szCs w:val="16"/>
               </w:rPr>
-              <w:t>6</w:t>
+              <w:t xml:space="preserve">6</w:t>
             </w:r>
           </w:p>
         </w:tc>
@@ -6225,7 +6225,7 @@
                 <w:sz w:val="16"/>
                 <w:szCs w:val="16"/>
               </w:rPr>
-              <w:t>110</w:t>
+              <w:t xml:space="preserve">110</w:t>
             </w:r>
           </w:p>
         </w:tc>
@@ -6251,7 +6251,7 @@
                 <w:sz w:val="18"/>
                 <w:szCs w:val="18"/>
               </w:rPr>
-              <w:t>2.000.000</w:t>
+              <w:t xml:space="preserve">2.000.000</w:t>
             </w:r>
           </w:p>
         </w:tc>
@@ -6277,7 +6277,7 @@
                 <w:sz w:val="18"/>
                 <w:szCs w:val="18"/>
               </w:rPr>
-              <w:t>220.000.000</w:t>
+              <w:t xml:space="preserve">220.000.000</w:t>
             </w:r>
           </w:p>
         </w:tc>
@@ -6301,7 +6301,7 @@
                 <w:sz w:val="16"/>
                 <w:szCs w:val="16"/>
               </w:rPr>
-              <w:t>N08.00.010.1712.</w:t>
+              <w:t xml:space="preserve">N08.00.010.1712.</w:t>
             </w:r>
           </w:p>
           <w:p>
@@ -6319,7 +6319,7 @@
                 <w:sz w:val="16"/>
                 <w:szCs w:val="16"/>
               </w:rPr>
-              <w:t>175.0055</w:t>
+              <w:t xml:space="preserve">175.0055</w:t>
             </w:r>
           </w:p>
         </w:tc>
@@ -6350,7 +6350,7 @@
                 <w:sz w:val="16"/>
                 <w:szCs w:val="16"/>
               </w:rPr>
-              <w:t>2</w:t>
+              <w:t xml:space="preserve">2</w:t>
             </w:r>
           </w:p>
         </w:tc>
@@ -6377,7 +6377,7 @@
                 <w:sz w:val="16"/>
                 <w:szCs w:val="16"/>
               </w:rPr>
-              <w:t>Dụng cụ khâu nối tròn ba hàng ghim</w:t>
+              <w:t xml:space="preserve">Dụng cụ khâu nối tròn ba hàng ghim</w:t>
             </w:r>
           </w:p>
         </w:tc>
@@ -6403,7 +6403,7 @@
                 <w:sz w:val="16"/>
                 <w:szCs w:val="16"/>
               </w:rPr>
-              <w:t xml:space="preserve">Dụng cụ cắt khâu nối tròn EEA™ Circular Stapler công nghệ Tri-Staple các cỡ        </w:t>
+              <w:t xml:space="preserve">Dụng cụ cắt khâu nối tròn EEA™ Circular Stapler công nghệ Tri-Staple các cỡ </w:t>
             </w:r>
           </w:p>
         </w:tc>
@@ -6429,7 +6429,7 @@
                 <w:sz w:val="16"/>
                 <w:szCs w:val="16"/>
               </w:rPr>
-              <w:t>Dụng cụ (máy) cắt khâu nối ống tiêu hóa tròn 3 hàng ghim các cỡ đường kính 28mm, 31mm. Chiều cao ghim trước dập cao dần từ trong ra ngoài là 3.0 mm, 3.5 mm, 4.0 mm. Ghim bằng Titanium. Ghim đóng tạo hình chữ B chuẩn</w:t>
+              <w:t xml:space="preserve">Dụng cụ (máy) cắt khâu nối ống tiêu hóa tròn 3 hàng ghim các cỡ đường kính 28mm, 31mm. Chiều cao ghim trước dập cao dần từ trong ra ngoài là 3.0 mm, 3.5 mm, 4.0 mm. Ghim bằng Titanium. Ghim đóng tạo hình chữ B chuẩn</w:t>
             </w:r>
             <w:r>
               <w:rPr>
@@ -6437,7 +6437,7 @@
                 <w:sz w:val="16"/>
                 <w:szCs w:val="16"/>
               </w:rPr>
-              <w:t>.</w:t>
+              <w:t xml:space="preserve">.</w:t>
             </w:r>
           </w:p>
         </w:tc>
@@ -6463,7 +6463,7 @@
                 <w:sz w:val="16"/>
                 <w:szCs w:val="16"/>
               </w:rPr>
-              <w:t>3 cái/ hộp</w:t>
+              <w:t xml:space="preserve">3 cái/ hộp</w:t>
             </w:r>
           </w:p>
         </w:tc>
@@ -6489,7 +6489,7 @@
                 <w:sz w:val="16"/>
                 <w:szCs w:val="16"/>
               </w:rPr>
-              <w:t>Cái</w:t>
+              <w:t xml:space="preserve">Cái</w:t>
             </w:r>
           </w:p>
         </w:tc>
@@ -6515,7 +6515,7 @@
                 <w:sz w:val="16"/>
                 <w:szCs w:val="16"/>
               </w:rPr>
-              <w:t>TRIEEA28MT TRIEEA31MT</w:t>
+              <w:t xml:space="preserve">TRIEEA28MT TRIEEA31MT</w:t>
             </w:r>
           </w:p>
         </w:tc>
@@ -6539,7 +6539,7 @@
                 <w:sz w:val="16"/>
                 <w:szCs w:val="16"/>
               </w:rPr>
-              <w:t>EEA Circular Stapler with Tri - Staple Technology</w:t>
+              <w:t xml:space="preserve">EEA Circular Stapler with Tri - Staple Technology</w:t>
             </w:r>
           </w:p>
         </w:tc>
@@ -6564,7 +6564,7 @@
                 <w:sz w:val="18"/>
                 <w:szCs w:val="18"/>
               </w:rPr>
-              <w:t>Covidien</w:t>
+              <w:t xml:space="preserve">Covidien</w:t>
             </w:r>
           </w:p>
         </w:tc>
@@ -6589,7 +6589,7 @@
                 <w:sz w:val="18"/>
                 <w:szCs w:val="18"/>
               </w:rPr>
-              <w:t>Hoa Kỳ</w:t>
+              <w:t xml:space="preserve">Hoa Kỳ</w:t>
             </w:r>
           </w:p>
         </w:tc>
@@ -6613,14 +6613,14 @@
                 <w:sz w:val="16"/>
                 <w:szCs w:val="16"/>
               </w:rPr>
-              <w:t>202</w:t>
+              <w:t xml:space="preserve">202</w:t>
             </w:r>
             <w:r>
               <w:rPr>
                 <w:sz w:val="16"/>
                 <w:szCs w:val="16"/>
               </w:rPr>
-              <w:t>6</w:t>
+              <w:t xml:space="preserve">6</w:t>
             </w:r>
           </w:p>
         </w:tc>
@@ -6646,7 +6646,7 @@
                 <w:sz w:val="16"/>
                 <w:szCs w:val="16"/>
               </w:rPr>
-              <w:t>20</w:t>
+              <w:t xml:space="preserve">20</w:t>
             </w:r>
           </w:p>
         </w:tc>
@@ -6672,7 +6672,7 @@
                 <w:sz w:val="18"/>
                 <w:szCs w:val="18"/>
               </w:rPr>
-              <w:t>14.900.000</w:t>
+              <w:t xml:space="preserve">14.900.000</w:t>
             </w:r>
           </w:p>
         </w:tc>
@@ -6698,7 +6698,7 @@
                 <w:sz w:val="18"/>
                 <w:szCs w:val="18"/>
               </w:rPr>
-              <w:t>290.800.000</w:t>
+              <w:t xml:space="preserve">290.800.000</w:t>
             </w:r>
           </w:p>
         </w:tc>
@@ -6722,7 +6722,7 @@
                 <w:sz w:val="16"/>
                 <w:szCs w:val="16"/>
               </w:rPr>
-              <w:t>N08.00.010.1712.</w:t>
+              <w:t xml:space="preserve">N08.00.010.1712.</w:t>
             </w:r>
           </w:p>
           <w:p>
@@ -6740,7 +6740,7 @@
                 <w:sz w:val="16"/>
                 <w:szCs w:val="16"/>
               </w:rPr>
-              <w:t>175.0082</w:t>
+              <w:t xml:space="preserve">175.0082</w:t>
             </w:r>
           </w:p>
         </w:tc>
@@ -6771,7 +6771,7 @@
                 <w:sz w:val="16"/>
                 <w:szCs w:val="16"/>
               </w:rPr>
-              <w:t>3</w:t>
+              <w:t xml:space="preserve">3</w:t>
             </w:r>
           </w:p>
         </w:tc>
@@ -6798,7 +6798,7 @@
                 <w:sz w:val="16"/>
                 <w:szCs w:val="16"/>
               </w:rPr>
-              <w:t>Dụng cụ khâu cắt nội soi</w:t>
+              <w:t xml:space="preserve">Dụng cụ khâu cắt nội soi</w:t>
             </w:r>
           </w:p>
         </w:tc>
@@ -6824,7 +6824,7 @@
                 <w:sz w:val="16"/>
                 <w:szCs w:val="16"/>
               </w:rPr>
-              <w:t>Dụng cụ cắt khâu nối tự động dùng trong phẫu thuật nội soi Endo GIA Ultra Universal các cỡ</w:t>
+              <w:t xml:space="preserve">Dụng cụ cắt khâu nối tự động dùng trong phẫu thuật nội soi Endo GIA Ultra Universal các cỡ</w:t>
             </w:r>
           </w:p>
         </w:tc>
@@ -6850,7 +6850,7 @@
                 <w:sz w:val="16"/>
                 <w:szCs w:val="16"/>
               </w:rPr>
-              <w:t>Dụng cụ cắt nối tự động dùng trong mổ nội soi tương thích với tất cả băng ghim khâu cắt nội soi. Dụng cụ khi gắn vào băng ghim tương thích có thể bẻ góc 45 độ mỗi bên với 11 điểm gập góc (5 điểm mỗi bên và điểm ở giữa). Nút điều chỉnh gập góc trên thân. Các cỡ độ dài trục nối tương ứng 6cm, 16cm và 26cm</w:t>
+              <w:t xml:space="preserve">Dụng cụ cắt nối tự động dùng trong mổ nội soi tương thích với tất cả băng ghim khâu cắt nội soi. Dụng cụ khi gắn vào băng ghim tương thích có thể bẻ góc 45 độ mỗi bên với 11 điểm gập góc (5 điểm mỗi bên và điểm ở giữa). Nút điều chỉnh gập góc trên thân. Các cỡ độ dài trục nối tương ứng 6cm, 16cm và 26cm</w:t>
             </w:r>
             <w:r>
               <w:rPr>
@@ -6858,7 +6858,7 @@
                 <w:sz w:val="16"/>
                 <w:szCs w:val="16"/>
               </w:rPr>
-              <w:t>.</w:t>
+              <w:t xml:space="preserve">.</w:t>
             </w:r>
           </w:p>
         </w:tc>
@@ -6884,7 +6884,7 @@
                 <w:sz w:val="16"/>
                 <w:szCs w:val="16"/>
               </w:rPr>
-              <w:t>3 cái/ hộp</w:t>
+              <w:t xml:space="preserve">3 cái/ hộp</w:t>
             </w:r>
           </w:p>
         </w:tc>
@@ -6910,7 +6910,7 @@
                 <w:sz w:val="16"/>
                 <w:szCs w:val="16"/>
               </w:rPr>
-              <w:t>Cái</w:t>
+              <w:t xml:space="preserve">Cái</w:t>
             </w:r>
           </w:p>
         </w:tc>
@@ -6936,7 +6936,7 @@
                 <w:sz w:val="16"/>
                 <w:szCs w:val="16"/>
               </w:rPr>
-              <w:t>EGIAUSHORT EGIAUSTND EGIAUXL</w:t>
+              <w:t xml:space="preserve">EGIAUSHORT EGIAUSTND EGIAUXL</w:t>
             </w:r>
           </w:p>
         </w:tc>
@@ -6964,7 +6964,7 @@
                 <w:szCs w:val="16"/>
                 <w:lang w:val="es-ES"/>
               </w:rPr>
-              <w:t>Endo GIA Ultra Universal Stapler</w:t>
+              <w:t xml:space="preserve">Endo GIA Ultra Universal Stapler</w:t>
             </w:r>
           </w:p>
         </w:tc>
@@ -6991,7 +6991,7 @@
                 <w:sz w:val="18"/>
                 <w:szCs w:val="18"/>
               </w:rPr>
-              <w:t>Covidien</w:t>
+              <w:t xml:space="preserve">Covidien</w:t>
             </w:r>
           </w:p>
         </w:tc>
@@ -7018,7 +7018,7 @@
                 <w:sz w:val="18"/>
                 <w:szCs w:val="18"/>
               </w:rPr>
-              <w:t>Hoa Kỳ</w:t>
+              <w:t xml:space="preserve">Hoa Kỳ</w:t>
             </w:r>
           </w:p>
         </w:tc>
@@ -7044,14 +7044,14 @@
                 <w:sz w:val="16"/>
                 <w:szCs w:val="16"/>
               </w:rPr>
-              <w:t>202</w:t>
+              <w:t xml:space="preserve">202</w:t>
             </w:r>
             <w:r>
               <w:rPr>
                 <w:sz w:val="16"/>
                 <w:szCs w:val="16"/>
               </w:rPr>
-              <w:t>6</w:t>
+              <w:t xml:space="preserve">6</w:t>
             </w:r>
           </w:p>
         </w:tc>
@@ -7079,7 +7079,7 @@
                 <w:szCs w:val="16"/>
                 <w:lang w:val="es-ES"/>
               </w:rPr>
-              <w:t>5</w:t>
+              <w:t xml:space="preserve">5</w:t>
             </w:r>
           </w:p>
         </w:tc>
@@ -7106,7 +7106,7 @@
                 <w:sz w:val="18"/>
                 <w:szCs w:val="18"/>
               </w:rPr>
-              <w:t>5.990.000</w:t>
+              <w:t xml:space="preserve">5.990.000</w:t>
             </w:r>
           </w:p>
         </w:tc>
@@ -7133,7 +7133,7 @@
                 <w:sz w:val="18"/>
                 <w:szCs w:val="18"/>
               </w:rPr>
-              <w:t>29.</w:t>
+              <w:t xml:space="preserve">29.</w:t>
             </w:r>
             <w:r>
               <w:rPr>
@@ -7142,7 +7142,7 @@
                 <w:sz w:val="18"/>
                 <w:szCs w:val="18"/>
               </w:rPr>
-              <w:t>95</w:t>
+              <w:t xml:space="preserve">95</w:t>
             </w:r>
             <w:r>
               <w:rPr>
@@ -7151,7 +7151,7 @@
                 <w:sz w:val="18"/>
                 <w:szCs w:val="18"/>
               </w:rPr>
-              <w:t>0.000</w:t>
+              <w:t xml:space="preserve">0.000</w:t>
             </w:r>
           </w:p>
         </w:tc>
@@ -7177,7 +7177,7 @@
                 <w:szCs w:val="16"/>
                 <w:lang w:val="es-ES"/>
               </w:rPr>
-              <w:t>N07.04.050.</w:t>
+              <w:t xml:space="preserve">N07.04.050.</w:t>
             </w:r>
           </w:p>
           <w:p>
@@ -7197,7 +7197,7 @@
                 <w:szCs w:val="16"/>
                 <w:lang w:val="es-ES"/>
               </w:rPr>
-              <w:t>1712.175.0026</w:t>
+              <w:t xml:space="preserve">1712.175.0026</w:t>
             </w:r>
           </w:p>
         </w:tc>
@@ -7227,7 +7227,7 @@
                 <w:sz w:val="16"/>
                 <w:szCs w:val="16"/>
               </w:rPr>
-              <w:t>4</w:t>
+              <w:t xml:space="preserve">4</w:t>
             </w:r>
           </w:p>
         </w:tc>
@@ -7254,7 +7254,7 @@
                 <w:sz w:val="16"/>
                 <w:szCs w:val="16"/>
               </w:rPr>
-              <w:t>Băng ghim cắt khâu nối nội soi các cỡ</w:t>
+              <w:t xml:space="preserve">Băng ghim cắt khâu nối nội soi các cỡ</w:t>
             </w:r>
           </w:p>
         </w:tc>
@@ -7279,7 +7279,7 @@
                 <w:sz w:val="16"/>
                 <w:szCs w:val="16"/>
               </w:rPr>
-              <w:t>Băng ghim cắt khâu nối nội soi Endo GIA Articulating Reload công nghệ Tri-Staple các cỡ</w:t>
+              <w:t xml:space="preserve">Băng ghim cắt khâu nối nội soi Endo GIA Articulating Reload công nghệ Tri-Staple các cỡ</w:t>
             </w:r>
           </w:p>
         </w:tc>
@@ -7304,7 +7304,7 @@
                 <w:sz w:val="16"/>
                 <w:szCs w:val="16"/>
               </w:rPr>
-              <w:t>Băng (đạn) ghim khâu máy cắt nối tự động nội soi công nghệ Tri -staple. Các cỡ băng ghim dài 30mm, 45mm, 60mm, 3 hàng ghim chiều cao khác nhau mỗi bên, chiều cao ghim trước dập từ trong ra</w:t>
+              <w:t xml:space="preserve">Băng (đạn) ghim khâu máy cắt nối tự động nội soi công nghệ Tri -staple. Các cỡ băng ghim dài 30mm, 45mm, 60mm, 3 hàng ghim chiều cao khác nhau mỗi bên, chiều cao ghim trước dập từ trong ra</w:t>
             </w:r>
             <w:r>
               <w:rPr>
@@ -7320,7 +7320,7 @@
                 <w:sz w:val="16"/>
                 <w:szCs w:val="16"/>
               </w:rPr>
-              <w:t>ngoài là: 2.0mm; 2.5mm; 3.0mm hoặc 3.0mm; 3.5mm; 4.0mm, sau khi dập là 0.88 - 1.5mm hoặc 1.5 - 2.25mm, ghim bằng Titan. Cung cấp lưỡi dao mới trong mỗi băng đạn. Có 4 ghim ở đầu xa băng đạn.</w:t>
+              <w:t xml:space="preserve">ngoài là: 2.0mm; 2.5mm; 3.0mm hoặc 3.0mm; 3.5mm; 4.0mm, sau khi dập là 0.88 - 1.5mm hoặc 1.5 - 2.25mm, ghim bằng Titan. Cung cấp lưỡi dao mới trong mỗi băng đạn. Có 4 ghim ở đầu xa băng đạn.</w:t>
             </w:r>
           </w:p>
         </w:tc>
@@ -7345,7 +7345,7 @@
                 <w:sz w:val="16"/>
                 <w:szCs w:val="16"/>
               </w:rPr>
-              <w:t>6 cái/ hộp</w:t>
+              <w:t xml:space="preserve">6 cái/ hộp</w:t>
             </w:r>
           </w:p>
         </w:tc>
@@ -7370,7 +7370,7 @@
                 <w:sz w:val="16"/>
                 <w:szCs w:val="16"/>
               </w:rPr>
-              <w:t>Cái</w:t>
+              <w:t xml:space="preserve">Cái</w:t>
             </w:r>
           </w:p>
         </w:tc>
@@ -7402,7 +7402,7 @@
                 <w:sz w:val="16"/>
                 <w:szCs w:val="16"/>
               </w:rPr>
-              <w:t>EGIA30AVM</w:t>
+              <w:t xml:space="preserve">EGIA30AVM</w:t>
             </w:r>
           </w:p>
           <w:p>
@@ -7420,7 +7420,7 @@
                 <w:sz w:val="16"/>
                 <w:szCs w:val="16"/>
               </w:rPr>
-              <w:t>EGIA45AVM</w:t>
+              <w:t xml:space="preserve">EGIA45AVM</w:t>
             </w:r>
           </w:p>
           <w:p>
@@ -7438,7 +7438,7 @@
                 <w:sz w:val="16"/>
                 <w:szCs w:val="16"/>
               </w:rPr>
-              <w:t>EGIA45AMT</w:t>
+              <w:t xml:space="preserve">EGIA45AMT</w:t>
             </w:r>
           </w:p>
           <w:p>
@@ -7456,7 +7456,7 @@
                 <w:sz w:val="16"/>
                 <w:szCs w:val="16"/>
               </w:rPr>
-              <w:t>EGIA60AMT</w:t>
+              <w:t xml:space="preserve">EGIA60AMT</w:t>
             </w:r>
           </w:p>
         </w:tc>
@@ -7483,7 +7483,7 @@
                 <w:szCs w:val="16"/>
                 <w:lang w:val="es-ES"/>
               </w:rPr>
-              <w:t>Endo Gia Articulating Reload with Tri-Staple Technology</w:t>
+              <w:t xml:space="preserve">Endo Gia Articulating Reload with Tri-Staple Technology</w:t>
             </w:r>
           </w:p>
         </w:tc>
@@ -7507,7 +7507,7 @@
                 <w:sz w:val="18"/>
                 <w:szCs w:val="18"/>
               </w:rPr>
-              <w:t>Covidien</w:t>
+              <w:t xml:space="preserve">Covidien</w:t>
             </w:r>
           </w:p>
         </w:tc>
@@ -7531,7 +7531,7 @@
                 <w:sz w:val="18"/>
                 <w:szCs w:val="18"/>
               </w:rPr>
-              <w:t>Hoa Kỳ</w:t>
+              <w:t xml:space="preserve">Hoa Kỳ</w:t>
             </w:r>
           </w:p>
         </w:tc>
@@ -7556,14 +7556,14 @@
                 <w:sz w:val="16"/>
                 <w:szCs w:val="16"/>
               </w:rPr>
-              <w:t>202</w:t>
+              <w:t xml:space="preserve">202</w:t>
             </w:r>
             <w:r>
               <w:rPr>
                 <w:sz w:val="16"/>
                 <w:szCs w:val="16"/>
               </w:rPr>
-              <w:t>6</w:t>
+              <w:t xml:space="preserve">6</w:t>
             </w:r>
           </w:p>
         </w:tc>
@@ -7590,7 +7590,7 @@
                 <w:szCs w:val="16"/>
                 <w:lang w:val="es-ES"/>
               </w:rPr>
-              <w:t>262</w:t>
+              <w:t xml:space="preserve">262</w:t>
             </w:r>
           </w:p>
         </w:tc>
@@ -7616,7 +7616,7 @@
                 <w:sz w:val="18"/>
                 <w:szCs w:val="18"/>
               </w:rPr>
-              <w:t>5.500.000</w:t>
+              <w:t xml:space="preserve">5.500.000</w:t>
             </w:r>
           </w:p>
         </w:tc>
@@ -7642,7 +7642,7 @@
                 <w:sz w:val="18"/>
                 <w:szCs w:val="18"/>
               </w:rPr>
-              <w:t>1.441.000.000</w:t>
+              <w:t xml:space="preserve">1.441.000.000</w:t>
             </w:r>
           </w:p>
         </w:tc>
@@ -7668,7 +7668,7 @@
                 <w:szCs w:val="16"/>
                 <w:lang w:val="es-ES"/>
               </w:rPr>
-              <w:t>N08.00.010.1712.</w:t>
+              <w:t xml:space="preserve">N08.00.010.1712.</w:t>
             </w:r>
           </w:p>
           <w:p>
@@ -7688,7 +7688,7 @@
                 <w:szCs w:val="16"/>
                 <w:lang w:val="es-ES"/>
               </w:rPr>
-              <w:t>175.0073</w:t>
+              <w:t xml:space="preserve">175.0073</w:t>
             </w:r>
           </w:p>
         </w:tc>
@@ -7730,7 +7730,7 @@
           <w:lang w:val="vi-VN"/>
         </w:rPr>
         <w:lastRenderedPageBreak/>
-        <w:t>ĐIỀU KIỆN CHUNG CỦA HỢP ĐỒNG</w:t>
+        <w:t xml:space="preserve">ĐIỀU KIỆN CHUNG CỦA HỢP ĐỒNG</w:t>
       </w:r>
       <w:bookmarkEnd w:id="2"/>
     </w:p>
@@ -7795,7 +7795,7 @@
                 <w:sz w:val="26"/>
                 <w:szCs w:val="26"/>
               </w:rPr>
-              <w:t>1. Định nghĩa</w:t>
+              <w:t xml:space="preserve">1. Định nghĩa</w:t>
             </w:r>
           </w:p>
         </w:tc>
@@ -7823,7 +7823,7 @@
                 <w:sz w:val="26"/>
                 <w:szCs w:val="26"/>
               </w:rPr>
-              <w:t>Trong hợp đồng này, các từ ngữ dưới đây được hiểu như sau</w:t>
+              <w:t xml:space="preserve">Trong hợp đồng này, các từ ngữ dưới đây được hiểu như sau</w:t>
             </w:r>
             <w:r>
               <w:rPr>
@@ -7832,7 +7832,7 @@
                 <w:sz w:val="26"/>
                 <w:szCs w:val="26"/>
               </w:rPr>
-              <w:t xml:space="preserve">:  </w:t>
+              <w:t xml:space="preserve">: </w:t>
             </w:r>
           </w:p>
           <w:p>
@@ -7863,7 +7863,7 @@
                 <w:szCs w:val="26"/>
                 <w:lang w:val="en-US"/>
               </w:rPr>
-              <w:t>là tổ chức được quy định tại</w:t>
+              <w:t xml:space="preserve">là tổ chức được quy định tại</w:t>
             </w:r>
             <w:r>
               <w:rPr>
@@ -7878,7 +7878,7 @@
                 <w:color w:val="000000" w:themeColor="text1"/>
                 <w:szCs w:val="26"/>
               </w:rPr>
-              <w:t>E-ĐKCT</w:t>
+              <w:t xml:space="preserve">E-ĐKCT</w:t>
             </w:r>
             <w:r>
               <w:rPr>
@@ -7886,7 +7886,7 @@
                 <w:color w:val="000000" w:themeColor="text1"/>
                 <w:szCs w:val="26"/>
               </w:rPr>
-              <w:t>;</w:t>
+              <w:t xml:space="preserve">;</w:t>
             </w:r>
           </w:p>
           <w:p>
@@ -7917,7 +7917,7 @@
                 <w:szCs w:val="26"/>
                 <w:lang w:val="nl-NL"/>
               </w:rPr>
-              <w:t>là thỏa thuận giữa Chủ đầu tư và Nhà thầu, thể hiện bằng văn bản, được hai bên ký kết, bao gồm cả phụ lục và tài liệu kèm theo</w:t>
+              <w:t xml:space="preserve">là thỏa thuận giữa Chủ đầu tư và Nhà thầu, thể hiện bằng văn bản, được hai bên ký kết, bao gồm cả phụ lục và tài liệu kèm theo</w:t>
             </w:r>
             <w:r>
               <w:rPr>
@@ -7925,7 +7925,7 @@
                 <w:color w:val="000000" w:themeColor="text1"/>
                 <w:szCs w:val="26"/>
               </w:rPr>
-              <w:t>;</w:t>
+              <w:t xml:space="preserve">;</w:t>
             </w:r>
           </w:p>
           <w:p>
@@ -7954,7 +7954,7 @@
                 <w:color w:val="000000" w:themeColor="text1"/>
                 <w:szCs w:val="26"/>
               </w:rPr>
-              <w:t>E-ĐKCT</w:t>
+              <w:t xml:space="preserve">E-ĐKCT</w:t>
             </w:r>
             <w:r>
               <w:rPr>
@@ -7962,7 +7962,7 @@
                 <w:color w:val="000000" w:themeColor="text1"/>
                 <w:szCs w:val="26"/>
               </w:rPr>
-              <w:t>;</w:t>
+              <w:t xml:space="preserve">;</w:t>
             </w:r>
           </w:p>
           <w:p>
@@ -7991,7 +7991,7 @@
                 <w:sz w:val="26"/>
                 <w:szCs w:val="26"/>
               </w:rPr>
-              <w:t>1.4. “Nhà thầu phụ” là nhà thầu có tên trong danh sách các nhà thầu phụ do Nhà thầu đề xuất trong E-HSDT và được Nhà thầu ký hợp đồng để thực hiện</w:t>
+              <w:t xml:space="preserve">1.4. “Nhà thầu phụ” là nhà thầu có tên trong danh sách các nhà thầu phụ do Nhà thầu đề xuất trong E-HSDT và được Nhà thầu ký hợp đồng để thực hiện</w:t>
             </w:r>
             <w:r>
               <w:rPr>
@@ -8030,7 +8030,7 @@
                 <w:color w:val="000000" w:themeColor="text1"/>
                 <w:szCs w:val="26"/>
               </w:rPr>
-              <w:t>1.5. “Tài liệu hợp đồng” là các tài liệu được liệt kê trong Hợp đồng, bao gồm bất kỳ bản sửa đổi, bổ sung nào của Hợp đồng;</w:t>
+              <w:t xml:space="preserve">1.5. “Tài liệu hợp đồng” là các tài liệu được liệt kê trong Hợp đồng, bao gồm bất kỳ bản sửa đổi, bổ sung nào của Hợp đồng;</w:t>
             </w:r>
           </w:p>
           <w:p>
@@ -8053,7 +8053,7 @@
                 <w:color w:val="000000" w:themeColor="text1"/>
                 <w:szCs w:val="26"/>
               </w:rPr>
-              <w:t>1.6. “Giá hợp đồng”</w:t>
+              <w:t xml:space="preserve">1.6. “Giá hợp đồng”</w:t>
             </w:r>
             <w:r>
               <w:rPr>
@@ -8070,7 +8070,7 @@
                 <w:szCs w:val="26"/>
                 <w:lang w:val="pl-PL"/>
               </w:rPr>
-              <w:t>là tổng số tiền ghi trong hợp đồng cho việc cung cấp hàng hoá và dịch vụ liên quan. Giá hợp đồng đã bao gồm tất cả các chi phí về thuế, phí, lệ phí (nếu có);</w:t>
+              <w:t xml:space="preserve">là tổng số tiền ghi trong hợp đồng cho việc cung cấp hàng hoá và dịch vụ liên quan. Giá hợp đồng đã bao gồm tất cả các chi phí về thuế, phí, lệ phí (nếu có);</w:t>
             </w:r>
           </w:p>
           <w:p>
@@ -8094,7 +8094,7 @@
                 <w:szCs w:val="26"/>
                 <w:lang w:val="pl-PL"/>
               </w:rPr>
-              <w:t>1.7. “Ngày” là ngày dương lịch; “năm” là 365 ngày;</w:t>
+              <w:t xml:space="preserve">1.7. “Ngày” là ngày dương lịch; “năm” là 365 ngày;</w:t>
             </w:r>
           </w:p>
           <w:p>
@@ -8127,7 +8127,7 @@
                 <w:szCs w:val="26"/>
                 <w:lang w:val="pl-PL"/>
               </w:rPr>
-              <w:t>bao gồm máy móc, thiết bị, nguyên liệu, nhiên liệu, vật liệu, vật tư, phụ tùng; hàng tiêu dùng; trang thiết bị y tế dùng cho các cơ sở y tế</w:t>
+              <w:t xml:space="preserve">bao gồm máy móc, thiết bị, nguyên liệu, nhiên liệu, vật liệu, vật tư, phụ tùng; hàng tiêu dùng; trang thiết bị y tế dùng cho các cơ sở y tế</w:t>
             </w:r>
             <w:r>
               <w:rPr>
@@ -8136,7 +8136,7 @@
                 <w:szCs w:val="26"/>
                 <w:lang w:val="pl-PL"/>
               </w:rPr>
-              <w:t>;</w:t>
+              <w:t xml:space="preserve">;</w:t>
             </w:r>
           </w:p>
           <w:p>
@@ -8184,7 +8184,7 @@
                 <w:szCs w:val="26"/>
                 <w:lang w:val="pl-PL"/>
               </w:rPr>
-              <w:t>1.10. “Hoàn thành” là việc Nhà thầu hoàn tất các dịch vụ liên quan theo các điều khoản và điều kiện quy định tại Hợp đồng;</w:t>
+              <w:t xml:space="preserve">1.10. “Hoàn thành” là việc Nhà thầu hoàn tất các dịch vụ liên quan theo các điều khoản và điều kiện quy định tại Hợp đồng;</w:t>
             </w:r>
           </w:p>
           <w:p>
@@ -8218,7 +8218,7 @@
                 <w:szCs w:val="26"/>
                 <w:lang w:val="pl-PL"/>
               </w:rPr>
-              <w:t>E-ĐKCT</w:t>
+              <w:t xml:space="preserve">E-ĐKCT</w:t>
             </w:r>
             <w:r>
               <w:rPr>
@@ -8228,7 +8228,7 @@
                 <w:szCs w:val="26"/>
                 <w:lang w:val="pl-PL"/>
               </w:rPr>
-              <w:t>.</w:t>
+              <w:t xml:space="preserve">.</w:t>
             </w:r>
           </w:p>
           <w:p>
@@ -8248,7 +8248,7 @@
                 <w:szCs w:val="26"/>
                 <w:lang w:val="pl-PL"/>
               </w:rPr>
-              <w:t xml:space="preserve">  1.12 “ Thời gian thực hiện hợp đồng” được tính từ ngày hợp đồng có hiệu lực cho đến khi các bên đã hoàn thành các nghĩa vụ theo hợp đồng đã ký</w:t>
+              <w:t xml:space="preserve"> 1.12 “ Thời gian thực hiện hợp đồng” được tính từ ngày hợp đồng có hiệu lực cho đến khi các bên đã hoàn thành các nghĩa vụ theo hợp đồng đã ký</w:t>
             </w:r>
           </w:p>
         </w:tc>
@@ -8284,7 +8284,7 @@
                 <w:szCs w:val="26"/>
                 <w:lang w:val="pl-PL"/>
               </w:rPr>
-              <w:t>2. Tài liệu hợp đồng và thứ tự ưu tiên</w:t>
+              <w:t xml:space="preserve">2. Tài liệu hợp đồng và thứ tự ưu tiên</w:t>
             </w:r>
             <w:bookmarkEnd w:id="3"/>
           </w:p>
@@ -8352,7 +8352,7 @@
                 <w:szCs w:val="26"/>
                 <w:lang w:val="pl-PL"/>
               </w:rPr>
-              <w:t>2.2. Các tài liệu cấu thành Hợp đồng được sắp xếp theo thứ tự ưu tiên sau đây:</w:t>
+              <w:t xml:space="preserve">2.2. Các tài liệu cấu thành Hợp đồng được sắp xếp theo thứ tự ưu tiên sau đây:</w:t>
             </w:r>
           </w:p>
           <w:p>
@@ -8383,7 +8383,7 @@
                 <w:szCs w:val="26"/>
                 <w:lang w:val="pl-PL"/>
               </w:rPr>
-              <w:t>a) Hợp đồng, kèm theo các phụ lục hợp đồng;</w:t>
+              <w:t xml:space="preserve">a) Hợp đồng, kèm theo các phụ lục hợp đồng;</w:t>
             </w:r>
           </w:p>
           <w:p>
@@ -8414,7 +8414,7 @@
                 <w:szCs w:val="26"/>
                 <w:lang w:val="pl-PL"/>
               </w:rPr>
-              <w:t>b) Biên bản hoàn thiện hợp đồng (Nếu có);</w:t>
+              <w:t xml:space="preserve">b) Biên bản hoàn thiện hợp đồng (Nếu có);</w:t>
             </w:r>
           </w:p>
           <w:p>
@@ -8445,7 +8445,7 @@
                 <w:szCs w:val="26"/>
                 <w:lang w:val="pl-PL"/>
               </w:rPr>
-              <w:t>c) Thư chấp thuận E-HSDT và trao hợp đồng;</w:t>
+              <w:t xml:space="preserve">c) Thư chấp thuận E-HSDT và trao hợp đồng;</w:t>
             </w:r>
           </w:p>
           <w:p>
@@ -8476,7 +8476,7 @@
                 <w:szCs w:val="26"/>
                 <w:lang w:val="pl-PL"/>
               </w:rPr>
-              <w:t>d) Quyết định phê duyệt kết quả lựa chọn nhà thầu;</w:t>
+              <w:t xml:space="preserve">d) Quyết định phê duyệt kết quả lựa chọn nhà thầu;</w:t>
             </w:r>
           </w:p>
           <w:p>
@@ -8507,7 +8507,7 @@
                 <w:szCs w:val="26"/>
                 <w:lang w:val="it-IT"/>
               </w:rPr>
-              <w:t>đ) E-ĐKCT;</w:t>
+              <w:t xml:space="preserve">đ) E-ĐKCT;</w:t>
             </w:r>
           </w:p>
           <w:p>
@@ -8538,7 +8538,7 @@
                 <w:szCs w:val="26"/>
                 <w:lang w:val="it-IT"/>
               </w:rPr>
-              <w:t>e) E-ĐKC;</w:t>
+              <w:t xml:space="preserve">e) E-ĐKC;</w:t>
             </w:r>
           </w:p>
           <w:p>
@@ -8593,7 +8593,7 @@
                 <w:szCs w:val="26"/>
                 <w:lang w:val="it-IT"/>
               </w:rPr>
-              <w:t>của Nhà thầu;</w:t>
+              <w:t xml:space="preserve">của Nhà thầu;</w:t>
             </w:r>
           </w:p>
           <w:p>
@@ -8628,7 +8628,7 @@
                 <w:sz w:val="26"/>
                 <w:szCs w:val="26"/>
               </w:rPr>
-              <w:t>h) E-HSMT;</w:t>
+              <w:t xml:space="preserve">h) E-HSMT;</w:t>
             </w:r>
           </w:p>
           <w:p>
@@ -8663,15 +8663,15 @@
                 <w:sz w:val="26"/>
                 <w:szCs w:val="26"/>
               </w:rPr>
-              <w:t>E-ĐKCT</w:t>
-            </w:r>
-            <w:r>
-              <w:rPr>
-                <w:color w:val="000000" w:themeColor="text1"/>
-                <w:sz w:val="26"/>
-                <w:szCs w:val="26"/>
-              </w:rPr>
-              <w:t>.</w:t>
+              <w:t xml:space="preserve">E-ĐKCT</w:t>
+            </w:r>
+            <w:r>
+              <w:rPr>
+                <w:color w:val="000000" w:themeColor="text1"/>
+                <w:sz w:val="26"/>
+                <w:szCs w:val="26"/>
+              </w:rPr>
+              <w:t xml:space="preserve">.</w:t>
             </w:r>
           </w:p>
         </w:tc>
@@ -8706,7 +8706,7 @@
                 <w:szCs w:val="26"/>
               </w:rPr>
               <w:lastRenderedPageBreak/>
-              <w:t>3. Luật và ngôn ngữ</w:t>
+              <w:t xml:space="preserve">3. Luật và ngôn ngữ</w:t>
             </w:r>
             <w:bookmarkEnd w:id="4"/>
           </w:p>
@@ -8744,7 +8744,7 @@
                 <w:sz w:val="26"/>
                 <w:szCs w:val="26"/>
               </w:rPr>
-              <w:t>là tiếng Việt</w:t>
+              <w:t xml:space="preserve">là tiếng Việt</w:t>
             </w:r>
             <w:r>
               <w:rPr>
@@ -8753,7 +8753,7 @@
                 <w:sz w:val="26"/>
                 <w:szCs w:val="26"/>
               </w:rPr>
-              <w:t>.</w:t>
+              <w:t xml:space="preserve">.</w:t>
             </w:r>
           </w:p>
         </w:tc>
@@ -8791,7 +8791,7 @@
                 <w:szCs w:val="26"/>
                 <w:lang w:val="nl-NL"/>
               </w:rPr>
-              <w:t>4. Thông báo</w:t>
+              <w:t xml:space="preserve">4. Thông báo</w:t>
             </w:r>
           </w:p>
         </w:tc>
@@ -8827,15 +8827,15 @@
                 <w:sz w:val="26"/>
                 <w:szCs w:val="26"/>
               </w:rPr>
-              <w:t>E-ĐKCT</w:t>
-            </w:r>
-            <w:r>
-              <w:rPr>
-                <w:color w:val="000000" w:themeColor="text1"/>
-                <w:sz w:val="26"/>
-                <w:szCs w:val="26"/>
-              </w:rPr>
-              <w:t>. Thuật ngữ “bằng văn bản” có nghĩa là hình thức truyền đạt thông tin dưới dạng viết và có bằng chứng về việc tiếp nhận thông tin.</w:t>
+              <w:t xml:space="preserve">E-ĐKCT</w:t>
+            </w:r>
+            <w:r>
+              <w:rPr>
+                <w:color w:val="000000" w:themeColor="text1"/>
+                <w:sz w:val="26"/>
+                <w:szCs w:val="26"/>
+              </w:rPr>
+              <w:t xml:space="preserve">. Thuật ngữ “bằng văn bản” có nghĩa là hình thức truyền đạt thông tin dưới dạng viết và có bằng chứng về việc tiếp nhận thông tin.</w:t>
             </w:r>
           </w:p>
           <w:p>
@@ -8856,7 +8856,7 @@
                 <w:sz w:val="26"/>
                 <w:szCs w:val="26"/>
               </w:rPr>
-              <w:t>4.2. Thông báo của một bên sẽ được coi là có hiệu lực kể từ ngày bên kia nhận được hoặc theo ngày hiệu lực nêu trong thông báo, tùy theo ngày nào đến muộn hơn.</w:t>
+              <w:t xml:space="preserve">4.2. Thông báo của một bên sẽ được coi là có hiệu lực kể từ ngày bên kia nhận được hoặc theo ngày hiệu lực nêu trong thông báo, tùy theo ngày nào đến muộn hơn.</w:t>
             </w:r>
           </w:p>
         </w:tc>
@@ -8893,7 +8893,7 @@
                 <w:sz w:val="26"/>
                 <w:szCs w:val="26"/>
               </w:rPr>
-              <w:t>5. Bảo đảm thực hiện hợp đồng</w:t>
+              <w:t xml:space="preserve">5. Bảo đảm thực hiện hợp đồng</w:t>
             </w:r>
           </w:p>
         </w:tc>
@@ -8928,24 +8928,24 @@
                 <w:sz w:val="26"/>
                 <w:szCs w:val="26"/>
               </w:rPr>
-              <w:t>5.1. Bảo đảm thực hiện hợp đồng phải được nộp lên Chủ đầu tư không muộn hơn ngày quy định tại Thư chấp thuận E-HSDT và trao hợp đồng. Bảo đảm thực hiện hợp đồng được thực hiện bằng cách nộp thư bảo lãnh của tổ chức tín dụng trong n</w:t>
-            </w:r>
-            <w:r>
-              <w:rPr>
-                <w:color w:val="000000" w:themeColor="text1"/>
-                <w:sz w:val="26"/>
-                <w:szCs w:val="26"/>
-                <w:lang w:val="vi-VN"/>
-              </w:rPr>
-              <w:t>ước</w:t>
-            </w:r>
-            <w:r>
-              <w:rPr>
-                <w:color w:val="000000" w:themeColor="text1"/>
-                <w:sz w:val="26"/>
-                <w:szCs w:val="26"/>
-              </w:rPr>
-              <w:t>, chi nhánh ngân hàng nước ngoài được thành lập theo pháp luật Việt Nam và là bảo đảm không có điều kiện (trả tiền khi có yêu cầu, theo Mẫu số 18 Phần 4.</w:t>
+              <w:t xml:space="preserve">5.1. Bảo đảm thực hiện hợp đồng phải được nộp lên Chủ đầu tư không muộn hơn ngày quy định tại Thư chấp thuận E-HSDT và trao hợp đồng. Bảo đảm thực hiện hợp đồng được thực hiện bằng cách nộp thư bảo lãnh của tổ chức tín dụng trong n</w:t>
+            </w:r>
+            <w:r>
+              <w:rPr>
+                <w:color w:val="000000" w:themeColor="text1"/>
+                <w:sz w:val="26"/>
+                <w:szCs w:val="26"/>
+                <w:lang w:val="vi-VN"/>
+              </w:rPr>
+              <w:t xml:space="preserve">ước</w:t>
+            </w:r>
+            <w:r>
+              <w:rPr>
+                <w:color w:val="000000" w:themeColor="text1"/>
+                <w:sz w:val="26"/>
+                <w:szCs w:val="26"/>
+              </w:rPr>
+              <w:t xml:space="preserve">, chi nhánh ngân hàng nước ngoài được thành lập theo pháp luật Việt Nam và là bảo đảm không có điều kiện (trả tiền khi có yêu cầu, theo Mẫu số 18 Phần 4.</w:t>
             </w:r>
           </w:p>
           <w:p>
@@ -8983,7 +8983,7 @@
                 <w:sz w:val="26"/>
                 <w:szCs w:val="26"/>
               </w:rPr>
-              <w:t>E-ĐKCT</w:t>
+              <w:t xml:space="preserve">E-ĐKCT</w:t>
             </w:r>
           </w:p>
           <w:p>
@@ -9012,7 +9012,7 @@
                 <w:sz w:val="26"/>
                 <w:szCs w:val="26"/>
               </w:rPr>
-              <w:t>5.3. Bảo đảm thực hiện hợp đồng sẽ được trả cho Chủ đầu tư để bồi thường cho bất kỳ tổn thất nào phát sinh do Nhà thầu không hoàn thành các nghĩa vụ hợp đồng.</w:t>
+              <w:t xml:space="preserve">5.3. Bảo đảm thực hiện hợp đồng sẽ được trả cho Chủ đầu tư để bồi thường cho bất kỳ tổn thất nào phát sinh do Nhà thầu không hoàn thành các nghĩa vụ hợp đồng.</w:t>
             </w:r>
           </w:p>
           <w:p>
@@ -9050,15 +9050,15 @@
                 <w:sz w:val="26"/>
                 <w:szCs w:val="26"/>
               </w:rPr>
-              <w:t>E-ĐKCT</w:t>
-            </w:r>
-            <w:r>
-              <w:rPr>
-                <w:color w:val="000000" w:themeColor="text1"/>
-                <w:sz w:val="26"/>
-                <w:szCs w:val="26"/>
-              </w:rPr>
-              <w:t>.</w:t>
+              <w:t xml:space="preserve">E-ĐKCT</w:t>
+            </w:r>
+            <w:r>
+              <w:rPr>
+                <w:color w:val="000000" w:themeColor="text1"/>
+                <w:sz w:val="26"/>
+                <w:szCs w:val="26"/>
+              </w:rPr>
+              <w:t xml:space="preserve">.</w:t>
             </w:r>
           </w:p>
         </w:tc>
@@ -9095,7 +9095,7 @@
                 <w:sz w:val="26"/>
                 <w:szCs w:val="26"/>
               </w:rPr>
-              <w:t>6. Ký hợp đồng thầu phụ</w:t>
+              <w:t xml:space="preserve">6. Ký hợp đồng thầu phụ</w:t>
             </w:r>
           </w:p>
         </w:tc>
@@ -9137,7 +9137,7 @@
                 <w:sz w:val="26"/>
                 <w:szCs w:val="26"/>
               </w:rPr>
-              <w:t>E-ĐKCT</w:t>
+              <w:t xml:space="preserve">E-ĐKCT</w:t>
             </w:r>
             <w:r>
               <w:rPr>
@@ -9219,7 +9219,7 @@
                 <w:sz w:val="26"/>
                 <w:szCs w:val="26"/>
               </w:rPr>
-              <w:t>chỉ được thực hiện khi có lý do xác đáng, hợp lý và được Chủ đầu tư chấp thuận.</w:t>
+              <w:t xml:space="preserve">chỉ được thực hiện khi có lý do xác đáng, hợp lý và được Chủ đầu tư chấp thuận.</w:t>
             </w:r>
           </w:p>
           <w:p>
@@ -9245,7 +9245,7 @@
                 <w:sz w:val="26"/>
                 <w:szCs w:val="26"/>
               </w:rPr>
-              <w:t>6.2. Nhà thầu có trách nhiệm thanh toán đầy đủ và đúng hạn cho nhà thầu phụ theo các điều khoản thỏa thuận giữa Nhà thầu và nhà thầu phụ.</w:t>
+              <w:t xml:space="preserve">6.2. Nhà thầu có trách nhiệm thanh toán đầy đủ và đúng hạn cho nhà thầu phụ theo các điều khoản thỏa thuận giữa Nhà thầu và nhà thầu phụ.</w:t>
             </w:r>
           </w:p>
         </w:tc>
@@ -9284,7 +9284,7 @@
                 <w:szCs w:val="26"/>
                 <w:lang w:val="es-ES"/>
               </w:rPr>
-              <w:t>7. Giải quyết tranh chấp</w:t>
+              <w:t xml:space="preserve">7. Giải quyết tranh chấp</w:t>
             </w:r>
           </w:p>
         </w:tc>
@@ -9318,7 +9318,7 @@
                 <w:szCs w:val="26"/>
                 <w:lang w:val="pl-PL"/>
               </w:rPr>
-              <w:t>7.1. Chủ đầu tư và Nhà thầu có trách nhiệm giải quyết các tranh chấp phát sinh giữa hai bên thông qua thương lượng, hòa giải.</w:t>
+              <w:t xml:space="preserve">7.1. Chủ đầu tư và Nhà thầu có trách nhiệm giải quyết các tranh chấp phát sinh giữa hai bên thông qua thương lượng, hòa giải.</w:t>
             </w:r>
           </w:p>
           <w:p>
@@ -9357,7 +9357,7 @@
                 <w:szCs w:val="26"/>
                 <w:lang w:val="vi-VN"/>
               </w:rPr>
-              <w:t>E-ĐKCT</w:t>
+              <w:t xml:space="preserve">E-ĐKCT</w:t>
             </w:r>
             <w:r>
               <w:rPr>
@@ -9376,7 +9376,7 @@
                 <w:szCs w:val="26"/>
                 <w:lang w:val="pl-PL"/>
               </w:rPr>
-              <w:t>E-ĐKCT</w:t>
+              <w:t xml:space="preserve">E-ĐKCT</w:t>
             </w:r>
             <w:r>
               <w:rPr>
@@ -9385,7 +9385,7 @@
                 <w:szCs w:val="26"/>
                 <w:lang w:val="pl-PL"/>
               </w:rPr>
-              <w:t>.</w:t>
+              <w:t xml:space="preserve">.</w:t>
             </w:r>
             <w:r>
               <w:rPr>
@@ -9430,7 +9430,7 @@
                 <w:lang w:val="es-ES"/>
               </w:rPr>
               <w:lastRenderedPageBreak/>
-              <w:t>8. Phạm vi cung cấp</w:t>
+              <w:t xml:space="preserve">8. Phạm vi cung cấp</w:t>
             </w:r>
           </w:p>
         </w:tc>
@@ -9467,7 +9467,7 @@
                 <w:szCs w:val="26"/>
                 <w:lang w:val="es-ES"/>
               </w:rPr>
-              <w:t>Mẫu số 02A</w:t>
+              <w:t xml:space="preserve">Mẫu số 02A</w:t>
             </w:r>
             <w:r>
               <w:rPr>
@@ -9483,7 +9483,7 @@
                 <w:sz w:val="26"/>
                 <w:szCs w:val="26"/>
               </w:rPr>
-              <w:t>Phạm vi cung cấp hàng hoá</w:t>
+              <w:t xml:space="preserve">Phạm vi cung cấp hàng hoá</w:t>
             </w:r>
             <w:r>
               <w:rPr>
@@ -9492,7 +9492,7 @@
                 <w:szCs w:val="26"/>
                 <w:lang w:val="es-ES"/>
               </w:rPr>
-              <w:t>.</w:t>
+              <w:t xml:space="preserve">.</w:t>
             </w:r>
           </w:p>
         </w:tc>
@@ -9527,7 +9527,7 @@
                 <w:szCs w:val="26"/>
                 <w:lang w:val="es-ES"/>
               </w:rPr>
-              <w:t>9. Tiến độ giao hàng, lịch hoàn thành các dịch vụ liên quan (nếu có) và tài liệu chứng từ</w:t>
+              <w:t xml:space="preserve">9. Tiến độ giao hàng, lịch hoàn thành các dịch vụ liên quan (nếu có) và tài liệu chứng từ</w:t>
             </w:r>
           </w:p>
         </w:tc>
@@ -9564,7 +9564,7 @@
                 <w:szCs w:val="26"/>
                 <w:lang w:val="es-ES"/>
               </w:rPr>
-              <w:t>Mẫu số 02A</w:t>
+              <w:t xml:space="preserve">Mẫu số 02A</w:t>
             </w:r>
             <w:r>
               <w:rPr>
@@ -9573,7 +9573,7 @@
                 <w:szCs w:val="26"/>
                 <w:lang w:val="es-ES"/>
               </w:rPr>
-              <w:t>.</w:t>
+              <w:t xml:space="preserve">.</w:t>
             </w:r>
             <w:r>
               <w:rPr>
@@ -9590,7 +9590,7 @@
                 <w:szCs w:val="26"/>
                 <w:lang w:val="vi-VN"/>
               </w:rPr>
-              <w:t>Phạm vi cung cấp hàng hoá</w:t>
+              <w:t xml:space="preserve">Phạm vi cung cấp hàng hoá</w:t>
             </w:r>
             <w:r>
               <w:rPr>
@@ -9599,7 +9599,7 @@
                 <w:szCs w:val="26"/>
                 <w:lang w:val="es-ES"/>
               </w:rPr>
-              <w:t>.</w:t>
+              <w:t xml:space="preserve">.</w:t>
             </w:r>
             <w:r>
               <w:rPr>
@@ -9617,7 +9617,7 @@
                 <w:szCs w:val="26"/>
                 <w:lang w:val="es-ES"/>
               </w:rPr>
-              <w:t>E-ĐKCT</w:t>
+              <w:t xml:space="preserve">E-ĐKCT</w:t>
             </w:r>
             <w:r>
               <w:rPr>
@@ -9625,7 +9625,7 @@
                 <w:szCs w:val="26"/>
                 <w:lang w:val="es-ES"/>
               </w:rPr>
-              <w:t>.</w:t>
+              <w:t xml:space="preserve">.</w:t>
             </w:r>
           </w:p>
         </w:tc>
@@ -9690,7 +9690,7 @@
                 <w:szCs w:val="26"/>
                 <w:lang w:val="vi-VN"/>
               </w:rPr>
-              <w:t>Nhà thầu phải cung cấp toàn bộ hàng hóa và dịch vụ liên quan (nếu có) trong phạm vi cung cấp quy định tại Mục 8 E-ĐKC và theo tiến độ giao hàng, lịch hoàn thành các dịch vụ liên quan quy định tại Mục 9 E-ĐKC</w:t>
+              <w:t xml:space="preserve">Nhà thầu phải cung cấp toàn bộ hàng hóa và dịch vụ liên quan (nếu có) trong phạm vi cung cấp quy định tại Mục 8 E-ĐKC và theo tiến độ giao hàng, lịch hoàn thành các dịch vụ liên quan quy định tại Mục 9 E-ĐKC</w:t>
             </w:r>
             <w:r>
               <w:rPr>
@@ -9700,7 +9700,7 @@
                 <w:szCs w:val="26"/>
                 <w:lang w:val="vi-VN"/>
               </w:rPr>
-              <w:t>.</w:t>
+              <w:t xml:space="preserve">.</w:t>
             </w:r>
           </w:p>
         </w:tc>
@@ -9741,7 +9741,7 @@
                 <w:szCs w:val="26"/>
                 <w:lang w:val="vi-VN"/>
               </w:rPr>
-              <w:t>11. Loại hợp đồng và giá hợp đồng</w:t>
+              <w:t xml:space="preserve">11. Loại hợp đồng và giá hợp đồng</w:t>
             </w:r>
           </w:p>
         </w:tc>
@@ -9843,7 +9843,7 @@
                 <w:sz w:val="26"/>
                 <w:szCs w:val="26"/>
               </w:rPr>
-              <w:t>12. Thuế, phí, lệ phí</w:t>
+              <w:t xml:space="preserve">12. Thuế, phí, lệ phí</w:t>
             </w:r>
           </w:p>
           <w:p>
@@ -9893,7 +9893,7 @@
                 <w:sz w:val="26"/>
                 <w:szCs w:val="26"/>
               </w:rPr>
-              <w:t>Nhà thầu chịu trách nhiệm đối với toàn bộ chi phí về thuế, phí, lệ phí phát sinh cho đến khi hàng hóa được giao cho Chủ đầu tư.</w:t>
+              <w:t xml:space="preserve">Nhà thầu chịu trách nhiệm đối với toàn bộ chi phí về thuế, phí, lệ phí phát sinh cho đến khi hàng hóa được giao cho Chủ đầu tư.</w:t>
             </w:r>
           </w:p>
           <w:p>
@@ -9920,7 +9920,7 @@
                 <w:sz w:val="26"/>
                 <w:szCs w:val="26"/>
               </w:rPr>
-              <w:t>12.2. Trường hợp Nhà thầu thuộc đối tượng được miễn, giảm thuế, phí, lệ phí, Chủ đầu tư tạo điều kiện tối đa cho Nhà thầu áp dụng các chính sách miễn, giảm thuế, phí, lệ phí.</w:t>
+              <w:t xml:space="preserve">12.2. Trường hợp Nhà thầu thuộc đối tượng được miễn, giảm thuế, phí, lệ phí, Chủ đầu tư tạo điều kiện tối đa cho Nhà thầu áp dụng các chính sách miễn, giảm thuế, phí, lệ phí.</w:t>
             </w:r>
           </w:p>
           <w:p>
@@ -9947,7 +9947,7 @@
                 <w:sz w:val="26"/>
                 <w:szCs w:val="26"/>
               </w:rPr>
-              <w:t>12.3. Việc điều chỉnh thuế thực hiện theo quy định tại</w:t>
+              <w:t xml:space="preserve">12.3. Việc điều chỉnh thuế thực hiện theo quy định tại</w:t>
             </w:r>
             <w:r>
               <w:rPr>
@@ -9996,7 +9996,7 @@
                 <w:sz w:val="26"/>
                 <w:szCs w:val="26"/>
               </w:rPr>
-              <w:t>13. Tạm ứng</w:t>
+              <w:t xml:space="preserve">13. Tạm ứng</w:t>
             </w:r>
           </w:p>
         </w:tc>
@@ -10040,15 +10040,15 @@
                 <w:sz w:val="26"/>
                 <w:szCs w:val="26"/>
               </w:rPr>
-              <w:t>E-ĐKCT</w:t>
-            </w:r>
-            <w:r>
-              <w:rPr>
-                <w:color w:val="000000" w:themeColor="text1"/>
-                <w:sz w:val="26"/>
-                <w:szCs w:val="26"/>
-              </w:rPr>
-              <w:t>, sau khi Nhà thầu nộp Bảo lãnh tạm ứng tương đương với khoản tiền tạm ứng. Bảo lãnh tạm ứng phải được phát hành bởi một tổ chức tín dụng hoặc chi nhánh ngân hàng nước ngoài được thành lập theo pháp luật Việt Nam.</w:t>
+              <w:t xml:space="preserve">E-ĐKCT</w:t>
+            </w:r>
+            <w:r>
+              <w:rPr>
+                <w:color w:val="000000" w:themeColor="text1"/>
+                <w:sz w:val="26"/>
+                <w:szCs w:val="26"/>
+              </w:rPr>
+              <w:t xml:space="preserve">, sau khi Nhà thầu nộp Bảo lãnh tạm ứng tương đương với khoản tiền tạm ứng. Bảo lãnh tạm ứng phải được phát hành bởi một tổ chức tín dụng hoặc chi nhánh ngân hàng nước ngoài được thành lập theo pháp luật Việt Nam.</w:t>
             </w:r>
           </w:p>
           <w:p>
@@ -10117,7 +10117,7 @@
                 <w:sz w:val="26"/>
                 <w:szCs w:val="26"/>
               </w:rPr>
-              <w:t>14. Thanh toán</w:t>
+              <w:t xml:space="preserve">14. Thanh toán</w:t>
             </w:r>
           </w:p>
         </w:tc>
@@ -10149,7 +10149,7 @@
                 <w:sz w:val="26"/>
                 <w:szCs w:val="26"/>
               </w:rPr>
-              <w:t>14.1. Yêu cầu thanh toán của Nhà thầu phải được gửi cho Chủ đầu tư bằng văn bản, kèm theo hóa đơn mô tả hàng hóa đã bàn giao và các dịch vụ liên quan đã thực hiện, cùng với chứng từ nộp theo quy định tại Điều 9 E-ĐKC và gửi yêu cầu thanh toán khi đã hoàn thành các nghĩa vụ khác quy định trong hợp đồng.</w:t>
+              <w:t xml:space="preserve">14.1. Yêu cầu thanh toán của Nhà thầu phải được gửi cho Chủ đầu tư bằng văn bản, kèm theo hóa đơn mô tả hàng hóa đã bàn giao và các dịch vụ liên quan đã thực hiện, cùng với chứng từ nộp theo quy định tại Điều 9 E-ĐKC và gửi yêu cầu thanh toán khi đã hoàn thành các nghĩa vụ khác quy định trong hợp đồng.</w:t>
             </w:r>
           </w:p>
           <w:p>
@@ -10184,7 +10184,7 @@
                 <w:sz w:val="26"/>
                 <w:szCs w:val="26"/>
               </w:rPr>
-              <w:t>E-ĐKCT</w:t>
+              <w:t xml:space="preserve">E-ĐKCT</w:t>
             </w:r>
             <w:r>
               <w:rPr>
@@ -10224,7 +10224,7 @@
                 <w:sz w:val="26"/>
                 <w:szCs w:val="26"/>
               </w:rPr>
-              <w:t>14.3. Đồng tiền thanh toán là VND.</w:t>
+              <w:t xml:space="preserve">14.3. Đồng tiền thanh toán là VND.</w:t>
             </w:r>
           </w:p>
         </w:tc>
@@ -10260,7 +10260,7 @@
                 <w:sz w:val="26"/>
                 <w:szCs w:val="26"/>
               </w:rPr>
-              <w:t>15. Quyền tác giả</w:t>
+              <w:t xml:space="preserve">15. Quyền tác giả</w:t>
             </w:r>
           </w:p>
         </w:tc>
@@ -10288,7 +10288,7 @@
                 <w:sz w:val="26"/>
                 <w:szCs w:val="26"/>
               </w:rPr>
-              <w:t>Quyền tác giả đối với tất cả các bản vẽ, tài liệu và hồ sơ chứa đựng thông tin và dữ liệu mà Nhà thầu đã nộp cho Chủ đầu tư vẫn thuộc về Nhà thầu. Trường hợp các bản vẽ, tài liệu và hồ sơ đó được cung cấp cho Chủ đầu tư một cách trực tiếp hoặc thông qua Nhà thầu bởi một bên thứ ba thì quyền tác giả đối với các bản vẽ, tài liệu và hồ sơ thuộc về bên thứ ba đó.</w:t>
+              <w:t xml:space="preserve">Quyền tác giả đối với tất cả các bản vẽ, tài liệu và hồ sơ chứa đựng thông tin và dữ liệu mà Nhà thầu đã nộp cho Chủ đầu tư vẫn thuộc về Nhà thầu. Trường hợp các bản vẽ, tài liệu và hồ sơ đó được cung cấp cho Chủ đầu tư một cách trực tiếp hoặc thông qua Nhà thầu bởi một bên thứ ba thì quyền tác giả đối với các bản vẽ, tài liệu và hồ sơ thuộc về bên thứ ba đó.</w:t>
             </w:r>
           </w:p>
           <w:p>
@@ -10339,7 +10339,7 @@
                 <w:szCs w:val="26"/>
               </w:rPr>
               <w:lastRenderedPageBreak/>
-              <w:t>16. Sử dụng các tài liệu và thông tin liên quan đến hợp đồng</w:t>
+              <w:t xml:space="preserve">16. Sử dụng các tài liệu và thông tin liên quan đến hợp đồng</w:t>
             </w:r>
           </w:p>
         </w:tc>
@@ -10396,7 +10396,7 @@
                 <w:sz w:val="26"/>
                 <w:szCs w:val="26"/>
               </w:rPr>
-              <w:t>16.2. Chủ đầu tư không được sử dụng các tài liệu, dữ liệu và thông tin khác nhận được từ Nhà thầu cho bất kỳ mục đích nào khác không liên quan đến hợp đồng. Nhà thầu không được sử dụng các tài liệu, dữ liệu và thông tin khác nhận được từ Chủ đầu tư cho bất kỳ mục đích nào khác không liên quan đến việc thực hiện hợp đồng.</w:t>
+              <w:t xml:space="preserve">16.2. Chủ đầu tư không được sử dụng các tài liệu, dữ liệu và thông tin khác nhận được từ Nhà thầu cho bất kỳ mục đích nào khác không liên quan đến hợp đồng. Nhà thầu không được sử dụng các tài liệu, dữ liệu và thông tin khác nhận được từ Chủ đầu tư cho bất kỳ mục đích nào khác không liên quan đến việc thực hiện hợp đồng.</w:t>
             </w:r>
           </w:p>
           <w:p>
@@ -10422,7 +10422,7 @@
                 <w:sz w:val="26"/>
                 <w:szCs w:val="26"/>
               </w:rPr>
-              <w:t>16.3. Nghĩa vụ của Chủ đầu tư và Nhà thầu quy định tại Mục 16.1 và Mục 16.2 E-ĐKC không áp dụng đối với các thông tin sau đây:</w:t>
+              <w:t xml:space="preserve">16.3. Nghĩa vụ của Chủ đầu tư và Nhà thầu quy định tại Mục 16.1 và Mục 16.2 E-ĐKC không áp dụng đối với các thông tin sau đây:</w:t>
             </w:r>
           </w:p>
           <w:p>
@@ -10448,7 +10448,7 @@
                 <w:sz w:val="26"/>
                 <w:szCs w:val="26"/>
               </w:rPr>
-              <w:t>a) Thông tin mà Chủ đầu tư hoặc Nhà thầu cần cung cấp cho cấp có thẩm quyền;</w:t>
+              <w:t xml:space="preserve">a) Thông tin mà Chủ đầu tư hoặc Nhà thầu cần cung cấp cho cấp có thẩm quyền;</w:t>
             </w:r>
           </w:p>
           <w:p>
@@ -10474,7 +10474,7 @@
                 <w:sz w:val="26"/>
                 <w:szCs w:val="26"/>
               </w:rPr>
-              <w:t>b) Thông tin đã hoặc sẽ được công bố mà không phải do lỗi của Chủ đầu tư hoặc Nhà thầu;</w:t>
+              <w:t xml:space="preserve">b) Thông tin đã hoặc sẽ được công bố mà không phải do lỗi của Chủ đầu tư hoặc Nhà thầu;</w:t>
             </w:r>
           </w:p>
           <w:p>
@@ -10526,15 +10526,15 @@
                 <w:sz w:val="26"/>
                 <w:szCs w:val="26"/>
               </w:rPr>
-              <w:t>d) Thông tin mà một bên nhận được một cách hợp pháp từ một bên thứ ba không có nghĩa vụ bảo mật thông ti</w:t>
-            </w:r>
-            <w:r>
-              <w:rPr>
-                <w:color w:val="000000" w:themeColor="text1"/>
-                <w:sz w:val="26"/>
-                <w:szCs w:val="26"/>
-              </w:rPr>
-              <w:t>n.</w:t>
+              <w:t xml:space="preserve">d) Thông tin mà một bên nhận được một cách hợp pháp từ một bên thứ ba không có nghĩa vụ bảo mật thông ti</w:t>
+            </w:r>
+            <w:r>
+              <w:rPr>
+                <w:color w:val="000000" w:themeColor="text1"/>
+                <w:sz w:val="26"/>
+                <w:szCs w:val="26"/>
+              </w:rPr>
+              <w:t xml:space="preserve">n.</w:t>
             </w:r>
           </w:p>
           <w:p>
@@ -10560,7 +10560,7 @@
                 <w:sz w:val="26"/>
                 <w:szCs w:val="26"/>
               </w:rPr>
-              <w:t>16.4. Các quy định tại Mục 16 E-ĐKC không làm thay đổi bất kỳ cam kết bảo mật nào do một bên đưa ra trước ngày ký hợp đồng liên quan đến việc cung cấp hàng hóa, dịch vụ.</w:t>
+              <w:t xml:space="preserve">16.4. Các quy định tại Mục 16 E-ĐKC không làm thay đổi bất kỳ cam kết bảo mật nào do một bên đưa ra trước ngày ký hợp đồng liên quan đến việc cung cấp hàng hóa, dịch vụ.</w:t>
             </w:r>
           </w:p>
           <w:p>
@@ -10587,7 +10587,7 @@
                 <w:sz w:val="26"/>
                 <w:szCs w:val="26"/>
               </w:rPr>
-              <w:t>16.5. Các quy định tại Mục 16 E-ĐKC tiếp tục có hiệu lực sau khi hoàn thành hoặc chấm dứt hợp đồng vì bất cứ lý do gì.</w:t>
+              <w:t xml:space="preserve">16.5. Các quy định tại Mục 16 E-ĐKC tiếp tục có hiệu lực sau khi hoàn thành hoặc chấm dứt hợp đồng vì bất cứ lý do gì.</w:t>
             </w:r>
           </w:p>
         </w:tc>
@@ -10661,7 +10661,7 @@
                 <w:szCs w:val="26"/>
                 <w:lang w:val="en-US"/>
               </w:rPr>
-              <w:t>Mẫu số 02A</w:t>
+              <w:t xml:space="preserve">Mẫu số 02A</w:t>
             </w:r>
             <w:r>
               <w:rPr>
@@ -10724,7 +10724,7 @@
                 <w:sz w:val="26"/>
                 <w:szCs w:val="26"/>
               </w:rPr>
-              <w:t>18. Đóng gói hàng hoá</w:t>
+              <w:t xml:space="preserve">18. Đóng gói hàng hoá</w:t>
             </w:r>
           </w:p>
         </w:tc>
@@ -10751,7 +10751,7 @@
                 <w:sz w:val="26"/>
                 <w:szCs w:val="26"/>
               </w:rPr>
-              <w:t>18.1. Nhà</w:t>
+              <w:t xml:space="preserve">18.1. Nhà</w:t>
             </w:r>
             <w:r>
               <w:rPr>
@@ -10768,7 +10768,7 @@
                 <w:sz w:val="26"/>
                 <w:szCs w:val="26"/>
               </w:rPr>
-              <w:t>đóng gói hàng hóa đúng yêu cầu</w:t>
+              <w:t xml:space="preserve">đóng gói hàng hóa đúng yêu cầu</w:t>
             </w:r>
             <w:r>
               <w:rPr>
@@ -10836,7 +10836,7 @@
                 <w:sz w:val="26"/>
                 <w:szCs w:val="26"/>
               </w:rPr>
-              <w:t>E-ĐKCT</w:t>
+              <w:t xml:space="preserve">E-ĐKCT</w:t>
             </w:r>
             <w:r>
               <w:rPr>
@@ -10920,7 +10920,7 @@
                 <w:sz w:val="26"/>
                 <w:szCs w:val="26"/>
               </w:rPr>
-              <w:t>E-ĐKCT</w:t>
+              <w:t xml:space="preserve">E-ĐKCT</w:t>
             </w:r>
             <w:r>
               <w:rPr>
@@ -10938,7 +10938,7 @@
                 <w:sz w:val="26"/>
                 <w:szCs w:val="26"/>
               </w:rPr>
-              <w:t>E-ĐKCT</w:t>
+              <w:t xml:space="preserve">E-ĐKCT</w:t>
             </w:r>
             <w:r>
               <w:rPr>
@@ -10947,7 +10947,7 @@
                 <w:sz w:val="26"/>
                 <w:szCs w:val="26"/>
               </w:rPr>
-              <w:t>.</w:t>
+              <w:t xml:space="preserve">.</w:t>
             </w:r>
           </w:p>
         </w:tc>
@@ -10983,7 +10983,7 @@
                 <w:sz w:val="26"/>
                 <w:szCs w:val="26"/>
               </w:rPr>
-              <w:t xml:space="preserve">20. Vận chuyển và các dịch vụ phát sinh  </w:t>
+              <w:t xml:space="preserve">20. Vận chuyển và các dịch vụ phát sinh </w:t>
             </w:r>
           </w:p>
         </w:tc>
@@ -11018,15 +11018,15 @@
                 <w:sz w:val="26"/>
                 <w:szCs w:val="26"/>
               </w:rPr>
-              <w:t>E-ĐKCT</w:t>
-            </w:r>
-            <w:r>
-              <w:rPr>
-                <w:color w:val="000000" w:themeColor="text1"/>
-                <w:sz w:val="26"/>
-                <w:szCs w:val="26"/>
-              </w:rPr>
-              <w:t>.</w:t>
+              <w:t xml:space="preserve">E-ĐKCT</w:t>
+            </w:r>
+            <w:r>
+              <w:rPr>
+                <w:color w:val="000000" w:themeColor="text1"/>
+                <w:sz w:val="26"/>
+                <w:szCs w:val="26"/>
+              </w:rPr>
+              <w:t xml:space="preserve">.</w:t>
             </w:r>
           </w:p>
           <w:p>
@@ -11056,15 +11056,15 @@
                 <w:sz w:val="26"/>
                 <w:szCs w:val="26"/>
               </w:rPr>
-              <w:t>E-ĐKCT</w:t>
-            </w:r>
-            <w:r>
-              <w:rPr>
-                <w:color w:val="000000" w:themeColor="text1"/>
-                <w:sz w:val="26"/>
-                <w:szCs w:val="26"/>
-              </w:rPr>
-              <w:t>:</w:t>
+              <w:t xml:space="preserve">E-ĐKCT</w:t>
+            </w:r>
+            <w:r>
+              <w:rPr>
+                <w:color w:val="000000" w:themeColor="text1"/>
+                <w:sz w:val="26"/>
+                <w:szCs w:val="26"/>
+              </w:rPr>
+              <w:t xml:space="preserve">:</w:t>
             </w:r>
           </w:p>
           <w:p>
@@ -11085,7 +11085,7 @@
                 <w:sz w:val="26"/>
                 <w:szCs w:val="26"/>
               </w:rPr>
-              <w:t>a) Thực hiện việc lắp đặt hoặc giám sát việc lắp đặt tại hiện trường, chạy thử hàng hóa;</w:t>
+              <w:t xml:space="preserve">a) Thực hiện việc lắp đặt hoặc giám sát việc lắp đặt tại hiện trường, chạy thử hàng hóa;</w:t>
             </w:r>
           </w:p>
           <w:p>
@@ -11106,7 +11106,7 @@
                 <w:sz w:val="26"/>
                 <w:szCs w:val="26"/>
               </w:rPr>
-              <w:t>b) Cung cấp các dụng cụ cần thiết để lắp ráp, bảo dưỡng hàng hóa;</w:t>
+              <w:t xml:space="preserve">b) Cung cấp các dụng cụ cần thiết để lắp ráp, bảo dưỡng hàng hóa;</w:t>
             </w:r>
           </w:p>
           <w:p>
@@ -11127,7 +11127,7 @@
                 <w:sz w:val="26"/>
                 <w:szCs w:val="26"/>
               </w:rPr>
-              <w:t>c) Cung cấp tài liệu chi tiết hướng dẫn vận hành và bảo dưỡng cho từng loại hàng hóa;</w:t>
+              <w:t xml:space="preserve">c) Cung cấp tài liệu chi tiết hướng dẫn vận hành và bảo dưỡng cho từng loại hàng hóa;</w:t>
             </w:r>
           </w:p>
           <w:p>
@@ -11148,7 +11148,7 @@
                 <w:sz w:val="26"/>
                 <w:szCs w:val="26"/>
               </w:rPr>
-              <w:t>d) Vận hành hoặc giám sát hoặc bảo dưỡng, sửa chữa hàng hóa trong khoảng thời gian đã được các bên thỏa thuận, với điều kiện là dịch vụ này sẽ không miễn trừ cho Nhà thầu khỏi bất kỳ nghĩa vụ bảo hành nào theo hợp đồng này;</w:t>
+              <w:t xml:space="preserve">d) Vận hành hoặc giám sát hoặc bảo dưỡng, sửa chữa hàng hóa trong khoảng thời gian đã được các bên thỏa thuận, với điều kiện là dịch vụ này sẽ không miễn trừ cho Nhà thầu khỏi bất kỳ nghĩa vụ bảo hành nào theo hợp đồng này;</w:t>
             </w:r>
           </w:p>
           <w:p>
@@ -11169,7 +11169,7 @@
                 <w:sz w:val="26"/>
                 <w:szCs w:val="26"/>
               </w:rPr>
-              <w:t>đ) Hướng dẫn nhân sự của Chủ đầu tư về cách lắp đặt, chạy thử, vận hành, bảo dưỡng, sửa chữa hàng hóa.</w:t>
+              <w:t xml:space="preserve">đ) Hướng dẫn nhân sự của Chủ đầu tư về cách lắp đặt, chạy thử, vận hành, bảo dưỡng, sửa chữa hàng hóa.</w:t>
             </w:r>
           </w:p>
           <w:p>
@@ -11190,7 +11190,7 @@
                 <w:sz w:val="26"/>
                 <w:szCs w:val="26"/>
               </w:rPr>
-              <w:t>20.3. Trường hợp phát sinh dịch vụ ngoài hợp đồng, Chủ đầu tư và Nhà thầu thương thảo về chi phí thực hiện dịch vụ, bảo đảm không vượt quá mức giá mà Nhà thầu áp dụng cho dịch vụ tương tự trong các hợp đồng khác.</w:t>
+              <w:t xml:space="preserve">20.3. Trường hợp phát sinh dịch vụ ngoài hợp đồng, Chủ đầu tư và Nhà thầu thương thảo về chi phí thực hiện dịch vụ, bảo đảm không vượt quá mức giá mà Nhà thầu áp dụng cho dịch vụ tương tự trong các hợp đồng khác.</w:t>
             </w:r>
           </w:p>
         </w:tc>
@@ -11226,7 +11226,7 @@
                 <w:sz w:val="26"/>
                 <w:szCs w:val="26"/>
               </w:rPr>
-              <w:t>21. Kiểm tra và thử nghiệm hàng hóa</w:t>
+              <w:t xml:space="preserve">21. Kiểm tra và thử nghiệm hàng hóa</w:t>
             </w:r>
           </w:p>
         </w:tc>
@@ -11261,7 +11261,7 @@
                 <w:sz w:val="26"/>
                 <w:szCs w:val="26"/>
               </w:rPr>
-              <w:t>E-ĐKCT</w:t>
+              <w:t xml:space="preserve">E-ĐKCT</w:t>
             </w:r>
             <w:r>
               <w:rPr>
@@ -11299,7 +11299,7 @@
                 <w:sz w:val="26"/>
                 <w:szCs w:val="26"/>
               </w:rPr>
-              <w:t>E-ĐKCT</w:t>
+              <w:t xml:space="preserve">E-ĐKCT</w:t>
             </w:r>
             <w:r>
               <w:rPr>
@@ -11434,7 +11434,7 @@
                 <w:sz w:val="26"/>
                 <w:szCs w:val="26"/>
               </w:rPr>
-              <w:t>21.8. Việc Nhà thầu thực hiện thử nghiệm, kiểm tra hàng hóa, bộ phận hàng hóa, việc Chủ đầu tư hay đại diện của Chủ đầu tư tham dự các buổi thử nghiệm, kiểm tra, hay việc báo cáo kết quả thử nghiệm, kiểm tra theo quy định tại Mục 21.6 E-ĐKC không miễn trừ cho Nhà thầu nghĩa vụ bảo hành hoặc các nghĩa vụ khác theo hợp đồng.</w:t>
+              <w:t xml:space="preserve">21.8. Việc Nhà thầu thực hiện thử nghiệm, kiểm tra hàng hóa, bộ phận hàng hóa, việc Chủ đầu tư hay đại diện của Chủ đầu tư tham dự các buổi thử nghiệm, kiểm tra, hay việc báo cáo kết quả thử nghiệm, kiểm tra theo quy định tại Mục 21.6 E-ĐKC không miễn trừ cho Nhà thầu nghĩa vụ bảo hành hoặc các nghĩa vụ khác theo hợp đồng.</w:t>
             </w:r>
             <w:r>
               <w:rPr>
@@ -11527,7 +11527,7 @@
                 <w:sz w:val="26"/>
                 <w:szCs w:val="26"/>
               </w:rPr>
-              <w:t>E-ĐKCT</w:t>
+              <w:t xml:space="preserve">E-ĐKCT</w:t>
             </w:r>
             <w:r>
               <w:rPr>
@@ -11536,7 +11536,7 @@
                 <w:sz w:val="26"/>
                 <w:szCs w:val="26"/>
               </w:rPr>
-              <w:t>.</w:t>
+              <w:t xml:space="preserve">.</w:t>
             </w:r>
           </w:p>
         </w:tc>
@@ -11616,7 +11616,7 @@
                 <w:sz w:val="26"/>
                 <w:szCs w:val="26"/>
               </w:rPr>
-              <w:t xml:space="preserve">23.1. Nhà thầu bảo đảm cung cấp hàng hóa mới, chưa qua sử dụng theo đúng đề xuất đã nêu.  </w:t>
+              <w:t xml:space="preserve">23.1. Nhà thầu bảo đảm cung cấp hàng hóa mới, chưa qua sử dụng theo đúng đề xuất đã nêu. </w:t>
             </w:r>
           </w:p>
           <w:p>
@@ -11637,7 +11637,7 @@
                 <w:sz w:val="26"/>
                 <w:szCs w:val="26"/>
               </w:rPr>
-              <w:t xml:space="preserve">23.2. Nhà thầu bảo đảm hàng hóa không phát sinh khiếm khuyết do bất kỳ hành động hay sơ suất nào từ phía Nhà thầu hoặc do thiết kế, vật liệu hoặc kỹ thuật chế tạo khi hàng hóa được sử dụng bình thường trong các điều kiện phổ biến tại Việt Nam.  </w:t>
+              <w:t xml:space="preserve">23.2. Nhà thầu bảo đảm hàng hóa không phát sinh khiếm khuyết do bất kỳ hành động hay sơ suất nào từ phía Nhà thầu hoặc do thiết kế, vật liệu hoặc kỹ thuật chế tạo khi hàng hóa được sử dụng bình thường trong các điều kiện phổ biến tại Việt Nam. </w:t>
             </w:r>
           </w:p>
           <w:p>
@@ -11668,7 +11668,7 @@
                 <w:sz w:val="26"/>
                 <w:szCs w:val="26"/>
               </w:rPr>
-              <w:t>E-ĐKCT</w:t>
+              <w:t xml:space="preserve">E-ĐKCT</w:t>
             </w:r>
             <w:r>
               <w:rPr>
@@ -11736,7 +11736,7 @@
                 <w:sz w:val="26"/>
                 <w:szCs w:val="26"/>
               </w:rPr>
-              <w:t>E-ĐKCT</w:t>
+              <w:t xml:space="preserve">E-ĐKCT</w:t>
             </w:r>
             <w:r>
               <w:rPr>
@@ -11774,7 +11774,7 @@
                 <w:sz w:val="26"/>
                 <w:szCs w:val="26"/>
               </w:rPr>
-              <w:t>E-ĐKCT</w:t>
+              <w:t xml:space="preserve">E-ĐKCT</w:t>
             </w:r>
             <w:r>
               <w:rPr>
@@ -11870,7 +11870,7 @@
                 <w:sz w:val="26"/>
                 <w:szCs w:val="26"/>
               </w:rPr>
-              <w:t xml:space="preserve">24.1. Với điều kiện là Chủ đầu tư tuân thủ Mục 24.2 E-ĐKC, Nhà thầu có nghĩa vụ bồi thường, bảo đảm Chủ đầu tư và nhân sự của Chủ đầu tư không bị tổn hại bởi bất kỳ vụ kiện tụng, thủ tục hành chính, khiếu nại, yêu cầu, tổn thất, thiệt hại, chi phí nào, bao gồm cả chi phí thuê luật sư vì có vi phạm hoặc cáo buộc vi phạm sáng chế, mẫu hữu ích, kiểu dáng công nghiệp, nhãn hiệu, quyền tác giả hoặc các quyền sở hữu trí tuệ khác đã đăng ký hoặc tồn tại vào ngày ký hợp đồng mà các vi phạm hoặc cáo buộc vi phạm đó liên quan tới:  </w:t>
+              <w:t xml:space="preserve">24.1. Với điều kiện là Chủ đầu tư tuân thủ Mục 24.2 E-ĐKC, Nhà thầu có nghĩa vụ bồi thường, bảo đảm Chủ đầu tư và nhân sự của Chủ đầu tư không bị tổn hại bởi bất kỳ vụ kiện tụng, thủ tục hành chính, khiếu nại, yêu cầu, tổn thất, thiệt hại, chi phí nào, bao gồm cả chi phí thuê luật sư vì có vi phạm hoặc cáo buộc vi phạm sáng chế, mẫu hữu ích, kiểu dáng công nghiệp, nhãn hiệu, quyền tác giả hoặc các quyền sở hữu trí tuệ khác đã đăng ký hoặc tồn tại vào ngày ký hợp đồng mà các vi phạm hoặc cáo buộc vi phạm đó liên quan tới: </w:t>
             </w:r>
           </w:p>
           <w:p>
@@ -11933,7 +11933,7 @@
                 <w:sz w:val="26"/>
                 <w:szCs w:val="26"/>
               </w:rPr>
-              <w:t>Việc bồi thường nêu trên không áp dụng đối với các trường hợp sau: sử dụng hàng hóa hoặc bất kỳ phần nào của hàng hóa ngoài mục đích nêu trong hợp đồng hoặc phát sinh hợp lý từ hợp đồng; có hành vi vi phạm do sử dụng hàng hóa hoặc bất kỳ phần nào của hàng hóa, hay bất kỳ sản phẩm nào được sản xuất từ hàng hóa có sự kết hợp các thiết bị, nhà xưởng hoặc vật tư khác không phải do Nhà thầu cung cấp theo hợp đồng.</w:t>
+              <w:t xml:space="preserve">Việc bồi thường nêu trên không áp dụng đối với các trường hợp sau: sử dụng hàng hóa hoặc bất kỳ phần nào của hàng hóa ngoài mục đích nêu trong hợp đồng hoặc phát sinh hợp lý từ hợp đồng; có hành vi vi phạm do sử dụng hàng hóa hoặc bất kỳ phần nào của hàng hóa, hay bất kỳ sản phẩm nào được sản xuất từ hàng hóa có sự kết hợp các thiết bị, nhà xưởng hoặc vật tư khác không phải do Nhà thầu cung cấp theo hợp đồng.</w:t>
             </w:r>
           </w:p>
           <w:p>
@@ -11996,7 +11996,7 @@
                 <w:sz w:val="26"/>
                 <w:szCs w:val="26"/>
               </w:rPr>
-              <w:t>24.4. Trường hợp được yêu cầu, Chủ đầu tư hỗ trợ Nhà thầu giải quyết vụ kiện tụng hay khiếu nại đó và sẽ được Nhà thầu hoàn trả mọi chi phí hợp lý phát sinh.</w:t>
+              <w:t xml:space="preserve">24.4. Trường hợp được yêu cầu, Chủ đầu tư hỗ trợ Nhà thầu giải quyết vụ kiện tụng hay khiếu nại đó và sẽ được Nhà thầu hoàn trả mọi chi phí hợp lý phát sinh.</w:t>
             </w:r>
           </w:p>
           <w:p>
@@ -12017,7 +12017,7 @@
                 <w:sz w:val="26"/>
                 <w:szCs w:val="26"/>
               </w:rPr>
-              <w:t>24.5. Chủ đầu tư có nghĩa vụ bồi thường, đảm bảo Nhà thầu, nhà thầu phụ, nhân sự của Nhà thầu không bị tổn hại bởi bất kỳ vụ kiện tụng, thủ tục hành chính, khiếu nại, yêu cầu, tổn thất, thiệt hại, chi phí nào, bao gồm cả chi phí thuê luật sư vì có vi phạm hoặc cáo buộc vi phạm sáng chế, mẫu hữu ích, kiểu dáng công nghiệp, nhãn hiệu, quyền tác giả hoặc các quyền sở hữu trí tuệ khác đã đăng ký hoặc tồn tại vào ngày ký hợp đồng mà các vi phạm hoặc cáo buộc vi phạm đó phát sinh từ hoặc liên quan đến bất kỳ thiết kế, dữ liệu, bản vẽ, thông số kỹ thuật hoặc các tài liệu và hồ sơ nào được cung cấp hoặc thiết kế bởi Chủ đầu tư hoặc thay mặt Chủ đầu tư.</w:t>
+              <w:t xml:space="preserve">24.5. Chủ đầu tư có nghĩa vụ bồi thường, đảm bảo Nhà thầu, nhà thầu phụ, nhân sự của Nhà thầu không bị tổn hại bởi bất kỳ vụ kiện tụng, thủ tục hành chính, khiếu nại, yêu cầu, tổn thất, thiệt hại, chi phí nào, bao gồm cả chi phí thuê luật sư vì có vi phạm hoặc cáo buộc vi phạm sáng chế, mẫu hữu ích, kiểu dáng công nghiệp, nhãn hiệu, quyền tác giả hoặc các quyền sở hữu trí tuệ khác đã đăng ký hoặc tồn tại vào ngày ký hợp đồng mà các vi phạm hoặc cáo buộc vi phạm đó phát sinh từ hoặc liên quan đến bất kỳ thiết kế, dữ liệu, bản vẽ, thông số kỹ thuật hoặc các tài liệu và hồ sơ nào được cung cấp hoặc thiết kế bởi Chủ đầu tư hoặc thay mặt Chủ đầu tư.</w:t>
             </w:r>
           </w:p>
         </w:tc>
@@ -12053,7 +12053,7 @@
                 <w:sz w:val="26"/>
                 <w:szCs w:val="26"/>
               </w:rPr>
-              <w:t>25. Thay đổi liên quan đến pháp lý</w:t>
+              <w:t xml:space="preserve">25. Thay đổi liên quan đến pháp lý</w:t>
             </w:r>
           </w:p>
           <w:p>
@@ -12108,7 +12108,7 @@
                 <w:szCs w:val="26"/>
               </w:rPr>
               <w:lastRenderedPageBreak/>
-              <w:t>Việt Nam gây ảnh hưởng đến ngày giao hàng và/hoặc giá hợp đồng thì ngày giao hàng hoặc giá hợp đồng phải được điều chỉnh tương ứng với mức độ ảnh hưởng của nhà thầu khi thực hiện các nghĩa vụ theo hợp đồng. Phần tăng hoặc giảm giá hợp đồng không được thanh toán riêng hay ghi nhận khoản phải trả riêng nếu việc tăng hoặc giảm giá hợp đồng này đã được quy định tại Mục 11 E-ĐKC</w:t>
+              <w:t xml:space="preserve">Việt Nam gây ảnh hưởng đến ngày giao hàng và/hoặc giá hợp đồng thì ngày giao hàng hoặc giá hợp đồng phải được điều chỉnh tương ứng với mức độ ảnh hưởng của nhà thầu khi thực hiện các nghĩa vụ theo hợp đồng. Phần tăng hoặc giảm giá hợp đồng không được thanh toán riêng hay ghi nhận khoản phải trả riêng nếu việc tăng hoặc giảm giá hợp đồng này đã được quy định tại Mục 11 E-ĐKC</w:t>
             </w:r>
             <w:r>
               <w:rPr>
@@ -12117,7 +12117,7 @@
                 <w:sz w:val="26"/>
                 <w:szCs w:val="26"/>
               </w:rPr>
-              <w:t>.</w:t>
+              <w:t xml:space="preserve">.</w:t>
             </w:r>
           </w:p>
         </w:tc>
@@ -12190,7 +12190,7 @@
                 <w:sz w:val="26"/>
                 <w:szCs w:val="26"/>
               </w:rPr>
-              <w:t>Nhà thầu không bị tịch thu bảo lãnh thực hiện hợp đồng, không phải chịu trách nhiệm bồi thường thiệt hại hay bị phạt hoặc bị chấm dứt hợp đồng nếu rơi vào các sự kiện bất khả kháng gây cản trở tiến độ thực hiện hợp đồng hoặc không thể thực hiện nghĩa vụ hợp đồng.</w:t>
+              <w:t xml:space="preserve">Nhà thầu không bị tịch thu bảo lãnh thực hiện hợp đồng, không phải chịu trách nhiệm bồi thường thiệt hại hay bị phạt hoặc bị chấm dứt hợp đồng nếu rơi vào các sự kiện bất khả kháng gây cản trở tiến độ thực hiện hợp đồng hoặc không thể thực hiện nghĩa vụ hợp đồng.</w:t>
             </w:r>
           </w:p>
           <w:p>
@@ -12211,7 +12211,7 @@
                 <w:sz w:val="26"/>
                 <w:szCs w:val="26"/>
               </w:rPr>
-              <w:t>26.2. Khi xảy ra sự việc bất khả kháng, việc một bên không thực hiện được bất kỳ một nghĩa vụ nào của mình sẽ không bị coi là vi phạm hay phá vỡ Hợp đồng, với điều kiện bên bị ảnh hưởng bởi vụ việc này: (a) đã tiến hành những biện pháp ngăn ngừa hợp lý, cẩn trọng và các biện pháp thay thế cần thiết, tất cả với mục đích thực hiện được những điều khoản và điều kiện của Hợp đồng này, và (b) phải tiếp tục thực hiện các nghĩa vụ của mình trong phạm vi Hợp đồng chừng nào việc thực hiện này còn hợp lý và thực tế.</w:t>
+              <w:t xml:space="preserve">26.2. Khi xảy ra sự việc bất khả kháng, việc một bên không thực hiện được bất kỳ một nghĩa vụ nào của mình sẽ không bị coi là vi phạm hay phá vỡ Hợp đồng, với điều kiện bên bị ảnh hưởng bởi vụ việc này: (a) đã tiến hành những biện pháp ngăn ngừa hợp lý, cẩn trọng và các biện pháp thay thế cần thiết, tất cả với mục đích thực hiện được những điều khoản và điều kiện của Hợp đồng này, và (b) phải tiếp tục thực hiện các nghĩa vụ của mình trong phạm vi Hợp đồng chừng nào việc thực hiện này còn hợp lý và thực tế.</w:t>
             </w:r>
           </w:p>
           <w:p>
@@ -12253,7 +12253,7 @@
                 <w:sz w:val="26"/>
                 <w:szCs w:val="26"/>
               </w:rPr>
-              <w:t>26.4. Khi xảy ra sự kiện bất khả kháng, bên bị ảnh hưởng bởi sự kiện bất khả kháng</w:t>
+              <w:t xml:space="preserve">26.4. Khi xảy ra sự kiện bất khả kháng, bên bị ảnh hưởng bởi sự kiện bất khả kháng</w:t>
             </w:r>
             <w:r>
               <w:rPr>
@@ -12290,7 +12290,7 @@
                 <w:color w:val="000000" w:themeColor="text1"/>
                 <w:szCs w:val="26"/>
               </w:rPr>
-              <w:t>Nhà thầu bị ảnh hưởng bởi sự kiện bất khả kháng phải tiếp tục thực hiện các nghĩa vụ hợp đồng theo hoàn cảnh thực tế cho phép và phải tìm mọi biện pháp hợp lý để hạn chế hậu quả của sự việc bất khả kháng.</w:t>
+              <w:t xml:space="preserve">Nhà thầu bị ảnh hưởng bởi sự kiện bất khả kháng phải tiếp tục thực hiện các nghĩa vụ hợp đồng theo hoàn cảnh thực tế cho phép và phải tìm mọi biện pháp hợp lý để hạn chế hậu quả của sự việc bất khả kháng.</w:t>
             </w:r>
           </w:p>
           <w:p>
@@ -12312,7 +12312,7 @@
                 <w:sz w:val="26"/>
                 <w:szCs w:val="26"/>
               </w:rPr>
-              <w:t>26.5. Thời hạn mà một bên phải hoàn thành một công việc theo Hợp đồng này được gia hạn thêm một khoảng thời gian bằng đúng thời gian bên đó không thể thực hiện được công việc do sự kiện bất khả kháng gây ra</w:t>
+              <w:t xml:space="preserve">26.5. Thời hạn mà một bên phải hoàn thành một công việc theo Hợp đồng này được gia hạn thêm một khoảng thời gian bằng đúng thời gian bên đó không thể thực hiện được công việc do sự kiện bất khả kháng gây ra</w:t>
             </w:r>
             <w:r>
               <w:rPr>
@@ -12377,7 +12377,7 @@
                 <w:sz w:val="26"/>
                 <w:szCs w:val="26"/>
               </w:rPr>
-              <w:t>27. Điều chỉnh hợp đồng</w:t>
+              <w:t xml:space="preserve">27. Điều chỉnh hợp đồng</w:t>
             </w:r>
           </w:p>
         </w:tc>
@@ -12404,7 +12404,7 @@
                 <w:sz w:val="26"/>
                 <w:szCs w:val="26"/>
               </w:rPr>
-              <w:t>27.1. Chủ đầu tư có thể yêu cầu Nhà thầu sửa đổi, bổ sung các nội dung sau đây trong phạm vi công việc của hợp đồng:</w:t>
+              <w:t xml:space="preserve">27.1. Chủ đầu tư có thể yêu cầu Nhà thầu sửa đổi, bổ sung các nội dung sau đây trong phạm vi công việc của hợp đồng:</w:t>
             </w:r>
           </w:p>
           <w:p>
@@ -12425,7 +12425,7 @@
                 <w:sz w:val="26"/>
                 <w:szCs w:val="26"/>
               </w:rPr>
-              <w:t>a) Thay đổi bản vẽ, thiết kế công nghệ hoặc yêu cầu kỹ thuật đối với trường hợp hàng hóa cung cấp theo hợp đồng được đặt hàng sản xuất cho riêng Chủ đầu tư;</w:t>
+              <w:t xml:space="preserve">a) Thay đổi bản vẽ, thiết kế công nghệ hoặc yêu cầu kỹ thuật đối với trường hợp hàng hóa cung cấp theo hợp đồng được đặt hàng sản xuất cho riêng Chủ đầu tư;</w:t>
             </w:r>
           </w:p>
           <w:p>
@@ -12446,7 +12446,7 @@
                 <w:sz w:val="26"/>
                 <w:szCs w:val="26"/>
               </w:rPr>
-              <w:t>b) Thay đổi phương thức vận chuyển hoặc đóng gói;</w:t>
+              <w:t xml:space="preserve">b) Thay đổi phương thức vận chuyển hoặc đóng gói;</w:t>
             </w:r>
           </w:p>
           <w:p>
@@ -12489,7 +12489,7 @@
                 <w:sz w:val="26"/>
                 <w:szCs w:val="26"/>
               </w:rPr>
-              <w:t>d) Thay đổi dịch vụ liên quan;</w:t>
+              <w:t xml:space="preserve">d) Thay đổi dịch vụ liên quan;</w:t>
             </w:r>
           </w:p>
           <w:p>
@@ -12510,7 +12510,7 @@
                 <w:sz w:val="26"/>
                 <w:szCs w:val="26"/>
               </w:rPr>
-              <w:t>đ) Điều chỉnh tiến độ thực hiện hợp đồng theo quy định tại Mục 28 E-ĐKC.</w:t>
+              <w:t xml:space="preserve">đ) Điều chỉnh tiến độ thực hiện hợp đồng theo quy định tại Mục 28 E-ĐKC.</w:t>
             </w:r>
           </w:p>
           <w:p>
@@ -12531,7 +12531,7 @@
                 <w:sz w:val="26"/>
                 <w:szCs w:val="26"/>
               </w:rPr>
-              <w:t>27.2. Trường hợp việc sửa đổi, bổ sung các nội dung trong phạm vi công việc của hợp đồng quy định tại Mục 27.1 E-ĐKC làm thay đổi chi phí hoặc thời gian thực hiện bất kỳ điều khoản nào trong hợp đồng, giá hợp đồng hoặc ngày giao hàng, ngày hoàn thành dịch vụ liên quan phải được điều chỉnh tương ứng và hai bên tiến hành sửa đổi, bổ sung hợp đồng. Yêu cầu của Nhà thầu về việc điều chỉnh giá hợp đồng, ngày giao hàng hoặc ngày hoàn thành phải được tiến hành trong vòng 28 ngày, kể từ ngày Nhà thầu nhận được yêu cầu của Chủ đầu tư về việc sửa đổi, bổ sung nội dung công việc của hợp đồng.</w:t>
+              <w:t xml:space="preserve">27.2. Trường hợp việc sửa đổi, bổ sung các nội dung trong phạm vi công việc của hợp đồng quy định tại Mục 27.1 E-ĐKC làm thay đổi chi phí hoặc thời gian thực hiện bất kỳ điều khoản nào trong hợp đồng, giá hợp đồng hoặc ngày giao hàng, ngày hoàn thành dịch vụ liên quan phải được điều chỉnh tương ứng và hai bên tiến hành sửa đổi, bổ sung hợp đồng. Yêu cầu của Nhà thầu về việc điều chỉnh giá hợp đồng, ngày giao hàng hoặc ngày hoàn thành phải được tiến hành trong vòng 28 ngày, kể từ ngày Nhà thầu nhận được yêu cầu của Chủ đầu tư về việc sửa đổi, bổ sung nội dung công việc của hợp đồng.</w:t>
             </w:r>
           </w:p>
           <w:p>
@@ -12569,7 +12569,7 @@
                 <w:sz w:val="26"/>
                 <w:szCs w:val="26"/>
               </w:rPr>
-              <w:t>tính năng kỹ thuật, cấu hình, thông số… tương đương hoặc tốt hơn phiên bản hàng hóa Nhà thầu đề xuất trong E-HSDT và đáp ứng yêu cầu E-HSMT thì Nhà thầu phải thông báo trước bằng văn bản cho Chủ đầu tư để Chủ đầu tư xem xét. Trong trường hợp này, căn cứ nhu cầu sử dụng, Chủ đầu tư có thể chấp thuận đề xuất của Nhà thầu với điều kiện là đơn giá và các điều kiện khác của hợp đồng không thay đổi.</w:t>
+              <w:t xml:space="preserve">tính năng kỹ thuật, cấu hình, thông số… tương đương hoặc tốt hơn phiên bản hàng hóa Nhà thầu đề xuất trong E-HSDT và đáp ứng yêu cầu E-HSMT thì Nhà thầu phải thông báo trước bằng văn bản cho Chủ đầu tư để Chủ đầu tư xem xét. Trong trường hợp này, căn cứ nhu cầu sử dụng, Chủ đầu tư có thể chấp thuận đề xuất của Nhà thầu với điều kiện là đơn giá và các điều kiện khác của hợp đồng không thay đổi.</w:t>
             </w:r>
           </w:p>
           <w:p>
@@ -12590,7 +12590,7 @@
                 <w:sz w:val="26"/>
                 <w:szCs w:val="26"/>
               </w:rPr>
-              <w:t>27.4. Trường hợp cần thực hiện các dịch vụ liên quan chưa nêu trong hợp đồng, Chủ đầu tư và Nhà thầu tiến hành thương thảo, bảo đảm đơn giá phù hợp giá cả thị trường.</w:t>
+              <w:t xml:space="preserve">27.4. Trường hợp cần thực hiện các dịch vụ liên quan chưa nêu trong hợp đồng, Chủ đầu tư và Nhà thầu tiến hành thương thảo, bảo đảm đơn giá phù hợp giá cả thị trường.</w:t>
             </w:r>
           </w:p>
           <w:p>
@@ -12629,7 +12629,7 @@
                 <w:sz w:val="26"/>
                 <w:szCs w:val="26"/>
               </w:rPr>
-              <w:t>hợp đồng trong trường hợp sửa đổi, bổ sung hợp đồng.</w:t>
+              <w:t xml:space="preserve">hợp đồng trong trường hợp sửa đổi, bổ sung hợp đồng.</w:t>
             </w:r>
             <w:r>
               <w:rPr>
@@ -12661,7 +12661,7 @@
                 <w:szCs w:val="26"/>
                 <w:lang w:val="vi-VN"/>
               </w:rPr>
-              <w:t>27.6. Trong thời gian thực hiện hợp đồng, Nhà thầu có thể đề xuất giải pháp tiết kiệm chi phí bao gồm ít nhất các nội dung sau đây:</w:t>
+              <w:t xml:space="preserve">27.6. Trong thời gian thực hiện hợp đồng, Nhà thầu có thể đề xuất giải pháp tiết kiệm chi phí bao gồm ít nhất các nội dung sau đây:</w:t>
             </w:r>
           </w:p>
           <w:p>
@@ -12684,7 +12684,7 @@
                 <w:szCs w:val="26"/>
                 <w:lang w:val="vi-VN"/>
               </w:rPr>
-              <w:t>a) Nội dung giải pháp, giải thích sự khác biệt so với các yêu cầu theo hợp đồng đã ký kết;</w:t>
+              <w:t xml:space="preserve">a) Nội dung giải pháp, giải thích sự khác biệt so với các yêu cầu theo hợp đồng đã ký kết;</w:t>
             </w:r>
           </w:p>
           <w:p>
@@ -12707,7 +12707,7 @@
                 <w:szCs w:val="26"/>
                 <w:lang w:val="vi-VN"/>
               </w:rPr>
-              <w:t>b) Phân tích toàn diện chi phí và lợi ích của giải pháp bao gồm mô tả và ước tính các chi phí (bao gồm cả chi phí vòng đời) có thể phát sinh cho Chủ đầu tư trong trường hợp chấp thuận đề xuất của Nhà thầu;</w:t>
+              <w:t xml:space="preserve">b) Phân tích toàn diện chi phí và lợi ích của giải pháp bao gồm mô tả và ước tính các chi phí (bao gồm cả chi phí vòng đời) có thể phát sinh cho Chủ đầu tư trong trường hợp chấp thuận đề xuất của Nhà thầu;</w:t>
             </w:r>
           </w:p>
           <w:p>
@@ -12730,7 +12730,7 @@
                 <w:szCs w:val="26"/>
                 <w:lang w:val="vi-VN"/>
               </w:rPr>
-              <w:t>c) Tác động của giải pháp đối với hiệu quả thực hiện hợp đồng.</w:t>
+              <w:t xml:space="preserve">c) Tác động của giải pháp đối với hiệu quả thực hiện hợp đồng.</w:t>
             </w:r>
           </w:p>
           <w:p>
@@ -12753,7 +12753,7 @@
                 <w:szCs w:val="26"/>
                 <w:lang w:val="vi-VN"/>
               </w:rPr>
-              <w:t>27.7. Chủ đầu tư có thể chấp thuận đề xuất của Nhà thầu nếu đề xuất này chứng minh được một trong các lợi ích dưới đây mà không làm ảnh hưởng đến các chức năng cần thiết của hàng hóa:</w:t>
+              <w:t xml:space="preserve">27.7. Chủ đầu tư có thể chấp thuận đề xuất của Nhà thầu nếu đề xuất này chứng minh được một trong các lợi ích dưới đây mà không làm ảnh hưởng đến các chức năng cần thiết của hàng hóa:</w:t>
             </w:r>
           </w:p>
           <w:p>
@@ -12837,7 +12837,7 @@
                 <w:sz w:val="26"/>
                 <w:szCs w:val="26"/>
               </w:rPr>
-              <w:t>d) Bất kỳ lợi ích nào khác cho Chủ đầu tư.</w:t>
+              <w:t xml:space="preserve">d) Bất kỳ lợi ích nào khác cho Chủ đầu tư.</w:t>
             </w:r>
           </w:p>
           <w:p>
@@ -12867,7 +12867,7 @@
                 <w:szCs w:val="26"/>
               </w:rPr>
               <w:lastRenderedPageBreak/>
-              <w:t>lệ quy định tại</w:t>
+              <w:t xml:space="preserve">lệ quy định tại</w:t>
             </w:r>
             <w:r>
               <w:rPr>
@@ -12922,7 +12922,7 @@
                 <w:sz w:val="26"/>
                 <w:szCs w:val="26"/>
               </w:rPr>
-              <w:t>này, Chủ đầu tư thanh toán cho Nhà thầu theo phần giá trị tăng giá hợp đồng.</w:t>
+              <w:t xml:space="preserve">này, Chủ đầu tư thanh toán cho Nhà thầu theo phần giá trị tăng giá hợp đồng.</w:t>
             </w:r>
           </w:p>
         </w:tc>
@@ -12985,7 +12985,7 @@
                 <w:sz w:val="26"/>
                 <w:szCs w:val="26"/>
               </w:rPr>
-              <w:t>28.1. Trong quá trình thực hiện hợp đồng, trường hợp phát sinh các điều kiện bất lợi, cản trở Nhà thầu hoặc nhà thầu phụ trong việc cung cấp hàng hóa và lịch thực hiện các dịch vụ liên quan quy định tại Mục 9 E-ĐKC, Nhà thầu phải kịp thời thông báo bằng văn bản cho Chủ đầu tư về việc chậm tiến độ, nguyên nhân, khoảng thời gian chậm tiến độ. Trên cơ sở thông báo của Nhà thầu, Chủ đầu tư phải nhanh chóng đánh giá tình hình và có thể xem xét gia hạn hợp đồng. Trường hợp Chủ đầu tư đồng ý gia hạn, các bên tiến hành thương thảo để làm cơ sở ký kết phụ lục sửa đổi, bổ sung hợp đồng.</w:t>
+              <w:t xml:space="preserve">28.1. Trong quá trình thực hiện hợp đồng, trường hợp phát sinh các điều kiện bất lợi, cản trở Nhà thầu hoặc nhà thầu phụ trong việc cung cấp hàng hóa và lịch thực hiện các dịch vụ liên quan quy định tại Mục 9 E-ĐKC, Nhà thầu phải kịp thời thông báo bằng văn bản cho Chủ đầu tư về việc chậm tiến độ, nguyên nhân, khoảng thời gian chậm tiến độ. Trên cơ sở thông báo của Nhà thầu, Chủ đầu tư phải nhanh chóng đánh giá tình hình và có thể xem xét gia hạn hợp đồng. Trường hợp Chủ đầu tư đồng ý gia hạn, các bên tiến hành thương thảo để làm cơ sở ký kết phụ lục sửa đổi, bổ sung hợp đồng.</w:t>
             </w:r>
           </w:p>
           <w:p>
@@ -13006,7 +13006,7 @@
                 <w:sz w:val="26"/>
                 <w:szCs w:val="26"/>
               </w:rPr>
-              <w:t>28.2. Trừ trường hợp bất khả kháng quy định tại Mục 26 E-ĐKC, Nhà thầu giao hàng chậm hoặc hoàn thành dịch vụ liên quan chậm có nghĩa vụ bồi thường thiệt hại cho Chủ đầu tư theo quy định tại Mục 22 E-ĐKC.</w:t>
+              <w:t xml:space="preserve">28.2. Trừ trường hợp bất khả kháng quy định tại Mục 26 E-ĐKC, Nhà thầu giao hàng chậm hoặc hoàn thành dịch vụ liên quan chậm có nghĩa vụ bồi thường thiệt hại cho Chủ đầu tư theo quy định tại Mục 22 E-ĐKC.</w:t>
             </w:r>
           </w:p>
         </w:tc>
@@ -13052,7 +13052,7 @@
                 <w:sz w:val="26"/>
                 <w:szCs w:val="26"/>
               </w:rPr>
-              <w:t>hợp</w:t>
+              <w:t xml:space="preserve">hợp</w:t>
             </w:r>
             <w:r>
               <w:rPr>
@@ -13071,7 +13071,7 @@
                 <w:sz w:val="26"/>
                 <w:szCs w:val="26"/>
               </w:rPr>
-              <w:t>(</w:t>
+              <w:t xml:space="preserve">(</w:t>
             </w:r>
           </w:p>
           <w:p>
@@ -13184,7 +13184,7 @@
                 <w:sz w:val="26"/>
                 <w:szCs w:val="26"/>
               </w:rPr>
-              <w:t>(ii) Nhà thầu không thực hiện bất kỳ nghĩa vụ nào khác theo hợp đồng;</w:t>
+              <w:t xml:space="preserve">(ii) Nhà thầu không thực hiện bất kỳ nghĩa vụ nào khác theo hợp đồng;</w:t>
             </w:r>
           </w:p>
           <w:p>
@@ -13207,7 +13207,7 @@
                 <w:sz w:val="26"/>
                 <w:szCs w:val="26"/>
               </w:rPr>
-              <w:t>(iii) Chủ đầu tư xác định Nhà thầu vi phạm một trong các hành vi bị cấm quy định tại</w:t>
+              <w:t xml:space="preserve">(iii) Chủ đầu tư xác định Nhà thầu vi phạm một trong các hành vi bị cấm quy định tại</w:t>
             </w:r>
             <w:r>
               <w:rPr>
@@ -13245,7 +13245,7 @@
                 <w:sz w:val="26"/>
                 <w:szCs w:val="26"/>
               </w:rPr>
-              <w:t>Luật Đấu thầu trong quá trình đấu thầu hoặc thực hiện hợp đồng;</w:t>
+              <w:t xml:space="preserve">Luật Đấu thầu trong quá trình đấu thầu hoặc thực hiện hợp đồng;</w:t>
             </w:r>
           </w:p>
           <w:p>
@@ -13372,7 +13372,7 @@
                 <w:szCs w:val="26"/>
               </w:rPr>
               <w:lastRenderedPageBreak/>
-              <w:t>30. Hạn chế xuất khẩu</w:t>
+              <w:t xml:space="preserve">30. Hạn chế xuất khẩu</w:t>
             </w:r>
           </w:p>
         </w:tc>
@@ -13398,7 +13398,7 @@
                 <w:sz w:val="26"/>
                 <w:szCs w:val="26"/>
               </w:rPr>
-              <w:t>Trường hợp quốc gia, vùng lãnh thổ cung cấp hàng hóa, dịch vụ có các quy định thương mại dẫn tới việc hạn chế xuất khẩu, gây khó khăn cho Nhà thầu trong việc thực hiện các nghĩa vụ hợp đồng, Nhà thầu không bắt buộc phải hoàn thành nghĩa vụ giao hàng, thực hiện dịch vụ với điều kiện là Nhà thầu cung cấp cho Chủ đầu tư các tài liệu chứng minh việc đã hoàn thành tất cả các thủ tục xuất khẩu cần thiết, bao gồm cả xin giấy phép hoặc ủy quyền để xuất khẩu hàng hóa, dịch vụ theo hợp đồng. Trong trường hợp này, Chủ đầu tư có thể chấm dứt hợp đồng với Nhà thầu.</w:t>
+              <w:t xml:space="preserve">Trường hợp quốc gia, vùng lãnh thổ cung cấp hàng hóa, dịch vụ có các quy định thương mại dẫn tới việc hạn chế xuất khẩu, gây khó khăn cho Nhà thầu trong việc thực hiện các nghĩa vụ hợp đồng, Nhà thầu không bắt buộc phải hoàn thành nghĩa vụ giao hàng, thực hiện dịch vụ với điều kiện là Nhà thầu cung cấp cho Chủ đầu tư các tài liệu chứng minh việc đã hoàn thành tất cả các thủ tục xuất khẩu cần thiết, bao gồm cả xin giấy phép hoặc ủy quyền để xuất khẩu hàng hóa, dịch vụ theo hợp đồng. Trong trường hợp này, Chủ đầu tư có thể chấm dứt hợp đồng với Nhà thầu.</w:t>
             </w:r>
           </w:p>
         </w:tc>
@@ -13443,7 +13443,7 @@
           <w:color w:val="000000" w:themeColor="text1"/>
         </w:rPr>
         <w:lastRenderedPageBreak/>
-        <w:t>ĐI</w:t>
+        <w:t xml:space="preserve">ĐI</w:t>
       </w:r>
       <w:r>
         <w:rPr>
@@ -13452,7 +13452,7 @@
           <w:color w:val="000000" w:themeColor="text1"/>
           <w:lang w:val="vi-VN"/>
         </w:rPr>
-        <w:t>ỀU</w:t>
+        <w:t xml:space="preserve">ỀU</w:t>
       </w:r>
       <w:r>
         <w:rPr>
@@ -13477,7 +13477,7 @@
           <w:bCs/>
           <w:color w:val="000000" w:themeColor="text1"/>
         </w:rPr>
-        <w:t>CỦA HỢP ĐỒNG</w:t>
+        <w:t xml:space="preserve">CỦA HỢP ĐỒNG</w:t>
       </w:r>
     </w:p>
     <w:tbl>
@@ -13529,7 +13529,7 @@
                 <w:sz w:val="26"/>
                 <w:szCs w:val="26"/>
               </w:rPr>
-              <w:t>E-ĐKC 1.1</w:t>
+              <w:t xml:space="preserve">E-ĐKC 1.1</w:t>
             </w:r>
           </w:p>
         </w:tc>
@@ -13567,7 +13567,7 @@
                 <w:sz w:val="26"/>
                 <w:szCs w:val="26"/>
               </w:rPr>
-              <w:t>Chủ đầu tư là: BỆNH VIỆN ĐA KHOA TỈNH PHÚ THỌ</w:t>
+              <w:t xml:space="preserve">Chủ đầu tư là: BỆNH VIỆN ĐA KHOA TỈNH PHÚ THỌ</w:t>
             </w:r>
           </w:p>
           <w:p>
@@ -13591,7 +13591,7 @@
                 <w:sz w:val="26"/>
                 <w:szCs w:val="26"/>
               </w:rPr>
-              <w:t>Địa chỉ: Đường Nguyễn Tất Thành, phường Việt Trì, tỉnh Phú Thọ</w:t>
+              <w:t xml:space="preserve">Địa chỉ: Đường Nguyễn Tất Thành, phường Việt Trì, tỉnh Phú Thọ</w:t>
             </w:r>
           </w:p>
           <w:p>
@@ -13615,7 +13615,7 @@
                 <w:sz w:val="26"/>
                 <w:szCs w:val="26"/>
               </w:rPr>
-              <w:t>Điện thoại: 0210.6254179</w:t>
+              <w:t xml:space="preserve">Điện thoại: 0210.6254179</w:t>
             </w:r>
           </w:p>
           <w:p>
@@ -13639,7 +13639,7 @@
                 <w:sz w:val="26"/>
                 <w:szCs w:val="26"/>
               </w:rPr>
-              <w:t>Mã số thuế: 2600377322</w:t>
+              <w:t xml:space="preserve">Mã số thuế: 2600377322</w:t>
             </w:r>
           </w:p>
           <w:p>
@@ -13660,7 +13660,7 @@
                 <w:szCs w:val="26"/>
                 <w:lang w:val="vi-VN"/>
               </w:rPr>
-              <w:t xml:space="preserve">     Tài khoản số: 3713.0.101.7725.00000 hoặc 3714.0.101.7725.00000</w:t>
+              <w:t xml:space="preserve"> Tài khoản số: 3713.0.101.7725.00000 hoặc 3714.0.101.7725.00000</w:t>
             </w:r>
           </w:p>
           <w:p>
@@ -13681,16 +13681,16 @@
                 <w:szCs w:val="26"/>
                 <w:lang w:val="vi-VN"/>
               </w:rPr>
-              <w:t xml:space="preserve">      Tại Kho bạc nhà nước </w:t>
-            </w:r>
-            <w:r>
-              <w:rPr>
-                <w:color w:val="000000" w:themeColor="text1"/>
-                <w:sz w:val="26"/>
-                <w:szCs w:val="26"/>
-                <w:lang w:val="vi-VN"/>
-              </w:rPr>
-              <w:t>khu vực VIII</w:t>
+              <w:t xml:space="preserve"> Tại Kho bạc nhà nước </w:t>
+            </w:r>
+            <w:r>
+              <w:rPr>
+                <w:color w:val="000000" w:themeColor="text1"/>
+                <w:sz w:val="26"/>
+                <w:szCs w:val="26"/>
+                <w:lang w:val="vi-VN"/>
+              </w:rPr>
+              <w:t xml:space="preserve">khu vực VIII</w:t>
             </w:r>
           </w:p>
           <w:p>
@@ -13711,7 +13711,7 @@
                 <w:szCs w:val="26"/>
                 <w:lang w:val="vi-VN"/>
               </w:rPr>
-              <w:t xml:space="preserve">       Và 030023641859 tại ngân hàng thương mại cổ phần Sài Gòn Thương Tín - Chi nhánh Phú Thọ (Sacombank - Chi nhánh Phú Thọ)</w:t>
+              <w:t xml:space="preserve"> Và 030023641859 tại ngân hàng thương mại cổ phần Sài Gòn Thương Tín - Chi nhánh Phú Thọ (Sacombank - Chi nhánh Phú Thọ)</w:t>
             </w:r>
           </w:p>
           <w:p>
@@ -13737,7 +13737,7 @@
                 <w:szCs w:val="26"/>
                 <w:lang w:val="vi-VN"/>
               </w:rPr>
-              <w:t>Và 8169999999 tại Ngân hàng TMCP Ngoại thương Việt Nam – Chi nhánh Phú Thọ</w:t>
+              <w:t xml:space="preserve">Và 8169999999 tại Ngân hàng TMCP Ngoại thương Việt Nam – Chi nhánh Phú Thọ</w:t>
             </w:r>
           </w:p>
           <w:p>
@@ -13763,7 +13763,7 @@
                 <w:szCs w:val="26"/>
                 <w:lang w:val="fr-FR"/>
               </w:rPr>
-              <w:t>Email: pvt.muasam2022@gmail.com</w:t>
+              <w:t xml:space="preserve">Email: pvt.muasam2022@gmail.com</w:t>
             </w:r>
           </w:p>
         </w:tc>
@@ -13800,7 +13800,7 @@
                 <w:sz w:val="26"/>
                 <w:szCs w:val="26"/>
               </w:rPr>
-              <w:t>E-ĐKC 1.3</w:t>
+              <w:t xml:space="preserve">E-ĐKC 1.3</w:t>
             </w:r>
           </w:p>
         </w:tc>
@@ -13838,7 +13838,7 @@
                 <w:sz w:val="26"/>
                 <w:szCs w:val="26"/>
               </w:rPr>
-              <w:t>N</w:t>
+              <w:t xml:space="preserve">N</w:t>
             </w:r>
             <w:r>
               <w:rPr>
@@ -13857,7 +13857,7 @@
                 <w:sz w:val="26"/>
                 <w:szCs w:val="26"/>
               </w:rPr>
-              <w:t>CÔNG TY TNHH THƯƠNG MẠI KỸ THUẬT VÀ DỊCH VỤ THỐNG NHẤT</w:t>
+              <w:t xml:space="preserve">CÔNG TY TNHH THƯƠNG MẠI KỸ THUẬT VÀ DỊCH VỤ THỐNG NHẤT</w:t>
             </w:r>
           </w:p>
           <w:p>
@@ -13890,7 +13890,7 @@
                 <w:sz w:val="26"/>
                 <w:szCs w:val="26"/>
               </w:rPr>
-              <w:t>Phòng 401, tầng 4, số 65B, Phố Tôn Đức Thắng, Phường Văn Miếu - Quốc Tử Giám, Thành phố Hà Nội</w:t>
+              <w:t xml:space="preserve">Phòng 401, tầng 4, số 65B, Phố Tôn Đức Thắng, Phường Văn Miếu - Quốc Tử Giám, Thành phố Hà Nội</w:t>
             </w:r>
           </w:p>
           <w:p>
@@ -13923,7 +13923,7 @@
                 <w:sz w:val="26"/>
                 <w:szCs w:val="26"/>
               </w:rPr>
-              <w:t xml:space="preserve">024 3774 1857                   </w:t>
+              <w:t xml:space="preserve">024 3774 1857 </w:t>
             </w:r>
           </w:p>
           <w:p>
@@ -13957,7 +13957,7 @@
                 <w:sz w:val="26"/>
                 <w:szCs w:val="26"/>
               </w:rPr>
-              <w:t>0106606464</w:t>
+              <w:t xml:space="preserve">0106606464</w:t>
             </w:r>
           </w:p>
           <w:p>
@@ -13992,7 +13992,7 @@
                 <w:szCs w:val="26"/>
                 <w:lang w:val="vi-VN"/>
               </w:rPr>
-              <w:t>184740499</w:t>
+              <w:t xml:space="preserve">184740499</w:t>
             </w:r>
           </w:p>
           <w:p>
@@ -14018,16 +14018,16 @@
                 <w:szCs w:val="26"/>
                 <w:lang w:val="vi-VN"/>
               </w:rPr>
-              <w:t>Tại</w:t>
-            </w:r>
-            <w:r>
-              <w:rPr>
-                <w:color w:val="000000" w:themeColor="text1"/>
-                <w:sz w:val="26"/>
-                <w:szCs w:val="26"/>
-                <w:lang w:val="vi-VN"/>
-              </w:rPr>
-              <w:t>:</w:t>
+              <w:t xml:space="preserve">Tại</w:t>
+            </w:r>
+            <w:r>
+              <w:rPr>
+                <w:color w:val="000000" w:themeColor="text1"/>
+                <w:sz w:val="26"/>
+                <w:szCs w:val="26"/>
+                <w:lang w:val="vi-VN"/>
+              </w:rPr>
+              <w:t xml:space="preserve">:</w:t>
             </w:r>
             <w:r>
               <w:rPr>
@@ -14045,7 +14045,7 @@
                 <w:szCs w:val="26"/>
                 <w:lang w:val="vi-VN"/>
               </w:rPr>
-              <w:t>Ngân hàng TMCP Á Châu – CN Hà Thành</w:t>
+              <w:t xml:space="preserve">Ngân hàng TMCP Á Châu – CN Hà Thành</w:t>
             </w:r>
           </w:p>
           <w:p>
@@ -14080,7 +14080,7 @@
                 <w:szCs w:val="26"/>
                 <w:lang w:val="vi-VN"/>
               </w:rPr>
-              <w:t>79307001</w:t>
+              <w:t xml:space="preserve">79307001</w:t>
             </w:r>
           </w:p>
           <w:p>
@@ -14115,16 +14115,16 @@
                 <w:szCs w:val="26"/>
                 <w:lang w:val="vi-VN"/>
               </w:rPr>
-              <w:t>Bà</w:t>
-            </w:r>
-            <w:r>
-              <w:rPr>
-                <w:color w:val="000000" w:themeColor="text1"/>
-                <w:sz w:val="26"/>
-                <w:szCs w:val="26"/>
-                <w:lang w:val="vi-VN"/>
-              </w:rPr>
-              <w:t>:</w:t>
+              <w:t xml:space="preserve">Bà</w:t>
+            </w:r>
+            <w:r>
+              <w:rPr>
+                <w:color w:val="000000" w:themeColor="text1"/>
+                <w:sz w:val="26"/>
+                <w:szCs w:val="26"/>
+                <w:lang w:val="vi-VN"/>
+              </w:rPr>
+              <w:t xml:space="preserve">:</w:t>
             </w:r>
             <w:r>
               <w:rPr>
@@ -14142,7 +14142,7 @@
                 <w:szCs w:val="26"/>
                 <w:lang w:val="vi-VN"/>
               </w:rPr>
-              <w:t>Lê Thị Thanh Tâm</w:t>
+              <w:t xml:space="preserve">Lê Thị Thanh Tâm</w:t>
             </w:r>
             <w:r>
               <w:rPr>
@@ -14186,7 +14186,7 @@
                 <w:szCs w:val="26"/>
                 <w:lang w:val="vi-VN"/>
               </w:rPr>
-              <w:t>Tổng Giám đốc</w:t>
+              <w:t xml:space="preserve">Tổng Giám đốc</w:t>
             </w:r>
           </w:p>
         </w:tc>
@@ -14225,7 +14225,7 @@
                 <w:szCs w:val="26"/>
                 <w:lang w:val="vi-VN"/>
               </w:rPr>
-              <w:t>E-ĐKC 1.11</w:t>
+              <w:t xml:space="preserve">E-ĐKC 1.11</w:t>
             </w:r>
           </w:p>
         </w:tc>
@@ -14300,7 +14300,7 @@
                 <w:sz w:val="26"/>
                 <w:szCs w:val="26"/>
               </w:rPr>
-              <w:t>E-ĐKC 2.2</w:t>
+              <w:t xml:space="preserve">E-ĐKC 2.2</w:t>
             </w:r>
           </w:p>
         </w:tc>
@@ -14336,7 +14336,7 @@
                 <w:sz w:val="26"/>
                 <w:szCs w:val="26"/>
               </w:rPr>
-              <w:t>Các tài liệu sau đây cũng là một phần của Hợp đồng</w:t>
+              <w:t xml:space="preserve">Các tài liệu sau đây cũng là một phần của Hợp đồng</w:t>
             </w:r>
           </w:p>
           <w:p>
@@ -14360,7 +14360,7 @@
                 <w:sz w:val="26"/>
                 <w:szCs w:val="26"/>
               </w:rPr>
-              <w:t>a. Hợp đồng kèm theo các Phụ lục hợp đồng;</w:t>
+              <w:t xml:space="preserve">a. Hợp đồng kèm theo các Phụ lục hợp đồng;</w:t>
             </w:r>
           </w:p>
           <w:p>
@@ -14392,15 +14392,15 @@
                 <w:sz w:val="26"/>
                 <w:szCs w:val="26"/>
               </w:rPr>
-              <w:t>(nếu có)</w:t>
-            </w:r>
-            <w:r>
-              <w:rPr>
-                <w:color w:val="000000" w:themeColor="text1"/>
-                <w:sz w:val="26"/>
-                <w:szCs w:val="26"/>
-              </w:rPr>
-              <w:t>;</w:t>
+              <w:t xml:space="preserve">(nếu có)</w:t>
+            </w:r>
+            <w:r>
+              <w:rPr>
+                <w:color w:val="000000" w:themeColor="text1"/>
+                <w:sz w:val="26"/>
+                <w:szCs w:val="26"/>
+              </w:rPr>
+              <w:t xml:space="preserve">;</w:t>
             </w:r>
           </w:p>
           <w:p>
@@ -14424,7 +14424,7 @@
                 <w:sz w:val="26"/>
                 <w:szCs w:val="26"/>
               </w:rPr>
-              <w:t>c. Thư chấp thuận E-HSDT và trao hợp đồng;</w:t>
+              <w:t xml:space="preserve">c. Thư chấp thuận E-HSDT và trao hợp đồng;</w:t>
             </w:r>
           </w:p>
           <w:p>
@@ -14448,7 +14448,7 @@
                 <w:sz w:val="26"/>
                 <w:szCs w:val="26"/>
               </w:rPr>
-              <w:t>d. Quyết định phê duyệt kết quả lựa chọn nhà thầu;</w:t>
+              <w:t xml:space="preserve">d. Quyết định phê duyệt kết quả lựa chọn nhà thầu;</w:t>
             </w:r>
           </w:p>
           <w:p>
@@ -14474,7 +14474,7 @@
                 <w:szCs w:val="26"/>
                 <w:lang w:val="pt-BR"/>
               </w:rPr>
-              <w:t>đ. E-ĐKCT;</w:t>
+              <w:t xml:space="preserve">đ. E-ĐKCT;</w:t>
             </w:r>
           </w:p>
           <w:p>
@@ -14500,7 +14500,7 @@
                 <w:szCs w:val="26"/>
                 <w:lang w:val="pt-BR"/>
               </w:rPr>
-              <w:t>e. E-ĐKC;</w:t>
+              <w:t xml:space="preserve">e. E-ĐKC;</w:t>
             </w:r>
           </w:p>
           <w:p>
@@ -14526,7 +14526,7 @@
                 <w:szCs w:val="26"/>
                 <w:lang w:val="pt-BR"/>
               </w:rPr>
-              <w:t>g. E-HSDT và các văn bản làm rõ E-HSDT của Nhà thầu</w:t>
+              <w:t xml:space="preserve">g. E-HSDT và các văn bản làm rõ E-HSDT của Nhà thầu</w:t>
             </w:r>
             <w:r>
               <w:rPr>
@@ -14544,7 +14544,7 @@
                 <w:szCs w:val="26"/>
                 <w:lang w:val="pt-BR"/>
               </w:rPr>
-              <w:t>;</w:t>
+              <w:t xml:space="preserve">;</w:t>
             </w:r>
           </w:p>
           <w:p>
@@ -14588,7 +14588,7 @@
                 <w:szCs w:val="26"/>
                 <w:lang w:val="pt-BR"/>
               </w:rPr>
-              <w:t>(nếu có);</w:t>
+              <w:t xml:space="preserve">(nếu có);</w:t>
             </w:r>
           </w:p>
           <w:p>
@@ -14643,7 +14643,7 @@
                 <w:szCs w:val="26"/>
               </w:rPr>
               <w:lastRenderedPageBreak/>
-              <w:t>E-ĐKC 4.1</w:t>
+              <w:t xml:space="preserve">E-ĐKC 4.1</w:t>
             </w:r>
           </w:p>
         </w:tc>
@@ -14720,7 +14720,7 @@
                 <w:sz w:val="26"/>
                 <w:szCs w:val="26"/>
               </w:rPr>
-              <w:t>Bệnh viện Đa khoa tỉnh Phú Thọ</w:t>
+              <w:t xml:space="preserve">Bệnh viện Đa khoa tỉnh Phú Thọ</w:t>
             </w:r>
           </w:p>
           <w:p>
@@ -14744,7 +14744,7 @@
                 <w:sz w:val="26"/>
                 <w:szCs w:val="26"/>
               </w:rPr>
-              <w:t>Địa chỉ: Đường Nguyễn Tất Thành, phường Việt Trì, tỉnh Phú Thọ.</w:t>
+              <w:t xml:space="preserve">Địa chỉ: Đường Nguyễn Tất Thành, phường Việt Trì, tỉnh Phú Thọ.</w:t>
             </w:r>
           </w:p>
           <w:p>
@@ -14768,7 +14768,7 @@
                 <w:sz w:val="26"/>
                 <w:szCs w:val="26"/>
               </w:rPr>
-              <w:t>Điện thoại: 0210.6254179</w:t>
+              <w:t xml:space="preserve">Điện thoại: 0210.6254179</w:t>
             </w:r>
           </w:p>
           <w:p>
@@ -14793,7 +14793,7 @@
                 <w:sz w:val="26"/>
                 <w:szCs w:val="26"/>
               </w:rPr>
-              <w:t>Fax:</w:t>
+              <w:t xml:space="preserve">Fax:</w:t>
             </w:r>
             <w:r>
               <w:rPr>
@@ -14826,7 +14826,7 @@
                 <w:sz w:val="26"/>
                 <w:szCs w:val="26"/>
               </w:rPr>
-              <w:t>Địa chỉ email: pvt.muasam2022@gmail.com</w:t>
+              <w:t xml:space="preserve">Địa chỉ email: pvt.muasam2022@gmail.com</w:t>
             </w:r>
           </w:p>
         </w:tc>
@@ -14863,7 +14863,7 @@
                 <w:sz w:val="26"/>
                 <w:szCs w:val="26"/>
               </w:rPr>
-              <w:t>E-ĐKC 5.2</w:t>
+              <w:t xml:space="preserve">E-ĐKC 5.2</w:t>
             </w:r>
           </w:p>
         </w:tc>
@@ -14903,7 +14903,7 @@
                 <w:sz w:val="26"/>
                 <w:szCs w:val="26"/>
               </w:rPr>
-              <w:t>- Giá trị bảo đảm thực hiện hợp đồng:</w:t>
+              <w:t xml:space="preserve">- Giá trị bảo đảm thực hiện hợp đồng:</w:t>
             </w:r>
             <w:r>
               <w:rPr>
@@ -14939,7 +14939,7 @@
                 <w:sz w:val="26"/>
                 <w:szCs w:val="26"/>
               </w:rPr>
-              <w:t>(Bằng chữ: Năm mươi chín triệu,sáu trăm sáu mươi tám nghìn, năm trăm đồng./.).</w:t>
+              <w:t xml:space="preserve">(Bằng chữ: Năm mươi chín triệu,sáu trăm sáu mươi tám nghìn, năm trăm đồng./.).</w:t>
             </w:r>
           </w:p>
           <w:p>
@@ -14964,7 +14964,7 @@
                 <w:sz w:val="26"/>
                 <w:szCs w:val="26"/>
               </w:rPr>
-              <w:t>- Hiệu lực của bảo đảm thực hiện hợp đồng: Bảo đảm thực hiện hợp đồng có hiệu lực kể từ ngày hợp đồng có hiệu lực cho đến khi toàn bộ hàng hóa được bàn giao, hai bên ký biên bản nghiệm thu và Nhà thầu chuyển sang nghĩa vụ bảo hành theo quy định.</w:t>
+              <w:t xml:space="preserve">- Hiệu lực của bảo đảm thực hiện hợp đồng: Bảo đảm thực hiện hợp đồng có hiệu lực kể từ ngày hợp đồng có hiệu lực cho đến khi toàn bộ hàng hóa được bàn giao, hai bên ký biên bản nghiệm thu và Nhà thầu chuyển sang nghĩa vụ bảo hành theo quy định.</w:t>
             </w:r>
           </w:p>
         </w:tc>
@@ -15001,7 +15001,7 @@
                 <w:sz w:val="26"/>
                 <w:szCs w:val="26"/>
               </w:rPr>
-              <w:t>E-ĐKC 5.4</w:t>
+              <w:t xml:space="preserve">E-ĐKC 5.4</w:t>
             </w:r>
           </w:p>
         </w:tc>
@@ -15037,7 +15037,7 @@
                 <w:sz w:val="26"/>
                 <w:szCs w:val="26"/>
               </w:rPr>
-              <w:t>Thời hạn hoàn trả bảo đảm thực hiện hợp đồng: Trong vòng 20 ngày kể từ ngày Nhà thầu chuyển sang nghĩa vụ bảo hành theo quy định.</w:t>
+              <w:t xml:space="preserve">Thời hạn hoàn trả bảo đảm thực hiện hợp đồng: Trong vòng 20 ngày kể từ ngày Nhà thầu chuyển sang nghĩa vụ bảo hành theo quy định.</w:t>
             </w:r>
           </w:p>
         </w:tc>
@@ -15079,7 +15079,7 @@
                 <w:sz w:val="26"/>
                 <w:szCs w:val="26"/>
               </w:rPr>
-              <w:t>E-ĐKC 6.1</w:t>
+              <w:t xml:space="preserve">E-ĐKC 6.1</w:t>
             </w:r>
           </w:p>
         </w:tc>
@@ -15115,7 +15115,7 @@
                 <w:sz w:val="26"/>
                 <w:szCs w:val="26"/>
               </w:rPr>
-              <w:t>Danh sách nhà thầu phụ: không áp dụng</w:t>
+              <w:t xml:space="preserve">Danh sách nhà thầu phụ: không áp dụng</w:t>
             </w:r>
           </w:p>
         </w:tc>
@@ -15152,7 +15152,7 @@
                 <w:sz w:val="26"/>
                 <w:szCs w:val="26"/>
               </w:rPr>
-              <w:t>E-ĐKC 7.2</w:t>
+              <w:t xml:space="preserve">E-ĐKC 7.2</w:t>
             </w:r>
           </w:p>
         </w:tc>
@@ -15187,7 +15187,7 @@
                 <w:sz w:val="26"/>
                 <w:szCs w:val="26"/>
               </w:rPr>
-              <w:t xml:space="preserve">      Thời gian để tiến hành hòa giải: 10 ngày. </w:t>
+              <w:t xml:space="preserve"> Thời gian để tiến hành hòa giải: 10 ngày. </w:t>
             </w:r>
           </w:p>
           <w:p>
@@ -15209,7 +15209,7 @@
                 <w:sz w:val="26"/>
                 <w:szCs w:val="26"/>
               </w:rPr>
-              <w:t xml:space="preserve">      Giải quyết tranh chấp: Hai bên cố gắng giải quyết tranh chấp thông qua đàm phán nếu có bất đồng nảy sinh giữa hai bên có liên quan đến hợp đồng đã ký.</w:t>
+              <w:t xml:space="preserve"> Giải quyết tranh chấp: Hai bên cố gắng giải quyết tranh chấp thông qua đàm phán nếu có bất đồng nảy sinh giữa hai bên có liên quan đến hợp đồng đã ký.</w:t>
             </w:r>
           </w:p>
           <w:p>
@@ -15232,7 +15232,7 @@
                 <w:sz w:val="26"/>
                 <w:szCs w:val="26"/>
               </w:rPr>
-              <w:t>Trong trường hợp không thống nhất được thì sẽ đưa ra tòa án kinh tế, tòa án nhân dân tỉnh Phú Thọ để giải quyết. Phán quyết của toàn án là cuối cùng. Hai bên phải chịu trách nhiệm thi hành. Án phí do bên thua kiện trả</w:t>
+              <w:t xml:space="preserve">Trong trường hợp không thống nhất được thì sẽ đưa ra tòa án kinh tế, tòa án nhân dân tỉnh Phú Thọ để giải quyết. Phán quyết của toàn án là cuối cùng. Hai bên phải chịu trách nhiệm thi hành. Án phí do bên thua kiện trả</w:t>
             </w:r>
           </w:p>
         </w:tc>
@@ -15271,7 +15271,7 @@
                 <w:sz w:val="26"/>
                 <w:szCs w:val="26"/>
               </w:rPr>
-              <w:t>E-ĐKC 9</w:t>
+              <w:t xml:space="preserve">E-ĐKC 9</w:t>
             </w:r>
           </w:p>
         </w:tc>
@@ -15324,7 +15324,7 @@
                 <w:sz w:val="26"/>
                 <w:szCs w:val="26"/>
               </w:rPr>
-              <w:t>chứng nhận lưu hành sản phẩm</w:t>
+              <w:t xml:space="preserve">chứng nhận lưu hành sản phẩm</w:t>
             </w:r>
             <w:r>
               <w:rPr>
@@ -15341,7 +15341,7 @@
                 <w:szCs w:val="26"/>
                 <w:lang w:val="vi-VN"/>
               </w:rPr>
-              <w:t>b</w:t>
+              <w:t xml:space="preserve">b</w:t>
             </w:r>
             <w:r>
               <w:rPr>
@@ -15358,7 +15358,7 @@
                 <w:szCs w:val="26"/>
                 <w:lang w:val="vi-VN"/>
               </w:rPr>
-              <w:t>c</w:t>
+              <w:t xml:space="preserve">c</w:t>
             </w:r>
             <w:r>
               <w:rPr>
@@ -15375,7 +15375,7 @@
                 <w:szCs w:val="26"/>
                 <w:lang w:val="vi-VN"/>
               </w:rPr>
-              <w:t>c</w:t>
+              <w:t xml:space="preserve">c</w:t>
             </w:r>
             <w:r>
               <w:rPr>
@@ -15392,7 +15392,7 @@
                 <w:szCs w:val="26"/>
                 <w:lang w:val="vi-VN"/>
               </w:rPr>
-              <w:t>b</w:t>
+              <w:t xml:space="preserve">b</w:t>
             </w:r>
             <w:r>
               <w:rPr>
@@ -15409,24 +15409,24 @@
                 <w:szCs w:val="26"/>
                 <w:lang w:val="vi-VN"/>
               </w:rPr>
-              <w:t>t</w:t>
-            </w:r>
-            <w:r>
-              <w:rPr>
-                <w:color w:val="000000" w:themeColor="text1"/>
-                <w:sz w:val="26"/>
-                <w:szCs w:val="26"/>
-              </w:rPr>
-              <w:t>ờ khai hải quan</w:t>
-            </w:r>
-            <w:r>
-              <w:rPr>
-                <w:color w:val="000000" w:themeColor="text1"/>
-                <w:sz w:val="26"/>
-                <w:szCs w:val="26"/>
-                <w:lang w:val="vi-VN"/>
-              </w:rPr>
-              <w:t>,</w:t>
+              <w:t xml:space="preserve">t</w:t>
+            </w:r>
+            <w:r>
+              <w:rPr>
+                <w:color w:val="000000" w:themeColor="text1"/>
+                <w:sz w:val="26"/>
+                <w:szCs w:val="26"/>
+              </w:rPr>
+              <w:t xml:space="preserve">ờ khai hải quan</w:t>
+            </w:r>
+            <w:r>
+              <w:rPr>
+                <w:color w:val="000000" w:themeColor="text1"/>
+                <w:sz w:val="26"/>
+                <w:szCs w:val="26"/>
+                <w:lang w:val="vi-VN"/>
+              </w:rPr>
+              <w:t xml:space="preserve">,</w:t>
             </w:r>
             <w:r>
               <w:rPr>
@@ -15458,7 +15458,7 @@
                 <w:sz w:val="26"/>
                 <w:szCs w:val="26"/>
               </w:rPr>
-              <w:t>Chủ đầu tư phải nhận được các thông tin và chứng từ nêu trên trước khi hàng hóa đến địa điểm quy định, nếu không Nhà thầu sẽ phải chịu mọi chi phí phát sinh có liên quan.</w:t>
+              <w:t xml:space="preserve">Chủ đầu tư phải nhận được các thông tin và chứng từ nêu trên trước khi hàng hóa đến địa điểm quy định, nếu không Nhà thầu sẽ phải chịu mọi chi phí phát sinh có liên quan.</w:t>
             </w:r>
           </w:p>
           <w:p>
@@ -15511,7 +15511,7 @@
                 <w:sz w:val="26"/>
                 <w:szCs w:val="26"/>
               </w:rPr>
-              <w:t>E-ĐKC 11.1</w:t>
+              <w:t xml:space="preserve">E-ĐKC 11.1</w:t>
             </w:r>
           </w:p>
         </w:tc>
@@ -15546,7 +15546,7 @@
                 <w:sz w:val="26"/>
                 <w:szCs w:val="26"/>
               </w:rPr>
-              <w:t>Loại hợp đồng: trọn gói</w:t>
+              <w:t xml:space="preserve">Loại hợp đồng: trọn gói</w:t>
             </w:r>
           </w:p>
         </w:tc>
@@ -15583,7 +15583,7 @@
                 <w:sz w:val="26"/>
                 <w:szCs w:val="26"/>
               </w:rPr>
-              <w:t>E-ĐKC 11.2</w:t>
+              <w:t xml:space="preserve">E-ĐKC 11.2</w:t>
             </w:r>
           </w:p>
         </w:tc>
@@ -15635,7 +15635,7 @@
                 <w:sz w:val="26"/>
                 <w:szCs w:val="26"/>
               </w:rPr>
-              <w:t>1.9</w:t>
+              <w:t xml:space="preserve">1.9</w:t>
             </w:r>
             <w:r>
               <w:rPr>
@@ -15645,7 +15645,7 @@
                 <w:sz w:val="26"/>
                 <w:szCs w:val="26"/>
               </w:rPr>
-              <w:t>88.9</w:t>
+              <w:t xml:space="preserve">88.9</w:t>
             </w:r>
             <w:r>
               <w:rPr>
@@ -15655,7 +15655,7 @@
                 <w:sz w:val="26"/>
                 <w:szCs w:val="26"/>
               </w:rPr>
-              <w:t>50.000 đồng.</w:t>
+              <w:t xml:space="preserve">50.000 đồng.</w:t>
             </w:r>
           </w:p>
           <w:p>
@@ -15688,7 +15688,7 @@
                 <w:sz w:val="26"/>
                 <w:szCs w:val="26"/>
               </w:rPr>
-              <w:t>(</w:t>
+              <w:t xml:space="preserve">(</w:t>
             </w:r>
             <w:r>
               <w:rPr>
@@ -15712,7 +15712,7 @@
                 <w:sz w:val="26"/>
                 <w:szCs w:val="26"/>
               </w:rPr>
-              <w:t>Một tỷ chín trăm tám mươi tám triệu, chín trăm năm mươi nghìn đồng.</w:t>
+              <w:t xml:space="preserve">Một tỷ chín trăm tám mươi tám triệu, chín trăm năm mươi nghìn đồng.</w:t>
             </w:r>
             <w:r>
               <w:rPr>
@@ -15724,7 +15724,7 @@
                 <w:sz w:val="26"/>
                 <w:szCs w:val="26"/>
               </w:rPr>
-              <w:t>/.</w:t>
+              <w:t xml:space="preserve">/.</w:t>
             </w:r>
             <w:r>
               <w:rPr>
@@ -15736,7 +15736,7 @@
                 <w:sz w:val="26"/>
                 <w:szCs w:val="26"/>
               </w:rPr>
-              <w:t>)</w:t>
+              <w:t xml:space="preserve">)</w:t>
             </w:r>
           </w:p>
         </w:tc>
@@ -15774,7 +15774,7 @@
                 <w:szCs w:val="26"/>
               </w:rPr>
               <w:lastRenderedPageBreak/>
-              <w:t>E-ĐKC 12.3</w:t>
+              <w:t xml:space="preserve">E-ĐKC 12.3</w:t>
             </w:r>
           </w:p>
         </w:tc>
@@ -15812,7 +15812,7 @@
                 <w:sz w:val="26"/>
                 <w:szCs w:val="26"/>
               </w:rPr>
-              <w:t>Điều chỉnh thuế: Được phép</w:t>
+              <w:t xml:space="preserve">Điều chỉnh thuế: Được phép</w:t>
             </w:r>
           </w:p>
           <w:p>
@@ -15837,7 +15837,7 @@
                 <w:sz w:val="26"/>
                 <w:szCs w:val="26"/>
               </w:rPr>
-              <w:t>Trong quá trình thực hiện hợp đồng, trường hợp tại thời điểm thanh toán nếu chính sách về thuế có sự thay đổi (tăng hoặc giảm) và trong hợp đồng có quy định được điều chỉnh thuế, đồng thời nhà thầu xuất trình được các tài liệu xác định rõ số thuế phát sinh thì khoản chênh lệch của chính sách về thuế sẽ được điều chỉnh theo quy định trong hợp đồng</w:t>
+              <w:t xml:space="preserve">Trong quá trình thực hiện hợp đồng, trường hợp tại thời điểm thanh toán nếu chính sách về thuế có sự thay đổi (tăng hoặc giảm) và trong hợp đồng có quy định được điều chỉnh thuế, đồng thời nhà thầu xuất trình được các tài liệu xác định rõ số thuế phát sinh thì khoản chênh lệch của chính sách về thuế sẽ được điều chỉnh theo quy định trong hợp đồng</w:t>
             </w:r>
           </w:p>
         </w:tc>
@@ -15877,7 +15877,7 @@
                 <w:sz w:val="26"/>
                 <w:szCs w:val="26"/>
               </w:rPr>
-              <w:t>E-ĐKC 13.1</w:t>
+              <w:t xml:space="preserve">E-ĐKC 13.1</w:t>
             </w:r>
           </w:p>
         </w:tc>
@@ -15924,7 +15924,7 @@
                 <w:sz w:val="26"/>
                 <w:szCs w:val="26"/>
               </w:rPr>
-              <w:t>Không áp dụng</w:t>
+              <w:t xml:space="preserve">Không áp dụng</w:t>
             </w:r>
             <w:r>
               <w:rPr>
@@ -15933,7 +15933,7 @@
                 <w:sz w:val="26"/>
                 <w:szCs w:val="26"/>
               </w:rPr>
-              <w:t>.</w:t>
+              <w:t xml:space="preserve">.</w:t>
             </w:r>
           </w:p>
         </w:tc>
@@ -15970,7 +15970,7 @@
                 <w:sz w:val="26"/>
                 <w:szCs w:val="26"/>
               </w:rPr>
-              <w:t>E-ĐKC 14.2</w:t>
+              <w:t xml:space="preserve">E-ĐKC 14.2</w:t>
             </w:r>
           </w:p>
         </w:tc>
@@ -16021,7 +16021,7 @@
                 <w:sz w:val="26"/>
                 <w:szCs w:val="26"/>
               </w:rPr>
-              <w:t>chuyển khoản</w:t>
+              <w:t xml:space="preserve">chuyển khoản</w:t>
             </w:r>
           </w:p>
           <w:p>
@@ -16083,7 +16083,7 @@
                 <w:szCs w:val="26"/>
                 <w:lang w:val="vi-VN"/>
               </w:rPr>
-              <w:t>Số lần thanh toán: Bên A thanh toán một hoặc nhiều lần cho bên B</w:t>
+              <w:t xml:space="preserve">Số lần thanh toán: Bên A thanh toán một hoặc nhiều lần cho bên B</w:t>
             </w:r>
           </w:p>
           <w:p>
@@ -16114,7 +16114,7 @@
                 <w:szCs w:val="26"/>
                 <w:lang w:val="vi-VN"/>
               </w:rPr>
-              <w:t>Thời hạn thanh toán:</w:t>
+              <w:t xml:space="preserve">Thời hạn thanh toán:</w:t>
             </w:r>
             <w:r>
               <w:rPr>
@@ -16166,7 +16166,7 @@
                 <w:szCs w:val="26"/>
                 <w:lang w:val="vi-VN"/>
               </w:rPr>
-              <w:t>100% giá trị Hợp đồng</w:t>
+              <w:t xml:space="preserve">100% giá trị Hợp đồng</w:t>
             </w:r>
             <w:r>
               <w:rPr>
@@ -16184,7 +16184,7 @@
                 <w:szCs w:val="26"/>
                 <w:lang w:val="vi-VN"/>
               </w:rPr>
-              <w:t>150 ngày</w:t>
+              <w:t xml:space="preserve">150 ngày</w:t>
             </w:r>
             <w:r>
               <w:rPr>
@@ -16220,7 +16220,7 @@
                 <w:szCs w:val="26"/>
                 <w:lang w:val="vi-VN"/>
               </w:rPr>
-              <w:t>Biên bản bàn giao, nghiệm thu ;</w:t>
+              <w:t xml:space="preserve">Biên bản bàn giao, nghiệm thu ;</w:t>
             </w:r>
           </w:p>
           <w:p>
@@ -16270,7 +16270,7 @@
                 <w:sz w:val="26"/>
                 <w:szCs w:val="26"/>
               </w:rPr>
-              <w:t>Giấy đề nghị thanh toán.</w:t>
+              <w:t xml:space="preserve">Giấy đề nghị thanh toán.</w:t>
             </w:r>
           </w:p>
           <w:p>
@@ -16293,7 +16293,7 @@
                 <w:sz w:val="26"/>
                 <w:szCs w:val="26"/>
               </w:rPr>
-              <w:t>Các tài liệu hợp lệ chứng minh nguồn gốc, xuất xứ của hàng hóa và các tài liệu theo quy định hiện hành đối với các thiết bị y tế cung cấp theo hợp đồng, bao gồm: Chứng nhận xuất xứ (CO) và Chứng nhận chất lượng (CQ hoặc tài liệu tương đương); Bản sao Tờ khai hải quan (xóa giá) và Hoá đơn thương mại (xóa giá).</w:t>
+              <w:t xml:space="preserve">Các tài liệu hợp lệ chứng minh nguồn gốc, xuất xứ của hàng hóa và các tài liệu theo quy định hiện hành đối với các thiết bị y tế cung cấp theo hợp đồng, bao gồm: Chứng nhận xuất xứ (CO) và Chứng nhận chất lượng (CQ hoặc tài liệu tương đương); Bản sao Tờ khai hải quan (xóa giá) và Hoá đơn thương mại (xóa giá).</w:t>
             </w:r>
           </w:p>
           <w:p>
@@ -16319,7 +16319,7 @@
                 <w:sz w:val="26"/>
                 <w:szCs w:val="26"/>
               </w:rPr>
-              <w:t>Các bên tiến hành lập và chịu trách nhiệm về bản xác định giá trị công việc hoàn thành của mình.</w:t>
+              <w:t xml:space="preserve">Các bên tiến hành lập và chịu trách nhiệm về bản xác định giá trị công việc hoàn thành của mình.</w:t>
             </w:r>
           </w:p>
           <w:p>
@@ -16351,15 +16351,15 @@
                 <w:sz w:val="26"/>
                 <w:szCs w:val="26"/>
               </w:rPr>
-              <w:t>Không áp dụng</w:t>
-            </w:r>
-            <w:r>
-              <w:rPr>
-                <w:color w:val="000000" w:themeColor="text1"/>
-                <w:sz w:val="26"/>
-                <w:szCs w:val="26"/>
-              </w:rPr>
-              <w:t>.</w:t>
+              <w:t xml:space="preserve">Không áp dụng</w:t>
+            </w:r>
+            <w:r>
+              <w:rPr>
+                <w:color w:val="000000" w:themeColor="text1"/>
+                <w:sz w:val="26"/>
+                <w:szCs w:val="26"/>
+              </w:rPr>
+              <w:t xml:space="preserve">.</w:t>
             </w:r>
           </w:p>
         </w:tc>
@@ -16399,7 +16399,7 @@
                 <w:sz w:val="26"/>
                 <w:szCs w:val="26"/>
               </w:rPr>
-              <w:t>E-ĐKC 18.2</w:t>
+              <w:t xml:space="preserve">E-ĐKC 18.2</w:t>
             </w:r>
           </w:p>
         </w:tc>
@@ -16436,7 +16436,7 @@
                 <w:sz w:val="26"/>
                 <w:szCs w:val="26"/>
               </w:rPr>
-              <w:t>Việc đóng gói, ghi chú đối với hàng hóa, các giấy tờ bên trong và bên ngoài kiện hàng: Nhà thầu phải đóng gói, vận chuyển hàng hóa đảm bảo đúng yêu cầu về đóng gói và bảo quản của nhà sản xuất mặt hàng và tương ứng với từng loại phương tiện vận chuyển để tránh hư hỏng trong quá trình vận chuyển hàng từ nơi xuất hàng đến địa điểm giao hàng quy định.</w:t>
+              <w:t xml:space="preserve">Việc đóng gói, ghi chú đối với hàng hóa, các giấy tờ bên trong và bên ngoài kiện hàng: Nhà thầu phải đóng gói, vận chuyển hàng hóa đảm bảo đúng yêu cầu về đóng gói và bảo quản của nhà sản xuất mặt hàng và tương ứng với từng loại phương tiện vận chuyển để tránh hư hỏng trong quá trình vận chuyển hàng từ nơi xuất hàng đến địa điểm giao hàng quy định.</w:t>
             </w:r>
           </w:p>
           <w:p>
@@ -16461,7 +16461,7 @@
                 <w:sz w:val="26"/>
                 <w:szCs w:val="26"/>
               </w:rPr>
-              <w:t>- Hàng hóa phải nguyên đai, nguyên kiện, nguyên hộp;</w:t>
+              <w:t xml:space="preserve">- Hàng hóa phải nguyên đai, nguyên kiện, nguyên hộp;</w:t>
             </w:r>
           </w:p>
           <w:p>
@@ -16485,7 +16485,7 @@
                 <w:sz w:val="26"/>
                 <w:szCs w:val="26"/>
               </w:rPr>
-              <w:t>- Hàng hóa phải còn mới 100% và còn nguyên nhãn mãn, tem, không tẩy xóa, cạo sửa.</w:t>
+              <w:t xml:space="preserve">- Hàng hóa phải còn mới 100% và còn nguyên nhãn mãn, tem, không tẩy xóa, cạo sửa.</w:t>
             </w:r>
           </w:p>
         </w:tc>
@@ -16522,7 +16522,7 @@
                 <w:sz w:val="26"/>
                 <w:szCs w:val="26"/>
               </w:rPr>
-              <w:t>E-ĐKC 19</w:t>
+              <w:t xml:space="preserve">E-ĐKC 19</w:t>
             </w:r>
           </w:p>
         </w:tc>
@@ -16555,7 +16555,7 @@
                 <w:sz w:val="26"/>
                 <w:szCs w:val="26"/>
               </w:rPr>
-              <w:t>Nội dung bảo hiểm: không áp dụng</w:t>
+              <w:t xml:space="preserve">Nội dung bảo hiểm: không áp dụng</w:t>
             </w:r>
           </w:p>
         </w:tc>
@@ -16593,7 +16593,7 @@
                 <w:szCs w:val="26"/>
               </w:rPr>
               <w:lastRenderedPageBreak/>
-              <w:t>E-ĐKC 20.1</w:t>
+              <w:t xml:space="preserve">E-ĐKC 20.1</w:t>
             </w:r>
           </w:p>
         </w:tc>
@@ -16634,7 +16634,7 @@
                 <w:sz w:val="26"/>
                 <w:szCs w:val="26"/>
               </w:rPr>
-              <w:t>Trách nhiệm vận chuyển hàng hóa được thực hiện như sau:</w:t>
+              <w:t xml:space="preserve">Trách nhiệm vận chuyển hàng hóa được thực hiện như sau:</w:t>
             </w:r>
             <w:r>
               <w:rPr>
@@ -16644,7 +16644,7 @@
                 <w:szCs w:val="26"/>
               </w:rPr>
               <w:br/>
-              <w:t>Điều khoản thương mại khác: Hàng được chuyển tận đến kho của bệnh viện Đa khoa tỉnh Phú Thọ.</w:t>
+              <w:t xml:space="preserve">Điều khoản thương mại khác: Hàng được chuyển tận đến kho của bệnh viện Đa khoa tỉnh Phú Thọ.</w:t>
             </w:r>
           </w:p>
           <w:p>
@@ -16666,7 +16666,7 @@
                 <w:sz w:val="26"/>
                 <w:szCs w:val="26"/>
               </w:rPr>
-              <w:t>- Hàng hóa giao nhận phải theo đúng tiến độ quy định trong E-HSMT và theo thỏa thuận của hai bên.</w:t>
+              <w:t xml:space="preserve">- Hàng hóa giao nhận phải theo đúng tiến độ quy định trong E-HSMT và theo thỏa thuận của hai bên.</w:t>
             </w:r>
           </w:p>
           <w:p>
@@ -16687,7 +16687,7 @@
                 <w:sz w:val="26"/>
                 <w:szCs w:val="26"/>
               </w:rPr>
-              <w:t>- Nhà thầu chịu trách nhiệm thay thế hàng hóa không đảm bảo yêu cầu.</w:t>
+              <w:t xml:space="preserve">- Nhà thầu chịu trách nhiệm thay thế hàng hóa không đảm bảo yêu cầu.</w:t>
             </w:r>
           </w:p>
         </w:tc>
@@ -16726,7 +16726,7 @@
                 <w:sz w:val="26"/>
                 <w:szCs w:val="26"/>
               </w:rPr>
-              <w:t>E-ĐKC 20.2</w:t>
+              <w:t xml:space="preserve">E-ĐKC 20.2</w:t>
             </w:r>
           </w:p>
         </w:tc>
@@ -16758,7 +16758,7 @@
                 <w:sz w:val="26"/>
                 <w:szCs w:val="26"/>
               </w:rPr>
-              <w:t xml:space="preserve">-  Các dịch vụ bao gồm: </w:t>
+              <w:t xml:space="preserve">- Các dịch vụ bao gồm: </w:t>
             </w:r>
           </w:p>
           <w:p>
@@ -16796,7 +16796,7 @@
                 <w:szCs w:val="26"/>
                 <w:lang w:val="vi-VN"/>
               </w:rPr>
-              <w:t>lắp đặt tại hiện trường, chạy thử hàng hóa;</w:t>
+              <w:t xml:space="preserve">lắp đặt tại hiện trường, chạy thử hàng hóa;</w:t>
             </w:r>
           </w:p>
           <w:p>
@@ -16878,7 +16878,7 @@
                 <w:szCs w:val="26"/>
                 <w:lang w:val="vi-VN"/>
               </w:rPr>
-              <w:t>Các nội dung khác theo HSDT và HSMT</w:t>
+              <w:t xml:space="preserve">Các nội dung khác theo HSDT và HSMT</w:t>
             </w:r>
           </w:p>
         </w:tc>
@@ -16915,7 +16915,7 @@
                 <w:sz w:val="26"/>
                 <w:szCs w:val="26"/>
               </w:rPr>
-              <w:t>E-ĐKC 21.1</w:t>
+              <w:t xml:space="preserve">E-ĐKC 21.1</w:t>
             </w:r>
           </w:p>
         </w:tc>
@@ -16947,7 +16947,7 @@
                 <w:sz w:val="26"/>
                 <w:szCs w:val="26"/>
               </w:rPr>
-              <w:t xml:space="preserve">     </w:t>
+              <w:t xml:space="preserve"> </w:t>
             </w:r>
             <w:r>
               <w:rPr>
@@ -16983,15 +16983,15 @@
                 <w:sz w:val="26"/>
                 <w:szCs w:val="26"/>
               </w:rPr>
-              <w:t>Mẫu số 02A</w:t>
-            </w:r>
-            <w:r>
-              <w:rPr>
-                <w:color w:val="000000" w:themeColor="text1"/>
-                <w:sz w:val="26"/>
-                <w:szCs w:val="26"/>
-              </w:rPr>
-              <w:t>. Phạm vi cung cấp</w:t>
+              <w:t xml:space="preserve">Mẫu số 02A</w:t>
+            </w:r>
+            <w:r>
+              <w:rPr>
+                <w:color w:val="000000" w:themeColor="text1"/>
+                <w:sz w:val="26"/>
+                <w:szCs w:val="26"/>
+              </w:rPr>
+              <w:t xml:space="preserve">. Phạm vi cung cấp</w:t>
             </w:r>
             <w:r>
               <w:rPr>
@@ -17007,7 +17007,7 @@
                 <w:sz w:val="26"/>
                 <w:szCs w:val="26"/>
               </w:rPr>
-              <w:t>; Kiểm tra hàng hóa có kèm phiếu kiểm tra chất lượng, chứng từ, hóa đơn hợp lệ.</w:t>
+              <w:t xml:space="preserve">; Kiểm tra hàng hóa có kèm phiếu kiểm tra chất lượng, chứng từ, hóa đơn hợp lệ.</w:t>
             </w:r>
           </w:p>
           <w:p>
@@ -17027,7 +17027,7 @@
                 <w:sz w:val="26"/>
                 <w:szCs w:val="26"/>
               </w:rPr>
-              <w:t>- Bên mua có quyền kiểm tra, thử nghiệm, đối chiếu hàng hóa cung cấp với mẫu lưu để khẳng định tính phù hợp của hàng hóa cung cấp với các đặc tính, thông số kỹ thuật hàng hóa của hợp đồng. Bên mua không phải chịu các phí tổn phát sinh.</w:t>
+              <w:t xml:space="preserve">- Bên mua có quyền kiểm tra, thử nghiệm, đối chiếu hàng hóa cung cấp với mẫu lưu để khẳng định tính phù hợp của hàng hóa cung cấp với các đặc tính, thông số kỹ thuật hàng hóa của hợp đồng. Bên mua không phải chịu các phí tổn phát sinh.</w:t>
             </w:r>
           </w:p>
           <w:p>
@@ -17047,7 +17047,7 @@
                 <w:sz w:val="26"/>
                 <w:szCs w:val="26"/>
               </w:rPr>
-              <w:t>- Bên mua có trách nhiệm theo dõi, kiểm tra, đối chiếu hàng hóa sau khi nhận hàng. Trong vòng 10 ngày, nếu có vấn đề về chất lượng, Bên mua phải thông báo cho Bên bán để cùng tìm cách giải quyết.</w:t>
+              <w:t xml:space="preserve">- Bên mua có trách nhiệm theo dõi, kiểm tra, đối chiếu hàng hóa sau khi nhận hàng. Trong vòng 10 ngày, nếu có vấn đề về chất lượng, Bên mua phải thông báo cho Bên bán để cùng tìm cách giải quyết.</w:t>
             </w:r>
           </w:p>
           <w:p>
@@ -17090,7 +17090,7 @@
                 <w:sz w:val="26"/>
                 <w:szCs w:val="26"/>
               </w:rPr>
-              <w:t>- Cung cấp các giấy tờ nhập khẩu, CO, CQ theo quy định.</w:t>
+              <w:t xml:space="preserve">- Cung cấp các giấy tờ nhập khẩu, CO, CQ theo quy định.</w:t>
             </w:r>
           </w:p>
           <w:p>
@@ -17108,7 +17108,7 @@
                 <w:sz w:val="26"/>
                 <w:szCs w:val="26"/>
               </w:rPr>
-              <w:t xml:space="preserve">    + Đối với hàng nhập khẩu: Tờ khai hải quan;</w:t>
+              <w:t xml:space="preserve"> + Đối với hàng nhập khẩu: Tờ khai hải quan;</w:t>
             </w:r>
           </w:p>
           <w:p>
@@ -17126,7 +17126,7 @@
                 <w:sz w:val="26"/>
                 <w:szCs w:val="26"/>
               </w:rPr>
-              <w:t xml:space="preserve">    + Giấy chứng nhận xuất xứ hàng hóa (CO): Bản gốc hoặc bản sao có chứng thực của cơ quan tư pháp (kèm bản dịch sang tiếng Việt); </w:t>
+              <w:t xml:space="preserve"> + Giấy chứng nhận xuất xứ hàng hóa (CO): Bản gốc hoặc bản sao có chứng thực của cơ quan tư pháp (kèm bản dịch sang tiếng Việt); </w:t>
             </w:r>
           </w:p>
           <w:p>
@@ -17144,7 +17144,7 @@
                 <w:sz w:val="26"/>
                 <w:szCs w:val="26"/>
               </w:rPr>
-              <w:t xml:space="preserve">    + Giấy chứng nhận chất lượng hàng hóa (CQ): Bản gốc hoặc bản sao có chứng thực của cơ quan tư pháp (kèm bản dịch sang tiếng Việt);</w:t>
+              <w:t xml:space="preserve"> + Giấy chứng nhận chất lượng hàng hóa (CQ): Bản gốc hoặc bản sao có chứng thực của cơ quan tư pháp (kèm bản dịch sang tiếng Việt);</w:t>
             </w:r>
             <w:r>
               <w:rPr>
@@ -17172,7 +17172,7 @@
                 <w:sz w:val="26"/>
                 <w:szCs w:val="26"/>
               </w:rPr>
-              <w:t xml:space="preserve">    + Invoice, Packing List, Vận đơn: bản sao của đơn vị nhập khẩu;</w:t>
+              <w:t xml:space="preserve"> + Invoice, Packing List, Vận đơn: bản sao của đơn vị nhập khẩu;</w:t>
             </w:r>
           </w:p>
           <w:p>
@@ -17193,7 +17193,7 @@
                 <w:szCs w:val="26"/>
               </w:rPr>
               <w:lastRenderedPageBreak/>
-              <w:t>- Nếu qua quá trình kiểm tra và sử dụng hàng hóa mà có sự không phù hợp về đặc tính kỹ thuật thì Bên mua có quyền từ chối nhận hàng, nhà thầu phải có trách nhiệm thu hồi và thay thế bằng hàng hóa khác để đáp ứng các yêu cầu về đặc tính, thông số kỹ thuật. Bên mua không phải chịu các phí tổn phát sinh. Trường hợp nhà thầu không có khả năng thay thế hoặc thay thế không phù hợp, Bên mua có quyền ngưng thực hiện hợp đồng và tổ chức việc thay thế nếu thấy cần thiết, mọi rủi ro và chi phí liên quan do bên bán chịu.</w:t>
+              <w:t xml:space="preserve">- Nếu qua quá trình kiểm tra và sử dụng hàng hóa mà có sự không phù hợp về đặc tính kỹ thuật thì Bên mua có quyền từ chối nhận hàng, nhà thầu phải có trách nhiệm thu hồi và thay thế bằng hàng hóa khác để đáp ứng các yêu cầu về đặc tính, thông số kỹ thuật. Bên mua không phải chịu các phí tổn phát sinh. Trường hợp nhà thầu không có khả năng thay thế hoặc thay thế không phù hợp, Bên mua có quyền ngưng thực hiện hợp đồng và tổ chức việc thay thế nếu thấy cần thiết, mọi rủi ro và chi phí liên quan do bên bán chịu.</w:t>
             </w:r>
           </w:p>
           <w:p>
@@ -17213,7 +17213,7 @@
                 <w:sz w:val="26"/>
                 <w:szCs w:val="26"/>
               </w:rPr>
-              <w:t>- Bên mua phải lập Biên bản trong trường hợp này và báo cáo về Chủ đầu tư để làm căn cứ xem xét trong việc đánh giá Tiêu chuẩn đánh giá về mặt kỹ thuật đối với nhà thầu trong các kỳ đấu thầu tiếp theo.</w:t>
+              <w:t xml:space="preserve">- Bên mua phải lập Biên bản trong trường hợp này và báo cáo về Chủ đầu tư để làm căn cứ xem xét trong việc đánh giá Tiêu chuẩn đánh giá về mặt kỹ thuật đối với nhà thầu trong các kỳ đấu thầu tiếp theo.</w:t>
             </w:r>
           </w:p>
         </w:tc>
@@ -17254,7 +17254,7 @@
                 <w:szCs w:val="26"/>
               </w:rPr>
               <w:lastRenderedPageBreak/>
-              <w:t>E-ĐKC 21.</w:t>
+              <w:t xml:space="preserve">E-ĐKC 21.</w:t>
             </w:r>
             <w:r>
               <w:rPr>
@@ -17265,7 +17265,7 @@
                 <w:szCs w:val="26"/>
                 <w:lang w:val="vi-VN"/>
               </w:rPr>
-              <w:t>2</w:t>
+              <w:t xml:space="preserve">2</w:t>
             </w:r>
           </w:p>
         </w:tc>
@@ -17301,7 +17301,7 @@
                 <w:szCs w:val="26"/>
                 <w:lang w:val="vi-VN"/>
               </w:rPr>
-              <w:t xml:space="preserve">     Việc kiểm tra, và thử nghiệm hàng hóa được thực hiện tại: Bệnh viện Đa khoa tỉnh Phú Thọ</w:t>
+              <w:t xml:space="preserve"> Việc kiểm tra, và thử nghiệm hàng hóa được thực hiện tại: Bệnh viện Đa khoa tỉnh Phú Thọ</w:t>
             </w:r>
           </w:p>
         </w:tc>
@@ -17343,7 +17343,7 @@
                 <w:sz w:val="26"/>
                 <w:szCs w:val="26"/>
               </w:rPr>
-              <w:t>E-ĐKC 22</w:t>
+              <w:t xml:space="preserve">E-ĐKC 22</w:t>
             </w:r>
           </w:p>
         </w:tc>
@@ -17515,7 +17515,7 @@
                 <w:sz w:val="26"/>
                 <w:szCs w:val="26"/>
               </w:rPr>
-              <w:t>E-ĐKC 23.3</w:t>
+              <w:t xml:space="preserve">E-ĐKC 23.3</w:t>
             </w:r>
           </w:p>
         </w:tc>
@@ -17554,7 +17554,7 @@
                 <w:sz w:val="26"/>
                 <w:szCs w:val="26"/>
               </w:rPr>
-              <w:t>Đối với thiết bị y tế dạng vật tiêu hao, trong thời gian bảo hành nhà thầu chịu hoàn toàn trách nhiệm 1 đổi 1 và các trách nhiệm pháp lý khác liên quan đến hàng hóa do đơn vị mình cung cấp.</w:t>
+              <w:t xml:space="preserve">Đối với thiết bị y tế dạng vật tiêu hao, trong thời gian bảo hành nhà thầu chịu hoàn toàn trách nhiệm 1 đổi 1 và các trách nhiệm pháp lý khác liên quan đến hàng hóa do đơn vị mình cung cấp.</w:t>
             </w:r>
           </w:p>
           <w:p>
@@ -17573,7 +17573,7 @@
                 <w:sz w:val="26"/>
                 <w:szCs w:val="26"/>
               </w:rPr>
-              <w:t>Địa điểm bảo hành: Bệnh viện Đa khoa tỉnh Phú Thọ</w:t>
+              <w:t xml:space="preserve">Địa điểm bảo hành: Bệnh viện Đa khoa tỉnh Phú Thọ</w:t>
             </w:r>
           </w:p>
         </w:tc>
@@ -17615,7 +17615,7 @@
                 <w:sz w:val="26"/>
                 <w:szCs w:val="26"/>
               </w:rPr>
-              <w:t>E-ĐKC 23.5</w:t>
+              <w:t xml:space="preserve">E-ĐKC 23.5</w:t>
             </w:r>
           </w:p>
           <w:p>
@@ -17638,7 +17638,7 @@
                 <w:sz w:val="26"/>
                 <w:szCs w:val="26"/>
               </w:rPr>
-              <w:t>E-ĐKC 23.6</w:t>
+              <w:t xml:space="preserve">E-ĐKC 23.6</w:t>
             </w:r>
           </w:p>
         </w:tc>
@@ -17677,7 +17677,7 @@
                 <w:sz w:val="26"/>
                 <w:szCs w:val="26"/>
               </w:rPr>
-              <w:t>Không áp dụng</w:t>
+              <w:t xml:space="preserve">Không áp dụng</w:t>
             </w:r>
             <w:r>
               <w:rPr>
@@ -17738,7 +17738,7 @@
                 <w:sz w:val="26"/>
                 <w:szCs w:val="26"/>
               </w:rPr>
-              <w:t>27.</w:t>
+              <w:t xml:space="preserve">27.</w:t>
             </w:r>
             <w:bookmarkEnd w:id="5"/>
             <w:r>
@@ -17749,7 +17749,7 @@
                 <w:sz w:val="26"/>
                 <w:szCs w:val="26"/>
               </w:rPr>
-              <w:t>7 (d)</w:t>
+              <w:t xml:space="preserve">7 (d)</w:t>
             </w:r>
           </w:p>
         </w:tc>
@@ -17783,15 +17783,15 @@
                 <w:sz w:val="26"/>
                 <w:szCs w:val="26"/>
               </w:rPr>
-              <w:t>Trường hợp đề xuất giải pháp tiết kiệm chi phí được Chủ đầu tư chấp thuận và giúp giảm giá hợp đồng, Chủ đầu tư thanh toán cho Nhà thầu 0% giá trị giảm giá hợp đồng</w:t>
-            </w:r>
-            <w:r>
-              <w:rPr>
-                <w:color w:val="000000" w:themeColor="text1"/>
-                <w:sz w:val="26"/>
-                <w:szCs w:val="26"/>
-              </w:rPr>
-              <w:t>.</w:t>
+              <w:t xml:space="preserve">Trường hợp đề xuất giải pháp tiết kiệm chi phí được Chủ đầu tư chấp thuận và giúp giảm giá hợp đồng, Chủ đầu tư thanh toán cho Nhà thầu 0% giá trị giảm giá hợp đồng</w:t>
+            </w:r>
+            <w:r>
+              <w:rPr>
+                <w:color w:val="000000" w:themeColor="text1"/>
+                <w:sz w:val="26"/>
+                <w:szCs w:val="26"/>
+              </w:rPr>
+              <w:t xml:space="preserve">.</w:t>
             </w:r>
           </w:p>
         </w:tc>
